--- a/documentación/Informes de Pruebas de Calidad/2.0 CU Registro de Pacientes y Triaje - Informe Prueba de Calidad.docx
+++ b/documentación/Informes de Pruebas de Calidad/2.0 CU Registro de Pacientes y Triaje - Informe Prueba de Calidad.docx
@@ -181,22 +181,8 @@
           <w:szCs w:val="36"/>
           <w:lang w:val="es-GT"/>
         </w:rPr>
-        <w:t xml:space="preserve">Registro de Pacientes y </w:t>
+        <w:t>Registro de Pacientes y Triaje</w:t>
       </w:r>
-      <w:proofErr w:type="spellStart"/>
-      <w:r>
-        <w:rPr>
-          <w:rFonts w:ascii="Calibri" w:hAnsi="Calibri"/>
-          <w:b/>
-          <w:i/>
-          <w:color w:val="00B050"/>
-          <w:sz w:val="36"/>
-          <w:szCs w:val="36"/>
-          <w:lang w:val="es-GT"/>
-        </w:rPr>
-        <w:t>Triaje</w:t>
-      </w:r>
-      <w:proofErr w:type="spellEnd"/>
     </w:p>
     <w:p>
       <w:pPr>
@@ -502,7 +488,6 @@
                 <w:lang w:eastAsia="es-VE"/>
               </w:rPr>
             </w:pPr>
-            <w:proofErr w:type="spellStart"/>
             <w:r>
               <w:rPr>
                 <w:rFonts w:eastAsia="Times New Roman" w:cs="Arial"/>
@@ -514,7 +499,6 @@
               </w:rPr>
               <w:t>Fecha</w:t>
             </w:r>
-            <w:proofErr w:type="spellEnd"/>
           </w:p>
         </w:tc>
         <w:tc>
@@ -535,7 +519,6 @@
                 <w:lang w:eastAsia="es-VE"/>
               </w:rPr>
             </w:pPr>
-            <w:proofErr w:type="spellStart"/>
             <w:r>
               <w:rPr>
                 <w:rFonts w:eastAsia="Times New Roman" w:cs="Arial"/>
@@ -547,7 +530,6 @@
               </w:rPr>
               <w:t>Versión</w:t>
             </w:r>
-            <w:proofErr w:type="spellEnd"/>
           </w:p>
         </w:tc>
         <w:tc>
@@ -630,7 +612,6 @@
                 <w:lang w:eastAsia="es-VE"/>
               </w:rPr>
             </w:pPr>
-            <w:proofErr w:type="spellStart"/>
             <w:r>
               <w:rPr>
                 <w:rFonts w:eastAsia="Times New Roman" w:cs="Arial"/>
@@ -642,7 +623,6 @@
               </w:rPr>
               <w:t>Descripción</w:t>
             </w:r>
-            <w:proofErr w:type="spellEnd"/>
           </w:p>
         </w:tc>
       </w:tr>
@@ -784,7 +764,6 @@
                 <w:lang w:eastAsia="es-VE"/>
               </w:rPr>
             </w:pPr>
-            <w:proofErr w:type="spellStart"/>
             <w:r>
               <w:rPr>
                 <w:rFonts w:eastAsia="Times New Roman" w:cs="Arial"/>
@@ -794,19 +773,7 @@
                 <w:szCs w:val="20"/>
                 <w:lang w:eastAsia="es-VE"/>
               </w:rPr>
-              <w:t>Prueba</w:t>
-            </w:r>
-            <w:proofErr w:type="spellEnd"/>
-            <w:r>
-              <w:rPr>
-                <w:rFonts w:eastAsia="Times New Roman" w:cs="Arial"/>
-                <w:b/>
-                <w:color w:val="000000"/>
-                <w:sz w:val="20"/>
-                <w:szCs w:val="20"/>
-                <w:lang w:eastAsia="es-VE"/>
-              </w:rPr>
-              <w:t xml:space="preserve"> de Calidad CU </w:t>
+              <w:t xml:space="preserve">Prueba de Calidad CU </w:t>
             </w:r>
             <w:r>
               <w:rPr>
@@ -1297,7 +1264,6 @@
                 <w:lang w:eastAsia="es-VE"/>
               </w:rPr>
             </w:pPr>
-            <w:proofErr w:type="spellStart"/>
             <w:r>
               <w:rPr>
                 <w:rFonts w:eastAsia="Times New Roman" w:cs="Arial"/>
@@ -1305,19 +1271,24 @@
                 <w:szCs w:val="24"/>
                 <w:lang w:eastAsia="es-VE"/>
               </w:rPr>
-              <w:t>Fecha</w:t>
-            </w:r>
-            <w:proofErr w:type="spellEnd"/>
-            <w:r>
+              <w:t>Fecha de preparación</w:t>
+            </w:r>
+          </w:p>
+        </w:tc>
+        <w:tc>
+          <w:tcPr>
+            <w:tcW w:w="5609" w:type="dxa"/>
+          </w:tcPr>
+          <w:p>
+            <w:pPr>
+              <w:spacing w:after="0" w:line="240" w:lineRule="auto"/>
               <w:rPr>
                 <w:rFonts w:eastAsia="Times New Roman" w:cs="Arial"/>
                 <w:color w:val="000000"/>
                 <w:szCs w:val="24"/>
                 <w:lang w:eastAsia="es-VE"/>
               </w:rPr>
-              <w:t xml:space="preserve"> de </w:t>
-            </w:r>
-            <w:proofErr w:type="spellStart"/>
+            </w:pPr>
             <w:r>
               <w:rPr>
                 <w:rFonts w:eastAsia="Times New Roman" w:cs="Arial"/>
@@ -1325,14 +1296,15 @@
                 <w:szCs w:val="24"/>
                 <w:lang w:eastAsia="es-VE"/>
               </w:rPr>
-              <w:t>preparación</w:t>
-            </w:r>
-            <w:proofErr w:type="spellEnd"/>
-          </w:p>
-        </w:tc>
-        <w:tc>
-          <w:tcPr>
-            <w:tcW w:w="5609" w:type="dxa"/>
+              <w:t>27-05-2026</w:t>
+            </w:r>
+          </w:p>
+        </w:tc>
+      </w:tr>
+      <w:tr>
+        <w:tc>
+          <w:tcPr>
+            <w:tcW w:w="3261" w:type="dxa"/>
           </w:tcPr>
           <w:p>
             <w:pPr>
@@ -1351,15 +1323,13 @@
                 <w:szCs w:val="24"/>
                 <w:lang w:eastAsia="es-VE"/>
               </w:rPr>
-              <w:t>27-05-2026</w:t>
-            </w:r>
-          </w:p>
-        </w:tc>
-      </w:tr>
-      <w:tr>
-        <w:tc>
-          <w:tcPr>
-            <w:tcW w:w="3261" w:type="dxa"/>
+              <w:t>Cliente</w:t>
+            </w:r>
+          </w:p>
+        </w:tc>
+        <w:tc>
+          <w:tcPr>
+            <w:tcW w:w="5609" w:type="dxa"/>
           </w:tcPr>
           <w:p>
             <w:pPr>
@@ -1371,49 +1341,47 @@
                 <w:lang w:eastAsia="es-VE"/>
               </w:rPr>
             </w:pPr>
-            <w:proofErr w:type="spellStart"/>
-            <w:r>
+            <w:r>
+              <w:rPr>
+                <w:rFonts w:eastAsia="Times New Roman" w:cs="Arial"/>
+                <w:color w:val="000000"/>
+                <w:szCs w:val="24"/>
+                <w:lang w:val="es-GT" w:eastAsia="es-VE"/>
+              </w:rPr>
+              <w:t>HIS</w:t>
+            </w:r>
+          </w:p>
+        </w:tc>
+      </w:tr>
+      <w:tr>
+        <w:tc>
+          <w:tcPr>
+            <w:tcW w:w="3261" w:type="dxa"/>
+          </w:tcPr>
+          <w:p>
+            <w:pPr>
+              <w:spacing w:after="0" w:line="240" w:lineRule="auto"/>
               <w:rPr>
                 <w:rFonts w:eastAsia="Times New Roman" w:cs="Arial"/>
                 <w:color w:val="000000"/>
                 <w:szCs w:val="24"/>
                 <w:lang w:eastAsia="es-VE"/>
               </w:rPr>
-              <w:t>Cliente</w:t>
-            </w:r>
-            <w:proofErr w:type="spellEnd"/>
-          </w:p>
-        </w:tc>
-        <w:tc>
-          <w:tcPr>
-            <w:tcW w:w="5609" w:type="dxa"/>
-          </w:tcPr>
-          <w:p>
-            <w:pPr>
-              <w:spacing w:after="0" w:line="240" w:lineRule="auto"/>
+            </w:pPr>
+            <w:r>
               <w:rPr>
                 <w:rFonts w:eastAsia="Times New Roman" w:cs="Arial"/>
                 <w:color w:val="000000"/>
                 <w:szCs w:val="24"/>
                 <w:lang w:eastAsia="es-VE"/>
               </w:rPr>
-            </w:pPr>
-            <w:r>
-              <w:rPr>
-                <w:rFonts w:eastAsia="Times New Roman" w:cs="Arial"/>
-                <w:color w:val="000000"/>
-                <w:szCs w:val="24"/>
-                <w:lang w:val="es-GT" w:eastAsia="es-VE"/>
-              </w:rPr>
-              <w:t>HIS</w:t>
-            </w:r>
-          </w:p>
-        </w:tc>
-      </w:tr>
-      <w:tr>
-        <w:tc>
-          <w:tcPr>
-            <w:tcW w:w="3261" w:type="dxa"/>
+              <w:t>Patrocinador principal</w:t>
+            </w:r>
+          </w:p>
+        </w:tc>
+        <w:tc>
+          <w:tcPr>
+            <w:tcW w:w="5609" w:type="dxa"/>
           </w:tcPr>
           <w:p>
             <w:pPr>
@@ -1425,7 +1393,6 @@
                 <w:lang w:eastAsia="es-VE"/>
               </w:rPr>
             </w:pPr>
-            <w:proofErr w:type="spellStart"/>
             <w:r>
               <w:rPr>
                 <w:rFonts w:eastAsia="Times New Roman" w:cs="Arial"/>
@@ -1433,112 +1400,35 @@
                 <w:szCs w:val="24"/>
                 <w:lang w:eastAsia="es-VE"/>
               </w:rPr>
-              <w:t>Patrocinador</w:t>
-            </w:r>
-            <w:proofErr w:type="spellEnd"/>
-            <w:r>
+              <w:t>HIS Team</w:t>
+            </w:r>
+          </w:p>
+        </w:tc>
+      </w:tr>
+      <w:tr>
+        <w:tc>
+          <w:tcPr>
+            <w:tcW w:w="3261" w:type="dxa"/>
+          </w:tcPr>
+          <w:p>
+            <w:pPr>
+              <w:spacing w:after="0" w:line="240" w:lineRule="auto"/>
               <w:rPr>
                 <w:rFonts w:eastAsia="Times New Roman" w:cs="Arial"/>
                 <w:color w:val="000000"/>
                 <w:szCs w:val="24"/>
                 <w:lang w:eastAsia="es-VE"/>
               </w:rPr>
-              <w:t xml:space="preserve"> principal</w:t>
-            </w:r>
-          </w:p>
-        </w:tc>
-        <w:tc>
-          <w:tcPr>
-            <w:tcW w:w="5609" w:type="dxa"/>
-          </w:tcPr>
-          <w:p>
-            <w:pPr>
-              <w:spacing w:after="0" w:line="240" w:lineRule="auto"/>
+            </w:pPr>
+            <w:r>
               <w:rPr>
                 <w:rFonts w:eastAsia="Times New Roman" w:cs="Arial"/>
                 <w:color w:val="000000"/>
                 <w:szCs w:val="24"/>
                 <w:lang w:eastAsia="es-VE"/>
               </w:rPr>
-            </w:pPr>
-            <w:r>
-              <w:rPr>
-                <w:rFonts w:eastAsia="Times New Roman" w:cs="Arial"/>
-                <w:color w:val="000000"/>
-                <w:szCs w:val="24"/>
-                <w:lang w:eastAsia="es-VE"/>
-              </w:rPr>
-              <w:t>HIS Team</w:t>
-            </w:r>
-          </w:p>
-        </w:tc>
-      </w:tr>
-      <w:tr>
-        <w:tc>
-          <w:tcPr>
-            <w:tcW w:w="3261" w:type="dxa"/>
-          </w:tcPr>
-          <w:p>
-            <w:pPr>
-              <w:spacing w:after="0" w:line="240" w:lineRule="auto"/>
-              <w:rPr>
-                <w:rFonts w:eastAsia="Times New Roman" w:cs="Arial"/>
-                <w:color w:val="000000"/>
-                <w:szCs w:val="24"/>
-                <w:lang w:eastAsia="es-VE"/>
-              </w:rPr>
-            </w:pPr>
-            <w:proofErr w:type="spellStart"/>
-            <w:r>
-              <w:rPr>
-                <w:rFonts w:eastAsia="Times New Roman" w:cs="Arial"/>
-                <w:color w:val="000000"/>
-                <w:szCs w:val="24"/>
-                <w:lang w:eastAsia="es-VE"/>
-              </w:rPr>
-              <w:t>Gerente</w:t>
-            </w:r>
-            <w:proofErr w:type="spellEnd"/>
-            <w:r>
-              <w:rPr>
-                <w:rFonts w:eastAsia="Times New Roman" w:cs="Arial"/>
-                <w:color w:val="000000"/>
-                <w:szCs w:val="24"/>
-                <w:lang w:eastAsia="es-VE"/>
-              </w:rPr>
-              <w:t xml:space="preserve"> / </w:t>
-            </w:r>
-            <w:proofErr w:type="spellStart"/>
-            <w:r>
-              <w:rPr>
-                <w:rFonts w:eastAsia="Times New Roman" w:cs="Arial"/>
-                <w:color w:val="000000"/>
-                <w:szCs w:val="24"/>
-                <w:lang w:eastAsia="es-VE"/>
-              </w:rPr>
-              <w:t>Líder</w:t>
-            </w:r>
-            <w:proofErr w:type="spellEnd"/>
-            <w:r>
-              <w:rPr>
-                <w:rFonts w:eastAsia="Times New Roman" w:cs="Arial"/>
-                <w:color w:val="000000"/>
-                <w:szCs w:val="24"/>
-                <w:lang w:eastAsia="es-VE"/>
-              </w:rPr>
-              <w:t xml:space="preserve"> de </w:t>
-            </w:r>
-            <w:proofErr w:type="spellStart"/>
-            <w:r>
-              <w:rPr>
-                <w:rFonts w:eastAsia="Times New Roman" w:cs="Arial"/>
-                <w:color w:val="000000"/>
-                <w:szCs w:val="24"/>
-                <w:lang w:eastAsia="es-VE"/>
-              </w:rPr>
-              <w:t>proyecto</w:t>
-            </w:r>
-            <w:proofErr w:type="spellEnd"/>
+              <w:t>Gerente / Líder de proyecto</w:t>
+            </w:r>
           </w:p>
         </w:tc>
         <w:tc>
@@ -1706,21 +1596,8 @@
                 <w:szCs w:val="20"/>
                 <w:lang w:eastAsia="es-VE"/>
               </w:rPr>
-              <w:t xml:space="preserve">Nombre y </w:t>
-            </w:r>
-            <w:proofErr w:type="spellStart"/>
-            <w:r>
-              <w:rPr>
-                <w:rFonts w:eastAsia="Times New Roman" w:cs="Arial"/>
-                <w:b/>
-                <w:color w:val="000000"/>
-                <w:sz w:val="20"/>
-                <w:szCs w:val="20"/>
-                <w:lang w:eastAsia="es-VE"/>
-              </w:rPr>
-              <w:t>Apellido</w:t>
-            </w:r>
-            <w:proofErr w:type="spellEnd"/>
+              <w:t>Nombre y Apellido</w:t>
+            </w:r>
           </w:p>
         </w:tc>
         <w:tc>
@@ -1781,21 +1658,8 @@
                 <w:szCs w:val="20"/>
                 <w:lang w:eastAsia="es-VE"/>
               </w:rPr>
-              <w:t xml:space="preserve">Departamento u </w:t>
-            </w:r>
-            <w:proofErr w:type="spellStart"/>
-            <w:r>
-              <w:rPr>
-                <w:rFonts w:eastAsia="Times New Roman" w:cs="Arial"/>
-                <w:b/>
-                <w:color w:val="000000"/>
-                <w:sz w:val="20"/>
-                <w:szCs w:val="20"/>
-                <w:lang w:eastAsia="es-VE"/>
-              </w:rPr>
-              <w:t>organización</w:t>
-            </w:r>
-            <w:proofErr w:type="spellEnd"/>
+              <w:t>Departamento u organización</w:t>
+            </w:r>
           </w:p>
         </w:tc>
         <w:tc>
@@ -1816,7 +1680,6 @@
                 <w:lang w:eastAsia="es-VE"/>
               </w:rPr>
             </w:pPr>
-            <w:proofErr w:type="spellStart"/>
             <w:r>
               <w:rPr>
                 <w:rFonts w:eastAsia="Times New Roman" w:cs="Arial"/>
@@ -1828,7 +1691,6 @@
               </w:rPr>
               <w:t>Fecha</w:t>
             </w:r>
-            <w:proofErr w:type="spellEnd"/>
           </w:p>
         </w:tc>
         <w:tc>
@@ -1849,7 +1711,6 @@
                 <w:lang w:eastAsia="es-VE"/>
               </w:rPr>
             </w:pPr>
-            <w:proofErr w:type="spellStart"/>
             <w:r>
               <w:rPr>
                 <w:rFonts w:eastAsia="Times New Roman" w:cs="Arial"/>
@@ -1861,7 +1722,6 @@
               </w:rPr>
               <w:t>Firma</w:t>
             </w:r>
-            <w:proofErr w:type="spellEnd"/>
           </w:p>
         </w:tc>
       </w:tr>
@@ -1927,7 +1787,6 @@
                 <w:lang w:eastAsia="es-VE"/>
               </w:rPr>
             </w:pPr>
-            <w:proofErr w:type="spellStart"/>
             <w:r>
               <w:rPr>
                 <w:rFonts w:eastAsia="Times New Roman" w:cs="Arial"/>
@@ -1939,7 +1798,6 @@
               </w:rPr>
               <w:t>Catedrático</w:t>
             </w:r>
-            <w:proofErr w:type="spellEnd"/>
           </w:p>
         </w:tc>
         <w:tc>
@@ -2460,27 +2318,7 @@
           <w:szCs w:val="24"/>
           <w:lang w:val="es-GT" w:eastAsia="es-VE"/>
         </w:rPr>
-        <w:t>El presente documento constituye el Plan de Pruebas de Software detallado para el módulo de Registro de Pacientes y Clasificación de Urgencia (</w:t>
-      </w:r>
-      <w:proofErr w:type="spellStart"/>
-      <w:r>
-        <w:rPr>
-          <w:rFonts w:eastAsia="Times New Roman" w:cs="Arial"/>
-          <w:color w:val="00B050"/>
-          <w:szCs w:val="24"/>
-          <w:lang w:val="es-GT" w:eastAsia="es-VE"/>
-        </w:rPr>
-        <w:t>Triaje</w:t>
-      </w:r>
-      <w:proofErr w:type="spellEnd"/>
-      <w:r>
-        <w:rPr>
-          <w:rFonts w:eastAsia="Times New Roman" w:cs="Arial"/>
-          <w:color w:val="00B050"/>
-          <w:szCs w:val="24"/>
-          <w:lang w:val="es-GT" w:eastAsia="es-VE"/>
-        </w:rPr>
-        <w:t xml:space="preserve">). </w:t>
+        <w:t xml:space="preserve">El presente documento constituye el Plan de Pruebas de Software detallado para el módulo de Registro de Pacientes y Clasificación de Urgencia (Triaje). </w:t>
       </w:r>
       <w:r>
         <w:rPr>
@@ -2595,23 +2433,7 @@
           <w:color w:val="00B050"/>
           <w:lang w:val="es-GT" w:eastAsia="en-US"/>
         </w:rPr>
-        <w:t xml:space="preserve">a </w:t>
-      </w:r>
-      <w:proofErr w:type="spellStart"/>
-      <w:r>
-        <w:rPr>
-          <w:color w:val="00B050"/>
-          <w:lang w:val="es-GT" w:eastAsia="en-US"/>
-        </w:rPr>
-        <w:t>triaje</w:t>
-      </w:r>
-      <w:proofErr w:type="spellEnd"/>
-      <w:r>
-        <w:rPr>
-          <w:color w:val="00B050"/>
-          <w:lang w:val="es-GT" w:eastAsia="en-US"/>
-        </w:rPr>
-        <w:t xml:space="preserve"> de pacientes que cuentan con una cita programada previamente y aquellos que ya cuenten con expediente clínico registrado en base a la atención médica histórica </w:t>
+        <w:t xml:space="preserve">a triaje de pacientes que cuentan con una cita programada previamente y aquellos que ya cuenten con expediente clínico registrado en base a la atención médica histórica </w:t>
       </w:r>
     </w:p>
     <w:p>
@@ -2679,27 +2501,7 @@
           <w:color w:val="00B050"/>
           <w:sz w:val="22"/>
         </w:rPr>
-        <w:t xml:space="preserve">Módulo de Admisión y </w:t>
-      </w:r>
-      <w:proofErr w:type="spellStart"/>
-      <w:r>
-        <w:rPr>
-          <w:b w:val="0"/>
-          <w:bCs w:val="0"/>
-          <w:color w:val="00B050"/>
-          <w:sz w:val="22"/>
-        </w:rPr>
-        <w:t>Triaje</w:t>
-      </w:r>
-      <w:proofErr w:type="spellEnd"/>
-      <w:r>
-        <w:rPr>
-          <w:b w:val="0"/>
-          <w:bCs w:val="0"/>
-          <w:color w:val="00B050"/>
-          <w:sz w:val="22"/>
-        </w:rPr>
-        <w:t xml:space="preserve"> </w:t>
+        <w:t xml:space="preserve">Módulo de Admisión y Triaje </w:t>
       </w:r>
     </w:p>
     <w:p>
@@ -2805,7 +2607,6 @@
           <w:lang w:eastAsia="es-VE"/>
         </w:rPr>
       </w:pPr>
-      <w:proofErr w:type="gramStart"/>
       <w:r>
         <w:t xml:space="preserve">Nuevas funcionalidades a </w:t>
       </w:r>
@@ -2819,7 +2620,6 @@
         <w:t>robar</w:t>
       </w:r>
       <w:bookmarkEnd w:id="6"/>
-      <w:proofErr w:type="gramEnd"/>
       <w:r>
         <w:rPr>
           <w:rFonts w:cs="Arial"/>
@@ -3298,37 +3098,15 @@
                 <w:sz w:val="20"/>
               </w:rPr>
             </w:pPr>
-            <w:proofErr w:type="spellStart"/>
-            <w:r>
-              <w:rPr>
-                <w:rFonts w:cs="Arial"/>
-                <w:b/>
-                <w:bCs/>
-                <w:sz w:val="20"/>
-              </w:rPr>
-              <w:t>Flujos</w:t>
-            </w:r>
-            <w:proofErr w:type="spellEnd"/>
-            <w:r>
-              <w:rPr>
-                <w:rFonts w:cs="Arial"/>
-                <w:b/>
-                <w:bCs/>
-                <w:sz w:val="20"/>
-              </w:rPr>
-              <w:t xml:space="preserve"> </w:t>
-            </w:r>
-            <w:proofErr w:type="spellStart"/>
-            <w:r>
-              <w:rPr>
-                <w:rFonts w:cs="Arial"/>
-                <w:b/>
-                <w:bCs/>
-                <w:sz w:val="20"/>
-              </w:rPr>
-              <w:t>Alternos</w:t>
-            </w:r>
-            <w:proofErr w:type="spellEnd"/>
+            <w:r>
+              <w:rPr>
+                <w:rFonts w:cs="Arial"/>
+                <w:b/>
+                <w:bCs/>
+                <w:sz w:val="20"/>
+              </w:rPr>
+              <w:t>Flujos Alternos</w:t>
+            </w:r>
           </w:p>
         </w:tc>
         <w:tc>
@@ -3454,21 +3232,12 @@
                 <w:sz w:val="20"/>
               </w:rPr>
             </w:pPr>
-            <w:proofErr w:type="spellStart"/>
-            <w:r>
-              <w:rPr>
-                <w:rFonts w:cs="Arial"/>
-                <w:sz w:val="20"/>
-              </w:rPr>
-              <w:t>Fewqwf</w:t>
-            </w:r>
-            <w:proofErr w:type="spellEnd"/>
-            <w:r>
-              <w:rPr>
-                <w:rFonts w:cs="Arial"/>
-                <w:sz w:val="20"/>
-              </w:rPr>
-              <w:t xml:space="preserve"> DXZ</w:t>
+            <w:r>
+              <w:rPr>
+                <w:rFonts w:cs="Arial"/>
+                <w:sz w:val="20"/>
+              </w:rPr>
+              <w:t>Fewqwf DXZ</w:t>
             </w:r>
             <w:r>
               <w:rPr>
@@ -3504,7 +3273,6 @@
                 <w:sz w:val="20"/>
               </w:rPr>
             </w:pPr>
-            <w:proofErr w:type="spellStart"/>
             <w:r>
               <w:rPr>
                 <w:rFonts w:cs="Arial"/>
@@ -3513,29 +3281,8 @@
                 <w:sz w:val="20"/>
               </w:rPr>
               <w:lastRenderedPageBreak/>
-              <w:t>Flujos</w:t>
-            </w:r>
-            <w:proofErr w:type="spellEnd"/>
-            <w:r>
-              <w:rPr>
-                <w:rFonts w:cs="Arial"/>
-                <w:b/>
-                <w:bCs/>
-                <w:sz w:val="20"/>
-              </w:rPr>
-              <w:t xml:space="preserve"> de </w:t>
-            </w:r>
-            <w:proofErr w:type="spellStart"/>
-            <w:r>
-              <w:rPr>
-                <w:rFonts w:cs="Arial"/>
-                <w:b/>
-                <w:bCs/>
-                <w:sz w:val="20"/>
-              </w:rPr>
-              <w:t>Excepción</w:t>
-            </w:r>
-            <w:proofErr w:type="spellEnd"/>
+              <w:t>Flujos de Excepción</w:t>
+            </w:r>
           </w:p>
         </w:tc>
         <w:tc>
@@ -3582,37 +3329,15 @@
                 <w:sz w:val="20"/>
               </w:rPr>
             </w:pPr>
-            <w:proofErr w:type="spellStart"/>
-            <w:r>
-              <w:rPr>
-                <w:rFonts w:cs="Arial"/>
-                <w:b/>
-                <w:bCs/>
-                <w:sz w:val="20"/>
-              </w:rPr>
-              <w:t>Flujo</w:t>
-            </w:r>
-            <w:proofErr w:type="spellEnd"/>
-            <w:r>
-              <w:rPr>
-                <w:rFonts w:cs="Arial"/>
-                <w:b/>
-                <w:bCs/>
-                <w:sz w:val="20"/>
-              </w:rPr>
-              <w:t xml:space="preserve"> </w:t>
-            </w:r>
-            <w:proofErr w:type="spellStart"/>
-            <w:r>
-              <w:rPr>
-                <w:rFonts w:cs="Arial"/>
-                <w:b/>
-                <w:bCs/>
-                <w:sz w:val="20"/>
-              </w:rPr>
-              <w:t>Básico</w:t>
-            </w:r>
-            <w:proofErr w:type="spellEnd"/>
+            <w:r>
+              <w:rPr>
+                <w:rFonts w:cs="Arial"/>
+                <w:b/>
+                <w:bCs/>
+                <w:sz w:val="20"/>
+              </w:rPr>
+              <w:t>Flujo Básico</w:t>
+            </w:r>
           </w:p>
         </w:tc>
         <w:tc>
@@ -3639,42 +3364,8 @@
                 <w:sz w:val="20"/>
                 <w:lang w:val="es-GT"/>
               </w:rPr>
-              <w:t xml:space="preserve">Normal Básico </w:t>
-            </w:r>
-            <w:r>
-              <w:rPr>
-                <w:rFonts w:cs="Arial"/>
-                <w:sz w:val="20"/>
-                <w:lang w:val="es-GT"/>
-              </w:rPr>
-              <w:t>2</w:t>
-            </w:r>
-            <w:r>
-              <w:rPr>
-                <w:rFonts w:cs="Arial"/>
-                <w:sz w:val="20"/>
-                <w:lang w:val="es-GT"/>
-              </w:rPr>
-              <w:t xml:space="preserve">.0 CU </w:t>
-            </w:r>
-            <w:r>
-              <w:rPr>
-                <w:rFonts w:cs="Arial"/>
-                <w:sz w:val="20"/>
-                <w:lang w:val="es-GT"/>
-              </w:rPr>
-              <w:t xml:space="preserve">Registro de Pacientes y </w:t>
-            </w:r>
-            <w:proofErr w:type="spellStart"/>
-            <w:r>
-              <w:rPr>
-                <w:rFonts w:cs="Arial"/>
-                <w:sz w:val="20"/>
-                <w:lang w:val="es-GT"/>
-              </w:rPr>
-              <w:t>Triaje</w:t>
-            </w:r>
-            <w:proofErr w:type="spellEnd"/>
+              <w:t>Normal Básico 2.0 CU Registro de Pacientes y Triaje</w:t>
+            </w:r>
           </w:p>
         </w:tc>
       </w:tr>
@@ -3702,25 +3393,14 @@
                 <w:sz w:val="20"/>
               </w:rPr>
             </w:pPr>
-            <w:proofErr w:type="spellStart"/>
-            <w:r>
-              <w:rPr>
-                <w:rFonts w:cs="Arial"/>
-                <w:b/>
-                <w:bCs/>
-                <w:sz w:val="20"/>
-              </w:rPr>
-              <w:t>Generalidades</w:t>
-            </w:r>
-            <w:proofErr w:type="spellEnd"/>
-            <w:r>
-              <w:rPr>
-                <w:rFonts w:cs="Arial"/>
-                <w:b/>
-                <w:bCs/>
-                <w:sz w:val="20"/>
-              </w:rPr>
-              <w:t>:</w:t>
+            <w:r>
+              <w:rPr>
+                <w:rFonts w:cs="Arial"/>
+                <w:b/>
+                <w:bCs/>
+                <w:sz w:val="20"/>
+              </w:rPr>
+              <w:t>Generalidades:</w:t>
             </w:r>
           </w:p>
         </w:tc>
@@ -4412,21 +4092,8 @@
                 <w:szCs w:val="20"/>
                 <w:lang w:val="es-GT"/>
               </w:rPr>
-              <w:t xml:space="preserve">Registro y </w:t>
-            </w:r>
-            <w:proofErr w:type="spellStart"/>
-            <w:r>
-              <w:rPr>
-                <w:rFonts w:cs="Arial"/>
-                <w:i/>
-                <w:color w:val="0000FF"/>
-                <w:sz w:val="20"/>
-                <w:szCs w:val="20"/>
-                <w:lang w:val="es-GT"/>
-              </w:rPr>
-              <w:t>Triaje</w:t>
-            </w:r>
-            <w:proofErr w:type="spellEnd"/>
+              <w:t>Registro y Triaje</w:t>
+            </w:r>
           </w:p>
         </w:tc>
       </w:tr>
@@ -4516,6 +4183,17 @@
                 <w:lang w:val="es-GT"/>
               </w:rPr>
             </w:pPr>
+            <w:r>
+              <w:rPr>
+                <w:rFonts w:cs="Arial"/>
+                <w:i/>
+                <w:color w:val="0000FF"/>
+                <w:sz w:val="20"/>
+                <w:szCs w:val="20"/>
+                <w:lang w:val="es-GT"/>
+              </w:rPr>
+              <w:t>Validar que se cree de forma correcta un registro de paciente por medio de triaje el cual no cuente con registros médicos históricos en el hospital</w:t>
+            </w:r>
           </w:p>
         </w:tc>
       </w:tr>
@@ -4641,20 +4319,92 @@
           </w:tcPr>
           <w:p>
             <w:pPr>
-              <w:numPr>
-                <w:ilvl w:val="12"/>
-                <w:numId w:val="0"/>
-              </w:numPr>
-              <w:spacing w:line="256" w:lineRule="auto"/>
-              <w:rPr>
-                <w:rFonts w:cs="Arial"/>
-                <w:i/>
-                <w:color w:val="0000FF"/>
-                <w:sz w:val="20"/>
-                <w:szCs w:val="20"/>
-                <w:lang w:val="es-GT"/>
-              </w:rPr>
-            </w:pPr>
+              <w:spacing w:line="256" w:lineRule="auto"/>
+              <w:rPr>
+                <w:rFonts w:cs="Arial"/>
+                <w:i/>
+                <w:color w:val="0000FF"/>
+                <w:sz w:val="20"/>
+                <w:szCs w:val="20"/>
+                <w:lang w:val="es-GT"/>
+              </w:rPr>
+            </w:pPr>
+            <w:r>
+              <w:rPr>
+                <w:rFonts w:cs="Arial"/>
+                <w:i/>
+                <w:color w:val="0000FF"/>
+                <w:sz w:val="20"/>
+                <w:szCs w:val="20"/>
+                <w:lang w:val="es-GT"/>
+              </w:rPr>
+              <w:t>1.</w:t>
+            </w:r>
+            <w:r>
+              <w:rPr>
+                <w:lang w:val="es-GT"/>
+              </w:rPr>
+              <w:t xml:space="preserve"> </w:t>
+            </w:r>
+            <w:r>
+              <w:rPr>
+                <w:rFonts w:cs="Arial"/>
+                <w:i/>
+                <w:color w:val="0000FF"/>
+                <w:sz w:val="20"/>
+                <w:szCs w:val="20"/>
+                <w:lang w:val="es-GT"/>
+              </w:rPr>
+              <w:t>El usuario administrativo (Recepcionista/Enfermero) debe tener sesión activa.</w:t>
+            </w:r>
+          </w:p>
+          <w:p>
+            <w:pPr>
+              <w:spacing w:line="256" w:lineRule="auto"/>
+              <w:rPr>
+                <w:rFonts w:cs="Arial"/>
+                <w:i/>
+                <w:color w:val="0000FF"/>
+                <w:sz w:val="20"/>
+                <w:szCs w:val="20"/>
+                <w:lang w:val="es-GT"/>
+              </w:rPr>
+            </w:pPr>
+            <w:r>
+              <w:rPr>
+                <w:rFonts w:cs="Arial"/>
+                <w:i/>
+                <w:color w:val="0000FF"/>
+                <w:sz w:val="20"/>
+                <w:szCs w:val="20"/>
+                <w:lang w:val="es-GT"/>
+              </w:rPr>
+              <w:t>2.Debe de haber ingresado un Paciente a recepción al área de triaje</w:t>
+            </w:r>
+          </w:p>
+          <w:p>
+            <w:pPr>
+              <w:spacing w:line="256" w:lineRule="auto"/>
+              <w:rPr>
+                <w:rFonts w:cs="Arial"/>
+                <w:i/>
+                <w:color w:val="0000FF"/>
+                <w:sz w:val="20"/>
+                <w:szCs w:val="20"/>
+                <w:lang w:val="es-GT"/>
+              </w:rPr>
+            </w:pPr>
+            <w:r>
+              <w:rPr>
+                <w:rFonts w:cs="Arial"/>
+                <w:i/>
+                <w:color w:val="0000FF"/>
+                <w:sz w:val="20"/>
+                <w:szCs w:val="20"/>
+                <w:lang w:val="es-GT"/>
+              </w:rPr>
+              <w:t>3 El paciente no debe de contar con registros médicos previos</w:t>
+            </w:r>
           </w:p>
         </w:tc>
       </w:tr>
@@ -4755,79 +4505,1620 @@
                 <w:szCs w:val="20"/>
                 <w:lang w:val="es-GT"/>
               </w:rPr>
-              <w:t>1.</w:t>
-            </w:r>
-          </w:p>
-          <w:p>
-            <w:pPr>
-              <w:spacing w:line="256" w:lineRule="auto"/>
-              <w:rPr>
-                <w:rFonts w:cs="Arial"/>
-                <w:i/>
-                <w:color w:val="0000FF"/>
-                <w:sz w:val="20"/>
-                <w:szCs w:val="20"/>
-                <w:lang w:val="es-GT"/>
-              </w:rPr>
-            </w:pPr>
-            <w:r>
-              <w:rPr>
-                <w:rFonts w:cs="Arial"/>
-                <w:i/>
-                <w:color w:val="0000FF"/>
-                <w:sz w:val="20"/>
-                <w:szCs w:val="20"/>
-                <w:lang w:val="es-GT"/>
-              </w:rPr>
-              <w:t>2.</w:t>
-            </w:r>
-          </w:p>
-          <w:p>
-            <w:pPr>
-              <w:spacing w:line="256" w:lineRule="auto"/>
-              <w:rPr>
-                <w:rFonts w:cs="Arial"/>
-                <w:i/>
-                <w:color w:val="0000FF"/>
-                <w:sz w:val="20"/>
-                <w:szCs w:val="20"/>
-                <w:lang w:val="es-GT"/>
-              </w:rPr>
-            </w:pPr>
-            <w:r>
-              <w:rPr>
-                <w:rFonts w:cs="Arial"/>
-                <w:i/>
-                <w:color w:val="0000FF"/>
-                <w:sz w:val="20"/>
-                <w:szCs w:val="20"/>
-                <w:lang w:val="es-GT"/>
-              </w:rPr>
-              <w:t>3.</w:t>
-            </w:r>
-          </w:p>
-          <w:p>
-            <w:pPr>
-              <w:spacing w:line="256" w:lineRule="auto"/>
-              <w:rPr>
-                <w:rFonts w:cs="Arial"/>
-                <w:i/>
-                <w:color w:val="0000FF"/>
-                <w:sz w:val="20"/>
-                <w:szCs w:val="20"/>
-                <w:lang w:val="es-GT"/>
-              </w:rPr>
-            </w:pPr>
-            <w:r>
-              <w:rPr>
-                <w:rFonts w:cs="Arial"/>
-                <w:i/>
-                <w:color w:val="0000FF"/>
-                <w:sz w:val="20"/>
-                <w:szCs w:val="20"/>
-                <w:lang w:val="es-GT"/>
-              </w:rPr>
-              <w:t>4.</w:t>
+              <w:t>1. El personal médico presiona la opción de Registro y triaje .</w:t>
+            </w:r>
+          </w:p>
+          <w:p>
+            <w:pPr>
+              <w:spacing w:line="256" w:lineRule="auto"/>
+              <w:rPr>
+                <w:rFonts w:cs="Arial"/>
+                <w:i/>
+                <w:color w:val="0000FF"/>
+                <w:sz w:val="20"/>
+                <w:szCs w:val="20"/>
+                <w:lang w:val="es-GT"/>
+              </w:rPr>
+            </w:pPr>
+            <w:hyperlink r:id="rId8" w:history="1">
+              <w:r>
+                <w:rPr>
+                  <w:rStyle w:val="Hipervnculo"/>
+                  <w:rFonts w:cs="Arial"/>
+                  <w:i/>
+                  <w:sz w:val="20"/>
+                  <w:szCs w:val="20"/>
+                  <w:lang w:val="es-GT"/>
+                </w:rPr>
+                <w:t>https://victorious-sky-00d51bd10.7.azurestaticapps.net/admin</w:t>
+              </w:r>
+            </w:hyperlink>
+          </w:p>
+          <w:p>
+            <w:pPr>
+              <w:spacing w:line="256" w:lineRule="auto"/>
+              <w:rPr>
+                <w:rFonts w:cs="Arial"/>
+                <w:i/>
+                <w:color w:val="0000FF"/>
+                <w:sz w:val="20"/>
+                <w:szCs w:val="20"/>
+                <w:lang w:val="es-GT"/>
+              </w:rPr>
+            </w:pPr>
+            <w:r>
+              <w:rPr>
+                <w:rFonts w:cs="Arial"/>
+                <w:i/>
+                <w:noProof/>
+                <w:color w:val="0000FF"/>
+                <w:sz w:val="20"/>
+                <w:szCs w:val="20"/>
+                <w:lang w:val="es-GT"/>
+              </w:rPr>
+              <w:lastRenderedPageBreak/>
+              <mc:AlternateContent>
+                <mc:Choice Requires="wps">
+                  <w:drawing>
+                    <wp:anchor distT="0" distB="0" distL="114300" distR="114300" simplePos="0" relativeHeight="251659264" behindDoc="0" locked="0" layoutInCell="1" allowOverlap="1" wp14:anchorId="7560B065" wp14:editId="4B1B095B">
+                      <wp:simplePos x="0" y="0"/>
+                      <wp:positionH relativeFrom="column">
+                        <wp:posOffset>70485</wp:posOffset>
+                      </wp:positionH>
+                      <wp:positionV relativeFrom="paragraph">
+                        <wp:posOffset>552450</wp:posOffset>
+                      </wp:positionV>
+                      <wp:extent cx="1028700" cy="962025"/>
+                      <wp:effectExtent l="19050" t="19050" r="38100" b="47625"/>
+                      <wp:wrapNone/>
+                      <wp:docPr id="1655830109" name="Rectángulo 1"/>
+                      <wp:cNvGraphicFramePr/>
+                      <a:graphic xmlns:a="http://schemas.openxmlformats.org/drawingml/2006/main">
+                        <a:graphicData uri="http://schemas.microsoft.com/office/word/2010/wordprocessingShape">
+                          <wps:wsp>
+                            <wps:cNvSpPr/>
+                            <wps:spPr>
+                              <a:xfrm>
+                                <a:off x="0" y="0"/>
+                                <a:ext cx="1028700" cy="962025"/>
+                              </a:xfrm>
+                              <a:prstGeom prst="rect">
+                                <a:avLst/>
+                              </a:prstGeom>
+                              <a:noFill/>
+                              <a:ln w="57150" cap="flat" cmpd="sng" algn="ctr">
+                                <a:solidFill>
+                                  <a:srgbClr val="EE0000"/>
+                                </a:solidFill>
+                                <a:prstDash val="solid"/>
+                                <a:round/>
+                                <a:headEnd type="none" w="med" len="med"/>
+                                <a:tailEnd type="none" w="med" len="med"/>
+                              </a:ln>
+                            </wps:spPr>
+                            <wps:style>
+                              <a:lnRef idx="0">
+                                <a:scrgbClr r="0" g="0" b="0"/>
+                              </a:lnRef>
+                              <a:fillRef idx="0">
+                                <a:scrgbClr r="0" g="0" b="0"/>
+                              </a:fillRef>
+                              <a:effectRef idx="0">
+                                <a:scrgbClr r="0" g="0" b="0"/>
+                              </a:effectRef>
+                              <a:fontRef idx="minor">
+                                <a:schemeClr val="accent2"/>
+                              </a:fontRef>
+                            </wps:style>
+                            <wps:bodyPr rot="0" spcFirstLastPara="0" vertOverflow="overflow" horzOverflow="overflow" vert="horz" wrap="square" lIns="91440" tIns="45720" rIns="91440" bIns="45720" numCol="1" spcCol="0" rtlCol="0" fromWordArt="0" anchor="ctr" anchorCtr="0" forceAA="0" compatLnSpc="1">
+                              <a:prstTxWarp prst="textNoShape">
+                                <a:avLst/>
+                              </a:prstTxWarp>
+                              <a:noAutofit/>
+                            </wps:bodyPr>
+                          </wps:wsp>
+                        </a:graphicData>
+                      </a:graphic>
+                    </wp:anchor>
+                  </w:drawing>
+                </mc:Choice>
+                <mc:Fallback>
+                  <w:pict>
+                    <v:rect w14:anchorId="7B42ECF7" id="Rectángulo 1" o:spid="_x0000_s1026" style="position:absolute;margin-left:5.55pt;margin-top:43.5pt;width:81pt;height:75.75pt;z-index:251659264;visibility:visible;mso-wrap-style:square;mso-wrap-distance-left:9pt;mso-wrap-distance-top:0;mso-wrap-distance-right:9pt;mso-wrap-distance-bottom:0;mso-position-horizontal:absolute;mso-position-horizontal-relative:text;mso-position-vertical:absolute;mso-position-vertical-relative:text;v-text-anchor:middle" o:gfxdata="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" filled="f" strokecolor="#e00" strokeweight="4.5pt">
+                      <v:stroke joinstyle="round"/>
+                    </v:rect>
+                  </w:pict>
+                </mc:Fallback>
+              </mc:AlternateContent>
+            </w:r>
+            <w:r>
+              <w:rPr>
+                <w:rFonts w:cs="Arial"/>
+                <w:i/>
+                <w:color w:val="0000FF"/>
+                <w:sz w:val="20"/>
+                <w:szCs w:val="20"/>
+                <w:lang w:val="es-GT"/>
+              </w:rPr>
+              <w:drawing>
+                <wp:inline distT="0" distB="0" distL="0" distR="0" wp14:anchorId="4B2319F8" wp14:editId="1CA81304">
+                  <wp:extent cx="6473825" cy="2918460"/>
+                  <wp:effectExtent l="0" t="0" r="3175" b="0"/>
+                  <wp:docPr id="1256202955" name="Imagen 1"/>
+                  <wp:cNvGraphicFramePr>
+                    <a:graphicFrameLocks xmlns:a="http://schemas.openxmlformats.org/drawingml/2006/main" noChangeAspect="1"/>
+                  </wp:cNvGraphicFramePr>
+                  <a:graphic xmlns:a="http://schemas.openxmlformats.org/drawingml/2006/main">
+                    <a:graphicData uri="http://schemas.openxmlformats.org/drawingml/2006/picture">
+                      <pic:pic xmlns:pic="http://schemas.openxmlformats.org/drawingml/2006/picture">
+                        <pic:nvPicPr>
+                          <pic:cNvPr id="1256202955" name=""/>
+                          <pic:cNvPicPr/>
+                        </pic:nvPicPr>
+                        <pic:blipFill>
+                          <a:blip r:embed="rId9"/>
+                          <a:stretch>
+                            <a:fillRect/>
+                          </a:stretch>
+                        </pic:blipFill>
+                        <pic:spPr>
+                          <a:xfrm>
+                            <a:off x="0" y="0"/>
+                            <a:ext cx="6473825" cy="2918460"/>
+                          </a:xfrm>
+                          <a:prstGeom prst="rect">
+                            <a:avLst/>
+                          </a:prstGeom>
+                        </pic:spPr>
+                      </pic:pic>
+                    </a:graphicData>
+                  </a:graphic>
+                </wp:inline>
+              </w:drawing>
+            </w:r>
+          </w:p>
+          <w:p>
+            <w:pPr>
+              <w:spacing w:line="256" w:lineRule="auto"/>
+              <w:rPr>
+                <w:rFonts w:cs="Arial"/>
+                <w:i/>
+                <w:color w:val="0000FF"/>
+                <w:sz w:val="20"/>
+                <w:szCs w:val="20"/>
+                <w:lang w:val="es-GT"/>
+              </w:rPr>
+            </w:pPr>
+            <w:r>
+              <w:rPr>
+                <w:rFonts w:cs="Arial"/>
+                <w:i/>
+                <w:color w:val="0000FF"/>
+                <w:sz w:val="20"/>
+                <w:szCs w:val="20"/>
+                <w:lang w:val="es-GT"/>
+              </w:rPr>
+              <w:t xml:space="preserve">2 </w:t>
+            </w:r>
+            <w:r>
+              <w:rPr>
+                <w:rFonts w:cs="Arial"/>
+                <w:i/>
+                <w:color w:val="0000FF"/>
+                <w:sz w:val="20"/>
+                <w:szCs w:val="20"/>
+                <w:lang w:val="es-GT"/>
+              </w:rPr>
+              <w:t>Seleccionar Opción Ingreso por Triaje (sin cita)</w:t>
+            </w:r>
+          </w:p>
+          <w:p>
+            <w:pPr>
+              <w:spacing w:line="256" w:lineRule="auto"/>
+              <w:rPr>
+                <w:rFonts w:cs="Arial"/>
+                <w:i/>
+                <w:color w:val="0000FF"/>
+                <w:sz w:val="20"/>
+                <w:szCs w:val="20"/>
+                <w:lang w:val="es-GT"/>
+              </w:rPr>
+            </w:pPr>
+            <w:hyperlink r:id="rId10" w:history="1">
+              <w:r>
+                <w:rPr>
+                  <w:rStyle w:val="Hipervnculo"/>
+                  <w:rFonts w:cs="Arial"/>
+                  <w:i/>
+                  <w:sz w:val="20"/>
+                  <w:szCs w:val="20"/>
+                  <w:lang w:val="es-GT"/>
+                </w:rPr>
+                <w:t>https://victorious-sky-00d51bd10.7.azurestaticapps.net/triage</w:t>
+              </w:r>
+            </w:hyperlink>
+          </w:p>
+          <w:p>
+            <w:pPr>
+              <w:spacing w:line="256" w:lineRule="auto"/>
+              <w:rPr>
+                <w:rFonts w:cs="Arial"/>
+                <w:i/>
+                <w:color w:val="0000FF"/>
+                <w:sz w:val="20"/>
+                <w:szCs w:val="20"/>
+                <w:lang w:val="es-GT"/>
+              </w:rPr>
+            </w:pPr>
+            <w:r>
+              <w:rPr>
+                <w:rFonts w:cs="Arial"/>
+                <w:i/>
+                <w:color w:val="0000FF"/>
+                <w:sz w:val="20"/>
+                <w:szCs w:val="20"/>
+                <w:lang w:val="es-GT"/>
+              </w:rPr>
+              <w:drawing>
+                <wp:inline distT="0" distB="0" distL="0" distR="0" wp14:anchorId="0EB77C02" wp14:editId="301D1AF7">
+                  <wp:extent cx="6473825" cy="2946400"/>
+                  <wp:effectExtent l="0" t="0" r="3175" b="6350"/>
+                  <wp:docPr id="1177701756" name="Imagen 1"/>
+                  <wp:cNvGraphicFramePr>
+                    <a:graphicFrameLocks xmlns:a="http://schemas.openxmlformats.org/drawingml/2006/main" noChangeAspect="1"/>
+                  </wp:cNvGraphicFramePr>
+                  <a:graphic xmlns:a="http://schemas.openxmlformats.org/drawingml/2006/main">
+                    <a:graphicData uri="http://schemas.openxmlformats.org/drawingml/2006/picture">
+                      <pic:pic xmlns:pic="http://schemas.openxmlformats.org/drawingml/2006/picture">
+                        <pic:nvPicPr>
+                          <pic:cNvPr id="1177701756" name=""/>
+                          <pic:cNvPicPr/>
+                        </pic:nvPicPr>
+                        <pic:blipFill>
+                          <a:blip r:embed="rId11"/>
+                          <a:stretch>
+                            <a:fillRect/>
+                          </a:stretch>
+                        </pic:blipFill>
+                        <pic:spPr>
+                          <a:xfrm>
+                            <a:off x="0" y="0"/>
+                            <a:ext cx="6473825" cy="2946400"/>
+                          </a:xfrm>
+                          <a:prstGeom prst="rect">
+                            <a:avLst/>
+                          </a:prstGeom>
+                        </pic:spPr>
+                      </pic:pic>
+                    </a:graphicData>
+                  </a:graphic>
+                </wp:inline>
+              </w:drawing>
+            </w:r>
+          </w:p>
+          <w:p>
+            <w:pPr>
+              <w:spacing w:line="256" w:lineRule="auto"/>
+              <w:rPr>
+                <w:rFonts w:cs="Arial"/>
+                <w:i/>
+                <w:color w:val="0000FF"/>
+                <w:sz w:val="20"/>
+                <w:szCs w:val="20"/>
+                <w:lang w:val="es-GT"/>
+              </w:rPr>
+            </w:pPr>
+            <w:r>
+              <w:rPr>
+                <w:rFonts w:cs="Arial"/>
+                <w:i/>
+                <w:color w:val="0000FF"/>
+                <w:sz w:val="20"/>
+                <w:szCs w:val="20"/>
+                <w:lang w:val="es-GT"/>
+              </w:rPr>
+              <w:t xml:space="preserve">3 </w:t>
+            </w:r>
+            <w:r>
+              <w:rPr>
+                <w:rFonts w:cs="Arial"/>
+                <w:i/>
+                <w:color w:val="0000FF"/>
+                <w:sz w:val="20"/>
+                <w:szCs w:val="20"/>
+                <w:lang w:val="es-GT"/>
+              </w:rPr>
+              <w:t>Previo al registro se consulta la información del paciente por medio de DPI para validar si cuenta con expediente.</w:t>
+            </w:r>
+          </w:p>
+          <w:p>
+            <w:pPr>
+              <w:spacing w:line="256" w:lineRule="auto"/>
+              <w:rPr>
+                <w:rFonts w:cs="Arial"/>
+                <w:i/>
+                <w:color w:val="0000FF"/>
+                <w:sz w:val="20"/>
+                <w:szCs w:val="20"/>
+                <w:lang w:val="es-GT"/>
+              </w:rPr>
+            </w:pPr>
+            <w:r>
+              <w:rPr>
+                <w:rFonts w:cs="Arial"/>
+                <w:i/>
+                <w:color w:val="0000FF"/>
+                <w:sz w:val="20"/>
+                <w:szCs w:val="20"/>
+                <w:lang w:val="es-GT"/>
+              </w:rPr>
+              <w:lastRenderedPageBreak/>
+              <w:drawing>
+                <wp:inline distT="0" distB="0" distL="0" distR="0" wp14:anchorId="68879ACF" wp14:editId="170163A1">
+                  <wp:extent cx="6473825" cy="2927350"/>
+                  <wp:effectExtent l="0" t="0" r="3175" b="6350"/>
+                  <wp:docPr id="2091461235" name="Imagen 1"/>
+                  <wp:cNvGraphicFramePr>
+                    <a:graphicFrameLocks xmlns:a="http://schemas.openxmlformats.org/drawingml/2006/main" noChangeAspect="1"/>
+                  </wp:cNvGraphicFramePr>
+                  <a:graphic xmlns:a="http://schemas.openxmlformats.org/drawingml/2006/main">
+                    <a:graphicData uri="http://schemas.openxmlformats.org/drawingml/2006/picture">
+                      <pic:pic xmlns:pic="http://schemas.openxmlformats.org/drawingml/2006/picture">
+                        <pic:nvPicPr>
+                          <pic:cNvPr id="2091461235" name=""/>
+                          <pic:cNvPicPr/>
+                        </pic:nvPicPr>
+                        <pic:blipFill>
+                          <a:blip r:embed="rId12"/>
+                          <a:stretch>
+                            <a:fillRect/>
+                          </a:stretch>
+                        </pic:blipFill>
+                        <pic:spPr>
+                          <a:xfrm>
+                            <a:off x="0" y="0"/>
+                            <a:ext cx="6473825" cy="2927350"/>
+                          </a:xfrm>
+                          <a:prstGeom prst="rect">
+                            <a:avLst/>
+                          </a:prstGeom>
+                        </pic:spPr>
+                      </pic:pic>
+                    </a:graphicData>
+                  </a:graphic>
+                </wp:inline>
+              </w:drawing>
+            </w:r>
+          </w:p>
+          <w:p>
+            <w:pPr>
+              <w:spacing w:line="256" w:lineRule="auto"/>
+              <w:rPr>
+                <w:rFonts w:cs="Arial"/>
+                <w:i/>
+                <w:color w:val="0000FF"/>
+                <w:sz w:val="20"/>
+                <w:szCs w:val="20"/>
+                <w:lang w:val="es-GT"/>
+              </w:rPr>
+            </w:pPr>
+            <w:r>
+              <w:rPr>
+                <w:rFonts w:cs="Arial"/>
+                <w:i/>
+                <w:color w:val="0000FF"/>
+                <w:sz w:val="20"/>
+                <w:szCs w:val="20"/>
+                <w:lang w:val="es-GT"/>
+              </w:rPr>
+              <w:t xml:space="preserve">4 </w:t>
+            </w:r>
+            <w:r>
+              <w:rPr>
+                <w:rFonts w:cs="Arial"/>
+                <w:i/>
+                <w:color w:val="0000FF"/>
+                <w:sz w:val="20"/>
+                <w:szCs w:val="20"/>
+                <w:lang w:val="es-GT"/>
+              </w:rPr>
+              <w:t>Al no encontrarse registro previo del paciente se selecciona la opción de “Crear registro Nuevo”</w:t>
+            </w:r>
+          </w:p>
+          <w:p>
+            <w:pPr>
+              <w:spacing w:line="256" w:lineRule="auto"/>
+              <w:rPr>
+                <w:rFonts w:cs="Arial"/>
+                <w:i/>
+                <w:color w:val="0000FF"/>
+                <w:sz w:val="20"/>
+                <w:szCs w:val="20"/>
+                <w:lang w:val="es-GT"/>
+              </w:rPr>
+            </w:pPr>
+            <w:r>
+              <w:rPr>
+                <w:rFonts w:cs="Arial"/>
+                <w:i/>
+                <w:noProof/>
+                <w:color w:val="0000FF"/>
+                <w:sz w:val="20"/>
+                <w:szCs w:val="20"/>
+                <w:lang w:val="es-GT"/>
+              </w:rPr>
+              <mc:AlternateContent>
+                <mc:Choice Requires="wps">
+                  <w:drawing>
+                    <wp:anchor distT="0" distB="0" distL="114300" distR="114300" simplePos="0" relativeHeight="251661312" behindDoc="0" locked="0" layoutInCell="1" allowOverlap="1" wp14:anchorId="2850DD2C" wp14:editId="351DA61C">
+                      <wp:simplePos x="0" y="0"/>
+                      <wp:positionH relativeFrom="column">
+                        <wp:posOffset>1632585</wp:posOffset>
+                      </wp:positionH>
+                      <wp:positionV relativeFrom="paragraph">
+                        <wp:posOffset>2199005</wp:posOffset>
+                      </wp:positionV>
+                      <wp:extent cx="3857625" cy="552450"/>
+                      <wp:effectExtent l="19050" t="19050" r="47625" b="38100"/>
+                      <wp:wrapNone/>
+                      <wp:docPr id="1323709591" name="Rectángulo 1"/>
+                      <wp:cNvGraphicFramePr/>
+                      <a:graphic xmlns:a="http://schemas.openxmlformats.org/drawingml/2006/main">
+                        <a:graphicData uri="http://schemas.microsoft.com/office/word/2010/wordprocessingShape">
+                          <wps:wsp>
+                            <wps:cNvSpPr/>
+                            <wps:spPr>
+                              <a:xfrm>
+                                <a:off x="0" y="0"/>
+                                <a:ext cx="3857625" cy="552450"/>
+                              </a:xfrm>
+                              <a:prstGeom prst="rect">
+                                <a:avLst/>
+                              </a:prstGeom>
+                              <a:noFill/>
+                              <a:ln w="57150" cap="flat" cmpd="sng" algn="ctr">
+                                <a:solidFill>
+                                  <a:srgbClr val="EE0000"/>
+                                </a:solidFill>
+                                <a:prstDash val="solid"/>
+                                <a:round/>
+                                <a:headEnd type="none" w="med" len="med"/>
+                                <a:tailEnd type="none" w="med" len="med"/>
+                              </a:ln>
+                            </wps:spPr>
+                            <wps:style>
+                              <a:lnRef idx="0">
+                                <a:scrgbClr r="0" g="0" b="0"/>
+                              </a:lnRef>
+                              <a:fillRef idx="0">
+                                <a:scrgbClr r="0" g="0" b="0"/>
+                              </a:fillRef>
+                              <a:effectRef idx="0">
+                                <a:scrgbClr r="0" g="0" b="0"/>
+                              </a:effectRef>
+                              <a:fontRef idx="minor">
+                                <a:schemeClr val="accent2"/>
+                              </a:fontRef>
+                            </wps:style>
+                            <wps:bodyPr rot="0" spcFirstLastPara="0" vertOverflow="overflow" horzOverflow="overflow" vert="horz" wrap="square" lIns="91440" tIns="45720" rIns="91440" bIns="45720" numCol="1" spcCol="0" rtlCol="0" fromWordArt="0" anchor="ctr" anchorCtr="0" forceAA="0" compatLnSpc="1">
+                              <a:prstTxWarp prst="textNoShape">
+                                <a:avLst/>
+                              </a:prstTxWarp>
+                              <a:noAutofit/>
+                            </wps:bodyPr>
+                          </wps:wsp>
+                        </a:graphicData>
+                      </a:graphic>
+                      <wp14:sizeRelH relativeFrom="margin">
+                        <wp14:pctWidth>0</wp14:pctWidth>
+                      </wp14:sizeRelH>
+                      <wp14:sizeRelV relativeFrom="margin">
+                        <wp14:pctHeight>0</wp14:pctHeight>
+                      </wp14:sizeRelV>
+                    </wp:anchor>
+                  </w:drawing>
+                </mc:Choice>
+                <mc:Fallback>
+                  <w:pict>
+                    <v:rect w14:anchorId="140EE59C" id="Rectángulo 1" o:spid="_x0000_s1026" style="position:absolute;margin-left:128.55pt;margin-top:173.15pt;width:303.75pt;height:43.5pt;z-index:251661312;visibility:visible;mso-wrap-style:square;mso-width-percent:0;mso-height-percent:0;mso-wrap-distance-left:9pt;mso-wrap-distance-top:0;mso-wrap-distance-right:9pt;mso-wrap-distance-bottom:0;mso-position-horizontal:absolute;mso-position-horizontal-relative:text;mso-position-vertical:absolute;mso-position-vertical-relative:text;mso-width-percent:0;mso-height-percent:0;mso-width-relative:margin;mso-height-relative:margin;v-text-anchor:middle" o:gfxdata="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" filled="f" strokecolor="#e00" strokeweight="4.5pt">
+                      <v:stroke joinstyle="round"/>
+                    </v:rect>
+                  </w:pict>
+                </mc:Fallback>
+              </mc:AlternateContent>
+            </w:r>
+            <w:r>
+              <w:rPr>
+                <w:rFonts w:cs="Arial"/>
+                <w:i/>
+                <w:color w:val="0000FF"/>
+                <w:sz w:val="20"/>
+                <w:szCs w:val="20"/>
+                <w:lang w:val="es-GT"/>
+              </w:rPr>
+              <w:drawing>
+                <wp:inline distT="0" distB="0" distL="0" distR="0" wp14:anchorId="6DAA9BDD" wp14:editId="452A6565">
+                  <wp:extent cx="6473825" cy="2927350"/>
+                  <wp:effectExtent l="0" t="0" r="3175" b="6350"/>
+                  <wp:docPr id="544361146" name="Imagen 1"/>
+                  <wp:cNvGraphicFramePr>
+                    <a:graphicFrameLocks xmlns:a="http://schemas.openxmlformats.org/drawingml/2006/main" noChangeAspect="1"/>
+                  </wp:cNvGraphicFramePr>
+                  <a:graphic xmlns:a="http://schemas.openxmlformats.org/drawingml/2006/main">
+                    <a:graphicData uri="http://schemas.openxmlformats.org/drawingml/2006/picture">
+                      <pic:pic xmlns:pic="http://schemas.openxmlformats.org/drawingml/2006/picture">
+                        <pic:nvPicPr>
+                          <pic:cNvPr id="2091461235" name=""/>
+                          <pic:cNvPicPr/>
+                        </pic:nvPicPr>
+                        <pic:blipFill>
+                          <a:blip r:embed="rId12"/>
+                          <a:stretch>
+                            <a:fillRect/>
+                          </a:stretch>
+                        </pic:blipFill>
+                        <pic:spPr>
+                          <a:xfrm>
+                            <a:off x="0" y="0"/>
+                            <a:ext cx="6473825" cy="2927350"/>
+                          </a:xfrm>
+                          <a:prstGeom prst="rect">
+                            <a:avLst/>
+                          </a:prstGeom>
+                        </pic:spPr>
+                      </pic:pic>
+                    </a:graphicData>
+                  </a:graphic>
+                </wp:inline>
+              </w:drawing>
+            </w:r>
+          </w:p>
+          <w:p>
+            <w:pPr>
+              <w:spacing w:line="256" w:lineRule="auto"/>
+              <w:rPr>
+                <w:rFonts w:cs="Arial"/>
+                <w:i/>
+                <w:color w:val="0000FF"/>
+                <w:sz w:val="20"/>
+                <w:szCs w:val="20"/>
+                <w:lang w:val="es-GT"/>
+              </w:rPr>
+            </w:pPr>
+            <w:r>
+              <w:rPr>
+                <w:rFonts w:cs="Arial"/>
+                <w:i/>
+                <w:color w:val="0000FF"/>
+                <w:sz w:val="20"/>
+                <w:szCs w:val="20"/>
+                <w:lang w:val="es-GT"/>
+              </w:rPr>
+              <w:t xml:space="preserve">5 </w:t>
+            </w:r>
+            <w:r>
+              <w:rPr>
+                <w:rFonts w:cs="Arial"/>
+                <w:i/>
+                <w:color w:val="0000FF"/>
+                <w:sz w:val="20"/>
+                <w:szCs w:val="20"/>
+                <w:lang w:val="es-GT"/>
+              </w:rPr>
+              <w:t xml:space="preserve">Ingresar al formulario de admisión y capturar Fase 1 (Datos personales con DPI único) </w:t>
+            </w:r>
+          </w:p>
+          <w:p>
+            <w:pPr>
+              <w:spacing w:line="256" w:lineRule="auto"/>
+              <w:rPr>
+                <w:rFonts w:cs="Arial"/>
+                <w:i/>
+                <w:color w:val="0000FF"/>
+                <w:sz w:val="20"/>
+                <w:szCs w:val="20"/>
+                <w:lang w:val="es-GT"/>
+              </w:rPr>
+            </w:pPr>
+            <w:r>
+              <w:rPr>
+                <w:rFonts w:cs="Arial"/>
+                <w:i/>
+                <w:color w:val="0000FF"/>
+                <w:sz w:val="20"/>
+                <w:szCs w:val="20"/>
+                <w:lang w:val="es-GT"/>
+              </w:rPr>
+              <w:lastRenderedPageBreak/>
+              <w:drawing>
+                <wp:inline distT="0" distB="0" distL="0" distR="0" wp14:anchorId="6F10476A" wp14:editId="5E909462">
+                  <wp:extent cx="6473825" cy="2924175"/>
+                  <wp:effectExtent l="0" t="0" r="3175" b="9525"/>
+                  <wp:docPr id="734512903" name="Imagen 1"/>
+                  <wp:cNvGraphicFramePr>
+                    <a:graphicFrameLocks xmlns:a="http://schemas.openxmlformats.org/drawingml/2006/main" noChangeAspect="1"/>
+                  </wp:cNvGraphicFramePr>
+                  <a:graphic xmlns:a="http://schemas.openxmlformats.org/drawingml/2006/main">
+                    <a:graphicData uri="http://schemas.openxmlformats.org/drawingml/2006/picture">
+                      <pic:pic xmlns:pic="http://schemas.openxmlformats.org/drawingml/2006/picture">
+                        <pic:nvPicPr>
+                          <pic:cNvPr id="734512903" name=""/>
+                          <pic:cNvPicPr/>
+                        </pic:nvPicPr>
+                        <pic:blipFill>
+                          <a:blip r:embed="rId13"/>
+                          <a:stretch>
+                            <a:fillRect/>
+                          </a:stretch>
+                        </pic:blipFill>
+                        <pic:spPr>
+                          <a:xfrm>
+                            <a:off x="0" y="0"/>
+                            <a:ext cx="6473825" cy="2924175"/>
+                          </a:xfrm>
+                          <a:prstGeom prst="rect">
+                            <a:avLst/>
+                          </a:prstGeom>
+                        </pic:spPr>
+                      </pic:pic>
+                    </a:graphicData>
+                  </a:graphic>
+                </wp:inline>
+              </w:drawing>
+            </w:r>
+          </w:p>
+          <w:p>
+            <w:pPr>
+              <w:spacing w:line="256" w:lineRule="auto"/>
+              <w:rPr>
+                <w:rFonts w:cs="Arial"/>
+                <w:i/>
+                <w:color w:val="0000FF"/>
+                <w:sz w:val="20"/>
+                <w:szCs w:val="20"/>
+                <w:lang w:val="es-GT"/>
+              </w:rPr>
+            </w:pPr>
+            <w:r>
+              <w:rPr>
+                <w:rFonts w:cs="Arial"/>
+                <w:i/>
+                <w:color w:val="0000FF"/>
+                <w:sz w:val="20"/>
+                <w:szCs w:val="20"/>
+                <w:lang w:val="es-GT"/>
+              </w:rPr>
+              <w:t xml:space="preserve">Ingresar datos </w:t>
+            </w:r>
+            <w:r>
+              <w:rPr>
+                <w:rFonts w:cs="Arial"/>
+                <w:i/>
+                <w:color w:val="0000FF"/>
+                <w:sz w:val="20"/>
+                <w:szCs w:val="20"/>
+                <w:lang w:val="es-GT"/>
+              </w:rPr>
+              <w:t>Fase 2 (Contacto de emergencia).</w:t>
+            </w:r>
+          </w:p>
+          <w:p>
+            <w:pPr>
+              <w:spacing w:line="256" w:lineRule="auto"/>
+              <w:rPr>
+                <w:rFonts w:cs="Arial"/>
+                <w:i/>
+                <w:color w:val="0000FF"/>
+                <w:sz w:val="20"/>
+                <w:szCs w:val="20"/>
+                <w:lang w:val="es-GT"/>
+              </w:rPr>
+            </w:pPr>
+            <w:r>
+              <w:rPr>
+                <w:rFonts w:cs="Arial"/>
+                <w:i/>
+                <w:color w:val="0000FF"/>
+                <w:sz w:val="20"/>
+                <w:szCs w:val="20"/>
+                <w:lang w:val="es-GT"/>
+              </w:rPr>
+              <w:drawing>
+                <wp:inline distT="0" distB="0" distL="0" distR="0" wp14:anchorId="6B6E3F7E" wp14:editId="7F86BD54">
+                  <wp:extent cx="6473825" cy="2923540"/>
+                  <wp:effectExtent l="0" t="0" r="3175" b="0"/>
+                  <wp:docPr id="1691240173" name="Imagen 1"/>
+                  <wp:cNvGraphicFramePr>
+                    <a:graphicFrameLocks xmlns:a="http://schemas.openxmlformats.org/drawingml/2006/main" noChangeAspect="1"/>
+                  </wp:cNvGraphicFramePr>
+                  <a:graphic xmlns:a="http://schemas.openxmlformats.org/drawingml/2006/main">
+                    <a:graphicData uri="http://schemas.openxmlformats.org/drawingml/2006/picture">
+                      <pic:pic xmlns:pic="http://schemas.openxmlformats.org/drawingml/2006/picture">
+                        <pic:nvPicPr>
+                          <pic:cNvPr id="1691240173" name=""/>
+                          <pic:cNvPicPr/>
+                        </pic:nvPicPr>
+                        <pic:blipFill>
+                          <a:blip r:embed="rId14"/>
+                          <a:stretch>
+                            <a:fillRect/>
+                          </a:stretch>
+                        </pic:blipFill>
+                        <pic:spPr>
+                          <a:xfrm>
+                            <a:off x="0" y="0"/>
+                            <a:ext cx="6473825" cy="2923540"/>
+                          </a:xfrm>
+                          <a:prstGeom prst="rect">
+                            <a:avLst/>
+                          </a:prstGeom>
+                        </pic:spPr>
+                      </pic:pic>
+                    </a:graphicData>
+                  </a:graphic>
+                </wp:inline>
+              </w:drawing>
+            </w:r>
+          </w:p>
+          <w:p>
+            <w:pPr>
+              <w:spacing w:line="256" w:lineRule="auto"/>
+              <w:rPr>
+                <w:rFonts w:cs="Arial"/>
+                <w:i/>
+                <w:color w:val="0000FF"/>
+                <w:sz w:val="20"/>
+                <w:szCs w:val="20"/>
+                <w:lang w:val="es-GT"/>
+              </w:rPr>
+            </w:pPr>
+            <w:r>
+              <w:rPr>
+                <w:rFonts w:cs="Arial"/>
+                <w:i/>
+                <w:color w:val="0000FF"/>
+                <w:sz w:val="20"/>
+                <w:szCs w:val="20"/>
+                <w:lang w:val="es-GT"/>
+              </w:rPr>
+              <w:t xml:space="preserve">6 </w:t>
+            </w:r>
+            <w:r>
+              <w:rPr>
+                <w:rFonts w:cs="Arial"/>
+                <w:i/>
+                <w:color w:val="0000FF"/>
+                <w:sz w:val="20"/>
+                <w:szCs w:val="20"/>
+                <w:lang w:val="es-GT"/>
+              </w:rPr>
+              <w:t xml:space="preserve">Ingresar datos </w:t>
+            </w:r>
+            <w:r>
+              <w:rPr>
+                <w:rFonts w:cs="Arial"/>
+                <w:i/>
+                <w:color w:val="0000FF"/>
+                <w:sz w:val="20"/>
+                <w:szCs w:val="20"/>
+                <w:lang w:val="es-GT"/>
+              </w:rPr>
+              <w:t>Fase 3 (Validación de pago), seleccionar "</w:t>
+            </w:r>
+            <w:r>
+              <w:rPr>
+                <w:rFonts w:cs="Arial"/>
+                <w:i/>
+                <w:color w:val="0000FF"/>
+                <w:sz w:val="20"/>
+                <w:szCs w:val="20"/>
+                <w:lang w:val="es-GT"/>
+              </w:rPr>
+              <w:t>Sin seguro</w:t>
+            </w:r>
+            <w:r>
+              <w:rPr>
+                <w:rFonts w:cs="Arial"/>
+                <w:i/>
+                <w:color w:val="0000FF"/>
+                <w:sz w:val="20"/>
+                <w:szCs w:val="20"/>
+                <w:lang w:val="es-GT"/>
+              </w:rPr>
+              <w:t xml:space="preserve">" e ingresar el pago base de Q175.00 </w:t>
+            </w:r>
+            <w:r>
+              <w:rPr>
+                <w:rFonts w:cs="Arial"/>
+                <w:i/>
+                <w:color w:val="0000FF"/>
+                <w:sz w:val="20"/>
+                <w:szCs w:val="20"/>
+                <w:lang w:val="es-GT"/>
+              </w:rPr>
+              <w:t xml:space="preserve">por medio de Tarjeta </w:t>
+            </w:r>
+            <w:r>
+              <w:rPr>
+                <w:rFonts w:cs="Arial"/>
+                <w:i/>
+                <w:color w:val="0000FF"/>
+                <w:sz w:val="20"/>
+                <w:szCs w:val="20"/>
+                <w:lang w:val="es-GT"/>
+              </w:rPr>
+              <w:t>(</w:t>
+            </w:r>
+            <w:r>
+              <w:rPr>
+                <w:rFonts w:cs="Arial"/>
+                <w:b/>
+                <w:bCs/>
+                <w:i/>
+                <w:color w:val="0000FF"/>
+                <w:sz w:val="20"/>
+                <w:szCs w:val="20"/>
+                <w:lang w:val="es-GT"/>
+              </w:rPr>
+              <w:t>RN02</w:t>
+            </w:r>
+            <w:r>
+              <w:rPr>
+                <w:rFonts w:cs="Arial"/>
+                <w:i/>
+                <w:color w:val="0000FF"/>
+                <w:sz w:val="20"/>
+                <w:szCs w:val="20"/>
+                <w:lang w:val="es-GT"/>
+              </w:rPr>
+              <w:t xml:space="preserve">, </w:t>
+            </w:r>
+            <w:r>
+              <w:rPr>
+                <w:rFonts w:cs="Arial"/>
+                <w:b/>
+                <w:bCs/>
+                <w:i/>
+                <w:color w:val="0000FF"/>
+                <w:sz w:val="20"/>
+                <w:szCs w:val="20"/>
+                <w:lang w:val="es-GT"/>
+              </w:rPr>
+              <w:t>RN03</w:t>
+            </w:r>
+            <w:r>
+              <w:rPr>
+                <w:rFonts w:cs="Arial"/>
+                <w:i/>
+                <w:color w:val="0000FF"/>
+                <w:sz w:val="20"/>
+                <w:szCs w:val="20"/>
+                <w:lang w:val="es-GT"/>
+              </w:rPr>
+              <w:t>).</w:t>
+            </w:r>
+          </w:p>
+          <w:p>
+            <w:pPr>
+              <w:spacing w:line="256" w:lineRule="auto"/>
+              <w:rPr>
+                <w:rFonts w:cs="Arial"/>
+                <w:i/>
+                <w:color w:val="0000FF"/>
+                <w:sz w:val="20"/>
+                <w:szCs w:val="20"/>
+                <w:lang w:val="es-GT"/>
+              </w:rPr>
+            </w:pPr>
+            <w:r>
+              <w:rPr>
+                <w:rFonts w:cs="Arial"/>
+                <w:i/>
+                <w:color w:val="0000FF"/>
+                <w:sz w:val="20"/>
+                <w:szCs w:val="20"/>
+                <w:lang w:val="es-GT"/>
+              </w:rPr>
+              <w:lastRenderedPageBreak/>
+              <w:drawing>
+                <wp:inline distT="0" distB="0" distL="0" distR="0" wp14:anchorId="3F5384B5" wp14:editId="0216EA00">
+                  <wp:extent cx="6473825" cy="2912745"/>
+                  <wp:effectExtent l="0" t="0" r="3175" b="1905"/>
+                  <wp:docPr id="190223019" name="Imagen 1"/>
+                  <wp:cNvGraphicFramePr>
+                    <a:graphicFrameLocks xmlns:a="http://schemas.openxmlformats.org/drawingml/2006/main" noChangeAspect="1"/>
+                  </wp:cNvGraphicFramePr>
+                  <a:graphic xmlns:a="http://schemas.openxmlformats.org/drawingml/2006/main">
+                    <a:graphicData uri="http://schemas.openxmlformats.org/drawingml/2006/picture">
+                      <pic:pic xmlns:pic="http://schemas.openxmlformats.org/drawingml/2006/picture">
+                        <pic:nvPicPr>
+                          <pic:cNvPr id="190223019" name=""/>
+                          <pic:cNvPicPr/>
+                        </pic:nvPicPr>
+                        <pic:blipFill>
+                          <a:blip r:embed="rId15"/>
+                          <a:stretch>
+                            <a:fillRect/>
+                          </a:stretch>
+                        </pic:blipFill>
+                        <pic:spPr>
+                          <a:xfrm>
+                            <a:off x="0" y="0"/>
+                            <a:ext cx="6473825" cy="2912745"/>
+                          </a:xfrm>
+                          <a:prstGeom prst="rect">
+                            <a:avLst/>
+                          </a:prstGeom>
+                        </pic:spPr>
+                      </pic:pic>
+                    </a:graphicData>
+                  </a:graphic>
+                </wp:inline>
+              </w:drawing>
+            </w:r>
+          </w:p>
+          <w:p>
+            <w:pPr>
+              <w:spacing w:line="256" w:lineRule="auto"/>
+              <w:rPr>
+                <w:rFonts w:cs="Arial"/>
+                <w:i/>
+                <w:color w:val="0000FF"/>
+                <w:sz w:val="20"/>
+                <w:szCs w:val="20"/>
+                <w:lang w:val="es-GT"/>
+              </w:rPr>
+            </w:pPr>
+            <w:r>
+              <w:rPr>
+                <w:rFonts w:cs="Arial"/>
+                <w:i/>
+                <w:color w:val="0000FF"/>
+                <w:sz w:val="20"/>
+                <w:szCs w:val="20"/>
+                <w:lang w:val="es-GT"/>
+              </w:rPr>
+              <w:t xml:space="preserve">7 </w:t>
+            </w:r>
+            <w:r>
+              <w:rPr>
+                <w:rFonts w:cs="Arial"/>
+                <w:i/>
+                <w:color w:val="0000FF"/>
+                <w:sz w:val="20"/>
+                <w:szCs w:val="20"/>
+                <w:lang w:val="es-GT"/>
+              </w:rPr>
+              <w:t>continuar</w:t>
+            </w:r>
+            <w:r>
+              <w:rPr>
+                <w:rFonts w:cs="Arial"/>
+                <w:i/>
+                <w:color w:val="0000FF"/>
+                <w:sz w:val="20"/>
+                <w:szCs w:val="20"/>
+                <w:lang w:val="es-GT"/>
+              </w:rPr>
+              <w:t xml:space="preserve"> a Fase 4 (Evaluación clínica), digitar signos vitales estables y Escala Glasgow 15.</w:t>
+            </w:r>
+          </w:p>
+          <w:p>
+            <w:pPr>
+              <w:spacing w:line="256" w:lineRule="auto"/>
+              <w:rPr>
+                <w:rFonts w:cs="Arial"/>
+                <w:i/>
+                <w:color w:val="0000FF"/>
+                <w:sz w:val="20"/>
+                <w:szCs w:val="20"/>
+                <w:lang w:val="es-GT"/>
+              </w:rPr>
+            </w:pPr>
+            <w:r>
+              <w:rPr>
+                <w:rFonts w:cs="Arial"/>
+                <w:i/>
+                <w:color w:val="0000FF"/>
+                <w:sz w:val="20"/>
+                <w:szCs w:val="20"/>
+                <w:lang w:val="es-GT"/>
+              </w:rPr>
+              <w:drawing>
+                <wp:inline distT="0" distB="0" distL="0" distR="0" wp14:anchorId="40AE75D6" wp14:editId="7FEB745F">
+                  <wp:extent cx="6473825" cy="2924810"/>
+                  <wp:effectExtent l="0" t="0" r="3175" b="8890"/>
+                  <wp:docPr id="1258754703" name="Imagen 1"/>
+                  <wp:cNvGraphicFramePr>
+                    <a:graphicFrameLocks xmlns:a="http://schemas.openxmlformats.org/drawingml/2006/main" noChangeAspect="1"/>
+                  </wp:cNvGraphicFramePr>
+                  <a:graphic xmlns:a="http://schemas.openxmlformats.org/drawingml/2006/main">
+                    <a:graphicData uri="http://schemas.openxmlformats.org/drawingml/2006/picture">
+                      <pic:pic xmlns:pic="http://schemas.openxmlformats.org/drawingml/2006/picture">
+                        <pic:nvPicPr>
+                          <pic:cNvPr id="1258754703" name=""/>
+                          <pic:cNvPicPr/>
+                        </pic:nvPicPr>
+                        <pic:blipFill>
+                          <a:blip r:embed="rId16"/>
+                          <a:stretch>
+                            <a:fillRect/>
+                          </a:stretch>
+                        </pic:blipFill>
+                        <pic:spPr>
+                          <a:xfrm>
+                            <a:off x="0" y="0"/>
+                            <a:ext cx="6473825" cy="2924810"/>
+                          </a:xfrm>
+                          <a:prstGeom prst="rect">
+                            <a:avLst/>
+                          </a:prstGeom>
+                        </pic:spPr>
+                      </pic:pic>
+                    </a:graphicData>
+                  </a:graphic>
+                </wp:inline>
+              </w:drawing>
+            </w:r>
+          </w:p>
+          <w:p>
+            <w:pPr>
+              <w:spacing w:line="256" w:lineRule="auto"/>
+              <w:rPr>
+                <w:rFonts w:cs="Arial"/>
+                <w:i/>
+                <w:color w:val="0000FF"/>
+                <w:sz w:val="20"/>
+                <w:szCs w:val="20"/>
+                <w:lang w:val="es-GT"/>
+              </w:rPr>
+            </w:pPr>
+            <w:r>
+              <w:rPr>
+                <w:rFonts w:cs="Arial"/>
+                <w:i/>
+                <w:color w:val="0000FF"/>
+                <w:sz w:val="20"/>
+                <w:szCs w:val="20"/>
+                <w:lang w:val="es-GT"/>
+              </w:rPr>
+              <w:t xml:space="preserve">8 </w:t>
+            </w:r>
+            <w:r>
+              <w:rPr>
+                <w:rFonts w:cs="Arial"/>
+                <w:i/>
+                <w:color w:val="0000FF"/>
+                <w:sz w:val="20"/>
+                <w:szCs w:val="20"/>
+                <w:lang w:val="es-GT"/>
+              </w:rPr>
+              <w:t>hacer</w:t>
+            </w:r>
+            <w:r>
+              <w:rPr>
+                <w:rFonts w:cs="Arial"/>
+                <w:i/>
+                <w:color w:val="0000FF"/>
+                <w:sz w:val="20"/>
+                <w:szCs w:val="20"/>
+                <w:lang w:val="es-GT"/>
+              </w:rPr>
+              <w:t xml:space="preserve"> clic en "Finalizar Registro" (</w:t>
+            </w:r>
+            <w:r>
+              <w:rPr>
+                <w:rFonts w:cs="Arial"/>
+                <w:b/>
+                <w:bCs/>
+                <w:i/>
+                <w:color w:val="0000FF"/>
+                <w:sz w:val="20"/>
+                <w:szCs w:val="20"/>
+                <w:lang w:val="es-GT"/>
+              </w:rPr>
+              <w:t>RN10</w:t>
+            </w:r>
+            <w:r>
+              <w:rPr>
+                <w:rFonts w:cs="Arial"/>
+                <w:i/>
+                <w:color w:val="0000FF"/>
+                <w:sz w:val="20"/>
+                <w:szCs w:val="20"/>
+                <w:lang w:val="es-GT"/>
+              </w:rPr>
+              <w:t>).</w:t>
+            </w:r>
+          </w:p>
+          <w:p>
+            <w:pPr>
+              <w:spacing w:line="256" w:lineRule="auto"/>
+              <w:rPr>
+                <w:rFonts w:cs="Arial"/>
+                <w:i/>
+                <w:color w:val="0000FF"/>
+                <w:sz w:val="20"/>
+                <w:szCs w:val="20"/>
+                <w:lang w:val="es-GT"/>
+              </w:rPr>
+            </w:pPr>
+            <w:r>
+              <w:rPr>
+                <w:rFonts w:cs="Arial"/>
+                <w:i/>
+                <w:color w:val="0000FF"/>
+                <w:sz w:val="20"/>
+                <w:szCs w:val="20"/>
+                <w:lang w:val="es-GT"/>
+              </w:rPr>
+              <w:t>9 Muestra los datos del expediente creado del Paciente con Alerta de emergencia en caso exista</w:t>
+            </w:r>
+          </w:p>
+          <w:p>
+            <w:pPr>
+              <w:spacing w:line="256" w:lineRule="auto"/>
+              <w:rPr>
+                <w:rFonts w:cs="Arial"/>
+                <w:i/>
+                <w:color w:val="0000FF"/>
+                <w:sz w:val="20"/>
+                <w:szCs w:val="20"/>
+                <w:lang w:val="es-GT"/>
+              </w:rPr>
+            </w:pPr>
+            <w:r>
+              <w:rPr>
+                <w:rFonts w:cs="Arial"/>
+                <w:i/>
+                <w:color w:val="0000FF"/>
+                <w:sz w:val="20"/>
+                <w:szCs w:val="20"/>
+                <w:lang w:val="es-GT"/>
+              </w:rPr>
+              <w:lastRenderedPageBreak/>
+              <w:drawing>
+                <wp:inline distT="0" distB="0" distL="0" distR="0" wp14:anchorId="66F869B5" wp14:editId="62FC2E1A">
+                  <wp:extent cx="6473825" cy="2901315"/>
+                  <wp:effectExtent l="0" t="0" r="3175" b="0"/>
+                  <wp:docPr id="558249429" name="Imagen 1"/>
+                  <wp:cNvGraphicFramePr>
+                    <a:graphicFrameLocks xmlns:a="http://schemas.openxmlformats.org/drawingml/2006/main" noChangeAspect="1"/>
+                  </wp:cNvGraphicFramePr>
+                  <a:graphic xmlns:a="http://schemas.openxmlformats.org/drawingml/2006/main">
+                    <a:graphicData uri="http://schemas.openxmlformats.org/drawingml/2006/picture">
+                      <pic:pic xmlns:pic="http://schemas.openxmlformats.org/drawingml/2006/picture">
+                        <pic:nvPicPr>
+                          <pic:cNvPr id="558249429" name=""/>
+                          <pic:cNvPicPr/>
+                        </pic:nvPicPr>
+                        <pic:blipFill>
+                          <a:blip r:embed="rId17"/>
+                          <a:stretch>
+                            <a:fillRect/>
+                          </a:stretch>
+                        </pic:blipFill>
+                        <pic:spPr>
+                          <a:xfrm>
+                            <a:off x="0" y="0"/>
+                            <a:ext cx="6473825" cy="2901315"/>
+                          </a:xfrm>
+                          <a:prstGeom prst="rect">
+                            <a:avLst/>
+                          </a:prstGeom>
+                        </pic:spPr>
+                      </pic:pic>
+                    </a:graphicData>
+                  </a:graphic>
+                </wp:inline>
+              </w:drawing>
+            </w:r>
+          </w:p>
+          <w:p>
+            <w:pPr>
+              <w:spacing w:line="256" w:lineRule="auto"/>
+              <w:rPr>
+                <w:rFonts w:cs="Arial"/>
+                <w:i/>
+                <w:color w:val="0000FF"/>
+                <w:sz w:val="20"/>
+                <w:szCs w:val="20"/>
+                <w:lang w:val="es-GT"/>
+              </w:rPr>
+            </w:pPr>
+            <w:r>
+              <w:rPr>
+                <w:rFonts w:cs="Arial"/>
+                <w:i/>
+                <w:color w:val="0000FF"/>
+                <w:sz w:val="20"/>
+                <w:szCs w:val="20"/>
+                <w:lang w:val="es-GT"/>
+              </w:rPr>
+              <w:t>10 Triaje ingresado satisfactoriamente, Seleccionar opción, “Regresar al Dashboard”</w:t>
+            </w:r>
+          </w:p>
+          <w:p>
+            <w:pPr>
+              <w:spacing w:line="256" w:lineRule="auto"/>
+              <w:rPr>
+                <w:rFonts w:cs="Arial"/>
+                <w:i/>
+                <w:color w:val="0000FF"/>
+                <w:sz w:val="20"/>
+                <w:szCs w:val="20"/>
+                <w:lang w:val="es-GT"/>
+              </w:rPr>
+            </w:pPr>
+            <w:r>
+              <w:rPr>
+                <w:rFonts w:cs="Arial"/>
+                <w:i/>
+                <w:color w:val="0000FF"/>
+                <w:sz w:val="20"/>
+                <w:szCs w:val="20"/>
+                <w:lang w:val="es-GT"/>
+              </w:rPr>
+              <w:drawing>
+                <wp:inline distT="0" distB="0" distL="0" distR="0" wp14:anchorId="2A4775C1" wp14:editId="127D2AA2">
+                  <wp:extent cx="6473825" cy="2958465"/>
+                  <wp:effectExtent l="0" t="0" r="3175" b="0"/>
+                  <wp:docPr id="1014452912" name="Imagen 1"/>
+                  <wp:cNvGraphicFramePr>
+                    <a:graphicFrameLocks xmlns:a="http://schemas.openxmlformats.org/drawingml/2006/main" noChangeAspect="1"/>
+                  </wp:cNvGraphicFramePr>
+                  <a:graphic xmlns:a="http://schemas.openxmlformats.org/drawingml/2006/main">
+                    <a:graphicData uri="http://schemas.openxmlformats.org/drawingml/2006/picture">
+                      <pic:pic xmlns:pic="http://schemas.openxmlformats.org/drawingml/2006/picture">
+                        <pic:nvPicPr>
+                          <pic:cNvPr id="1014452912" name=""/>
+                          <pic:cNvPicPr/>
+                        </pic:nvPicPr>
+                        <pic:blipFill>
+                          <a:blip r:embed="rId18"/>
+                          <a:stretch>
+                            <a:fillRect/>
+                          </a:stretch>
+                        </pic:blipFill>
+                        <pic:spPr>
+                          <a:xfrm>
+                            <a:off x="0" y="0"/>
+                            <a:ext cx="6473825" cy="2958465"/>
+                          </a:xfrm>
+                          <a:prstGeom prst="rect">
+                            <a:avLst/>
+                          </a:prstGeom>
+                        </pic:spPr>
+                      </pic:pic>
+                    </a:graphicData>
+                  </a:graphic>
+                </wp:inline>
+              </w:drawing>
+            </w:r>
+          </w:p>
+          <w:p>
+            <w:pPr>
+              <w:spacing w:line="256" w:lineRule="auto"/>
+              <w:rPr>
+                <w:rFonts w:cs="Arial"/>
+                <w:i/>
+                <w:color w:val="0000FF"/>
+                <w:sz w:val="20"/>
+                <w:szCs w:val="20"/>
+                <w:lang w:val="es-GT"/>
+              </w:rPr>
+            </w:pPr>
+            <w:r>
+              <w:rPr>
+                <w:rFonts w:cs="Arial"/>
+                <w:i/>
+                <w:color w:val="0000FF"/>
+                <w:sz w:val="20"/>
+                <w:szCs w:val="20"/>
+                <w:lang w:val="es-GT"/>
+              </w:rPr>
+              <w:t>11 Seleccionar Opción “Listar Triajes”</w:t>
+            </w:r>
+          </w:p>
+          <w:p>
+            <w:pPr>
+              <w:spacing w:line="256" w:lineRule="auto"/>
+              <w:rPr>
+                <w:rFonts w:cs="Arial"/>
+                <w:i/>
+                <w:color w:val="0000FF"/>
+                <w:sz w:val="20"/>
+                <w:szCs w:val="20"/>
+                <w:lang w:val="es-GT"/>
+              </w:rPr>
+            </w:pPr>
+            <w:r>
+              <w:rPr>
+                <w:rFonts w:cs="Arial"/>
+                <w:i/>
+                <w:color w:val="0000FF"/>
+                <w:sz w:val="20"/>
+                <w:szCs w:val="20"/>
+                <w:lang w:val="es-GT"/>
+              </w:rPr>
+              <w:t>Verificar la aparición del paciente en el tablero con prioridad "Verde" y la creación del log de auditoría (</w:t>
+            </w:r>
+            <w:r>
+              <w:rPr>
+                <w:rFonts w:cs="Arial"/>
+                <w:b/>
+                <w:bCs/>
+                <w:i/>
+                <w:color w:val="0000FF"/>
+                <w:sz w:val="20"/>
+                <w:szCs w:val="20"/>
+                <w:lang w:val="es-GT"/>
+              </w:rPr>
+              <w:t>RN05</w:t>
+            </w:r>
+            <w:r>
+              <w:rPr>
+                <w:rFonts w:cs="Arial"/>
+                <w:i/>
+                <w:color w:val="0000FF"/>
+                <w:sz w:val="20"/>
+                <w:szCs w:val="20"/>
+                <w:lang w:val="es-GT"/>
+              </w:rPr>
+              <w:t>).</w:t>
+            </w:r>
+            <w:r>
+              <w:rPr>
+                <w:rFonts w:cs="Arial"/>
+                <w:i/>
+                <w:noProof/>
+                <w:color w:val="0000FF"/>
+                <w:sz w:val="20"/>
+                <w:szCs w:val="20"/>
+                <w:lang w:val="es-GT"/>
+              </w:rPr>
+              <w:t xml:space="preserve"> </w:t>
+            </w:r>
+          </w:p>
+          <w:p>
+            <w:pPr>
+              <w:spacing w:line="256" w:lineRule="auto"/>
+              <w:rPr>
+                <w:rFonts w:cs="Arial"/>
+                <w:i/>
+                <w:color w:val="0000FF"/>
+                <w:sz w:val="20"/>
+                <w:szCs w:val="20"/>
+                <w:lang w:val="es-GT"/>
+              </w:rPr>
+            </w:pPr>
+            <w:r>
+              <w:rPr>
+                <w:rFonts w:cs="Arial"/>
+                <w:i/>
+                <w:noProof/>
+                <w:color w:val="0000FF"/>
+                <w:sz w:val="20"/>
+                <w:szCs w:val="20"/>
+                <w:lang w:val="es-GT"/>
+              </w:rPr>
+              <w:lastRenderedPageBreak/>
+              <mc:AlternateContent>
+                <mc:Choice Requires="wps">
+                  <w:drawing>
+                    <wp:anchor distT="0" distB="0" distL="114300" distR="114300" simplePos="0" relativeHeight="251667456" behindDoc="0" locked="0" layoutInCell="1" allowOverlap="1" wp14:anchorId="5B661047" wp14:editId="63FF29C3">
+                      <wp:simplePos x="0" y="0"/>
+                      <wp:positionH relativeFrom="margin">
+                        <wp:posOffset>7620</wp:posOffset>
+                      </wp:positionH>
+                      <wp:positionV relativeFrom="paragraph">
+                        <wp:posOffset>1223010</wp:posOffset>
+                      </wp:positionV>
+                      <wp:extent cx="1009650" cy="552450"/>
+                      <wp:effectExtent l="19050" t="19050" r="38100" b="38100"/>
+                      <wp:wrapNone/>
+                      <wp:docPr id="615229279" name="Rectángulo 1"/>
+                      <wp:cNvGraphicFramePr/>
+                      <a:graphic xmlns:a="http://schemas.openxmlformats.org/drawingml/2006/main">
+                        <a:graphicData uri="http://schemas.microsoft.com/office/word/2010/wordprocessingShape">
+                          <wps:wsp>
+                            <wps:cNvSpPr/>
+                            <wps:spPr>
+                              <a:xfrm>
+                                <a:off x="0" y="0"/>
+                                <a:ext cx="1009650" cy="552450"/>
+                              </a:xfrm>
+                              <a:prstGeom prst="rect">
+                                <a:avLst/>
+                              </a:prstGeom>
+                              <a:noFill/>
+                              <a:ln w="57150" cap="flat" cmpd="sng" algn="ctr">
+                                <a:solidFill>
+                                  <a:srgbClr val="EE0000"/>
+                                </a:solidFill>
+                                <a:prstDash val="solid"/>
+                                <a:round/>
+                                <a:headEnd type="none" w="med" len="med"/>
+                                <a:tailEnd type="none" w="med" len="med"/>
+                              </a:ln>
+                            </wps:spPr>
+                            <wps:style>
+                              <a:lnRef idx="0">
+                                <a:scrgbClr r="0" g="0" b="0"/>
+                              </a:lnRef>
+                              <a:fillRef idx="0">
+                                <a:scrgbClr r="0" g="0" b="0"/>
+                              </a:fillRef>
+                              <a:effectRef idx="0">
+                                <a:scrgbClr r="0" g="0" b="0"/>
+                              </a:effectRef>
+                              <a:fontRef idx="minor">
+                                <a:schemeClr val="accent2"/>
+                              </a:fontRef>
+                            </wps:style>
+                            <wps:bodyPr rot="0" spcFirstLastPara="0" vertOverflow="overflow" horzOverflow="overflow" vert="horz" wrap="square" lIns="91440" tIns="45720" rIns="91440" bIns="45720" numCol="1" spcCol="0" rtlCol="0" fromWordArt="0" anchor="ctr" anchorCtr="0" forceAA="0" compatLnSpc="1">
+                              <a:prstTxWarp prst="textNoShape">
+                                <a:avLst/>
+                              </a:prstTxWarp>
+                              <a:noAutofit/>
+                            </wps:bodyPr>
+                          </wps:wsp>
+                        </a:graphicData>
+                      </a:graphic>
+                      <wp14:sizeRelH relativeFrom="margin">
+                        <wp14:pctWidth>0</wp14:pctWidth>
+                      </wp14:sizeRelH>
+                      <wp14:sizeRelV relativeFrom="margin">
+                        <wp14:pctHeight>0</wp14:pctHeight>
+                      </wp14:sizeRelV>
+                    </wp:anchor>
+                  </w:drawing>
+                </mc:Choice>
+                <mc:Fallback>
+                  <w:pict>
+                    <v:rect w14:anchorId="3A430D69" id="Rectángulo 1" o:spid="_x0000_s1026" style="position:absolute;margin-left:.6pt;margin-top:96.3pt;width:79.5pt;height:43.5pt;z-index:251667456;visibility:visible;mso-wrap-style:square;mso-width-percent:0;mso-height-percent:0;mso-wrap-distance-left:9pt;mso-wrap-distance-top:0;mso-wrap-distance-right:9pt;mso-wrap-distance-bottom:0;mso-position-horizontal:absolute;mso-position-horizontal-relative:margin;mso-position-vertical:absolute;mso-position-vertical-relative:text;mso-width-percent:0;mso-height-percent:0;mso-width-relative:margin;mso-height-relative:margin;v-text-anchor:middle" o:gfxdata="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" filled="f" strokecolor="#e00" strokeweight="4.5pt">
+                      <v:stroke joinstyle="round"/>
+                      <w10:wrap anchorx="margin"/>
+                    </v:rect>
+                  </w:pict>
+                </mc:Fallback>
+              </mc:AlternateContent>
+            </w:r>
+            <w:r>
+              <w:rPr>
+                <w:rFonts w:cs="Arial"/>
+                <w:i/>
+                <w:noProof/>
+                <w:color w:val="0000FF"/>
+                <w:sz w:val="20"/>
+                <w:szCs w:val="20"/>
+                <w:lang w:val="es-GT"/>
+              </w:rPr>
+              <mc:AlternateContent>
+                <mc:Choice Requires="wps">
+                  <w:drawing>
+                    <wp:anchor distT="0" distB="0" distL="114300" distR="114300" simplePos="0" relativeHeight="251665408" behindDoc="0" locked="0" layoutInCell="1" allowOverlap="1" wp14:anchorId="54CFB905" wp14:editId="2D8D3261">
+                      <wp:simplePos x="0" y="0"/>
+                      <wp:positionH relativeFrom="margin">
+                        <wp:posOffset>1190625</wp:posOffset>
+                      </wp:positionH>
+                      <wp:positionV relativeFrom="paragraph">
+                        <wp:posOffset>1071245</wp:posOffset>
+                      </wp:positionV>
+                      <wp:extent cx="4981575" cy="552450"/>
+                      <wp:effectExtent l="19050" t="19050" r="47625" b="38100"/>
+                      <wp:wrapNone/>
+                      <wp:docPr id="1511469866" name="Rectángulo 1"/>
+                      <wp:cNvGraphicFramePr/>
+                      <a:graphic xmlns:a="http://schemas.openxmlformats.org/drawingml/2006/main">
+                        <a:graphicData uri="http://schemas.microsoft.com/office/word/2010/wordprocessingShape">
+                          <wps:wsp>
+                            <wps:cNvSpPr/>
+                            <wps:spPr>
+                              <a:xfrm>
+                                <a:off x="0" y="0"/>
+                                <a:ext cx="4981575" cy="552450"/>
+                              </a:xfrm>
+                              <a:prstGeom prst="rect">
+                                <a:avLst/>
+                              </a:prstGeom>
+                              <a:noFill/>
+                              <a:ln w="57150" cap="flat" cmpd="sng" algn="ctr">
+                                <a:solidFill>
+                                  <a:srgbClr val="EE0000"/>
+                                </a:solidFill>
+                                <a:prstDash val="solid"/>
+                                <a:round/>
+                                <a:headEnd type="none" w="med" len="med"/>
+                                <a:tailEnd type="none" w="med" len="med"/>
+                              </a:ln>
+                            </wps:spPr>
+                            <wps:style>
+                              <a:lnRef idx="0">
+                                <a:scrgbClr r="0" g="0" b="0"/>
+                              </a:lnRef>
+                              <a:fillRef idx="0">
+                                <a:scrgbClr r="0" g="0" b="0"/>
+                              </a:fillRef>
+                              <a:effectRef idx="0">
+                                <a:scrgbClr r="0" g="0" b="0"/>
+                              </a:effectRef>
+                              <a:fontRef idx="minor">
+                                <a:schemeClr val="accent2"/>
+                              </a:fontRef>
+                            </wps:style>
+                            <wps:bodyPr rot="0" spcFirstLastPara="0" vertOverflow="overflow" horzOverflow="overflow" vert="horz" wrap="square" lIns="91440" tIns="45720" rIns="91440" bIns="45720" numCol="1" spcCol="0" rtlCol="0" fromWordArt="0" anchor="ctr" anchorCtr="0" forceAA="0" compatLnSpc="1">
+                              <a:prstTxWarp prst="textNoShape">
+                                <a:avLst/>
+                              </a:prstTxWarp>
+                              <a:noAutofit/>
+                            </wps:bodyPr>
+                          </wps:wsp>
+                        </a:graphicData>
+                      </a:graphic>
+                      <wp14:sizeRelH relativeFrom="margin">
+                        <wp14:pctWidth>0</wp14:pctWidth>
+                      </wp14:sizeRelH>
+                      <wp14:sizeRelV relativeFrom="margin">
+                        <wp14:pctHeight>0</wp14:pctHeight>
+                      </wp14:sizeRelV>
+                    </wp:anchor>
+                  </w:drawing>
+                </mc:Choice>
+                <mc:Fallback>
+                  <w:pict>
+                    <v:rect w14:anchorId="0EADD6B6" id="Rectángulo 1" o:spid="_x0000_s1026" style="position:absolute;margin-left:93.75pt;margin-top:84.35pt;width:392.25pt;height:43.5pt;z-index:251665408;visibility:visible;mso-wrap-style:square;mso-width-percent:0;mso-height-percent:0;mso-wrap-distance-left:9pt;mso-wrap-distance-top:0;mso-wrap-distance-right:9pt;mso-wrap-distance-bottom:0;mso-position-horizontal:absolute;mso-position-horizontal-relative:margin;mso-position-vertical:absolute;mso-position-vertical-relative:text;mso-width-percent:0;mso-height-percent:0;mso-width-relative:margin;mso-height-relative:margin;v-text-anchor:middle" o:gfxdata="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" filled="f" strokecolor="#e00" strokeweight="4.5pt">
+                      <v:stroke joinstyle="round"/>
+                      <w10:wrap anchorx="margin"/>
+                    </v:rect>
+                  </w:pict>
+                </mc:Fallback>
+              </mc:AlternateContent>
+            </w:r>
+            <w:r>
+              <w:rPr>
+                <w:rFonts w:cs="Arial"/>
+                <w:i/>
+                <w:color w:val="0000FF"/>
+                <w:sz w:val="20"/>
+                <w:szCs w:val="20"/>
+                <w:lang w:val="es-GT"/>
+              </w:rPr>
+              <w:drawing>
+                <wp:inline distT="0" distB="0" distL="0" distR="0" wp14:anchorId="47C873D6" wp14:editId="7010C263">
+                  <wp:extent cx="6473825" cy="2938145"/>
+                  <wp:effectExtent l="0" t="0" r="3175" b="0"/>
+                  <wp:docPr id="1526529433" name="Imagen 1"/>
+                  <wp:cNvGraphicFramePr>
+                    <a:graphicFrameLocks xmlns:a="http://schemas.openxmlformats.org/drawingml/2006/main" noChangeAspect="1"/>
+                  </wp:cNvGraphicFramePr>
+                  <a:graphic xmlns:a="http://schemas.openxmlformats.org/drawingml/2006/main">
+                    <a:graphicData uri="http://schemas.openxmlformats.org/drawingml/2006/picture">
+                      <pic:pic xmlns:pic="http://schemas.openxmlformats.org/drawingml/2006/picture">
+                        <pic:nvPicPr>
+                          <pic:cNvPr id="1526529433" name=""/>
+                          <pic:cNvPicPr/>
+                        </pic:nvPicPr>
+                        <pic:blipFill>
+                          <a:blip r:embed="rId19"/>
+                          <a:stretch>
+                            <a:fillRect/>
+                          </a:stretch>
+                        </pic:blipFill>
+                        <pic:spPr>
+                          <a:xfrm>
+                            <a:off x="0" y="0"/>
+                            <a:ext cx="6473825" cy="2938145"/>
+                          </a:xfrm>
+                          <a:prstGeom prst="rect">
+                            <a:avLst/>
+                          </a:prstGeom>
+                        </pic:spPr>
+                      </pic:pic>
+                    </a:graphicData>
+                  </a:graphic>
+                </wp:inline>
+              </w:drawing>
             </w:r>
           </w:p>
         </w:tc>
@@ -4885,6 +6176,7 @@
                 <w:sz w:val="20"/>
                 <w:szCs w:val="20"/>
               </w:rPr>
+              <w:lastRenderedPageBreak/>
               <w:t>RESULTADOS DE LA PRUEBA</w:t>
             </w:r>
           </w:p>
@@ -4926,7 +6218,6 @@
                 <w:szCs w:val="20"/>
               </w:rPr>
             </w:pPr>
-            <w:proofErr w:type="spellStart"/>
             <w:r>
               <w:rPr>
                 <w:rFonts w:cs="Arial"/>
@@ -4937,7 +6228,6 @@
               </w:rPr>
               <w:t>Hallazgos</w:t>
             </w:r>
-            <w:proofErr w:type="spellEnd"/>
           </w:p>
         </w:tc>
         <w:tc>
@@ -4971,7 +6261,6 @@
                 <w:szCs w:val="20"/>
               </w:rPr>
             </w:pPr>
-            <w:proofErr w:type="spellStart"/>
             <w:r>
               <w:rPr>
                 <w:rFonts w:cs="Arial"/>
@@ -4982,7 +6271,6 @@
               </w:rPr>
               <w:t>Veredicto</w:t>
             </w:r>
-            <w:proofErr w:type="spellEnd"/>
           </w:p>
         </w:tc>
       </w:tr>
@@ -5103,19 +6391,16 @@
                 <w:szCs w:val="20"/>
               </w:rPr>
             </w:pPr>
-            <w:proofErr w:type="spellStart"/>
-            <w:r>
-              <w:rPr>
-                <w:rFonts w:cs="Arial"/>
-                <w:b/>
-                <w:bCs/>
-                <w:sz w:val="20"/>
-                <w:szCs w:val="20"/>
-              </w:rPr>
-              <w:lastRenderedPageBreak/>
+            <w:r>
+              <w:rPr>
+                <w:rFonts w:cs="Arial"/>
+                <w:b/>
+                <w:bCs/>
+                <w:sz w:val="20"/>
+                <w:szCs w:val="20"/>
+              </w:rPr>
               <w:t>Observaciones</w:t>
             </w:r>
-            <w:proofErr w:type="spellEnd"/>
           </w:p>
         </w:tc>
         <w:tc>
@@ -5149,27 +6434,15 @@
                 <w:szCs w:val="20"/>
               </w:rPr>
             </w:pPr>
-            <w:proofErr w:type="spellStart"/>
-            <w:r>
-              <w:rPr>
-                <w:rFonts w:cs="Arial"/>
-                <w:b/>
-                <w:bCs/>
-                <w:sz w:val="20"/>
-                <w:szCs w:val="20"/>
-              </w:rPr>
-              <w:t>Analista</w:t>
-            </w:r>
-            <w:proofErr w:type="spellEnd"/>
-            <w:r>
-              <w:rPr>
-                <w:rFonts w:cs="Arial"/>
-                <w:b/>
-                <w:bCs/>
-                <w:sz w:val="20"/>
-                <w:szCs w:val="20"/>
-              </w:rPr>
-              <w:t xml:space="preserve"> de QA</w:t>
+            <w:r>
+              <w:rPr>
+                <w:rFonts w:cs="Arial"/>
+                <w:b/>
+                <w:bCs/>
+                <w:sz w:val="20"/>
+                <w:szCs w:val="20"/>
+              </w:rPr>
+              <w:t>Analista de QA</w:t>
             </w:r>
           </w:p>
         </w:tc>
@@ -5414,6 +6687,17 @@
         </w:tc>
       </w:tr>
     </w:tbl>
+    <w:p>
+      <w:pPr>
+        <w:spacing w:after="0" w:line="480" w:lineRule="auto"/>
+        <w:rPr>
+          <w:rFonts w:ascii="Times New Roman" w:hAnsi="Times New Roman" w:cs="Times New Roman"/>
+          <w:sz w:val="24"/>
+          <w:szCs w:val="24"/>
+          <w:lang w:val="es-GT"/>
+        </w:rPr>
+      </w:pPr>
+    </w:p>
     <w:p>
       <w:pPr>
         <w:spacing w:after="0" w:line="480" w:lineRule="auto"/>
@@ -5593,7 +6877,7 @@
                 <w:szCs w:val="20"/>
                 <w:lang w:val="es-GT"/>
               </w:rPr>
-              <w:t>1.</w:t>
+              <w:t>2.</w:t>
             </w:r>
             <w:r>
               <w:rPr>
@@ -6058,21 +7342,8 @@
                 <w:szCs w:val="20"/>
                 <w:lang w:val="es-GT"/>
               </w:rPr>
-              <w:t xml:space="preserve">Registro y </w:t>
-            </w:r>
-            <w:proofErr w:type="spellStart"/>
-            <w:r>
-              <w:rPr>
-                <w:rFonts w:cs="Arial"/>
-                <w:i/>
-                <w:color w:val="0000FF"/>
-                <w:sz w:val="20"/>
-                <w:szCs w:val="20"/>
-                <w:lang w:val="es-GT"/>
-              </w:rPr>
-              <w:t>Triaje</w:t>
-            </w:r>
-            <w:proofErr w:type="spellEnd"/>
+              <w:t>Registro y Triaje</w:t>
+            </w:r>
           </w:p>
         </w:tc>
       </w:tr>
@@ -6124,6 +7395,7 @@
                 <w:szCs w:val="20"/>
                 <w:lang w:val="es-GT"/>
               </w:rPr>
+              <w:lastRenderedPageBreak/>
               <w:t>Descripción del caso de prueba:</w:t>
             </w:r>
           </w:p>
@@ -6162,6 +7434,17 @@
                 <w:lang w:val="es-GT"/>
               </w:rPr>
             </w:pPr>
+            <w:r>
+              <w:rPr>
+                <w:rFonts w:cs="Arial"/>
+                <w:i/>
+                <w:color w:val="0000FF"/>
+                <w:sz w:val="20"/>
+                <w:szCs w:val="20"/>
+                <w:lang w:val="es-GT"/>
+              </w:rPr>
+              <w:t>Validar que se cree de forma correcta un registro de paciente por medio de triaje el cual  cuente con registros médicos históricos en el hospital</w:t>
+            </w:r>
           </w:p>
         </w:tc>
       </w:tr>
@@ -6287,30 +7570,91 @@
           </w:tcPr>
           <w:p>
             <w:pPr>
-              <w:numPr>
-                <w:ilvl w:val="12"/>
-                <w:numId w:val="0"/>
-              </w:numPr>
-              <w:spacing w:line="256" w:lineRule="auto"/>
-              <w:rPr>
-                <w:rFonts w:cs="Arial"/>
-                <w:i/>
-                <w:color w:val="0000FF"/>
-                <w:sz w:val="20"/>
-                <w:szCs w:val="20"/>
-                <w:lang w:val="es-GT"/>
-              </w:rPr>
-            </w:pPr>
-            <w:r>
-              <w:rPr>
-                <w:rFonts w:cs="Arial"/>
-                <w:i/>
-                <w:color w:val="0000FF"/>
-                <w:sz w:val="20"/>
-                <w:szCs w:val="20"/>
-                <w:lang w:val="es-GT"/>
-              </w:rPr>
-              <w:t xml:space="preserve">1. </w:t>
+              <w:spacing w:line="256" w:lineRule="auto"/>
+              <w:rPr>
+                <w:rFonts w:cs="Arial"/>
+                <w:i/>
+                <w:color w:val="0000FF"/>
+                <w:sz w:val="20"/>
+                <w:szCs w:val="20"/>
+                <w:lang w:val="es-GT"/>
+              </w:rPr>
+            </w:pPr>
+            <w:r>
+              <w:rPr>
+                <w:rFonts w:cs="Arial"/>
+                <w:i/>
+                <w:color w:val="0000FF"/>
+                <w:sz w:val="20"/>
+                <w:szCs w:val="20"/>
+                <w:lang w:val="es-GT"/>
+              </w:rPr>
+              <w:t>1.</w:t>
+            </w:r>
+            <w:r>
+              <w:rPr>
+                <w:lang w:val="es-GT"/>
+              </w:rPr>
+              <w:t xml:space="preserve"> </w:t>
+            </w:r>
+            <w:r>
+              <w:rPr>
+                <w:rFonts w:cs="Arial"/>
+                <w:i/>
+                <w:color w:val="0000FF"/>
+                <w:sz w:val="20"/>
+                <w:szCs w:val="20"/>
+                <w:lang w:val="es-GT"/>
+              </w:rPr>
+              <w:t>El usuario administrativo (Recepcionista/Enfermero) debe tener sesión activa.</w:t>
+            </w:r>
+          </w:p>
+          <w:p>
+            <w:pPr>
+              <w:spacing w:line="256" w:lineRule="auto"/>
+              <w:rPr>
+                <w:rFonts w:cs="Arial"/>
+                <w:i/>
+                <w:color w:val="0000FF"/>
+                <w:sz w:val="20"/>
+                <w:szCs w:val="20"/>
+                <w:lang w:val="es-GT"/>
+              </w:rPr>
+            </w:pPr>
+            <w:r>
+              <w:rPr>
+                <w:rFonts w:cs="Arial"/>
+                <w:i/>
+                <w:color w:val="0000FF"/>
+                <w:sz w:val="20"/>
+                <w:szCs w:val="20"/>
+                <w:lang w:val="es-GT"/>
+              </w:rPr>
+              <w:t>2.Debe de haber ingresado un Paciente a recepción al área de triaje</w:t>
+            </w:r>
+          </w:p>
+          <w:p>
+            <w:pPr>
+              <w:spacing w:line="256" w:lineRule="auto"/>
+              <w:rPr>
+                <w:rFonts w:cs="Arial"/>
+                <w:i/>
+                <w:color w:val="0000FF"/>
+                <w:sz w:val="20"/>
+                <w:szCs w:val="20"/>
+                <w:lang w:val="es-GT"/>
+              </w:rPr>
+            </w:pPr>
+            <w:r>
+              <w:rPr>
+                <w:rFonts w:cs="Arial"/>
+                <w:i/>
+                <w:color w:val="0000FF"/>
+                <w:sz w:val="20"/>
+                <w:szCs w:val="20"/>
+                <w:lang w:val="es-GT"/>
+              </w:rPr>
+              <w:t>3 El paciente debe de contar con registros médicos previos</w:t>
             </w:r>
           </w:p>
         </w:tc>
@@ -6412,93 +7756,1453 @@
                 <w:szCs w:val="20"/>
                 <w:lang w:val="es-GT"/>
               </w:rPr>
-              <w:t>1.</w:t>
-            </w:r>
-          </w:p>
-          <w:p>
-            <w:pPr>
-              <w:spacing w:line="256" w:lineRule="auto"/>
-              <w:rPr>
-                <w:rFonts w:cs="Arial"/>
-                <w:i/>
-                <w:color w:val="0000FF"/>
-                <w:sz w:val="20"/>
-                <w:szCs w:val="20"/>
-                <w:lang w:val="es-GT"/>
-              </w:rPr>
-            </w:pPr>
-            <w:r>
-              <w:rPr>
-                <w:rFonts w:cs="Arial"/>
-                <w:i/>
-                <w:color w:val="0000FF"/>
-                <w:sz w:val="20"/>
-                <w:szCs w:val="20"/>
-                <w:lang w:val="es-GT"/>
-              </w:rPr>
-              <w:t>2.</w:t>
-            </w:r>
-          </w:p>
-          <w:p>
-            <w:pPr>
-              <w:spacing w:line="256" w:lineRule="auto"/>
-              <w:rPr>
-                <w:rFonts w:cs="Arial"/>
-                <w:i/>
-                <w:color w:val="0000FF"/>
-                <w:sz w:val="20"/>
-                <w:szCs w:val="20"/>
-                <w:lang w:val="es-GT"/>
-              </w:rPr>
-            </w:pPr>
-            <w:r>
-              <w:rPr>
-                <w:rFonts w:cs="Arial"/>
-                <w:i/>
-                <w:color w:val="0000FF"/>
-                <w:sz w:val="20"/>
-                <w:szCs w:val="20"/>
-                <w:lang w:val="es-GT"/>
-              </w:rPr>
-              <w:t>3.</w:t>
-            </w:r>
-          </w:p>
-          <w:p>
-            <w:pPr>
-              <w:spacing w:line="256" w:lineRule="auto"/>
-              <w:rPr>
-                <w:rFonts w:cs="Arial"/>
-                <w:i/>
-                <w:color w:val="0000FF"/>
-                <w:sz w:val="20"/>
-                <w:szCs w:val="20"/>
-                <w:lang w:val="es-GT"/>
-              </w:rPr>
-            </w:pPr>
-            <w:r>
-              <w:rPr>
-                <w:rFonts w:cs="Arial"/>
-                <w:i/>
-                <w:color w:val="0000FF"/>
-                <w:sz w:val="20"/>
-                <w:szCs w:val="20"/>
-                <w:lang w:val="es-GT"/>
-              </w:rPr>
-              <w:t>4.</w:t>
-            </w:r>
-          </w:p>
-          <w:p>
-            <w:pPr>
-              <w:spacing w:line="256" w:lineRule="auto"/>
-              <w:rPr>
-                <w:rFonts w:cs="Arial"/>
-                <w:i/>
-                <w:color w:val="0000FF"/>
-                <w:sz w:val="20"/>
-                <w:szCs w:val="20"/>
-                <w:lang w:val="es-GT"/>
-              </w:rPr>
-            </w:pPr>
+              <w:t>1. El personal médico presiona la opción de Registro y triaje .</w:t>
+            </w:r>
+          </w:p>
+          <w:p>
+            <w:pPr>
+              <w:spacing w:line="256" w:lineRule="auto"/>
+              <w:rPr>
+                <w:rFonts w:cs="Arial"/>
+                <w:i/>
+                <w:color w:val="0000FF"/>
+                <w:sz w:val="20"/>
+                <w:szCs w:val="20"/>
+                <w:lang w:val="es-GT"/>
+              </w:rPr>
+            </w:pPr>
+            <w:hyperlink r:id="rId20" w:history="1">
+              <w:r>
+                <w:rPr>
+                  <w:rStyle w:val="Hipervnculo"/>
+                  <w:rFonts w:cs="Arial"/>
+                  <w:i/>
+                  <w:sz w:val="20"/>
+                  <w:szCs w:val="20"/>
+                  <w:lang w:val="es-GT"/>
+                </w:rPr>
+                <w:t>https://victorious-sky-00d51bd10.7.azurestaticapps.net/admin</w:t>
+              </w:r>
+            </w:hyperlink>
+          </w:p>
+          <w:p>
+            <w:pPr>
+              <w:spacing w:line="256" w:lineRule="auto"/>
+              <w:rPr>
+                <w:rFonts w:cs="Arial"/>
+                <w:i/>
+                <w:color w:val="0000FF"/>
+                <w:sz w:val="20"/>
+                <w:szCs w:val="20"/>
+                <w:lang w:val="es-GT"/>
+              </w:rPr>
+            </w:pPr>
+            <w:r>
+              <w:rPr>
+                <w:rFonts w:cs="Arial"/>
+                <w:i/>
+                <w:noProof/>
+                <w:color w:val="0000FF"/>
+                <w:sz w:val="20"/>
+                <w:szCs w:val="20"/>
+                <w:lang w:val="es-GT"/>
+              </w:rPr>
+              <mc:AlternateContent>
+                <mc:Choice Requires="wps">
+                  <w:drawing>
+                    <wp:anchor distT="0" distB="0" distL="114300" distR="114300" simplePos="0" relativeHeight="251669504" behindDoc="0" locked="0" layoutInCell="1" allowOverlap="1" wp14:anchorId="1FC8F3BD" wp14:editId="7B3B4D48">
+                      <wp:simplePos x="0" y="0"/>
+                      <wp:positionH relativeFrom="column">
+                        <wp:posOffset>70485</wp:posOffset>
+                      </wp:positionH>
+                      <wp:positionV relativeFrom="paragraph">
+                        <wp:posOffset>552450</wp:posOffset>
+                      </wp:positionV>
+                      <wp:extent cx="1028700" cy="962025"/>
+                      <wp:effectExtent l="19050" t="19050" r="38100" b="47625"/>
+                      <wp:wrapNone/>
+                      <wp:docPr id="953559342" name="Rectángulo 1"/>
+                      <wp:cNvGraphicFramePr/>
+                      <a:graphic xmlns:a="http://schemas.openxmlformats.org/drawingml/2006/main">
+                        <a:graphicData uri="http://schemas.microsoft.com/office/word/2010/wordprocessingShape">
+                          <wps:wsp>
+                            <wps:cNvSpPr/>
+                            <wps:spPr>
+                              <a:xfrm>
+                                <a:off x="0" y="0"/>
+                                <a:ext cx="1028700" cy="962025"/>
+                              </a:xfrm>
+                              <a:prstGeom prst="rect">
+                                <a:avLst/>
+                              </a:prstGeom>
+                              <a:noFill/>
+                              <a:ln w="57150" cap="flat" cmpd="sng" algn="ctr">
+                                <a:solidFill>
+                                  <a:srgbClr val="EE0000"/>
+                                </a:solidFill>
+                                <a:prstDash val="solid"/>
+                                <a:round/>
+                                <a:headEnd type="none" w="med" len="med"/>
+                                <a:tailEnd type="none" w="med" len="med"/>
+                              </a:ln>
+                            </wps:spPr>
+                            <wps:style>
+                              <a:lnRef idx="0">
+                                <a:scrgbClr r="0" g="0" b="0"/>
+                              </a:lnRef>
+                              <a:fillRef idx="0">
+                                <a:scrgbClr r="0" g="0" b="0"/>
+                              </a:fillRef>
+                              <a:effectRef idx="0">
+                                <a:scrgbClr r="0" g="0" b="0"/>
+                              </a:effectRef>
+                              <a:fontRef idx="minor">
+                                <a:schemeClr val="accent2"/>
+                              </a:fontRef>
+                            </wps:style>
+                            <wps:bodyPr rot="0" spcFirstLastPara="0" vertOverflow="overflow" horzOverflow="overflow" vert="horz" wrap="square" lIns="91440" tIns="45720" rIns="91440" bIns="45720" numCol="1" spcCol="0" rtlCol="0" fromWordArt="0" anchor="ctr" anchorCtr="0" forceAA="0" compatLnSpc="1">
+                              <a:prstTxWarp prst="textNoShape">
+                                <a:avLst/>
+                              </a:prstTxWarp>
+                              <a:noAutofit/>
+                            </wps:bodyPr>
+                          </wps:wsp>
+                        </a:graphicData>
+                      </a:graphic>
+                    </wp:anchor>
+                  </w:drawing>
+                </mc:Choice>
+                <mc:Fallback>
+                  <w:pict>
+                    <v:rect w14:anchorId="65DB865A" id="Rectángulo 1" o:spid="_x0000_s1026" style="position:absolute;margin-left:5.55pt;margin-top:43.5pt;width:81pt;height:75.75pt;z-index:251669504;visibility:visible;mso-wrap-style:square;mso-wrap-distance-left:9pt;mso-wrap-distance-top:0;mso-wrap-distance-right:9pt;mso-wrap-distance-bottom:0;mso-position-horizontal:absolute;mso-position-horizontal-relative:text;mso-position-vertical:absolute;mso-position-vertical-relative:text;v-text-anchor:middle" o:gfxdata="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" filled="f" strokecolor="#e00" strokeweight="4.5pt">
+                      <v:stroke joinstyle="round"/>
+                    </v:rect>
+                  </w:pict>
+                </mc:Fallback>
+              </mc:AlternateContent>
+            </w:r>
+            <w:r>
+              <w:rPr>
+                <w:rFonts w:cs="Arial"/>
+                <w:i/>
+                <w:color w:val="0000FF"/>
+                <w:sz w:val="20"/>
+                <w:szCs w:val="20"/>
+                <w:lang w:val="es-GT"/>
+              </w:rPr>
+              <w:drawing>
+                <wp:inline distT="0" distB="0" distL="0" distR="0" wp14:anchorId="2D10C921" wp14:editId="7800C822">
+                  <wp:extent cx="6473825" cy="2918460"/>
+                  <wp:effectExtent l="0" t="0" r="3175" b="0"/>
+                  <wp:docPr id="1384587470" name="Imagen 1"/>
+                  <wp:cNvGraphicFramePr>
+                    <a:graphicFrameLocks xmlns:a="http://schemas.openxmlformats.org/drawingml/2006/main" noChangeAspect="1"/>
+                  </wp:cNvGraphicFramePr>
+                  <a:graphic xmlns:a="http://schemas.openxmlformats.org/drawingml/2006/main">
+                    <a:graphicData uri="http://schemas.openxmlformats.org/drawingml/2006/picture">
+                      <pic:pic xmlns:pic="http://schemas.openxmlformats.org/drawingml/2006/picture">
+                        <pic:nvPicPr>
+                          <pic:cNvPr id="1256202955" name=""/>
+                          <pic:cNvPicPr/>
+                        </pic:nvPicPr>
+                        <pic:blipFill>
+                          <a:blip r:embed="rId9"/>
+                          <a:stretch>
+                            <a:fillRect/>
+                          </a:stretch>
+                        </pic:blipFill>
+                        <pic:spPr>
+                          <a:xfrm>
+                            <a:off x="0" y="0"/>
+                            <a:ext cx="6473825" cy="2918460"/>
+                          </a:xfrm>
+                          <a:prstGeom prst="rect">
+                            <a:avLst/>
+                          </a:prstGeom>
+                        </pic:spPr>
+                      </pic:pic>
+                    </a:graphicData>
+                  </a:graphic>
+                </wp:inline>
+              </w:drawing>
+            </w:r>
+          </w:p>
+          <w:p>
+            <w:pPr>
+              <w:spacing w:line="256" w:lineRule="auto"/>
+              <w:rPr>
+                <w:rFonts w:cs="Arial"/>
+                <w:i/>
+                <w:color w:val="0000FF"/>
+                <w:sz w:val="20"/>
+                <w:szCs w:val="20"/>
+                <w:lang w:val="es-GT"/>
+              </w:rPr>
+            </w:pPr>
+            <w:r>
+              <w:rPr>
+                <w:rFonts w:cs="Arial"/>
+                <w:i/>
+                <w:color w:val="0000FF"/>
+                <w:sz w:val="20"/>
+                <w:szCs w:val="20"/>
+                <w:lang w:val="es-GT"/>
+              </w:rPr>
+              <w:t>2 Seleccionar Opción Ingreso por Triaje (sin cita)</w:t>
+            </w:r>
+          </w:p>
+          <w:p>
+            <w:pPr>
+              <w:spacing w:line="256" w:lineRule="auto"/>
+              <w:rPr>
+                <w:rFonts w:cs="Arial"/>
+                <w:i/>
+                <w:color w:val="0000FF"/>
+                <w:sz w:val="20"/>
+                <w:szCs w:val="20"/>
+                <w:lang w:val="es-GT"/>
+              </w:rPr>
+            </w:pPr>
+            <w:hyperlink r:id="rId21" w:history="1">
+              <w:r>
+                <w:rPr>
+                  <w:rStyle w:val="Hipervnculo"/>
+                  <w:rFonts w:cs="Arial"/>
+                  <w:i/>
+                  <w:sz w:val="20"/>
+                  <w:szCs w:val="20"/>
+                  <w:lang w:val="es-GT"/>
+                </w:rPr>
+                <w:t>https://victorious-sky-00d51bd10.7.azurestaticapps.net/triage</w:t>
+              </w:r>
+            </w:hyperlink>
+          </w:p>
+          <w:p>
+            <w:pPr>
+              <w:spacing w:line="256" w:lineRule="auto"/>
+              <w:rPr>
+                <w:rFonts w:cs="Arial"/>
+                <w:i/>
+                <w:color w:val="0000FF"/>
+                <w:sz w:val="20"/>
+                <w:szCs w:val="20"/>
+                <w:lang w:val="es-GT"/>
+              </w:rPr>
+            </w:pPr>
+            <w:r>
+              <w:rPr>
+                <w:rFonts w:cs="Arial"/>
+                <w:i/>
+                <w:color w:val="0000FF"/>
+                <w:sz w:val="20"/>
+                <w:szCs w:val="20"/>
+                <w:lang w:val="es-GT"/>
+              </w:rPr>
+              <w:lastRenderedPageBreak/>
+              <w:drawing>
+                <wp:inline distT="0" distB="0" distL="0" distR="0" wp14:anchorId="510AB5B0" wp14:editId="22E90C29">
+                  <wp:extent cx="6473825" cy="2946400"/>
+                  <wp:effectExtent l="0" t="0" r="3175" b="6350"/>
+                  <wp:docPr id="1770875419" name="Imagen 1"/>
+                  <wp:cNvGraphicFramePr>
+                    <a:graphicFrameLocks xmlns:a="http://schemas.openxmlformats.org/drawingml/2006/main" noChangeAspect="1"/>
+                  </wp:cNvGraphicFramePr>
+                  <a:graphic xmlns:a="http://schemas.openxmlformats.org/drawingml/2006/main">
+                    <a:graphicData uri="http://schemas.openxmlformats.org/drawingml/2006/picture">
+                      <pic:pic xmlns:pic="http://schemas.openxmlformats.org/drawingml/2006/picture">
+                        <pic:nvPicPr>
+                          <pic:cNvPr id="1177701756" name=""/>
+                          <pic:cNvPicPr/>
+                        </pic:nvPicPr>
+                        <pic:blipFill>
+                          <a:blip r:embed="rId11"/>
+                          <a:stretch>
+                            <a:fillRect/>
+                          </a:stretch>
+                        </pic:blipFill>
+                        <pic:spPr>
+                          <a:xfrm>
+                            <a:off x="0" y="0"/>
+                            <a:ext cx="6473825" cy="2946400"/>
+                          </a:xfrm>
+                          <a:prstGeom prst="rect">
+                            <a:avLst/>
+                          </a:prstGeom>
+                        </pic:spPr>
+                      </pic:pic>
+                    </a:graphicData>
+                  </a:graphic>
+                </wp:inline>
+              </w:drawing>
+            </w:r>
+          </w:p>
+          <w:p>
+            <w:pPr>
+              <w:spacing w:line="256" w:lineRule="auto"/>
+              <w:rPr>
+                <w:rFonts w:cs="Arial"/>
+                <w:i/>
+                <w:color w:val="0000FF"/>
+                <w:sz w:val="20"/>
+                <w:szCs w:val="20"/>
+                <w:lang w:val="es-GT"/>
+              </w:rPr>
+            </w:pPr>
+            <w:r>
+              <w:rPr>
+                <w:rFonts w:cs="Arial"/>
+                <w:i/>
+                <w:color w:val="0000FF"/>
+                <w:sz w:val="20"/>
+                <w:szCs w:val="20"/>
+                <w:lang w:val="es-GT"/>
+              </w:rPr>
+              <w:t>3 Previo al registro se consulta la información del paciente por medio de DPI para validar si cuenta con expediente.</w:t>
+            </w:r>
+          </w:p>
+          <w:p>
+            <w:pPr>
+              <w:spacing w:line="256" w:lineRule="auto"/>
+              <w:rPr>
+                <w:rFonts w:cs="Arial"/>
+                <w:i/>
+                <w:color w:val="0000FF"/>
+                <w:sz w:val="20"/>
+                <w:szCs w:val="20"/>
+                <w:lang w:val="es-GT"/>
+              </w:rPr>
+            </w:pPr>
+            <w:r>
+              <w:rPr>
+                <w:rFonts w:cs="Arial"/>
+                <w:i/>
+                <w:color w:val="0000FF"/>
+                <w:sz w:val="20"/>
+                <w:szCs w:val="20"/>
+                <w:lang w:val="es-GT"/>
+              </w:rPr>
+              <w:drawing>
+                <wp:inline distT="0" distB="0" distL="0" distR="0" wp14:anchorId="1D67797E" wp14:editId="25AC903F">
+                  <wp:extent cx="6473825" cy="2949575"/>
+                  <wp:effectExtent l="0" t="0" r="3175" b="3175"/>
+                  <wp:docPr id="396114149" name="Imagen 1"/>
+                  <wp:cNvGraphicFramePr>
+                    <a:graphicFrameLocks xmlns:a="http://schemas.openxmlformats.org/drawingml/2006/main" noChangeAspect="1"/>
+                  </wp:cNvGraphicFramePr>
+                  <a:graphic xmlns:a="http://schemas.openxmlformats.org/drawingml/2006/main">
+                    <a:graphicData uri="http://schemas.openxmlformats.org/drawingml/2006/picture">
+                      <pic:pic xmlns:pic="http://schemas.openxmlformats.org/drawingml/2006/picture">
+                        <pic:nvPicPr>
+                          <pic:cNvPr id="396114149" name=""/>
+                          <pic:cNvPicPr/>
+                        </pic:nvPicPr>
+                        <pic:blipFill>
+                          <a:blip r:embed="rId22"/>
+                          <a:stretch>
+                            <a:fillRect/>
+                          </a:stretch>
+                        </pic:blipFill>
+                        <pic:spPr>
+                          <a:xfrm>
+                            <a:off x="0" y="0"/>
+                            <a:ext cx="6473825" cy="2949575"/>
+                          </a:xfrm>
+                          <a:prstGeom prst="rect">
+                            <a:avLst/>
+                          </a:prstGeom>
+                        </pic:spPr>
+                      </pic:pic>
+                    </a:graphicData>
+                  </a:graphic>
+                </wp:inline>
+              </w:drawing>
+            </w:r>
+          </w:p>
+          <w:p>
+            <w:pPr>
+              <w:spacing w:line="256" w:lineRule="auto"/>
+              <w:rPr>
+                <w:rFonts w:cs="Arial"/>
+                <w:i/>
+                <w:color w:val="0000FF"/>
+                <w:sz w:val="20"/>
+                <w:szCs w:val="20"/>
+                <w:lang w:val="es-GT"/>
+              </w:rPr>
+            </w:pPr>
+            <w:r>
+              <w:rPr>
+                <w:rFonts w:cs="Arial"/>
+                <w:i/>
+                <w:color w:val="0000FF"/>
+                <w:sz w:val="20"/>
+                <w:szCs w:val="20"/>
+                <w:lang w:val="es-GT"/>
+              </w:rPr>
+              <w:t>4 Al encontrarse registro previo del paciente se selecciona la opción de “</w:t>
+            </w:r>
+            <w:r>
+              <w:rPr>
+                <w:rFonts w:cs="Arial"/>
+                <w:i/>
+                <w:color w:val="0000FF"/>
+                <w:sz w:val="20"/>
+                <w:szCs w:val="20"/>
+                <w:lang w:val="es-GT"/>
+              </w:rPr>
+              <w:t>Continuar</w:t>
+            </w:r>
+            <w:r>
+              <w:rPr>
+                <w:rFonts w:cs="Arial"/>
+                <w:i/>
+                <w:color w:val="0000FF"/>
+                <w:sz w:val="20"/>
+                <w:szCs w:val="20"/>
+                <w:lang w:val="es-GT"/>
+              </w:rPr>
+              <w:t>”</w:t>
+            </w:r>
+          </w:p>
+          <w:p>
+            <w:pPr>
+              <w:spacing w:line="256" w:lineRule="auto"/>
+              <w:rPr>
+                <w:rFonts w:cs="Arial"/>
+                <w:i/>
+                <w:color w:val="0000FF"/>
+                <w:sz w:val="20"/>
+                <w:szCs w:val="20"/>
+                <w:lang w:val="es-GT"/>
+              </w:rPr>
+            </w:pPr>
+            <w:r>
+              <w:rPr>
+                <w:rFonts w:cs="Arial"/>
+                <w:i/>
+                <w:noProof/>
+                <w:color w:val="0000FF"/>
+                <w:sz w:val="20"/>
+                <w:szCs w:val="20"/>
+                <w:lang w:val="es-GT"/>
+              </w:rPr>
+              <w:lastRenderedPageBreak/>
+              <mc:AlternateContent>
+                <mc:Choice Requires="wps">
+                  <w:drawing>
+                    <wp:anchor distT="0" distB="0" distL="114300" distR="114300" simplePos="0" relativeHeight="251670528" behindDoc="0" locked="0" layoutInCell="1" allowOverlap="1" wp14:anchorId="0BD34888" wp14:editId="55E65FF8">
+                      <wp:simplePos x="0" y="0"/>
+                      <wp:positionH relativeFrom="column">
+                        <wp:posOffset>2080260</wp:posOffset>
+                      </wp:positionH>
+                      <wp:positionV relativeFrom="paragraph">
+                        <wp:posOffset>2370455</wp:posOffset>
+                      </wp:positionV>
+                      <wp:extent cx="3857625" cy="552450"/>
+                      <wp:effectExtent l="19050" t="19050" r="47625" b="38100"/>
+                      <wp:wrapNone/>
+                      <wp:docPr id="1861627132" name="Rectángulo 1"/>
+                      <wp:cNvGraphicFramePr/>
+                      <a:graphic xmlns:a="http://schemas.openxmlformats.org/drawingml/2006/main">
+                        <a:graphicData uri="http://schemas.microsoft.com/office/word/2010/wordprocessingShape">
+                          <wps:wsp>
+                            <wps:cNvSpPr/>
+                            <wps:spPr>
+                              <a:xfrm>
+                                <a:off x="0" y="0"/>
+                                <a:ext cx="3857625" cy="552450"/>
+                              </a:xfrm>
+                              <a:prstGeom prst="rect">
+                                <a:avLst/>
+                              </a:prstGeom>
+                              <a:noFill/>
+                              <a:ln w="57150" cap="flat" cmpd="sng" algn="ctr">
+                                <a:solidFill>
+                                  <a:srgbClr val="EE0000"/>
+                                </a:solidFill>
+                                <a:prstDash val="solid"/>
+                                <a:round/>
+                                <a:headEnd type="none" w="med" len="med"/>
+                                <a:tailEnd type="none" w="med" len="med"/>
+                              </a:ln>
+                            </wps:spPr>
+                            <wps:style>
+                              <a:lnRef idx="0">
+                                <a:scrgbClr r="0" g="0" b="0"/>
+                              </a:lnRef>
+                              <a:fillRef idx="0">
+                                <a:scrgbClr r="0" g="0" b="0"/>
+                              </a:fillRef>
+                              <a:effectRef idx="0">
+                                <a:scrgbClr r="0" g="0" b="0"/>
+                              </a:effectRef>
+                              <a:fontRef idx="minor">
+                                <a:schemeClr val="accent2"/>
+                              </a:fontRef>
+                            </wps:style>
+                            <wps:bodyPr rot="0" spcFirstLastPara="0" vertOverflow="overflow" horzOverflow="overflow" vert="horz" wrap="square" lIns="91440" tIns="45720" rIns="91440" bIns="45720" numCol="1" spcCol="0" rtlCol="0" fromWordArt="0" anchor="ctr" anchorCtr="0" forceAA="0" compatLnSpc="1">
+                              <a:prstTxWarp prst="textNoShape">
+                                <a:avLst/>
+                              </a:prstTxWarp>
+                              <a:noAutofit/>
+                            </wps:bodyPr>
+                          </wps:wsp>
+                        </a:graphicData>
+                      </a:graphic>
+                      <wp14:sizeRelH relativeFrom="margin">
+                        <wp14:pctWidth>0</wp14:pctWidth>
+                      </wp14:sizeRelH>
+                      <wp14:sizeRelV relativeFrom="margin">
+                        <wp14:pctHeight>0</wp14:pctHeight>
+                      </wp14:sizeRelV>
+                    </wp:anchor>
+                  </w:drawing>
+                </mc:Choice>
+                <mc:Fallback>
+                  <w:pict>
+                    <v:rect w14:anchorId="4E9B2FA1" id="Rectángulo 1" o:spid="_x0000_s1026" style="position:absolute;margin-left:163.8pt;margin-top:186.65pt;width:303.75pt;height:43.5pt;z-index:251670528;visibility:visible;mso-wrap-style:square;mso-width-percent:0;mso-height-percent:0;mso-wrap-distance-left:9pt;mso-wrap-distance-top:0;mso-wrap-distance-right:9pt;mso-wrap-distance-bottom:0;mso-position-horizontal:absolute;mso-position-horizontal-relative:text;mso-position-vertical:absolute;mso-position-vertical-relative:text;mso-width-percent:0;mso-height-percent:0;mso-width-relative:margin;mso-height-relative:margin;v-text-anchor:middle" o:gfxdata="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" filled="f" strokecolor="#e00" strokeweight="4.5pt">
+                      <v:stroke joinstyle="round"/>
+                    </v:rect>
+                  </w:pict>
+                </mc:Fallback>
+              </mc:AlternateContent>
+            </w:r>
+            <w:r>
+              <w:rPr>
+                <w:rFonts w:cs="Arial"/>
+                <w:i/>
+                <w:color w:val="0000FF"/>
+                <w:sz w:val="20"/>
+                <w:szCs w:val="20"/>
+                <w:lang w:val="es-GT"/>
+              </w:rPr>
+              <w:drawing>
+                <wp:inline distT="0" distB="0" distL="0" distR="0" wp14:anchorId="5116F182" wp14:editId="6696CCEB">
+                  <wp:extent cx="6473825" cy="2949575"/>
+                  <wp:effectExtent l="0" t="0" r="3175" b="3175"/>
+                  <wp:docPr id="1458031351" name="Imagen 1"/>
+                  <wp:cNvGraphicFramePr>
+                    <a:graphicFrameLocks xmlns:a="http://schemas.openxmlformats.org/drawingml/2006/main" noChangeAspect="1"/>
+                  </wp:cNvGraphicFramePr>
+                  <a:graphic xmlns:a="http://schemas.openxmlformats.org/drawingml/2006/main">
+                    <a:graphicData uri="http://schemas.openxmlformats.org/drawingml/2006/picture">
+                      <pic:pic xmlns:pic="http://schemas.openxmlformats.org/drawingml/2006/picture">
+                        <pic:nvPicPr>
+                          <pic:cNvPr id="1458031351" name=""/>
+                          <pic:cNvPicPr/>
+                        </pic:nvPicPr>
+                        <pic:blipFill>
+                          <a:blip r:embed="rId22"/>
+                          <a:stretch>
+                            <a:fillRect/>
+                          </a:stretch>
+                        </pic:blipFill>
+                        <pic:spPr>
+                          <a:xfrm>
+                            <a:off x="0" y="0"/>
+                            <a:ext cx="6473825" cy="2949575"/>
+                          </a:xfrm>
+                          <a:prstGeom prst="rect">
+                            <a:avLst/>
+                          </a:prstGeom>
+                        </pic:spPr>
+                      </pic:pic>
+                    </a:graphicData>
+                  </a:graphic>
+                </wp:inline>
+              </w:drawing>
+            </w:r>
+          </w:p>
+          <w:p>
+            <w:pPr>
+              <w:spacing w:line="256" w:lineRule="auto"/>
+              <w:rPr>
+                <w:rFonts w:cs="Arial"/>
+                <w:i/>
+                <w:color w:val="0000FF"/>
+                <w:sz w:val="20"/>
+                <w:szCs w:val="20"/>
+                <w:lang w:val="es-GT"/>
+              </w:rPr>
+            </w:pPr>
+            <w:r>
+              <w:rPr>
+                <w:rFonts w:cs="Arial"/>
+                <w:i/>
+                <w:color w:val="0000FF"/>
+                <w:sz w:val="20"/>
+                <w:szCs w:val="20"/>
+                <w:lang w:val="es-GT"/>
+              </w:rPr>
+              <w:t>5</w:t>
+            </w:r>
+            <w:r>
+              <w:rPr>
+                <w:rFonts w:cs="Arial"/>
+                <w:i/>
+                <w:color w:val="0000FF"/>
+                <w:sz w:val="20"/>
+                <w:szCs w:val="20"/>
+                <w:lang w:val="es-GT"/>
+              </w:rPr>
+              <w:t xml:space="preserve"> </w:t>
+            </w:r>
+            <w:r>
+              <w:rPr>
+                <w:rFonts w:cs="Arial"/>
+                <w:i/>
+                <w:color w:val="0000FF"/>
+                <w:sz w:val="20"/>
+                <w:szCs w:val="20"/>
+                <w:lang w:val="es-GT"/>
+              </w:rPr>
+              <w:t>ingresar</w:t>
+            </w:r>
+            <w:r>
+              <w:rPr>
+                <w:rFonts w:cs="Arial"/>
+                <w:i/>
+                <w:color w:val="0000FF"/>
+                <w:sz w:val="20"/>
+                <w:szCs w:val="20"/>
+                <w:lang w:val="es-GT"/>
+              </w:rPr>
+              <w:t xml:space="preserve"> datos </w:t>
+            </w:r>
+            <w:r>
+              <w:rPr>
+                <w:rFonts w:cs="Arial"/>
+                <w:i/>
+                <w:color w:val="0000FF"/>
+                <w:sz w:val="20"/>
+                <w:szCs w:val="20"/>
+                <w:lang w:val="es-GT"/>
+              </w:rPr>
+              <w:t>Fase 3 (Validación de pago), seleccionar "</w:t>
+            </w:r>
+            <w:r>
+              <w:rPr>
+                <w:rFonts w:cs="Arial"/>
+                <w:i/>
+                <w:color w:val="0000FF"/>
+                <w:sz w:val="20"/>
+                <w:szCs w:val="20"/>
+                <w:lang w:val="es-GT"/>
+              </w:rPr>
+              <w:t>Con seguro</w:t>
+            </w:r>
+            <w:r>
+              <w:rPr>
+                <w:rFonts w:cs="Arial"/>
+                <w:i/>
+                <w:color w:val="0000FF"/>
+                <w:sz w:val="20"/>
+                <w:szCs w:val="20"/>
+                <w:lang w:val="es-GT"/>
+              </w:rPr>
+              <w:t xml:space="preserve">" </w:t>
+            </w:r>
+            <w:r>
+              <w:rPr>
+                <w:rFonts w:cs="Arial"/>
+                <w:i/>
+                <w:color w:val="0000FF"/>
+                <w:sz w:val="20"/>
+                <w:szCs w:val="20"/>
+                <w:lang w:val="es-GT"/>
+              </w:rPr>
+              <w:t xml:space="preserve">y selecciona su aseguradora dentro del catálogo del hospital, luego ingresa el número de póliza </w:t>
+            </w:r>
+            <w:r>
+              <w:rPr>
+                <w:rFonts w:cs="Arial"/>
+                <w:i/>
+                <w:color w:val="0000FF"/>
+                <w:sz w:val="20"/>
+                <w:szCs w:val="20"/>
+                <w:lang w:val="es-GT"/>
+              </w:rPr>
+              <w:t>(</w:t>
+            </w:r>
+            <w:r>
+              <w:rPr>
+                <w:rFonts w:cs="Arial"/>
+                <w:b/>
+                <w:bCs/>
+                <w:i/>
+                <w:color w:val="0000FF"/>
+                <w:sz w:val="20"/>
+                <w:szCs w:val="20"/>
+                <w:lang w:val="es-GT"/>
+              </w:rPr>
+              <w:t>RN03</w:t>
+            </w:r>
+            <w:r>
+              <w:rPr>
+                <w:rFonts w:cs="Arial"/>
+                <w:i/>
+                <w:color w:val="0000FF"/>
+                <w:sz w:val="20"/>
+                <w:szCs w:val="20"/>
+                <w:lang w:val="es-GT"/>
+              </w:rPr>
+              <w:t>).</w:t>
+            </w:r>
+          </w:p>
+          <w:p>
+            <w:pPr>
+              <w:spacing w:line="256" w:lineRule="auto"/>
+              <w:rPr>
+                <w:rFonts w:cs="Arial"/>
+                <w:i/>
+                <w:color w:val="0000FF"/>
+                <w:sz w:val="20"/>
+                <w:szCs w:val="20"/>
+                <w:lang w:val="es-GT"/>
+              </w:rPr>
+            </w:pPr>
+            <w:r>
+              <w:rPr>
+                <w:rFonts w:cs="Arial"/>
+                <w:i/>
+                <w:color w:val="0000FF"/>
+                <w:sz w:val="20"/>
+                <w:szCs w:val="20"/>
+                <w:lang w:val="es-GT"/>
+              </w:rPr>
+              <w:drawing>
+                <wp:inline distT="0" distB="0" distL="0" distR="0" wp14:anchorId="572E0D9B" wp14:editId="1CCCE3DA">
+                  <wp:extent cx="6473825" cy="2875280"/>
+                  <wp:effectExtent l="0" t="0" r="3175" b="1270"/>
+                  <wp:docPr id="289274157" name="Imagen 1"/>
+                  <wp:cNvGraphicFramePr>
+                    <a:graphicFrameLocks xmlns:a="http://schemas.openxmlformats.org/drawingml/2006/main" noChangeAspect="1"/>
+                  </wp:cNvGraphicFramePr>
+                  <a:graphic xmlns:a="http://schemas.openxmlformats.org/drawingml/2006/main">
+                    <a:graphicData uri="http://schemas.openxmlformats.org/drawingml/2006/picture">
+                      <pic:pic xmlns:pic="http://schemas.openxmlformats.org/drawingml/2006/picture">
+                        <pic:nvPicPr>
+                          <pic:cNvPr id="289274157" name=""/>
+                          <pic:cNvPicPr/>
+                        </pic:nvPicPr>
+                        <pic:blipFill>
+                          <a:blip r:embed="rId23"/>
+                          <a:stretch>
+                            <a:fillRect/>
+                          </a:stretch>
+                        </pic:blipFill>
+                        <pic:spPr>
+                          <a:xfrm>
+                            <a:off x="0" y="0"/>
+                            <a:ext cx="6473825" cy="2875280"/>
+                          </a:xfrm>
+                          <a:prstGeom prst="rect">
+                            <a:avLst/>
+                          </a:prstGeom>
+                        </pic:spPr>
+                      </pic:pic>
+                    </a:graphicData>
+                  </a:graphic>
+                </wp:inline>
+              </w:drawing>
+            </w:r>
+          </w:p>
+          <w:p>
+            <w:pPr>
+              <w:spacing w:line="256" w:lineRule="auto"/>
+              <w:rPr>
+                <w:rFonts w:cs="Arial"/>
+                <w:i/>
+                <w:color w:val="0000FF"/>
+                <w:sz w:val="20"/>
+                <w:szCs w:val="20"/>
+                <w:lang w:val="es-GT"/>
+              </w:rPr>
+            </w:pPr>
+            <w:r>
+              <w:rPr>
+                <w:rFonts w:cs="Arial"/>
+                <w:i/>
+                <w:color w:val="0000FF"/>
+                <w:sz w:val="20"/>
+                <w:szCs w:val="20"/>
+                <w:lang w:val="es-GT"/>
+              </w:rPr>
+              <w:t>6</w:t>
+            </w:r>
+            <w:r>
+              <w:rPr>
+                <w:rFonts w:cs="Arial"/>
+                <w:i/>
+                <w:color w:val="0000FF"/>
+                <w:sz w:val="20"/>
+                <w:szCs w:val="20"/>
+                <w:lang w:val="es-GT"/>
+              </w:rPr>
+              <w:t xml:space="preserve"> </w:t>
+            </w:r>
+            <w:r>
+              <w:rPr>
+                <w:rFonts w:cs="Arial"/>
+                <w:i/>
+                <w:color w:val="0000FF"/>
+                <w:sz w:val="20"/>
+                <w:szCs w:val="20"/>
+                <w:lang w:val="es-GT"/>
+              </w:rPr>
+              <w:t>continuar a Fase 4 (Evaluación clínica), digitar signos vitales estables y Escala Glasgow 15.</w:t>
+            </w:r>
+          </w:p>
+          <w:p>
+            <w:pPr>
+              <w:spacing w:line="256" w:lineRule="auto"/>
+              <w:rPr>
+                <w:rFonts w:cs="Arial"/>
+                <w:i/>
+                <w:color w:val="0000FF"/>
+                <w:sz w:val="20"/>
+                <w:szCs w:val="20"/>
+                <w:lang w:val="es-GT"/>
+              </w:rPr>
+            </w:pPr>
+            <w:r>
+              <w:rPr>
+                <w:rFonts w:cs="Arial"/>
+                <w:i/>
+                <w:color w:val="0000FF"/>
+                <w:sz w:val="20"/>
+                <w:szCs w:val="20"/>
+                <w:lang w:val="es-GT"/>
+              </w:rPr>
+              <w:lastRenderedPageBreak/>
+              <w:drawing>
+                <wp:inline distT="0" distB="0" distL="0" distR="0" wp14:anchorId="318FB7CD" wp14:editId="718B0EE2">
+                  <wp:extent cx="6473825" cy="2924810"/>
+                  <wp:effectExtent l="0" t="0" r="3175" b="8890"/>
+                  <wp:docPr id="1174110876" name="Imagen 1"/>
+                  <wp:cNvGraphicFramePr>
+                    <a:graphicFrameLocks xmlns:a="http://schemas.openxmlformats.org/drawingml/2006/main" noChangeAspect="1"/>
+                  </wp:cNvGraphicFramePr>
+                  <a:graphic xmlns:a="http://schemas.openxmlformats.org/drawingml/2006/main">
+                    <a:graphicData uri="http://schemas.openxmlformats.org/drawingml/2006/picture">
+                      <pic:pic xmlns:pic="http://schemas.openxmlformats.org/drawingml/2006/picture">
+                        <pic:nvPicPr>
+                          <pic:cNvPr id="1258754703" name=""/>
+                          <pic:cNvPicPr/>
+                        </pic:nvPicPr>
+                        <pic:blipFill>
+                          <a:blip r:embed="rId16"/>
+                          <a:stretch>
+                            <a:fillRect/>
+                          </a:stretch>
+                        </pic:blipFill>
+                        <pic:spPr>
+                          <a:xfrm>
+                            <a:off x="0" y="0"/>
+                            <a:ext cx="6473825" cy="2924810"/>
+                          </a:xfrm>
+                          <a:prstGeom prst="rect">
+                            <a:avLst/>
+                          </a:prstGeom>
+                        </pic:spPr>
+                      </pic:pic>
+                    </a:graphicData>
+                  </a:graphic>
+                </wp:inline>
+              </w:drawing>
+            </w:r>
+          </w:p>
+          <w:p>
+            <w:pPr>
+              <w:spacing w:line="256" w:lineRule="auto"/>
+              <w:rPr>
+                <w:rFonts w:cs="Arial"/>
+                <w:i/>
+                <w:color w:val="0000FF"/>
+                <w:sz w:val="20"/>
+                <w:szCs w:val="20"/>
+                <w:lang w:val="es-GT"/>
+              </w:rPr>
+            </w:pPr>
+            <w:r>
+              <w:rPr>
+                <w:rFonts w:cs="Arial"/>
+                <w:i/>
+                <w:color w:val="0000FF"/>
+                <w:sz w:val="20"/>
+                <w:szCs w:val="20"/>
+                <w:lang w:val="es-GT"/>
+              </w:rPr>
+              <w:t>7</w:t>
+            </w:r>
+            <w:r>
+              <w:rPr>
+                <w:rFonts w:cs="Arial"/>
+                <w:i/>
+                <w:color w:val="0000FF"/>
+                <w:sz w:val="20"/>
+                <w:szCs w:val="20"/>
+                <w:lang w:val="es-GT"/>
+              </w:rPr>
+              <w:t xml:space="preserve"> </w:t>
+            </w:r>
+            <w:r>
+              <w:rPr>
+                <w:rFonts w:cs="Arial"/>
+                <w:i/>
+                <w:color w:val="0000FF"/>
+                <w:sz w:val="20"/>
+                <w:szCs w:val="20"/>
+                <w:lang w:val="es-GT"/>
+              </w:rPr>
+              <w:t>hacer clic en "Finalizar Registro" (</w:t>
+            </w:r>
+            <w:r>
+              <w:rPr>
+                <w:rFonts w:cs="Arial"/>
+                <w:b/>
+                <w:bCs/>
+                <w:i/>
+                <w:color w:val="0000FF"/>
+                <w:sz w:val="20"/>
+                <w:szCs w:val="20"/>
+                <w:lang w:val="es-GT"/>
+              </w:rPr>
+              <w:t>RN10</w:t>
+            </w:r>
+            <w:r>
+              <w:rPr>
+                <w:rFonts w:cs="Arial"/>
+                <w:i/>
+                <w:color w:val="0000FF"/>
+                <w:sz w:val="20"/>
+                <w:szCs w:val="20"/>
+                <w:lang w:val="es-GT"/>
+              </w:rPr>
+              <w:t>).</w:t>
+            </w:r>
+          </w:p>
+          <w:p>
+            <w:pPr>
+              <w:spacing w:line="256" w:lineRule="auto"/>
+              <w:rPr>
+                <w:rFonts w:cs="Arial"/>
+                <w:i/>
+                <w:color w:val="0000FF"/>
+                <w:sz w:val="20"/>
+                <w:szCs w:val="20"/>
+                <w:lang w:val="es-GT"/>
+              </w:rPr>
+            </w:pPr>
+            <w:r>
+              <w:rPr>
+                <w:rFonts w:cs="Arial"/>
+                <w:i/>
+                <w:color w:val="0000FF"/>
+                <w:sz w:val="20"/>
+                <w:szCs w:val="20"/>
+                <w:lang w:val="es-GT"/>
+              </w:rPr>
+              <w:t>8</w:t>
+            </w:r>
+            <w:r>
+              <w:rPr>
+                <w:rFonts w:cs="Arial"/>
+                <w:i/>
+                <w:color w:val="0000FF"/>
+                <w:sz w:val="20"/>
+                <w:szCs w:val="20"/>
+                <w:lang w:val="es-GT"/>
+              </w:rPr>
+              <w:t xml:space="preserve"> Muestra los datos del expediente creado del Paciente con Alerta de emergencia en caso exista</w:t>
+            </w:r>
+          </w:p>
+          <w:p>
+            <w:pPr>
+              <w:spacing w:line="256" w:lineRule="auto"/>
+              <w:rPr>
+                <w:rFonts w:cs="Arial"/>
+                <w:i/>
+                <w:color w:val="0000FF"/>
+                <w:sz w:val="20"/>
+                <w:szCs w:val="20"/>
+                <w:lang w:val="es-GT"/>
+              </w:rPr>
+            </w:pPr>
+            <w:r>
+              <w:rPr>
+                <w:rFonts w:cs="Arial"/>
+                <w:i/>
+                <w:color w:val="0000FF"/>
+                <w:sz w:val="20"/>
+                <w:szCs w:val="20"/>
+                <w:lang w:val="es-GT"/>
+              </w:rPr>
+              <w:drawing>
+                <wp:inline distT="0" distB="0" distL="0" distR="0" wp14:anchorId="7EC6E504" wp14:editId="2F4CC077">
+                  <wp:extent cx="6473825" cy="2901315"/>
+                  <wp:effectExtent l="0" t="0" r="3175" b="0"/>
+                  <wp:docPr id="517495032" name="Imagen 1"/>
+                  <wp:cNvGraphicFramePr>
+                    <a:graphicFrameLocks xmlns:a="http://schemas.openxmlformats.org/drawingml/2006/main" noChangeAspect="1"/>
+                  </wp:cNvGraphicFramePr>
+                  <a:graphic xmlns:a="http://schemas.openxmlformats.org/drawingml/2006/main">
+                    <a:graphicData uri="http://schemas.openxmlformats.org/drawingml/2006/picture">
+                      <pic:pic xmlns:pic="http://schemas.openxmlformats.org/drawingml/2006/picture">
+                        <pic:nvPicPr>
+                          <pic:cNvPr id="558249429" name=""/>
+                          <pic:cNvPicPr/>
+                        </pic:nvPicPr>
+                        <pic:blipFill>
+                          <a:blip r:embed="rId17"/>
+                          <a:stretch>
+                            <a:fillRect/>
+                          </a:stretch>
+                        </pic:blipFill>
+                        <pic:spPr>
+                          <a:xfrm>
+                            <a:off x="0" y="0"/>
+                            <a:ext cx="6473825" cy="2901315"/>
+                          </a:xfrm>
+                          <a:prstGeom prst="rect">
+                            <a:avLst/>
+                          </a:prstGeom>
+                        </pic:spPr>
+                      </pic:pic>
+                    </a:graphicData>
+                  </a:graphic>
+                </wp:inline>
+              </w:drawing>
+            </w:r>
+          </w:p>
+          <w:p>
+            <w:pPr>
+              <w:spacing w:line="256" w:lineRule="auto"/>
+              <w:rPr>
+                <w:rFonts w:cs="Arial"/>
+                <w:i/>
+                <w:color w:val="0000FF"/>
+                <w:sz w:val="20"/>
+                <w:szCs w:val="20"/>
+                <w:lang w:val="es-GT"/>
+              </w:rPr>
+            </w:pPr>
+            <w:r>
+              <w:rPr>
+                <w:rFonts w:cs="Arial"/>
+                <w:i/>
+                <w:color w:val="0000FF"/>
+                <w:sz w:val="20"/>
+                <w:szCs w:val="20"/>
+                <w:lang w:val="es-GT"/>
+              </w:rPr>
+              <w:t>9</w:t>
+            </w:r>
+            <w:r>
+              <w:rPr>
+                <w:rFonts w:cs="Arial"/>
+                <w:i/>
+                <w:color w:val="0000FF"/>
+                <w:sz w:val="20"/>
+                <w:szCs w:val="20"/>
+                <w:lang w:val="es-GT"/>
+              </w:rPr>
+              <w:t xml:space="preserve"> Triaje ingresado satisfactoriamente, Seleccionar opción, “Regresar al Dashboard”</w:t>
+            </w:r>
+          </w:p>
+          <w:p>
+            <w:pPr>
+              <w:spacing w:line="256" w:lineRule="auto"/>
+              <w:rPr>
+                <w:rFonts w:cs="Arial"/>
+                <w:i/>
+                <w:color w:val="0000FF"/>
+                <w:sz w:val="20"/>
+                <w:szCs w:val="20"/>
+                <w:lang w:val="es-GT"/>
+              </w:rPr>
+            </w:pPr>
+            <w:r>
+              <w:rPr>
+                <w:rFonts w:cs="Arial"/>
+                <w:i/>
+                <w:color w:val="0000FF"/>
+                <w:sz w:val="20"/>
+                <w:szCs w:val="20"/>
+                <w:lang w:val="es-GT"/>
+              </w:rPr>
+              <w:lastRenderedPageBreak/>
+              <w:drawing>
+                <wp:inline distT="0" distB="0" distL="0" distR="0" wp14:anchorId="2E80725E" wp14:editId="10B05186">
+                  <wp:extent cx="6473825" cy="2958465"/>
+                  <wp:effectExtent l="0" t="0" r="3175" b="0"/>
+                  <wp:docPr id="1573560855" name="Imagen 1"/>
+                  <wp:cNvGraphicFramePr>
+                    <a:graphicFrameLocks xmlns:a="http://schemas.openxmlformats.org/drawingml/2006/main" noChangeAspect="1"/>
+                  </wp:cNvGraphicFramePr>
+                  <a:graphic xmlns:a="http://schemas.openxmlformats.org/drawingml/2006/main">
+                    <a:graphicData uri="http://schemas.openxmlformats.org/drawingml/2006/picture">
+                      <pic:pic xmlns:pic="http://schemas.openxmlformats.org/drawingml/2006/picture">
+                        <pic:nvPicPr>
+                          <pic:cNvPr id="1014452912" name=""/>
+                          <pic:cNvPicPr/>
+                        </pic:nvPicPr>
+                        <pic:blipFill>
+                          <a:blip r:embed="rId18"/>
+                          <a:stretch>
+                            <a:fillRect/>
+                          </a:stretch>
+                        </pic:blipFill>
+                        <pic:spPr>
+                          <a:xfrm>
+                            <a:off x="0" y="0"/>
+                            <a:ext cx="6473825" cy="2958465"/>
+                          </a:xfrm>
+                          <a:prstGeom prst="rect">
+                            <a:avLst/>
+                          </a:prstGeom>
+                        </pic:spPr>
+                      </pic:pic>
+                    </a:graphicData>
+                  </a:graphic>
+                </wp:inline>
+              </w:drawing>
+            </w:r>
+          </w:p>
+          <w:p>
+            <w:pPr>
+              <w:spacing w:line="256" w:lineRule="auto"/>
+              <w:rPr>
+                <w:rFonts w:cs="Arial"/>
+                <w:i/>
+                <w:color w:val="0000FF"/>
+                <w:sz w:val="20"/>
+                <w:szCs w:val="20"/>
+                <w:lang w:val="es-GT"/>
+              </w:rPr>
+            </w:pPr>
+            <w:r>
+              <w:rPr>
+                <w:rFonts w:cs="Arial"/>
+                <w:i/>
+                <w:color w:val="0000FF"/>
+                <w:sz w:val="20"/>
+                <w:szCs w:val="20"/>
+                <w:lang w:val="es-GT"/>
+              </w:rPr>
+              <w:t>10</w:t>
+            </w:r>
+            <w:r>
+              <w:rPr>
+                <w:rFonts w:cs="Arial"/>
+                <w:i/>
+                <w:color w:val="0000FF"/>
+                <w:sz w:val="20"/>
+                <w:szCs w:val="20"/>
+                <w:lang w:val="es-GT"/>
+              </w:rPr>
+              <w:t xml:space="preserve"> Seleccionar Opción “Listar Triajes”</w:t>
+            </w:r>
+          </w:p>
+          <w:p>
+            <w:pPr>
+              <w:spacing w:line="256" w:lineRule="auto"/>
+              <w:rPr>
+                <w:rFonts w:cs="Arial"/>
+                <w:i/>
+                <w:color w:val="0000FF"/>
+                <w:sz w:val="20"/>
+                <w:szCs w:val="20"/>
+                <w:lang w:val="es-GT"/>
+              </w:rPr>
+            </w:pPr>
+            <w:r>
+              <w:rPr>
+                <w:rFonts w:cs="Arial"/>
+                <w:i/>
+                <w:color w:val="0000FF"/>
+                <w:sz w:val="20"/>
+                <w:szCs w:val="20"/>
+                <w:lang w:val="es-GT"/>
+              </w:rPr>
+              <w:t>Verificar la aparición del paciente en el tablero con prioridad "Verde" y la creación del log de auditoría (</w:t>
+            </w:r>
+            <w:r>
+              <w:rPr>
+                <w:rFonts w:cs="Arial"/>
+                <w:b/>
+                <w:bCs/>
+                <w:i/>
+                <w:color w:val="0000FF"/>
+                <w:sz w:val="20"/>
+                <w:szCs w:val="20"/>
+                <w:lang w:val="es-GT"/>
+              </w:rPr>
+              <w:t>RN05</w:t>
+            </w:r>
+            <w:r>
+              <w:rPr>
+                <w:rFonts w:cs="Arial"/>
+                <w:i/>
+                <w:color w:val="0000FF"/>
+                <w:sz w:val="20"/>
+                <w:szCs w:val="20"/>
+                <w:lang w:val="es-GT"/>
+              </w:rPr>
+              <w:t>).</w:t>
+            </w:r>
+            <w:r>
+              <w:rPr>
+                <w:rFonts w:cs="Arial"/>
+                <w:i/>
+                <w:noProof/>
+                <w:color w:val="0000FF"/>
+                <w:sz w:val="20"/>
+                <w:szCs w:val="20"/>
+                <w:lang w:val="es-GT"/>
+              </w:rPr>
+              <w:t xml:space="preserve"> </w:t>
+            </w:r>
+          </w:p>
+          <w:p>
+            <w:pPr>
+              <w:spacing w:line="256" w:lineRule="auto"/>
+              <w:rPr>
+                <w:rFonts w:cs="Arial"/>
+                <w:i/>
+                <w:color w:val="0000FF"/>
+                <w:sz w:val="20"/>
+                <w:szCs w:val="20"/>
+                <w:lang w:val="es-GT"/>
+              </w:rPr>
+            </w:pPr>
+            <w:r>
+              <w:rPr>
+                <w:rFonts w:cs="Arial"/>
+                <w:i/>
+                <w:noProof/>
+                <w:color w:val="0000FF"/>
+                <w:sz w:val="20"/>
+                <w:szCs w:val="20"/>
+                <w:lang w:val="es-GT"/>
+              </w:rPr>
+              <mc:AlternateContent>
+                <mc:Choice Requires="wps">
+                  <w:drawing>
+                    <wp:anchor distT="0" distB="0" distL="114300" distR="114300" simplePos="0" relativeHeight="251672576" behindDoc="0" locked="0" layoutInCell="1" allowOverlap="1" wp14:anchorId="57343F32" wp14:editId="0A693FE1">
+                      <wp:simplePos x="0" y="0"/>
+                      <wp:positionH relativeFrom="margin">
+                        <wp:posOffset>7620</wp:posOffset>
+                      </wp:positionH>
+                      <wp:positionV relativeFrom="paragraph">
+                        <wp:posOffset>1223010</wp:posOffset>
+                      </wp:positionV>
+                      <wp:extent cx="1009650" cy="552450"/>
+                      <wp:effectExtent l="19050" t="19050" r="38100" b="38100"/>
+                      <wp:wrapNone/>
+                      <wp:docPr id="319643558" name="Rectángulo 1"/>
+                      <wp:cNvGraphicFramePr/>
+                      <a:graphic xmlns:a="http://schemas.openxmlformats.org/drawingml/2006/main">
+                        <a:graphicData uri="http://schemas.microsoft.com/office/word/2010/wordprocessingShape">
+                          <wps:wsp>
+                            <wps:cNvSpPr/>
+                            <wps:spPr>
+                              <a:xfrm>
+                                <a:off x="0" y="0"/>
+                                <a:ext cx="1009650" cy="552450"/>
+                              </a:xfrm>
+                              <a:prstGeom prst="rect">
+                                <a:avLst/>
+                              </a:prstGeom>
+                              <a:noFill/>
+                              <a:ln w="57150" cap="flat" cmpd="sng" algn="ctr">
+                                <a:solidFill>
+                                  <a:srgbClr val="EE0000"/>
+                                </a:solidFill>
+                                <a:prstDash val="solid"/>
+                                <a:round/>
+                                <a:headEnd type="none" w="med" len="med"/>
+                                <a:tailEnd type="none" w="med" len="med"/>
+                              </a:ln>
+                            </wps:spPr>
+                            <wps:style>
+                              <a:lnRef idx="0">
+                                <a:scrgbClr r="0" g="0" b="0"/>
+                              </a:lnRef>
+                              <a:fillRef idx="0">
+                                <a:scrgbClr r="0" g="0" b="0"/>
+                              </a:fillRef>
+                              <a:effectRef idx="0">
+                                <a:scrgbClr r="0" g="0" b="0"/>
+                              </a:effectRef>
+                              <a:fontRef idx="minor">
+                                <a:schemeClr val="accent2"/>
+                              </a:fontRef>
+                            </wps:style>
+                            <wps:bodyPr rot="0" spcFirstLastPara="0" vertOverflow="overflow" horzOverflow="overflow" vert="horz" wrap="square" lIns="91440" tIns="45720" rIns="91440" bIns="45720" numCol="1" spcCol="0" rtlCol="0" fromWordArt="0" anchor="ctr" anchorCtr="0" forceAA="0" compatLnSpc="1">
+                              <a:prstTxWarp prst="textNoShape">
+                                <a:avLst/>
+                              </a:prstTxWarp>
+                              <a:noAutofit/>
+                            </wps:bodyPr>
+                          </wps:wsp>
+                        </a:graphicData>
+                      </a:graphic>
+                      <wp14:sizeRelH relativeFrom="margin">
+                        <wp14:pctWidth>0</wp14:pctWidth>
+                      </wp14:sizeRelH>
+                      <wp14:sizeRelV relativeFrom="margin">
+                        <wp14:pctHeight>0</wp14:pctHeight>
+                      </wp14:sizeRelV>
+                    </wp:anchor>
+                  </w:drawing>
+                </mc:Choice>
+                <mc:Fallback>
+                  <w:pict>
+                    <v:rect w14:anchorId="20328F56" id="Rectángulo 1" o:spid="_x0000_s1026" style="position:absolute;margin-left:.6pt;margin-top:96.3pt;width:79.5pt;height:43.5pt;z-index:251672576;visibility:visible;mso-wrap-style:square;mso-width-percent:0;mso-height-percent:0;mso-wrap-distance-left:9pt;mso-wrap-distance-top:0;mso-wrap-distance-right:9pt;mso-wrap-distance-bottom:0;mso-position-horizontal:absolute;mso-position-horizontal-relative:margin;mso-position-vertical:absolute;mso-position-vertical-relative:text;mso-width-percent:0;mso-height-percent:0;mso-width-relative:margin;mso-height-relative:margin;v-text-anchor:middle" o:gfxdata="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" filled="f" strokecolor="#e00" strokeweight="4.5pt">
+                      <v:stroke joinstyle="round"/>
+                      <w10:wrap anchorx="margin"/>
+                    </v:rect>
+                  </w:pict>
+                </mc:Fallback>
+              </mc:AlternateContent>
+            </w:r>
+            <w:r>
+              <w:rPr>
+                <w:rFonts w:cs="Arial"/>
+                <w:i/>
+                <w:noProof/>
+                <w:color w:val="0000FF"/>
+                <w:sz w:val="20"/>
+                <w:szCs w:val="20"/>
+                <w:lang w:val="es-GT"/>
+              </w:rPr>
+              <mc:AlternateContent>
+                <mc:Choice Requires="wps">
+                  <w:drawing>
+                    <wp:anchor distT="0" distB="0" distL="114300" distR="114300" simplePos="0" relativeHeight="251671552" behindDoc="0" locked="0" layoutInCell="1" allowOverlap="1" wp14:anchorId="02C43EA2" wp14:editId="3DA3808D">
+                      <wp:simplePos x="0" y="0"/>
+                      <wp:positionH relativeFrom="margin">
+                        <wp:posOffset>1190625</wp:posOffset>
+                      </wp:positionH>
+                      <wp:positionV relativeFrom="paragraph">
+                        <wp:posOffset>1071245</wp:posOffset>
+                      </wp:positionV>
+                      <wp:extent cx="4981575" cy="552450"/>
+                      <wp:effectExtent l="19050" t="19050" r="47625" b="38100"/>
+                      <wp:wrapNone/>
+                      <wp:docPr id="1452106766" name="Rectángulo 1"/>
+                      <wp:cNvGraphicFramePr/>
+                      <a:graphic xmlns:a="http://schemas.openxmlformats.org/drawingml/2006/main">
+                        <a:graphicData uri="http://schemas.microsoft.com/office/word/2010/wordprocessingShape">
+                          <wps:wsp>
+                            <wps:cNvSpPr/>
+                            <wps:spPr>
+                              <a:xfrm>
+                                <a:off x="0" y="0"/>
+                                <a:ext cx="4981575" cy="552450"/>
+                              </a:xfrm>
+                              <a:prstGeom prst="rect">
+                                <a:avLst/>
+                              </a:prstGeom>
+                              <a:noFill/>
+                              <a:ln w="57150" cap="flat" cmpd="sng" algn="ctr">
+                                <a:solidFill>
+                                  <a:srgbClr val="EE0000"/>
+                                </a:solidFill>
+                                <a:prstDash val="solid"/>
+                                <a:round/>
+                                <a:headEnd type="none" w="med" len="med"/>
+                                <a:tailEnd type="none" w="med" len="med"/>
+                              </a:ln>
+                            </wps:spPr>
+                            <wps:style>
+                              <a:lnRef idx="0">
+                                <a:scrgbClr r="0" g="0" b="0"/>
+                              </a:lnRef>
+                              <a:fillRef idx="0">
+                                <a:scrgbClr r="0" g="0" b="0"/>
+                              </a:fillRef>
+                              <a:effectRef idx="0">
+                                <a:scrgbClr r="0" g="0" b="0"/>
+                              </a:effectRef>
+                              <a:fontRef idx="minor">
+                                <a:schemeClr val="accent2"/>
+                              </a:fontRef>
+                            </wps:style>
+                            <wps:bodyPr rot="0" spcFirstLastPara="0" vertOverflow="overflow" horzOverflow="overflow" vert="horz" wrap="square" lIns="91440" tIns="45720" rIns="91440" bIns="45720" numCol="1" spcCol="0" rtlCol="0" fromWordArt="0" anchor="ctr" anchorCtr="0" forceAA="0" compatLnSpc="1">
+                              <a:prstTxWarp prst="textNoShape">
+                                <a:avLst/>
+                              </a:prstTxWarp>
+                              <a:noAutofit/>
+                            </wps:bodyPr>
+                          </wps:wsp>
+                        </a:graphicData>
+                      </a:graphic>
+                      <wp14:sizeRelH relativeFrom="margin">
+                        <wp14:pctWidth>0</wp14:pctWidth>
+                      </wp14:sizeRelH>
+                      <wp14:sizeRelV relativeFrom="margin">
+                        <wp14:pctHeight>0</wp14:pctHeight>
+                      </wp14:sizeRelV>
+                    </wp:anchor>
+                  </w:drawing>
+                </mc:Choice>
+                <mc:Fallback>
+                  <w:pict>
+                    <v:rect w14:anchorId="3FDC3909" id="Rectángulo 1" o:spid="_x0000_s1026" style="position:absolute;margin-left:93.75pt;margin-top:84.35pt;width:392.25pt;height:43.5pt;z-index:251671552;visibility:visible;mso-wrap-style:square;mso-width-percent:0;mso-height-percent:0;mso-wrap-distance-left:9pt;mso-wrap-distance-top:0;mso-wrap-distance-right:9pt;mso-wrap-distance-bottom:0;mso-position-horizontal:absolute;mso-position-horizontal-relative:margin;mso-position-vertical:absolute;mso-position-vertical-relative:text;mso-width-percent:0;mso-height-percent:0;mso-width-relative:margin;mso-height-relative:margin;v-text-anchor:middle" o:gfxdata="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" filled="f" strokecolor="#e00" strokeweight="4.5pt">
+                      <v:stroke joinstyle="round"/>
+                      <w10:wrap anchorx="margin"/>
+                    </v:rect>
+                  </w:pict>
+                </mc:Fallback>
+              </mc:AlternateContent>
+            </w:r>
+            <w:r>
+              <w:rPr>
+                <w:rFonts w:cs="Arial"/>
+                <w:i/>
+                <w:color w:val="0000FF"/>
+                <w:sz w:val="20"/>
+                <w:szCs w:val="20"/>
+                <w:lang w:val="es-GT"/>
+              </w:rPr>
+              <w:drawing>
+                <wp:inline distT="0" distB="0" distL="0" distR="0" wp14:anchorId="448787CD" wp14:editId="1E71A781">
+                  <wp:extent cx="6473825" cy="2938145"/>
+                  <wp:effectExtent l="0" t="0" r="3175" b="0"/>
+                  <wp:docPr id="883817217" name="Imagen 1"/>
+                  <wp:cNvGraphicFramePr>
+                    <a:graphicFrameLocks xmlns:a="http://schemas.openxmlformats.org/drawingml/2006/main" noChangeAspect="1"/>
+                  </wp:cNvGraphicFramePr>
+                  <a:graphic xmlns:a="http://schemas.openxmlformats.org/drawingml/2006/main">
+                    <a:graphicData uri="http://schemas.openxmlformats.org/drawingml/2006/picture">
+                      <pic:pic xmlns:pic="http://schemas.openxmlformats.org/drawingml/2006/picture">
+                        <pic:nvPicPr>
+                          <pic:cNvPr id="1526529433" name=""/>
+                          <pic:cNvPicPr/>
+                        </pic:nvPicPr>
+                        <pic:blipFill>
+                          <a:blip r:embed="rId19"/>
+                          <a:stretch>
+                            <a:fillRect/>
+                          </a:stretch>
+                        </pic:blipFill>
+                        <pic:spPr>
+                          <a:xfrm>
+                            <a:off x="0" y="0"/>
+                            <a:ext cx="6473825" cy="2938145"/>
+                          </a:xfrm>
+                          <a:prstGeom prst="rect">
+                            <a:avLst/>
+                          </a:prstGeom>
+                        </pic:spPr>
+                      </pic:pic>
+                    </a:graphicData>
+                  </a:graphic>
+                </wp:inline>
+              </w:drawing>
+            </w:r>
           </w:p>
         </w:tc>
       </w:tr>
@@ -6555,6 +9259,7 @@
                 <w:sz w:val="20"/>
                 <w:szCs w:val="20"/>
               </w:rPr>
+              <w:lastRenderedPageBreak/>
               <w:t>RESULTADOS DE LA PRUEBA</w:t>
             </w:r>
           </w:p>
@@ -6596,7 +9301,6 @@
                 <w:szCs w:val="20"/>
               </w:rPr>
             </w:pPr>
-            <w:proofErr w:type="spellStart"/>
             <w:r>
               <w:rPr>
                 <w:rFonts w:cs="Arial"/>
@@ -6607,7 +9311,6 @@
               </w:rPr>
               <w:t>Hallazgos</w:t>
             </w:r>
-            <w:proofErr w:type="spellEnd"/>
           </w:p>
         </w:tc>
         <w:tc>
@@ -6641,7 +9344,6 @@
                 <w:szCs w:val="20"/>
               </w:rPr>
             </w:pPr>
-            <w:proofErr w:type="spellStart"/>
             <w:r>
               <w:rPr>
                 <w:rFonts w:cs="Arial"/>
@@ -6652,7 +9354,6 @@
               </w:rPr>
               <w:t>Veredicto</w:t>
             </w:r>
-            <w:proofErr w:type="spellEnd"/>
           </w:p>
         </w:tc>
       </w:tr>
@@ -6773,7 +9474,6 @@
                 <w:szCs w:val="20"/>
               </w:rPr>
             </w:pPr>
-            <w:proofErr w:type="spellStart"/>
             <w:r>
               <w:rPr>
                 <w:rFonts w:cs="Arial"/>
@@ -6784,7 +9484,6 @@
               </w:rPr>
               <w:t>Observaciones</w:t>
             </w:r>
-            <w:proofErr w:type="spellEnd"/>
           </w:p>
         </w:tc>
         <w:tc>
@@ -6818,27 +9517,15 @@
                 <w:szCs w:val="20"/>
               </w:rPr>
             </w:pPr>
-            <w:proofErr w:type="spellStart"/>
-            <w:r>
-              <w:rPr>
-                <w:rFonts w:cs="Arial"/>
-                <w:b/>
-                <w:bCs/>
-                <w:sz w:val="20"/>
-                <w:szCs w:val="20"/>
-              </w:rPr>
-              <w:t>Analista</w:t>
-            </w:r>
-            <w:proofErr w:type="spellEnd"/>
-            <w:r>
-              <w:rPr>
-                <w:rFonts w:cs="Arial"/>
-                <w:b/>
-                <w:bCs/>
-                <w:sz w:val="20"/>
-                <w:szCs w:val="20"/>
-              </w:rPr>
-              <w:t xml:space="preserve"> de QA</w:t>
+            <w:r>
+              <w:rPr>
+                <w:rFonts w:cs="Arial"/>
+                <w:b/>
+                <w:bCs/>
+                <w:sz w:val="20"/>
+                <w:szCs w:val="20"/>
+              </w:rPr>
+              <w:t>Analista de QA</w:t>
             </w:r>
           </w:p>
         </w:tc>
@@ -6939,7 +9626,6 @@
                 <w:szCs w:val="20"/>
                 <w:lang w:val="es-GT"/>
               </w:rPr>
-              <w:lastRenderedPageBreak/>
               <w:t>Jonathan Guamuch</w:t>
             </w:r>
           </w:p>
@@ -7084,6 +9770,28 @@
         </w:tc>
       </w:tr>
     </w:tbl>
+    <w:p>
+      <w:pPr>
+        <w:spacing w:after="0" w:line="480" w:lineRule="auto"/>
+        <w:rPr>
+          <w:rFonts w:ascii="Times New Roman" w:hAnsi="Times New Roman" w:cs="Times New Roman"/>
+          <w:sz w:val="24"/>
+          <w:szCs w:val="24"/>
+          <w:lang w:val="es-GT"/>
+        </w:rPr>
+      </w:pPr>
+    </w:p>
+    <w:p>
+      <w:pPr>
+        <w:spacing w:after="0" w:line="480" w:lineRule="auto"/>
+        <w:rPr>
+          <w:rFonts w:ascii="Times New Roman" w:hAnsi="Times New Roman" w:cs="Times New Roman"/>
+          <w:sz w:val="24"/>
+          <w:szCs w:val="24"/>
+          <w:lang w:val="es-GT"/>
+        </w:rPr>
+      </w:pPr>
+    </w:p>
     <w:p>
       <w:pPr>
         <w:spacing w:after="0" w:line="480" w:lineRule="auto"/>
@@ -7263,7 +9971,7 @@
                 <w:szCs w:val="20"/>
                 <w:lang w:val="es-GT"/>
               </w:rPr>
-              <w:t>1.</w:t>
+              <w:t>2.</w:t>
             </w:r>
             <w:r>
               <w:rPr>
@@ -7701,6 +10409,7 @@
               <w:bottom w:w="0" w:type="dxa"/>
               <w:right w:w="70" w:type="dxa"/>
             </w:tcMar>
+            <w:hideMark/>
           </w:tcPr>
           <w:p>
             <w:pPr>
@@ -7718,6 +10427,17 @@
                 <w:lang w:val="es-GT"/>
               </w:rPr>
             </w:pPr>
+            <w:r>
+              <w:rPr>
+                <w:rFonts w:cs="Arial"/>
+                <w:i/>
+                <w:color w:val="0000FF"/>
+                <w:sz w:val="20"/>
+                <w:szCs w:val="20"/>
+                <w:lang w:val="es-GT"/>
+              </w:rPr>
+              <w:t>Registro y Triaje</w:t>
+            </w:r>
           </w:p>
         </w:tc>
       </w:tr>
@@ -7789,6 +10509,7 @@
               <w:bottom w:w="0" w:type="dxa"/>
               <w:right w:w="70" w:type="dxa"/>
             </w:tcMar>
+            <w:hideMark/>
           </w:tcPr>
           <w:p>
             <w:pPr>
@@ -7806,6 +10527,28 @@
                 <w:lang w:val="es-GT"/>
               </w:rPr>
             </w:pPr>
+            <w:r>
+              <w:rPr>
+                <w:rFonts w:cs="Arial"/>
+                <w:i/>
+                <w:color w:val="0000FF"/>
+                <w:sz w:val="20"/>
+                <w:szCs w:val="20"/>
+                <w:lang w:val="es-GT"/>
+              </w:rPr>
+              <w:t xml:space="preserve">Validar que se cree de forma correcta un registro de paciente por medio de triaje el cual  </w:t>
+            </w:r>
+            <w:r>
+              <w:rPr>
+                <w:rFonts w:cs="Arial"/>
+                <w:i/>
+                <w:color w:val="0000FF"/>
+                <w:sz w:val="20"/>
+                <w:szCs w:val="20"/>
+                <w:lang w:val="es-GT"/>
+              </w:rPr>
+              <w:t>con una cita previamente asignada</w:t>
+            </w:r>
           </w:p>
         </w:tc>
       </w:tr>
@@ -7931,41 +10674,102 @@
           </w:tcPr>
           <w:p>
             <w:pPr>
-              <w:numPr>
-                <w:ilvl w:val="12"/>
-                <w:numId w:val="0"/>
-              </w:numPr>
-              <w:spacing w:line="256" w:lineRule="auto"/>
-              <w:rPr>
-                <w:rFonts w:cs="Arial"/>
-                <w:i/>
-                <w:color w:val="0000FF"/>
-                <w:sz w:val="20"/>
-                <w:szCs w:val="20"/>
-                <w:lang w:val="es-GT"/>
-              </w:rPr>
-            </w:pPr>
-            <w:r>
-              <w:rPr>
-                <w:rFonts w:cs="Arial"/>
-                <w:i/>
-                <w:color w:val="0000FF"/>
-                <w:sz w:val="20"/>
-                <w:szCs w:val="20"/>
-                <w:lang w:val="es-GT"/>
-              </w:rPr>
-              <w:t>1</w:t>
-            </w:r>
-            <w:r>
-              <w:rPr>
-                <w:rFonts w:cs="Arial"/>
-                <w:i/>
-                <w:color w:val="0000FF"/>
-                <w:sz w:val="20"/>
-                <w:szCs w:val="20"/>
-                <w:lang w:val="es-GT"/>
-              </w:rPr>
-              <w:t xml:space="preserve">. </w:t>
+              <w:spacing w:line="256" w:lineRule="auto"/>
+              <w:rPr>
+                <w:rFonts w:cs="Arial"/>
+                <w:i/>
+                <w:color w:val="0000FF"/>
+                <w:sz w:val="20"/>
+                <w:szCs w:val="20"/>
+                <w:lang w:val="es-GT"/>
+              </w:rPr>
+            </w:pPr>
+            <w:r>
+              <w:rPr>
+                <w:rFonts w:cs="Arial"/>
+                <w:i/>
+                <w:color w:val="0000FF"/>
+                <w:sz w:val="20"/>
+                <w:szCs w:val="20"/>
+                <w:lang w:val="es-GT"/>
+              </w:rPr>
+              <w:t>1.</w:t>
+            </w:r>
+            <w:r>
+              <w:rPr>
+                <w:lang w:val="es-GT"/>
+              </w:rPr>
+              <w:t xml:space="preserve"> </w:t>
+            </w:r>
+            <w:r>
+              <w:rPr>
+                <w:rFonts w:cs="Arial"/>
+                <w:i/>
+                <w:color w:val="0000FF"/>
+                <w:sz w:val="20"/>
+                <w:szCs w:val="20"/>
+                <w:lang w:val="es-GT"/>
+              </w:rPr>
+              <w:t>El usuario administrativo (Recepcionista/Enfermero) debe tener sesión activa.</w:t>
+            </w:r>
+          </w:p>
+          <w:p>
+            <w:pPr>
+              <w:spacing w:line="256" w:lineRule="auto"/>
+              <w:rPr>
+                <w:rFonts w:cs="Arial"/>
+                <w:i/>
+                <w:color w:val="0000FF"/>
+                <w:sz w:val="20"/>
+                <w:szCs w:val="20"/>
+                <w:lang w:val="es-GT"/>
+              </w:rPr>
+            </w:pPr>
+            <w:r>
+              <w:rPr>
+                <w:rFonts w:cs="Arial"/>
+                <w:i/>
+                <w:color w:val="0000FF"/>
+                <w:sz w:val="20"/>
+                <w:szCs w:val="20"/>
+                <w:lang w:val="es-GT"/>
+              </w:rPr>
+              <w:t>2.Debe de haber ingresado un Paciente a recepción al área de triaje</w:t>
+            </w:r>
+          </w:p>
+          <w:p>
+            <w:pPr>
+              <w:spacing w:line="256" w:lineRule="auto"/>
+              <w:rPr>
+                <w:rFonts w:cs="Arial"/>
+                <w:i/>
+                <w:color w:val="0000FF"/>
+                <w:sz w:val="20"/>
+                <w:szCs w:val="20"/>
+                <w:lang w:val="es-GT"/>
+              </w:rPr>
+            </w:pPr>
+            <w:r>
+              <w:rPr>
+                <w:rFonts w:cs="Arial"/>
+                <w:i/>
+                <w:color w:val="0000FF"/>
+                <w:sz w:val="20"/>
+                <w:szCs w:val="20"/>
+                <w:lang w:val="es-GT"/>
+              </w:rPr>
+              <w:t xml:space="preserve">3 El paciente debe de contar con </w:t>
+            </w:r>
+            <w:r>
+              <w:rPr>
+                <w:rFonts w:cs="Arial"/>
+                <w:i/>
+                <w:color w:val="0000FF"/>
+                <w:sz w:val="20"/>
+                <w:szCs w:val="20"/>
+                <w:lang w:val="es-GT"/>
+              </w:rPr>
+              <w:t>una cita programada vía Portal de Usuario</w:t>
             </w:r>
           </w:p>
         </w:tc>
@@ -8067,93 +10871,1378 @@
                 <w:szCs w:val="20"/>
                 <w:lang w:val="es-GT"/>
               </w:rPr>
-              <w:t>1.</w:t>
-            </w:r>
-          </w:p>
-          <w:p>
-            <w:pPr>
-              <w:spacing w:line="256" w:lineRule="auto"/>
-              <w:rPr>
-                <w:rFonts w:cs="Arial"/>
-                <w:i/>
-                <w:color w:val="0000FF"/>
-                <w:sz w:val="20"/>
-                <w:szCs w:val="20"/>
-                <w:lang w:val="es-GT"/>
-              </w:rPr>
-            </w:pPr>
-            <w:r>
-              <w:rPr>
-                <w:rFonts w:cs="Arial"/>
-                <w:i/>
-                <w:color w:val="0000FF"/>
-                <w:sz w:val="20"/>
-                <w:szCs w:val="20"/>
-                <w:lang w:val="es-GT"/>
-              </w:rPr>
-              <w:t>2.</w:t>
-            </w:r>
-          </w:p>
-          <w:p>
-            <w:pPr>
-              <w:spacing w:line="256" w:lineRule="auto"/>
-              <w:rPr>
-                <w:rFonts w:cs="Arial"/>
-                <w:i/>
-                <w:color w:val="0000FF"/>
-                <w:sz w:val="20"/>
-                <w:szCs w:val="20"/>
-                <w:lang w:val="es-GT"/>
-              </w:rPr>
-            </w:pPr>
-            <w:r>
-              <w:rPr>
-                <w:rFonts w:cs="Arial"/>
-                <w:i/>
-                <w:color w:val="0000FF"/>
-                <w:sz w:val="20"/>
-                <w:szCs w:val="20"/>
-                <w:lang w:val="es-GT"/>
-              </w:rPr>
-              <w:t>3.</w:t>
-            </w:r>
-          </w:p>
-          <w:p>
-            <w:pPr>
-              <w:spacing w:line="256" w:lineRule="auto"/>
-              <w:rPr>
-                <w:rFonts w:cs="Arial"/>
-                <w:i/>
-                <w:color w:val="0000FF"/>
-                <w:sz w:val="20"/>
-                <w:szCs w:val="20"/>
-                <w:lang w:val="es-GT"/>
-              </w:rPr>
-            </w:pPr>
-            <w:r>
-              <w:rPr>
-                <w:rFonts w:cs="Arial"/>
-                <w:i/>
-                <w:color w:val="0000FF"/>
-                <w:sz w:val="20"/>
-                <w:szCs w:val="20"/>
-                <w:lang w:val="es-GT"/>
-              </w:rPr>
-              <w:t>4.</w:t>
-            </w:r>
-          </w:p>
-          <w:p>
-            <w:pPr>
-              <w:spacing w:line="256" w:lineRule="auto"/>
-              <w:rPr>
-                <w:rFonts w:cs="Arial"/>
-                <w:i/>
-                <w:color w:val="0000FF"/>
-                <w:sz w:val="20"/>
-                <w:szCs w:val="20"/>
-                <w:lang w:val="es-GT"/>
-              </w:rPr>
-            </w:pPr>
+              <w:t>1. El personal médico presiona la opción de Registro y triaje .</w:t>
+            </w:r>
+          </w:p>
+          <w:p>
+            <w:pPr>
+              <w:spacing w:line="256" w:lineRule="auto"/>
+              <w:rPr>
+                <w:rFonts w:cs="Arial"/>
+                <w:i/>
+                <w:color w:val="0000FF"/>
+                <w:sz w:val="20"/>
+                <w:szCs w:val="20"/>
+                <w:lang w:val="es-GT"/>
+              </w:rPr>
+            </w:pPr>
+            <w:hyperlink r:id="rId24" w:history="1">
+              <w:r>
+                <w:rPr>
+                  <w:rStyle w:val="Hipervnculo"/>
+                  <w:rFonts w:cs="Arial"/>
+                  <w:i/>
+                  <w:sz w:val="20"/>
+                  <w:szCs w:val="20"/>
+                  <w:lang w:val="es-GT"/>
+                </w:rPr>
+                <w:t>https://victorious-sky-00d51bd10.7.azurestaticapps.net/admin</w:t>
+              </w:r>
+            </w:hyperlink>
+          </w:p>
+          <w:p>
+            <w:pPr>
+              <w:spacing w:line="256" w:lineRule="auto"/>
+              <w:rPr>
+                <w:rFonts w:cs="Arial"/>
+                <w:i/>
+                <w:color w:val="0000FF"/>
+                <w:sz w:val="20"/>
+                <w:szCs w:val="20"/>
+                <w:lang w:val="es-GT"/>
+              </w:rPr>
+            </w:pPr>
+            <w:r>
+              <w:rPr>
+                <w:rFonts w:cs="Arial"/>
+                <w:i/>
+                <w:noProof/>
+                <w:color w:val="0000FF"/>
+                <w:sz w:val="20"/>
+                <w:szCs w:val="20"/>
+                <w:lang w:val="es-GT"/>
+              </w:rPr>
+              <w:lastRenderedPageBreak/>
+              <mc:AlternateContent>
+                <mc:Choice Requires="wps">
+                  <w:drawing>
+                    <wp:anchor distT="0" distB="0" distL="114300" distR="114300" simplePos="0" relativeHeight="251674624" behindDoc="0" locked="0" layoutInCell="1" allowOverlap="1" wp14:anchorId="6CE68FDF" wp14:editId="642A4051">
+                      <wp:simplePos x="0" y="0"/>
+                      <wp:positionH relativeFrom="column">
+                        <wp:posOffset>70485</wp:posOffset>
+                      </wp:positionH>
+                      <wp:positionV relativeFrom="paragraph">
+                        <wp:posOffset>552450</wp:posOffset>
+                      </wp:positionV>
+                      <wp:extent cx="1028700" cy="962025"/>
+                      <wp:effectExtent l="19050" t="19050" r="38100" b="47625"/>
+                      <wp:wrapNone/>
+                      <wp:docPr id="597236042" name="Rectángulo 1"/>
+                      <wp:cNvGraphicFramePr/>
+                      <a:graphic xmlns:a="http://schemas.openxmlformats.org/drawingml/2006/main">
+                        <a:graphicData uri="http://schemas.microsoft.com/office/word/2010/wordprocessingShape">
+                          <wps:wsp>
+                            <wps:cNvSpPr/>
+                            <wps:spPr>
+                              <a:xfrm>
+                                <a:off x="0" y="0"/>
+                                <a:ext cx="1028700" cy="962025"/>
+                              </a:xfrm>
+                              <a:prstGeom prst="rect">
+                                <a:avLst/>
+                              </a:prstGeom>
+                              <a:noFill/>
+                              <a:ln w="57150" cap="flat" cmpd="sng" algn="ctr">
+                                <a:solidFill>
+                                  <a:srgbClr val="EE0000"/>
+                                </a:solidFill>
+                                <a:prstDash val="solid"/>
+                                <a:round/>
+                                <a:headEnd type="none" w="med" len="med"/>
+                                <a:tailEnd type="none" w="med" len="med"/>
+                              </a:ln>
+                            </wps:spPr>
+                            <wps:style>
+                              <a:lnRef idx="0">
+                                <a:scrgbClr r="0" g="0" b="0"/>
+                              </a:lnRef>
+                              <a:fillRef idx="0">
+                                <a:scrgbClr r="0" g="0" b="0"/>
+                              </a:fillRef>
+                              <a:effectRef idx="0">
+                                <a:scrgbClr r="0" g="0" b="0"/>
+                              </a:effectRef>
+                              <a:fontRef idx="minor">
+                                <a:schemeClr val="accent2"/>
+                              </a:fontRef>
+                            </wps:style>
+                            <wps:bodyPr rot="0" spcFirstLastPara="0" vertOverflow="overflow" horzOverflow="overflow" vert="horz" wrap="square" lIns="91440" tIns="45720" rIns="91440" bIns="45720" numCol="1" spcCol="0" rtlCol="0" fromWordArt="0" anchor="ctr" anchorCtr="0" forceAA="0" compatLnSpc="1">
+                              <a:prstTxWarp prst="textNoShape">
+                                <a:avLst/>
+                              </a:prstTxWarp>
+                              <a:noAutofit/>
+                            </wps:bodyPr>
+                          </wps:wsp>
+                        </a:graphicData>
+                      </a:graphic>
+                    </wp:anchor>
+                  </w:drawing>
+                </mc:Choice>
+                <mc:Fallback>
+                  <w:pict>
+                    <v:rect w14:anchorId="303735D5" id="Rectángulo 1" o:spid="_x0000_s1026" style="position:absolute;margin-left:5.55pt;margin-top:43.5pt;width:81pt;height:75.75pt;z-index:251674624;visibility:visible;mso-wrap-style:square;mso-wrap-distance-left:9pt;mso-wrap-distance-top:0;mso-wrap-distance-right:9pt;mso-wrap-distance-bottom:0;mso-position-horizontal:absolute;mso-position-horizontal-relative:text;mso-position-vertical:absolute;mso-position-vertical-relative:text;v-text-anchor:middle" o:gfxdata="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" filled="f" strokecolor="#e00" strokeweight="4.5pt">
+                      <v:stroke joinstyle="round"/>
+                    </v:rect>
+                  </w:pict>
+                </mc:Fallback>
+              </mc:AlternateContent>
+            </w:r>
+            <w:r>
+              <w:rPr>
+                <w:rFonts w:cs="Arial"/>
+                <w:i/>
+                <w:color w:val="0000FF"/>
+                <w:sz w:val="20"/>
+                <w:szCs w:val="20"/>
+                <w:lang w:val="es-GT"/>
+              </w:rPr>
+              <w:drawing>
+                <wp:inline distT="0" distB="0" distL="0" distR="0" wp14:anchorId="43F24941" wp14:editId="40F116AF">
+                  <wp:extent cx="6473825" cy="2918460"/>
+                  <wp:effectExtent l="0" t="0" r="3175" b="0"/>
+                  <wp:docPr id="275565561" name="Imagen 1"/>
+                  <wp:cNvGraphicFramePr>
+                    <a:graphicFrameLocks xmlns:a="http://schemas.openxmlformats.org/drawingml/2006/main" noChangeAspect="1"/>
+                  </wp:cNvGraphicFramePr>
+                  <a:graphic xmlns:a="http://schemas.openxmlformats.org/drawingml/2006/main">
+                    <a:graphicData uri="http://schemas.openxmlformats.org/drawingml/2006/picture">
+                      <pic:pic xmlns:pic="http://schemas.openxmlformats.org/drawingml/2006/picture">
+                        <pic:nvPicPr>
+                          <pic:cNvPr id="1256202955" name=""/>
+                          <pic:cNvPicPr/>
+                        </pic:nvPicPr>
+                        <pic:blipFill>
+                          <a:blip r:embed="rId9"/>
+                          <a:stretch>
+                            <a:fillRect/>
+                          </a:stretch>
+                        </pic:blipFill>
+                        <pic:spPr>
+                          <a:xfrm>
+                            <a:off x="0" y="0"/>
+                            <a:ext cx="6473825" cy="2918460"/>
+                          </a:xfrm>
+                          <a:prstGeom prst="rect">
+                            <a:avLst/>
+                          </a:prstGeom>
+                        </pic:spPr>
+                      </pic:pic>
+                    </a:graphicData>
+                  </a:graphic>
+                </wp:inline>
+              </w:drawing>
+            </w:r>
+          </w:p>
+          <w:p>
+            <w:pPr>
+              <w:spacing w:line="256" w:lineRule="auto"/>
+              <w:rPr>
+                <w:rFonts w:cs="Arial"/>
+                <w:i/>
+                <w:color w:val="0000FF"/>
+                <w:sz w:val="20"/>
+                <w:szCs w:val="20"/>
+                <w:lang w:val="es-GT"/>
+              </w:rPr>
+            </w:pPr>
+            <w:r>
+              <w:rPr>
+                <w:rFonts w:cs="Arial"/>
+                <w:i/>
+                <w:color w:val="0000FF"/>
+                <w:sz w:val="20"/>
+                <w:szCs w:val="20"/>
+                <w:lang w:val="es-GT"/>
+              </w:rPr>
+              <w:t xml:space="preserve">2 Seleccionar Opción </w:t>
+            </w:r>
+            <w:r>
+              <w:rPr>
+                <w:rFonts w:cs="Arial"/>
+                <w:i/>
+                <w:color w:val="0000FF"/>
+                <w:sz w:val="20"/>
+                <w:szCs w:val="20"/>
+                <w:lang w:val="es-GT"/>
+              </w:rPr>
+              <w:t>“Llega con cita programada”</w:t>
+            </w:r>
+          </w:p>
+          <w:p>
+            <w:pPr>
+              <w:spacing w:line="256" w:lineRule="auto"/>
+              <w:rPr>
+                <w:rFonts w:cs="Arial"/>
+                <w:i/>
+                <w:color w:val="0000FF"/>
+                <w:sz w:val="20"/>
+                <w:szCs w:val="20"/>
+                <w:lang w:val="es-GT"/>
+              </w:rPr>
+            </w:pPr>
+            <w:hyperlink r:id="rId25" w:history="1">
+              <w:r>
+                <w:rPr>
+                  <w:rStyle w:val="Hipervnculo"/>
+                  <w:rFonts w:cs="Arial"/>
+                  <w:i/>
+                  <w:sz w:val="20"/>
+                  <w:szCs w:val="20"/>
+                  <w:lang w:val="es-GT"/>
+                </w:rPr>
+                <w:t>https://victorious-sky-00d51bd10.7.azurestaticapps.net/triage</w:t>
+              </w:r>
+            </w:hyperlink>
+          </w:p>
+          <w:p>
+            <w:pPr>
+              <w:spacing w:line="256" w:lineRule="auto"/>
+              <w:rPr>
+                <w:rFonts w:cs="Arial"/>
+                <w:i/>
+                <w:color w:val="0000FF"/>
+                <w:sz w:val="20"/>
+                <w:szCs w:val="20"/>
+                <w:lang w:val="es-GT"/>
+              </w:rPr>
+            </w:pPr>
+            <w:r>
+              <w:rPr>
+                <w:rFonts w:cs="Arial"/>
+                <w:i/>
+                <w:color w:val="0000FF"/>
+                <w:sz w:val="20"/>
+                <w:szCs w:val="20"/>
+                <w:lang w:val="es-GT"/>
+              </w:rPr>
+              <w:drawing>
+                <wp:inline distT="0" distB="0" distL="0" distR="0" wp14:anchorId="4F867351" wp14:editId="7402DB31">
+                  <wp:extent cx="6473825" cy="2926080"/>
+                  <wp:effectExtent l="0" t="0" r="3175" b="7620"/>
+                  <wp:docPr id="948639579" name="Imagen 1"/>
+                  <wp:cNvGraphicFramePr>
+                    <a:graphicFrameLocks xmlns:a="http://schemas.openxmlformats.org/drawingml/2006/main" noChangeAspect="1"/>
+                  </wp:cNvGraphicFramePr>
+                  <a:graphic xmlns:a="http://schemas.openxmlformats.org/drawingml/2006/main">
+                    <a:graphicData uri="http://schemas.openxmlformats.org/drawingml/2006/picture">
+                      <pic:pic xmlns:pic="http://schemas.openxmlformats.org/drawingml/2006/picture">
+                        <pic:nvPicPr>
+                          <pic:cNvPr id="948639579" name=""/>
+                          <pic:cNvPicPr/>
+                        </pic:nvPicPr>
+                        <pic:blipFill>
+                          <a:blip r:embed="rId26"/>
+                          <a:stretch>
+                            <a:fillRect/>
+                          </a:stretch>
+                        </pic:blipFill>
+                        <pic:spPr>
+                          <a:xfrm>
+                            <a:off x="0" y="0"/>
+                            <a:ext cx="6473825" cy="2926080"/>
+                          </a:xfrm>
+                          <a:prstGeom prst="rect">
+                            <a:avLst/>
+                          </a:prstGeom>
+                        </pic:spPr>
+                      </pic:pic>
+                    </a:graphicData>
+                  </a:graphic>
+                </wp:inline>
+              </w:drawing>
+            </w:r>
+          </w:p>
+          <w:p>
+            <w:pPr>
+              <w:spacing w:line="256" w:lineRule="auto"/>
+              <w:rPr>
+                <w:rFonts w:cs="Arial"/>
+                <w:i/>
+                <w:color w:val="0000FF"/>
+                <w:sz w:val="20"/>
+                <w:szCs w:val="20"/>
+                <w:lang w:val="es-GT"/>
+              </w:rPr>
+            </w:pPr>
+            <w:r>
+              <w:rPr>
+                <w:rFonts w:cs="Arial"/>
+                <w:i/>
+                <w:color w:val="0000FF"/>
+                <w:sz w:val="20"/>
+                <w:szCs w:val="20"/>
+                <w:lang w:val="es-GT"/>
+              </w:rPr>
+              <w:t>3 Previo a</w:t>
+            </w:r>
+            <w:r>
+              <w:rPr>
+                <w:rFonts w:cs="Arial"/>
+                <w:i/>
+                <w:color w:val="0000FF"/>
+                <w:sz w:val="20"/>
+                <w:szCs w:val="20"/>
+                <w:lang w:val="es-GT"/>
+              </w:rPr>
+              <w:t xml:space="preserve"> toma de signos vitales, seleccionar opción “Continuar con Cita Programada”</w:t>
+            </w:r>
+            <w:r>
+              <w:rPr>
+                <w:rFonts w:cs="Arial"/>
+                <w:i/>
+                <w:color w:val="0000FF"/>
+                <w:sz w:val="20"/>
+                <w:szCs w:val="20"/>
+                <w:lang w:val="es-GT"/>
+              </w:rPr>
+              <w:t>.</w:t>
+            </w:r>
+          </w:p>
+          <w:p>
+            <w:pPr>
+              <w:spacing w:line="256" w:lineRule="auto"/>
+              <w:rPr>
+                <w:rFonts w:cs="Arial"/>
+                <w:i/>
+                <w:color w:val="0000FF"/>
+                <w:sz w:val="20"/>
+                <w:szCs w:val="20"/>
+                <w:lang w:val="es-GT"/>
+              </w:rPr>
+            </w:pPr>
+            <w:r>
+              <w:rPr>
+                <w:rFonts w:cs="Arial"/>
+                <w:i/>
+                <w:color w:val="0000FF"/>
+                <w:sz w:val="20"/>
+                <w:szCs w:val="20"/>
+                <w:lang w:val="es-GT"/>
+              </w:rPr>
+              <w:lastRenderedPageBreak/>
+              <w:drawing>
+                <wp:inline distT="0" distB="0" distL="0" distR="0" wp14:anchorId="290E6DDD" wp14:editId="29998510">
+                  <wp:extent cx="6473825" cy="2940050"/>
+                  <wp:effectExtent l="0" t="0" r="3175" b="0"/>
+                  <wp:docPr id="1413294011" name="Imagen 1"/>
+                  <wp:cNvGraphicFramePr>
+                    <a:graphicFrameLocks xmlns:a="http://schemas.openxmlformats.org/drawingml/2006/main" noChangeAspect="1"/>
+                  </wp:cNvGraphicFramePr>
+                  <a:graphic xmlns:a="http://schemas.openxmlformats.org/drawingml/2006/main">
+                    <a:graphicData uri="http://schemas.openxmlformats.org/drawingml/2006/picture">
+                      <pic:pic xmlns:pic="http://schemas.openxmlformats.org/drawingml/2006/picture">
+                        <pic:nvPicPr>
+                          <pic:cNvPr id="1413294011" name=""/>
+                          <pic:cNvPicPr/>
+                        </pic:nvPicPr>
+                        <pic:blipFill>
+                          <a:blip r:embed="rId27"/>
+                          <a:stretch>
+                            <a:fillRect/>
+                          </a:stretch>
+                        </pic:blipFill>
+                        <pic:spPr>
+                          <a:xfrm>
+                            <a:off x="0" y="0"/>
+                            <a:ext cx="6473825" cy="2940050"/>
+                          </a:xfrm>
+                          <a:prstGeom prst="rect">
+                            <a:avLst/>
+                          </a:prstGeom>
+                        </pic:spPr>
+                      </pic:pic>
+                    </a:graphicData>
+                  </a:graphic>
+                </wp:inline>
+              </w:drawing>
+            </w:r>
+          </w:p>
+          <w:p>
+            <w:pPr>
+              <w:spacing w:line="256" w:lineRule="auto"/>
+              <w:rPr>
+                <w:rFonts w:cs="Arial"/>
+                <w:i/>
+                <w:color w:val="0000FF"/>
+                <w:sz w:val="20"/>
+                <w:szCs w:val="20"/>
+                <w:lang w:val="es-GT"/>
+              </w:rPr>
+            </w:pPr>
+            <w:r>
+              <w:rPr>
+                <w:rFonts w:cs="Arial"/>
+                <w:i/>
+                <w:color w:val="0000FF"/>
+                <w:sz w:val="20"/>
+                <w:szCs w:val="20"/>
+                <w:lang w:val="es-GT"/>
+              </w:rPr>
+              <w:t>4 Al encontrarse registro previo del paciente se selecciona la opción de “Continuar”</w:t>
+            </w:r>
+          </w:p>
+          <w:p>
+            <w:pPr>
+              <w:spacing w:line="256" w:lineRule="auto"/>
+              <w:ind w:left="708" w:hanging="708"/>
+              <w:rPr>
+                <w:rFonts w:cs="Arial"/>
+                <w:i/>
+                <w:color w:val="0000FF"/>
+                <w:sz w:val="20"/>
+                <w:szCs w:val="20"/>
+                <w:lang w:val="es-GT"/>
+              </w:rPr>
+            </w:pPr>
+            <w:r>
+              <w:rPr>
+                <w:rFonts w:cs="Arial"/>
+                <w:i/>
+                <w:noProof/>
+                <w:color w:val="0000FF"/>
+                <w:sz w:val="20"/>
+                <w:szCs w:val="20"/>
+                <w:lang w:val="es-GT"/>
+              </w:rPr>
+              <mc:AlternateContent>
+                <mc:Choice Requires="wps">
+                  <w:drawing>
+                    <wp:anchor distT="0" distB="0" distL="114300" distR="114300" simplePos="0" relativeHeight="251675648" behindDoc="0" locked="0" layoutInCell="1" allowOverlap="1" wp14:anchorId="118E5C9A" wp14:editId="1D8343AF">
+                      <wp:simplePos x="0" y="0"/>
+                      <wp:positionH relativeFrom="column">
+                        <wp:posOffset>2080260</wp:posOffset>
+                      </wp:positionH>
+                      <wp:positionV relativeFrom="paragraph">
+                        <wp:posOffset>2370455</wp:posOffset>
+                      </wp:positionV>
+                      <wp:extent cx="3857625" cy="552450"/>
+                      <wp:effectExtent l="19050" t="19050" r="47625" b="38100"/>
+                      <wp:wrapNone/>
+                      <wp:docPr id="814449259" name="Rectángulo 1"/>
+                      <wp:cNvGraphicFramePr/>
+                      <a:graphic xmlns:a="http://schemas.openxmlformats.org/drawingml/2006/main">
+                        <a:graphicData uri="http://schemas.microsoft.com/office/word/2010/wordprocessingShape">
+                          <wps:wsp>
+                            <wps:cNvSpPr/>
+                            <wps:spPr>
+                              <a:xfrm>
+                                <a:off x="0" y="0"/>
+                                <a:ext cx="3857625" cy="552450"/>
+                              </a:xfrm>
+                              <a:prstGeom prst="rect">
+                                <a:avLst/>
+                              </a:prstGeom>
+                              <a:noFill/>
+                              <a:ln w="57150" cap="flat" cmpd="sng" algn="ctr">
+                                <a:solidFill>
+                                  <a:srgbClr val="EE0000"/>
+                                </a:solidFill>
+                                <a:prstDash val="solid"/>
+                                <a:round/>
+                                <a:headEnd type="none" w="med" len="med"/>
+                                <a:tailEnd type="none" w="med" len="med"/>
+                              </a:ln>
+                            </wps:spPr>
+                            <wps:style>
+                              <a:lnRef idx="0">
+                                <a:scrgbClr r="0" g="0" b="0"/>
+                              </a:lnRef>
+                              <a:fillRef idx="0">
+                                <a:scrgbClr r="0" g="0" b="0"/>
+                              </a:fillRef>
+                              <a:effectRef idx="0">
+                                <a:scrgbClr r="0" g="0" b="0"/>
+                              </a:effectRef>
+                              <a:fontRef idx="minor">
+                                <a:schemeClr val="accent2"/>
+                              </a:fontRef>
+                            </wps:style>
+                            <wps:bodyPr rot="0" spcFirstLastPara="0" vertOverflow="overflow" horzOverflow="overflow" vert="horz" wrap="square" lIns="91440" tIns="45720" rIns="91440" bIns="45720" numCol="1" spcCol="0" rtlCol="0" fromWordArt="0" anchor="ctr" anchorCtr="0" forceAA="0" compatLnSpc="1">
+                              <a:prstTxWarp prst="textNoShape">
+                                <a:avLst/>
+                              </a:prstTxWarp>
+                              <a:noAutofit/>
+                            </wps:bodyPr>
+                          </wps:wsp>
+                        </a:graphicData>
+                      </a:graphic>
+                      <wp14:sizeRelH relativeFrom="margin">
+                        <wp14:pctWidth>0</wp14:pctWidth>
+                      </wp14:sizeRelH>
+                      <wp14:sizeRelV relativeFrom="margin">
+                        <wp14:pctHeight>0</wp14:pctHeight>
+                      </wp14:sizeRelV>
+                    </wp:anchor>
+                  </w:drawing>
+                </mc:Choice>
+                <mc:Fallback>
+                  <w:pict>
+                    <v:rect w14:anchorId="1C1519E6" id="Rectángulo 1" o:spid="_x0000_s1026" style="position:absolute;margin-left:163.8pt;margin-top:186.65pt;width:303.75pt;height:43.5pt;z-index:251675648;visibility:visible;mso-wrap-style:square;mso-width-percent:0;mso-height-percent:0;mso-wrap-distance-left:9pt;mso-wrap-distance-top:0;mso-wrap-distance-right:9pt;mso-wrap-distance-bottom:0;mso-position-horizontal:absolute;mso-position-horizontal-relative:text;mso-position-vertical:absolute;mso-position-vertical-relative:text;mso-width-percent:0;mso-height-percent:0;mso-width-relative:margin;mso-height-relative:margin;v-text-anchor:middle" o:gfxdata="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" filled="f" strokecolor="#e00" strokeweight="4.5pt">
+                      <v:stroke joinstyle="round"/>
+                    </v:rect>
+                  </w:pict>
+                </mc:Fallback>
+              </mc:AlternateContent>
+            </w:r>
+            <w:r>
+              <w:rPr>
+                <w:rFonts w:cs="Arial"/>
+                <w:i/>
+                <w:color w:val="0000FF"/>
+                <w:sz w:val="20"/>
+                <w:szCs w:val="20"/>
+                <w:lang w:val="es-GT"/>
+              </w:rPr>
+              <w:drawing>
+                <wp:inline distT="0" distB="0" distL="0" distR="0" wp14:anchorId="4FC84BD8" wp14:editId="52126AF2">
+                  <wp:extent cx="6473825" cy="2949575"/>
+                  <wp:effectExtent l="0" t="0" r="3175" b="3175"/>
+                  <wp:docPr id="487763427" name="Imagen 1"/>
+                  <wp:cNvGraphicFramePr>
+                    <a:graphicFrameLocks xmlns:a="http://schemas.openxmlformats.org/drawingml/2006/main" noChangeAspect="1"/>
+                  </wp:cNvGraphicFramePr>
+                  <a:graphic xmlns:a="http://schemas.openxmlformats.org/drawingml/2006/main">
+                    <a:graphicData uri="http://schemas.openxmlformats.org/drawingml/2006/picture">
+                      <pic:pic xmlns:pic="http://schemas.openxmlformats.org/drawingml/2006/picture">
+                        <pic:nvPicPr>
+                          <pic:cNvPr id="1458031351" name=""/>
+                          <pic:cNvPicPr/>
+                        </pic:nvPicPr>
+                        <pic:blipFill>
+                          <a:blip r:embed="rId22"/>
+                          <a:stretch>
+                            <a:fillRect/>
+                          </a:stretch>
+                        </pic:blipFill>
+                        <pic:spPr>
+                          <a:xfrm>
+                            <a:off x="0" y="0"/>
+                            <a:ext cx="6473825" cy="2949575"/>
+                          </a:xfrm>
+                          <a:prstGeom prst="rect">
+                            <a:avLst/>
+                          </a:prstGeom>
+                        </pic:spPr>
+                      </pic:pic>
+                    </a:graphicData>
+                  </a:graphic>
+                </wp:inline>
+              </w:drawing>
+            </w:r>
+          </w:p>
+          <w:p>
+            <w:pPr>
+              <w:spacing w:line="256" w:lineRule="auto"/>
+              <w:rPr>
+                <w:rFonts w:cs="Arial"/>
+                <w:i/>
+                <w:color w:val="0000FF"/>
+                <w:sz w:val="20"/>
+                <w:szCs w:val="20"/>
+                <w:lang w:val="es-GT"/>
+              </w:rPr>
+            </w:pPr>
+            <w:r>
+              <w:rPr>
+                <w:rFonts w:cs="Arial"/>
+                <w:i/>
+                <w:color w:val="0000FF"/>
+                <w:sz w:val="20"/>
+                <w:szCs w:val="20"/>
+                <w:lang w:val="es-GT"/>
+              </w:rPr>
+              <w:t xml:space="preserve">5 ingresar datos </w:t>
+            </w:r>
+            <w:r>
+              <w:rPr>
+                <w:rFonts w:cs="Arial"/>
+                <w:i/>
+                <w:color w:val="0000FF"/>
+                <w:sz w:val="20"/>
+                <w:szCs w:val="20"/>
+                <w:lang w:val="es-GT"/>
+              </w:rPr>
+              <w:t>Fase 3 (Validación de pago), seleccionar "</w:t>
+            </w:r>
+            <w:r>
+              <w:rPr>
+                <w:rFonts w:cs="Arial"/>
+                <w:i/>
+                <w:color w:val="0000FF"/>
+                <w:sz w:val="20"/>
+                <w:szCs w:val="20"/>
+                <w:lang w:val="es-GT"/>
+              </w:rPr>
+              <w:t>Con seguro</w:t>
+            </w:r>
+            <w:r>
+              <w:rPr>
+                <w:rFonts w:cs="Arial"/>
+                <w:i/>
+                <w:color w:val="0000FF"/>
+                <w:sz w:val="20"/>
+                <w:szCs w:val="20"/>
+                <w:lang w:val="es-GT"/>
+              </w:rPr>
+              <w:t xml:space="preserve">" </w:t>
+            </w:r>
+            <w:r>
+              <w:rPr>
+                <w:rFonts w:cs="Arial"/>
+                <w:i/>
+                <w:color w:val="0000FF"/>
+                <w:sz w:val="20"/>
+                <w:szCs w:val="20"/>
+                <w:lang w:val="es-GT"/>
+              </w:rPr>
+              <w:t xml:space="preserve">y selecciona su aseguradora dentro del catálogo del hospital, luego ingresa el número de póliza </w:t>
+            </w:r>
+            <w:r>
+              <w:rPr>
+                <w:rFonts w:cs="Arial"/>
+                <w:i/>
+                <w:color w:val="0000FF"/>
+                <w:sz w:val="20"/>
+                <w:szCs w:val="20"/>
+                <w:lang w:val="es-GT"/>
+              </w:rPr>
+              <w:t>(</w:t>
+            </w:r>
+            <w:r>
+              <w:rPr>
+                <w:rFonts w:cs="Arial"/>
+                <w:b/>
+                <w:bCs/>
+                <w:i/>
+                <w:color w:val="0000FF"/>
+                <w:sz w:val="20"/>
+                <w:szCs w:val="20"/>
+                <w:lang w:val="es-GT"/>
+              </w:rPr>
+              <w:t>RN03</w:t>
+            </w:r>
+            <w:r>
+              <w:rPr>
+                <w:rFonts w:cs="Arial"/>
+                <w:i/>
+                <w:color w:val="0000FF"/>
+                <w:sz w:val="20"/>
+                <w:szCs w:val="20"/>
+                <w:lang w:val="es-GT"/>
+              </w:rPr>
+              <w:t>).</w:t>
+            </w:r>
+          </w:p>
+          <w:p>
+            <w:pPr>
+              <w:spacing w:line="256" w:lineRule="auto"/>
+              <w:rPr>
+                <w:rFonts w:cs="Arial"/>
+                <w:i/>
+                <w:color w:val="0000FF"/>
+                <w:sz w:val="20"/>
+                <w:szCs w:val="20"/>
+                <w:lang w:val="es-GT"/>
+              </w:rPr>
+            </w:pPr>
+            <w:r>
+              <w:rPr>
+                <w:rFonts w:cs="Arial"/>
+                <w:i/>
+                <w:color w:val="0000FF"/>
+                <w:sz w:val="20"/>
+                <w:szCs w:val="20"/>
+                <w:lang w:val="es-GT"/>
+              </w:rPr>
+              <w:lastRenderedPageBreak/>
+              <w:drawing>
+                <wp:inline distT="0" distB="0" distL="0" distR="0" wp14:anchorId="279D98B6" wp14:editId="63F84CF1">
+                  <wp:extent cx="6473825" cy="2875280"/>
+                  <wp:effectExtent l="0" t="0" r="3175" b="1270"/>
+                  <wp:docPr id="1960335596" name="Imagen 1"/>
+                  <wp:cNvGraphicFramePr>
+                    <a:graphicFrameLocks xmlns:a="http://schemas.openxmlformats.org/drawingml/2006/main" noChangeAspect="1"/>
+                  </wp:cNvGraphicFramePr>
+                  <a:graphic xmlns:a="http://schemas.openxmlformats.org/drawingml/2006/main">
+                    <a:graphicData uri="http://schemas.openxmlformats.org/drawingml/2006/picture">
+                      <pic:pic xmlns:pic="http://schemas.openxmlformats.org/drawingml/2006/picture">
+                        <pic:nvPicPr>
+                          <pic:cNvPr id="289274157" name=""/>
+                          <pic:cNvPicPr/>
+                        </pic:nvPicPr>
+                        <pic:blipFill>
+                          <a:blip r:embed="rId23"/>
+                          <a:stretch>
+                            <a:fillRect/>
+                          </a:stretch>
+                        </pic:blipFill>
+                        <pic:spPr>
+                          <a:xfrm>
+                            <a:off x="0" y="0"/>
+                            <a:ext cx="6473825" cy="2875280"/>
+                          </a:xfrm>
+                          <a:prstGeom prst="rect">
+                            <a:avLst/>
+                          </a:prstGeom>
+                        </pic:spPr>
+                      </pic:pic>
+                    </a:graphicData>
+                  </a:graphic>
+                </wp:inline>
+              </w:drawing>
+            </w:r>
+          </w:p>
+          <w:p>
+            <w:pPr>
+              <w:spacing w:line="256" w:lineRule="auto"/>
+              <w:rPr>
+                <w:rFonts w:cs="Arial"/>
+                <w:i/>
+                <w:color w:val="0000FF"/>
+                <w:sz w:val="20"/>
+                <w:szCs w:val="20"/>
+                <w:lang w:val="es-GT"/>
+              </w:rPr>
+            </w:pPr>
+            <w:r>
+              <w:rPr>
+                <w:rFonts w:cs="Arial"/>
+                <w:i/>
+                <w:color w:val="0000FF"/>
+                <w:sz w:val="20"/>
+                <w:szCs w:val="20"/>
+                <w:lang w:val="es-GT"/>
+              </w:rPr>
+              <w:t xml:space="preserve">6 </w:t>
+            </w:r>
+            <w:r>
+              <w:rPr>
+                <w:rFonts w:cs="Arial"/>
+                <w:i/>
+                <w:color w:val="0000FF"/>
+                <w:sz w:val="20"/>
+                <w:szCs w:val="20"/>
+                <w:lang w:val="es-GT"/>
+              </w:rPr>
+              <w:t>continuar a Fase 4 (Evaluación clínica), digitar signos vitales estables y Escala Glasgow 15.</w:t>
+            </w:r>
+          </w:p>
+          <w:p>
+            <w:pPr>
+              <w:spacing w:line="256" w:lineRule="auto"/>
+              <w:rPr>
+                <w:rFonts w:cs="Arial"/>
+                <w:i/>
+                <w:color w:val="0000FF"/>
+                <w:sz w:val="20"/>
+                <w:szCs w:val="20"/>
+                <w:lang w:val="es-GT"/>
+              </w:rPr>
+            </w:pPr>
+            <w:r>
+              <w:rPr>
+                <w:rFonts w:cs="Arial"/>
+                <w:i/>
+                <w:color w:val="0000FF"/>
+                <w:sz w:val="20"/>
+                <w:szCs w:val="20"/>
+                <w:lang w:val="es-GT"/>
+              </w:rPr>
+              <w:drawing>
+                <wp:inline distT="0" distB="0" distL="0" distR="0" wp14:anchorId="47AC96B0" wp14:editId="431DAF4F">
+                  <wp:extent cx="6473825" cy="2924810"/>
+                  <wp:effectExtent l="0" t="0" r="3175" b="8890"/>
+                  <wp:docPr id="38011164" name="Imagen 1"/>
+                  <wp:cNvGraphicFramePr>
+                    <a:graphicFrameLocks xmlns:a="http://schemas.openxmlformats.org/drawingml/2006/main" noChangeAspect="1"/>
+                  </wp:cNvGraphicFramePr>
+                  <a:graphic xmlns:a="http://schemas.openxmlformats.org/drawingml/2006/main">
+                    <a:graphicData uri="http://schemas.openxmlformats.org/drawingml/2006/picture">
+                      <pic:pic xmlns:pic="http://schemas.openxmlformats.org/drawingml/2006/picture">
+                        <pic:nvPicPr>
+                          <pic:cNvPr id="1258754703" name=""/>
+                          <pic:cNvPicPr/>
+                        </pic:nvPicPr>
+                        <pic:blipFill>
+                          <a:blip r:embed="rId16"/>
+                          <a:stretch>
+                            <a:fillRect/>
+                          </a:stretch>
+                        </pic:blipFill>
+                        <pic:spPr>
+                          <a:xfrm>
+                            <a:off x="0" y="0"/>
+                            <a:ext cx="6473825" cy="2924810"/>
+                          </a:xfrm>
+                          <a:prstGeom prst="rect">
+                            <a:avLst/>
+                          </a:prstGeom>
+                        </pic:spPr>
+                      </pic:pic>
+                    </a:graphicData>
+                  </a:graphic>
+                </wp:inline>
+              </w:drawing>
+            </w:r>
+          </w:p>
+          <w:p>
+            <w:pPr>
+              <w:spacing w:line="256" w:lineRule="auto"/>
+              <w:rPr>
+                <w:rFonts w:cs="Arial"/>
+                <w:i/>
+                <w:color w:val="0000FF"/>
+                <w:sz w:val="20"/>
+                <w:szCs w:val="20"/>
+                <w:lang w:val="es-GT"/>
+              </w:rPr>
+            </w:pPr>
+            <w:r>
+              <w:rPr>
+                <w:rFonts w:cs="Arial"/>
+                <w:i/>
+                <w:color w:val="0000FF"/>
+                <w:sz w:val="20"/>
+                <w:szCs w:val="20"/>
+                <w:lang w:val="es-GT"/>
+              </w:rPr>
+              <w:t xml:space="preserve">7 </w:t>
+            </w:r>
+            <w:r>
+              <w:rPr>
+                <w:rFonts w:cs="Arial"/>
+                <w:i/>
+                <w:color w:val="0000FF"/>
+                <w:sz w:val="20"/>
+                <w:szCs w:val="20"/>
+                <w:lang w:val="es-GT"/>
+              </w:rPr>
+              <w:t>hacer clic en "Finalizar Registro" (</w:t>
+            </w:r>
+            <w:r>
+              <w:rPr>
+                <w:rFonts w:cs="Arial"/>
+                <w:b/>
+                <w:bCs/>
+                <w:i/>
+                <w:color w:val="0000FF"/>
+                <w:sz w:val="20"/>
+                <w:szCs w:val="20"/>
+                <w:lang w:val="es-GT"/>
+              </w:rPr>
+              <w:t>RN10</w:t>
+            </w:r>
+            <w:r>
+              <w:rPr>
+                <w:rFonts w:cs="Arial"/>
+                <w:i/>
+                <w:color w:val="0000FF"/>
+                <w:sz w:val="20"/>
+                <w:szCs w:val="20"/>
+                <w:lang w:val="es-GT"/>
+              </w:rPr>
+              <w:t>).</w:t>
+            </w:r>
+          </w:p>
+          <w:p>
+            <w:pPr>
+              <w:spacing w:line="256" w:lineRule="auto"/>
+              <w:rPr>
+                <w:rFonts w:cs="Arial"/>
+                <w:i/>
+                <w:color w:val="0000FF"/>
+                <w:sz w:val="20"/>
+                <w:szCs w:val="20"/>
+                <w:lang w:val="es-GT"/>
+              </w:rPr>
+            </w:pPr>
+            <w:r>
+              <w:rPr>
+                <w:rFonts w:cs="Arial"/>
+                <w:i/>
+                <w:color w:val="0000FF"/>
+                <w:sz w:val="20"/>
+                <w:szCs w:val="20"/>
+                <w:lang w:val="es-GT"/>
+              </w:rPr>
+              <w:t>8 Muestra los datos del expediente creado del Paciente con Alerta de emergencia en caso exista</w:t>
+            </w:r>
+          </w:p>
+          <w:p>
+            <w:pPr>
+              <w:spacing w:line="256" w:lineRule="auto"/>
+              <w:rPr>
+                <w:rFonts w:cs="Arial"/>
+                <w:i/>
+                <w:color w:val="0000FF"/>
+                <w:sz w:val="20"/>
+                <w:szCs w:val="20"/>
+                <w:lang w:val="es-GT"/>
+              </w:rPr>
+            </w:pPr>
+            <w:r>
+              <w:rPr>
+                <w:rFonts w:cs="Arial"/>
+                <w:i/>
+                <w:color w:val="0000FF"/>
+                <w:sz w:val="20"/>
+                <w:szCs w:val="20"/>
+                <w:lang w:val="es-GT"/>
+              </w:rPr>
+              <w:lastRenderedPageBreak/>
+              <w:drawing>
+                <wp:inline distT="0" distB="0" distL="0" distR="0" wp14:anchorId="64DB4D94" wp14:editId="4C3C0579">
+                  <wp:extent cx="6473825" cy="2901315"/>
+                  <wp:effectExtent l="0" t="0" r="3175" b="0"/>
+                  <wp:docPr id="541799536" name="Imagen 1"/>
+                  <wp:cNvGraphicFramePr>
+                    <a:graphicFrameLocks xmlns:a="http://schemas.openxmlformats.org/drawingml/2006/main" noChangeAspect="1"/>
+                  </wp:cNvGraphicFramePr>
+                  <a:graphic xmlns:a="http://schemas.openxmlformats.org/drawingml/2006/main">
+                    <a:graphicData uri="http://schemas.openxmlformats.org/drawingml/2006/picture">
+                      <pic:pic xmlns:pic="http://schemas.openxmlformats.org/drawingml/2006/picture">
+                        <pic:nvPicPr>
+                          <pic:cNvPr id="558249429" name=""/>
+                          <pic:cNvPicPr/>
+                        </pic:nvPicPr>
+                        <pic:blipFill>
+                          <a:blip r:embed="rId17"/>
+                          <a:stretch>
+                            <a:fillRect/>
+                          </a:stretch>
+                        </pic:blipFill>
+                        <pic:spPr>
+                          <a:xfrm>
+                            <a:off x="0" y="0"/>
+                            <a:ext cx="6473825" cy="2901315"/>
+                          </a:xfrm>
+                          <a:prstGeom prst="rect">
+                            <a:avLst/>
+                          </a:prstGeom>
+                        </pic:spPr>
+                      </pic:pic>
+                    </a:graphicData>
+                  </a:graphic>
+                </wp:inline>
+              </w:drawing>
+            </w:r>
+          </w:p>
+          <w:p>
+            <w:pPr>
+              <w:spacing w:line="256" w:lineRule="auto"/>
+              <w:rPr>
+                <w:rFonts w:cs="Arial"/>
+                <w:i/>
+                <w:color w:val="0000FF"/>
+                <w:sz w:val="20"/>
+                <w:szCs w:val="20"/>
+                <w:lang w:val="es-GT"/>
+              </w:rPr>
+            </w:pPr>
+            <w:r>
+              <w:rPr>
+                <w:rFonts w:cs="Arial"/>
+                <w:i/>
+                <w:color w:val="0000FF"/>
+                <w:sz w:val="20"/>
+                <w:szCs w:val="20"/>
+                <w:lang w:val="es-GT"/>
+              </w:rPr>
+              <w:t>9 Triaje ingresado satisfactoriamente, Seleccionar opción, “Regresar al Dashboard”</w:t>
+            </w:r>
+          </w:p>
+          <w:p>
+            <w:pPr>
+              <w:spacing w:line="256" w:lineRule="auto"/>
+              <w:rPr>
+                <w:rFonts w:cs="Arial"/>
+                <w:i/>
+                <w:color w:val="0000FF"/>
+                <w:sz w:val="20"/>
+                <w:szCs w:val="20"/>
+                <w:lang w:val="es-GT"/>
+              </w:rPr>
+            </w:pPr>
+            <w:r>
+              <w:rPr>
+                <w:rFonts w:cs="Arial"/>
+                <w:i/>
+                <w:color w:val="0000FF"/>
+                <w:sz w:val="20"/>
+                <w:szCs w:val="20"/>
+                <w:lang w:val="es-GT"/>
+              </w:rPr>
+              <w:drawing>
+                <wp:inline distT="0" distB="0" distL="0" distR="0" wp14:anchorId="35AAE393" wp14:editId="77E95877">
+                  <wp:extent cx="6473825" cy="2958465"/>
+                  <wp:effectExtent l="0" t="0" r="3175" b="0"/>
+                  <wp:docPr id="1637711578" name="Imagen 1"/>
+                  <wp:cNvGraphicFramePr>
+                    <a:graphicFrameLocks xmlns:a="http://schemas.openxmlformats.org/drawingml/2006/main" noChangeAspect="1"/>
+                  </wp:cNvGraphicFramePr>
+                  <a:graphic xmlns:a="http://schemas.openxmlformats.org/drawingml/2006/main">
+                    <a:graphicData uri="http://schemas.openxmlformats.org/drawingml/2006/picture">
+                      <pic:pic xmlns:pic="http://schemas.openxmlformats.org/drawingml/2006/picture">
+                        <pic:nvPicPr>
+                          <pic:cNvPr id="1014452912" name=""/>
+                          <pic:cNvPicPr/>
+                        </pic:nvPicPr>
+                        <pic:blipFill>
+                          <a:blip r:embed="rId18"/>
+                          <a:stretch>
+                            <a:fillRect/>
+                          </a:stretch>
+                        </pic:blipFill>
+                        <pic:spPr>
+                          <a:xfrm>
+                            <a:off x="0" y="0"/>
+                            <a:ext cx="6473825" cy="2958465"/>
+                          </a:xfrm>
+                          <a:prstGeom prst="rect">
+                            <a:avLst/>
+                          </a:prstGeom>
+                        </pic:spPr>
+                      </pic:pic>
+                    </a:graphicData>
+                  </a:graphic>
+                </wp:inline>
+              </w:drawing>
+            </w:r>
+          </w:p>
+          <w:p>
+            <w:pPr>
+              <w:spacing w:line="256" w:lineRule="auto"/>
+              <w:rPr>
+                <w:rFonts w:cs="Arial"/>
+                <w:i/>
+                <w:color w:val="0000FF"/>
+                <w:sz w:val="20"/>
+                <w:szCs w:val="20"/>
+                <w:lang w:val="es-GT"/>
+              </w:rPr>
+            </w:pPr>
+            <w:r>
+              <w:rPr>
+                <w:rFonts w:cs="Arial"/>
+                <w:i/>
+                <w:color w:val="0000FF"/>
+                <w:sz w:val="20"/>
+                <w:szCs w:val="20"/>
+                <w:lang w:val="es-GT"/>
+              </w:rPr>
+              <w:t>10 Seleccionar Opción “Listar Triajes”</w:t>
+            </w:r>
+          </w:p>
+          <w:p>
+            <w:pPr>
+              <w:spacing w:line="256" w:lineRule="auto"/>
+              <w:rPr>
+                <w:rFonts w:cs="Arial"/>
+                <w:i/>
+                <w:color w:val="0000FF"/>
+                <w:sz w:val="20"/>
+                <w:szCs w:val="20"/>
+                <w:lang w:val="es-GT"/>
+              </w:rPr>
+            </w:pPr>
+            <w:r>
+              <w:rPr>
+                <w:rFonts w:cs="Arial"/>
+                <w:i/>
+                <w:color w:val="0000FF"/>
+                <w:sz w:val="20"/>
+                <w:szCs w:val="20"/>
+                <w:lang w:val="es-GT"/>
+              </w:rPr>
+              <w:t>Verificar la aparición del paciente en el tablero con prioridad "Verde" y la creación del log de auditoría (</w:t>
+            </w:r>
+            <w:r>
+              <w:rPr>
+                <w:rFonts w:cs="Arial"/>
+                <w:b/>
+                <w:bCs/>
+                <w:i/>
+                <w:color w:val="0000FF"/>
+                <w:sz w:val="20"/>
+                <w:szCs w:val="20"/>
+                <w:lang w:val="es-GT"/>
+              </w:rPr>
+              <w:t>RN05</w:t>
+            </w:r>
+            <w:r>
+              <w:rPr>
+                <w:rFonts w:cs="Arial"/>
+                <w:i/>
+                <w:color w:val="0000FF"/>
+                <w:sz w:val="20"/>
+                <w:szCs w:val="20"/>
+                <w:lang w:val="es-GT"/>
+              </w:rPr>
+              <w:t>).</w:t>
+            </w:r>
+            <w:r>
+              <w:rPr>
+                <w:rFonts w:cs="Arial"/>
+                <w:i/>
+                <w:noProof/>
+                <w:color w:val="0000FF"/>
+                <w:sz w:val="20"/>
+                <w:szCs w:val="20"/>
+                <w:lang w:val="es-GT"/>
+              </w:rPr>
+              <w:t xml:space="preserve"> </w:t>
+            </w:r>
+          </w:p>
+          <w:p>
+            <w:pPr>
+              <w:spacing w:line="256" w:lineRule="auto"/>
+              <w:rPr>
+                <w:rFonts w:cs="Arial"/>
+                <w:i/>
+                <w:color w:val="0000FF"/>
+                <w:sz w:val="20"/>
+                <w:szCs w:val="20"/>
+                <w:lang w:val="es-GT"/>
+              </w:rPr>
+            </w:pPr>
+            <w:r>
+              <w:rPr>
+                <w:rFonts w:cs="Arial"/>
+                <w:i/>
+                <w:noProof/>
+                <w:color w:val="0000FF"/>
+                <w:sz w:val="20"/>
+                <w:szCs w:val="20"/>
+                <w:lang w:val="es-GT"/>
+              </w:rPr>
+              <w:lastRenderedPageBreak/>
+              <mc:AlternateContent>
+                <mc:Choice Requires="wps">
+                  <w:drawing>
+                    <wp:anchor distT="0" distB="0" distL="114300" distR="114300" simplePos="0" relativeHeight="251677696" behindDoc="0" locked="0" layoutInCell="1" allowOverlap="1" wp14:anchorId="4DF3B3CF" wp14:editId="1945D94E">
+                      <wp:simplePos x="0" y="0"/>
+                      <wp:positionH relativeFrom="margin">
+                        <wp:posOffset>7620</wp:posOffset>
+                      </wp:positionH>
+                      <wp:positionV relativeFrom="paragraph">
+                        <wp:posOffset>1223010</wp:posOffset>
+                      </wp:positionV>
+                      <wp:extent cx="1009650" cy="552450"/>
+                      <wp:effectExtent l="19050" t="19050" r="38100" b="38100"/>
+                      <wp:wrapNone/>
+                      <wp:docPr id="650312943" name="Rectángulo 1"/>
+                      <wp:cNvGraphicFramePr/>
+                      <a:graphic xmlns:a="http://schemas.openxmlformats.org/drawingml/2006/main">
+                        <a:graphicData uri="http://schemas.microsoft.com/office/word/2010/wordprocessingShape">
+                          <wps:wsp>
+                            <wps:cNvSpPr/>
+                            <wps:spPr>
+                              <a:xfrm>
+                                <a:off x="0" y="0"/>
+                                <a:ext cx="1009650" cy="552450"/>
+                              </a:xfrm>
+                              <a:prstGeom prst="rect">
+                                <a:avLst/>
+                              </a:prstGeom>
+                              <a:noFill/>
+                              <a:ln w="57150" cap="flat" cmpd="sng" algn="ctr">
+                                <a:solidFill>
+                                  <a:srgbClr val="EE0000"/>
+                                </a:solidFill>
+                                <a:prstDash val="solid"/>
+                                <a:round/>
+                                <a:headEnd type="none" w="med" len="med"/>
+                                <a:tailEnd type="none" w="med" len="med"/>
+                              </a:ln>
+                            </wps:spPr>
+                            <wps:style>
+                              <a:lnRef idx="0">
+                                <a:scrgbClr r="0" g="0" b="0"/>
+                              </a:lnRef>
+                              <a:fillRef idx="0">
+                                <a:scrgbClr r="0" g="0" b="0"/>
+                              </a:fillRef>
+                              <a:effectRef idx="0">
+                                <a:scrgbClr r="0" g="0" b="0"/>
+                              </a:effectRef>
+                              <a:fontRef idx="minor">
+                                <a:schemeClr val="accent2"/>
+                              </a:fontRef>
+                            </wps:style>
+                            <wps:bodyPr rot="0" spcFirstLastPara="0" vertOverflow="overflow" horzOverflow="overflow" vert="horz" wrap="square" lIns="91440" tIns="45720" rIns="91440" bIns="45720" numCol="1" spcCol="0" rtlCol="0" fromWordArt="0" anchor="ctr" anchorCtr="0" forceAA="0" compatLnSpc="1">
+                              <a:prstTxWarp prst="textNoShape">
+                                <a:avLst/>
+                              </a:prstTxWarp>
+                              <a:noAutofit/>
+                            </wps:bodyPr>
+                          </wps:wsp>
+                        </a:graphicData>
+                      </a:graphic>
+                      <wp14:sizeRelH relativeFrom="margin">
+                        <wp14:pctWidth>0</wp14:pctWidth>
+                      </wp14:sizeRelH>
+                      <wp14:sizeRelV relativeFrom="margin">
+                        <wp14:pctHeight>0</wp14:pctHeight>
+                      </wp14:sizeRelV>
+                    </wp:anchor>
+                  </w:drawing>
+                </mc:Choice>
+                <mc:Fallback>
+                  <w:pict>
+                    <v:rect w14:anchorId="5CAA79F5" id="Rectángulo 1" o:spid="_x0000_s1026" style="position:absolute;margin-left:.6pt;margin-top:96.3pt;width:79.5pt;height:43.5pt;z-index:251677696;visibility:visible;mso-wrap-style:square;mso-width-percent:0;mso-height-percent:0;mso-wrap-distance-left:9pt;mso-wrap-distance-top:0;mso-wrap-distance-right:9pt;mso-wrap-distance-bottom:0;mso-position-horizontal:absolute;mso-position-horizontal-relative:margin;mso-position-vertical:absolute;mso-position-vertical-relative:text;mso-width-percent:0;mso-height-percent:0;mso-width-relative:margin;mso-height-relative:margin;v-text-anchor:middle" o:gfxdata="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" filled="f" strokecolor="#e00" strokeweight="4.5pt">
+                      <v:stroke joinstyle="round"/>
+                      <w10:wrap anchorx="margin"/>
+                    </v:rect>
+                  </w:pict>
+                </mc:Fallback>
+              </mc:AlternateContent>
+            </w:r>
+            <w:r>
+              <w:rPr>
+                <w:rFonts w:cs="Arial"/>
+                <w:i/>
+                <w:noProof/>
+                <w:color w:val="0000FF"/>
+                <w:sz w:val="20"/>
+                <w:szCs w:val="20"/>
+                <w:lang w:val="es-GT"/>
+              </w:rPr>
+              <mc:AlternateContent>
+                <mc:Choice Requires="wps">
+                  <w:drawing>
+                    <wp:anchor distT="0" distB="0" distL="114300" distR="114300" simplePos="0" relativeHeight="251676672" behindDoc="0" locked="0" layoutInCell="1" allowOverlap="1" wp14:anchorId="27AE354B" wp14:editId="613F3B50">
+                      <wp:simplePos x="0" y="0"/>
+                      <wp:positionH relativeFrom="margin">
+                        <wp:posOffset>1190625</wp:posOffset>
+                      </wp:positionH>
+                      <wp:positionV relativeFrom="paragraph">
+                        <wp:posOffset>1071245</wp:posOffset>
+                      </wp:positionV>
+                      <wp:extent cx="4981575" cy="552450"/>
+                      <wp:effectExtent l="19050" t="19050" r="47625" b="38100"/>
+                      <wp:wrapNone/>
+                      <wp:docPr id="1471031079" name="Rectángulo 1"/>
+                      <wp:cNvGraphicFramePr/>
+                      <a:graphic xmlns:a="http://schemas.openxmlformats.org/drawingml/2006/main">
+                        <a:graphicData uri="http://schemas.microsoft.com/office/word/2010/wordprocessingShape">
+                          <wps:wsp>
+                            <wps:cNvSpPr/>
+                            <wps:spPr>
+                              <a:xfrm>
+                                <a:off x="0" y="0"/>
+                                <a:ext cx="4981575" cy="552450"/>
+                              </a:xfrm>
+                              <a:prstGeom prst="rect">
+                                <a:avLst/>
+                              </a:prstGeom>
+                              <a:noFill/>
+                              <a:ln w="57150" cap="flat" cmpd="sng" algn="ctr">
+                                <a:solidFill>
+                                  <a:srgbClr val="EE0000"/>
+                                </a:solidFill>
+                                <a:prstDash val="solid"/>
+                                <a:round/>
+                                <a:headEnd type="none" w="med" len="med"/>
+                                <a:tailEnd type="none" w="med" len="med"/>
+                              </a:ln>
+                            </wps:spPr>
+                            <wps:style>
+                              <a:lnRef idx="0">
+                                <a:scrgbClr r="0" g="0" b="0"/>
+                              </a:lnRef>
+                              <a:fillRef idx="0">
+                                <a:scrgbClr r="0" g="0" b="0"/>
+                              </a:fillRef>
+                              <a:effectRef idx="0">
+                                <a:scrgbClr r="0" g="0" b="0"/>
+                              </a:effectRef>
+                              <a:fontRef idx="minor">
+                                <a:schemeClr val="accent2"/>
+                              </a:fontRef>
+                            </wps:style>
+                            <wps:bodyPr rot="0" spcFirstLastPara="0" vertOverflow="overflow" horzOverflow="overflow" vert="horz" wrap="square" lIns="91440" tIns="45720" rIns="91440" bIns="45720" numCol="1" spcCol="0" rtlCol="0" fromWordArt="0" anchor="ctr" anchorCtr="0" forceAA="0" compatLnSpc="1">
+                              <a:prstTxWarp prst="textNoShape">
+                                <a:avLst/>
+                              </a:prstTxWarp>
+                              <a:noAutofit/>
+                            </wps:bodyPr>
+                          </wps:wsp>
+                        </a:graphicData>
+                      </a:graphic>
+                      <wp14:sizeRelH relativeFrom="margin">
+                        <wp14:pctWidth>0</wp14:pctWidth>
+                      </wp14:sizeRelH>
+                      <wp14:sizeRelV relativeFrom="margin">
+                        <wp14:pctHeight>0</wp14:pctHeight>
+                      </wp14:sizeRelV>
+                    </wp:anchor>
+                  </w:drawing>
+                </mc:Choice>
+                <mc:Fallback>
+                  <w:pict>
+                    <v:rect w14:anchorId="1C4D1367" id="Rectángulo 1" o:spid="_x0000_s1026" style="position:absolute;margin-left:93.75pt;margin-top:84.35pt;width:392.25pt;height:43.5pt;z-index:251676672;visibility:visible;mso-wrap-style:square;mso-width-percent:0;mso-height-percent:0;mso-wrap-distance-left:9pt;mso-wrap-distance-top:0;mso-wrap-distance-right:9pt;mso-wrap-distance-bottom:0;mso-position-horizontal:absolute;mso-position-horizontal-relative:margin;mso-position-vertical:absolute;mso-position-vertical-relative:text;mso-width-percent:0;mso-height-percent:0;mso-width-relative:margin;mso-height-relative:margin;v-text-anchor:middle" o:gfxdata="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" filled="f" strokecolor="#e00" strokeweight="4.5pt">
+                      <v:stroke joinstyle="round"/>
+                      <w10:wrap anchorx="margin"/>
+                    </v:rect>
+                  </w:pict>
+                </mc:Fallback>
+              </mc:AlternateContent>
+            </w:r>
+            <w:r>
+              <w:rPr>
+                <w:rFonts w:cs="Arial"/>
+                <w:i/>
+                <w:color w:val="0000FF"/>
+                <w:sz w:val="20"/>
+                <w:szCs w:val="20"/>
+                <w:lang w:val="es-GT"/>
+              </w:rPr>
+              <w:drawing>
+                <wp:inline distT="0" distB="0" distL="0" distR="0" wp14:anchorId="51D34753" wp14:editId="31641E22">
+                  <wp:extent cx="6473825" cy="2938145"/>
+                  <wp:effectExtent l="0" t="0" r="3175" b="0"/>
+                  <wp:docPr id="1748822507" name="Imagen 1"/>
+                  <wp:cNvGraphicFramePr>
+                    <a:graphicFrameLocks xmlns:a="http://schemas.openxmlformats.org/drawingml/2006/main" noChangeAspect="1"/>
+                  </wp:cNvGraphicFramePr>
+                  <a:graphic xmlns:a="http://schemas.openxmlformats.org/drawingml/2006/main">
+                    <a:graphicData uri="http://schemas.openxmlformats.org/drawingml/2006/picture">
+                      <pic:pic xmlns:pic="http://schemas.openxmlformats.org/drawingml/2006/picture">
+                        <pic:nvPicPr>
+                          <pic:cNvPr id="1526529433" name=""/>
+                          <pic:cNvPicPr/>
+                        </pic:nvPicPr>
+                        <pic:blipFill>
+                          <a:blip r:embed="rId19"/>
+                          <a:stretch>
+                            <a:fillRect/>
+                          </a:stretch>
+                        </pic:blipFill>
+                        <pic:spPr>
+                          <a:xfrm>
+                            <a:off x="0" y="0"/>
+                            <a:ext cx="6473825" cy="2938145"/>
+                          </a:xfrm>
+                          <a:prstGeom prst="rect">
+                            <a:avLst/>
+                          </a:prstGeom>
+                        </pic:spPr>
+                      </pic:pic>
+                    </a:graphicData>
+                  </a:graphic>
+                </wp:inline>
+              </w:drawing>
+            </w:r>
           </w:p>
         </w:tc>
       </w:tr>
@@ -8210,6 +12299,7 @@
                 <w:sz w:val="20"/>
                 <w:szCs w:val="20"/>
               </w:rPr>
+              <w:lastRenderedPageBreak/>
               <w:t>RESULTADOS DE LA PRUEBA</w:t>
             </w:r>
           </w:p>
@@ -8251,7 +12341,6 @@
                 <w:szCs w:val="20"/>
               </w:rPr>
             </w:pPr>
-            <w:proofErr w:type="spellStart"/>
             <w:r>
               <w:rPr>
                 <w:rFonts w:cs="Arial"/>
@@ -8262,7 +12351,6 @@
               </w:rPr>
               <w:t>Hallazgos</w:t>
             </w:r>
-            <w:proofErr w:type="spellEnd"/>
           </w:p>
         </w:tc>
         <w:tc>
@@ -8296,7 +12384,6 @@
                 <w:szCs w:val="20"/>
               </w:rPr>
             </w:pPr>
-            <w:proofErr w:type="spellStart"/>
             <w:r>
               <w:rPr>
                 <w:rFonts w:cs="Arial"/>
@@ -8307,7 +12394,6 @@
               </w:rPr>
               <w:t>Veredicto</w:t>
             </w:r>
-            <w:proofErr w:type="spellEnd"/>
           </w:p>
         </w:tc>
       </w:tr>
@@ -8428,7 +12514,6 @@
                 <w:szCs w:val="20"/>
               </w:rPr>
             </w:pPr>
-            <w:proofErr w:type="spellStart"/>
             <w:r>
               <w:rPr>
                 <w:rFonts w:cs="Arial"/>
@@ -8439,7 +12524,6 @@
               </w:rPr>
               <w:t>Observaciones</w:t>
             </w:r>
-            <w:proofErr w:type="spellEnd"/>
           </w:p>
         </w:tc>
         <w:tc>
@@ -8473,27 +12557,15 @@
                 <w:szCs w:val="20"/>
               </w:rPr>
             </w:pPr>
-            <w:proofErr w:type="spellStart"/>
-            <w:r>
-              <w:rPr>
-                <w:rFonts w:cs="Arial"/>
-                <w:b/>
-                <w:bCs/>
-                <w:sz w:val="20"/>
-                <w:szCs w:val="20"/>
-              </w:rPr>
-              <w:t>Analista</w:t>
-            </w:r>
-            <w:proofErr w:type="spellEnd"/>
-            <w:r>
-              <w:rPr>
-                <w:rFonts w:cs="Arial"/>
-                <w:b/>
-                <w:bCs/>
-                <w:sz w:val="20"/>
-                <w:szCs w:val="20"/>
-              </w:rPr>
-              <w:t xml:space="preserve"> de QA</w:t>
+            <w:r>
+              <w:rPr>
+                <w:rFonts w:cs="Arial"/>
+                <w:b/>
+                <w:bCs/>
+                <w:sz w:val="20"/>
+                <w:szCs w:val="20"/>
+              </w:rPr>
+              <w:t>Analista de QA</w:t>
             </w:r>
           </w:p>
         </w:tc>
@@ -8750,7 +12822,7 @@
       </w:pPr>
     </w:p>
     <w:sectPr>
-      <w:footerReference w:type="default" r:id="rId8"/>
+      <w:footerReference w:type="default" r:id="rId28"/>
       <w:type w:val="continuous"/>
       <w:pgSz w:w="12281" w:h="15882"/>
       <w:pgMar w:top="1440" w:right="1440" w:bottom="1440" w:left="1440" w:header="0" w:footer="0" w:gutter="0"/>

--- a/documentación/Informes de Pruebas de Calidad/2.0 CU Registro de Pacientes y Triaje - Informe Prueba de Calidad.docx
+++ b/documentación/Informes de Pruebas de Calidad/2.0 CU Registro de Pacientes y Triaje - Informe Prueba de Calidad.docx
@@ -181,8 +181,22 @@
           <w:szCs w:val="36"/>
           <w:lang w:val="es-GT"/>
         </w:rPr>
-        <w:t>Registro de Pacientes y Triaje</w:t>
+        <w:t xml:space="preserve">Registro de Pacientes y </w:t>
       </w:r>
+      <w:proofErr w:type="spellStart"/>
+      <w:r>
+        <w:rPr>
+          <w:rFonts w:ascii="Calibri" w:hAnsi="Calibri"/>
+          <w:b/>
+          <w:i/>
+          <w:color w:val="00B050"/>
+          <w:sz w:val="36"/>
+          <w:szCs w:val="36"/>
+          <w:lang w:val="es-GT"/>
+        </w:rPr>
+        <w:t>Triaje</w:t>
+      </w:r>
+      <w:proofErr w:type="spellEnd"/>
     </w:p>
     <w:p>
       <w:pPr>
@@ -488,6 +502,7 @@
                 <w:lang w:eastAsia="es-VE"/>
               </w:rPr>
             </w:pPr>
+            <w:proofErr w:type="spellStart"/>
             <w:r>
               <w:rPr>
                 <w:rFonts w:eastAsia="Times New Roman" w:cs="Arial"/>
@@ -499,6 +514,7 @@
               </w:rPr>
               <w:t>Fecha</w:t>
             </w:r>
+            <w:proofErr w:type="spellEnd"/>
           </w:p>
         </w:tc>
         <w:tc>
@@ -519,6 +535,7 @@
                 <w:lang w:eastAsia="es-VE"/>
               </w:rPr>
             </w:pPr>
+            <w:proofErr w:type="spellStart"/>
             <w:r>
               <w:rPr>
                 <w:rFonts w:eastAsia="Times New Roman" w:cs="Arial"/>
@@ -530,6 +547,7 @@
               </w:rPr>
               <w:t>Versión</w:t>
             </w:r>
+            <w:proofErr w:type="spellEnd"/>
           </w:p>
         </w:tc>
         <w:tc>
@@ -612,6 +630,7 @@
                 <w:lang w:eastAsia="es-VE"/>
               </w:rPr>
             </w:pPr>
+            <w:proofErr w:type="spellStart"/>
             <w:r>
               <w:rPr>
                 <w:rFonts w:eastAsia="Times New Roman" w:cs="Arial"/>
@@ -623,6 +642,7 @@
               </w:rPr>
               <w:t>Descripción</w:t>
             </w:r>
+            <w:proofErr w:type="spellEnd"/>
           </w:p>
         </w:tc>
       </w:tr>
@@ -764,6 +784,7 @@
                 <w:lang w:eastAsia="es-VE"/>
               </w:rPr>
             </w:pPr>
+            <w:proofErr w:type="spellStart"/>
             <w:r>
               <w:rPr>
                 <w:rFonts w:eastAsia="Times New Roman" w:cs="Arial"/>
@@ -773,7 +794,19 @@
                 <w:szCs w:val="20"/>
                 <w:lang w:eastAsia="es-VE"/>
               </w:rPr>
-              <w:t xml:space="preserve">Prueba de Calidad CU </w:t>
+              <w:t>Prueba</w:t>
+            </w:r>
+            <w:proofErr w:type="spellEnd"/>
+            <w:r>
+              <w:rPr>
+                <w:rFonts w:eastAsia="Times New Roman" w:cs="Arial"/>
+                <w:b/>
+                <w:color w:val="000000"/>
+                <w:sz w:val="20"/>
+                <w:szCs w:val="20"/>
+                <w:lang w:eastAsia="es-VE"/>
+              </w:rPr>
+              <w:t xml:space="preserve"> de Calidad CU </w:t>
             </w:r>
             <w:r>
               <w:rPr>
@@ -1264,6 +1297,7 @@
                 <w:lang w:eastAsia="es-VE"/>
               </w:rPr>
             </w:pPr>
+            <w:proofErr w:type="spellStart"/>
             <w:r>
               <w:rPr>
                 <w:rFonts w:eastAsia="Times New Roman" w:cs="Arial"/>
@@ -1271,24 +1305,19 @@
                 <w:szCs w:val="24"/>
                 <w:lang w:eastAsia="es-VE"/>
               </w:rPr>
-              <w:t>Fecha de preparación</w:t>
-            </w:r>
-          </w:p>
-        </w:tc>
-        <w:tc>
-          <w:tcPr>
-            <w:tcW w:w="5609" w:type="dxa"/>
-          </w:tcPr>
-          <w:p>
-            <w:pPr>
-              <w:spacing w:after="0" w:line="240" w:lineRule="auto"/>
+              <w:t>Fecha</w:t>
+            </w:r>
+            <w:proofErr w:type="spellEnd"/>
+            <w:r>
               <w:rPr>
                 <w:rFonts w:eastAsia="Times New Roman" w:cs="Arial"/>
                 <w:color w:val="000000"/>
                 <w:szCs w:val="24"/>
                 <w:lang w:eastAsia="es-VE"/>
               </w:rPr>
-            </w:pPr>
+              <w:t xml:space="preserve"> de </w:t>
+            </w:r>
+            <w:proofErr w:type="spellStart"/>
             <w:r>
               <w:rPr>
                 <w:rFonts w:eastAsia="Times New Roman" w:cs="Arial"/>
@@ -1296,15 +1325,14 @@
                 <w:szCs w:val="24"/>
                 <w:lang w:eastAsia="es-VE"/>
               </w:rPr>
-              <w:t>27-05-2026</w:t>
-            </w:r>
-          </w:p>
-        </w:tc>
-      </w:tr>
-      <w:tr>
-        <w:tc>
-          <w:tcPr>
-            <w:tcW w:w="3261" w:type="dxa"/>
+              <w:t>preparación</w:t>
+            </w:r>
+            <w:proofErr w:type="spellEnd"/>
+          </w:p>
+        </w:tc>
+        <w:tc>
+          <w:tcPr>
+            <w:tcW w:w="5609" w:type="dxa"/>
           </w:tcPr>
           <w:p>
             <w:pPr>
@@ -1323,13 +1351,15 @@
                 <w:szCs w:val="24"/>
                 <w:lang w:eastAsia="es-VE"/>
               </w:rPr>
-              <w:t>Cliente</w:t>
-            </w:r>
-          </w:p>
-        </w:tc>
-        <w:tc>
-          <w:tcPr>
-            <w:tcW w:w="5609" w:type="dxa"/>
+              <w:t>27-05-2026</w:t>
+            </w:r>
+          </w:p>
+        </w:tc>
+      </w:tr>
+      <w:tr>
+        <w:tc>
+          <w:tcPr>
+            <w:tcW w:w="3261" w:type="dxa"/>
           </w:tcPr>
           <w:p>
             <w:pPr>
@@ -1341,6 +1371,33 @@
                 <w:lang w:eastAsia="es-VE"/>
               </w:rPr>
             </w:pPr>
+            <w:proofErr w:type="spellStart"/>
+            <w:r>
+              <w:rPr>
+                <w:rFonts w:eastAsia="Times New Roman" w:cs="Arial"/>
+                <w:color w:val="000000"/>
+                <w:szCs w:val="24"/>
+                <w:lang w:eastAsia="es-VE"/>
+              </w:rPr>
+              <w:t>Cliente</w:t>
+            </w:r>
+            <w:proofErr w:type="spellEnd"/>
+          </w:p>
+        </w:tc>
+        <w:tc>
+          <w:tcPr>
+            <w:tcW w:w="5609" w:type="dxa"/>
+          </w:tcPr>
+          <w:p>
+            <w:pPr>
+              <w:spacing w:after="0" w:line="240" w:lineRule="auto"/>
+              <w:rPr>
+                <w:rFonts w:eastAsia="Times New Roman" w:cs="Arial"/>
+                <w:color w:val="000000"/>
+                <w:szCs w:val="24"/>
+                <w:lang w:eastAsia="es-VE"/>
+              </w:rPr>
+            </w:pPr>
             <w:r>
               <w:rPr>
                 <w:rFonts w:eastAsia="Times New Roman" w:cs="Arial"/>
@@ -1368,6 +1425,7 @@
                 <w:lang w:eastAsia="es-VE"/>
               </w:rPr>
             </w:pPr>
+            <w:proofErr w:type="spellStart"/>
             <w:r>
               <w:rPr>
                 <w:rFonts w:eastAsia="Times New Roman" w:cs="Arial"/>
@@ -1375,60 +1433,112 @@
                 <w:szCs w:val="24"/>
                 <w:lang w:eastAsia="es-VE"/>
               </w:rPr>
-              <w:t>Patrocinador principal</w:t>
-            </w:r>
-          </w:p>
-        </w:tc>
-        <w:tc>
-          <w:tcPr>
-            <w:tcW w:w="5609" w:type="dxa"/>
-          </w:tcPr>
-          <w:p>
-            <w:pPr>
-              <w:spacing w:after="0" w:line="240" w:lineRule="auto"/>
+              <w:t>Patrocinador</w:t>
+            </w:r>
+            <w:proofErr w:type="spellEnd"/>
+            <w:r>
               <w:rPr>
                 <w:rFonts w:eastAsia="Times New Roman" w:cs="Arial"/>
                 <w:color w:val="000000"/>
                 <w:szCs w:val="24"/>
                 <w:lang w:eastAsia="es-VE"/>
               </w:rPr>
-            </w:pPr>
-            <w:r>
+              <w:t xml:space="preserve"> principal</w:t>
+            </w:r>
+          </w:p>
+        </w:tc>
+        <w:tc>
+          <w:tcPr>
+            <w:tcW w:w="5609" w:type="dxa"/>
+          </w:tcPr>
+          <w:p>
+            <w:pPr>
+              <w:spacing w:after="0" w:line="240" w:lineRule="auto"/>
               <w:rPr>
                 <w:rFonts w:eastAsia="Times New Roman" w:cs="Arial"/>
                 <w:color w:val="000000"/>
                 <w:szCs w:val="24"/>
                 <w:lang w:eastAsia="es-VE"/>
               </w:rPr>
-              <w:t>HIS Team</w:t>
-            </w:r>
-          </w:p>
-        </w:tc>
-      </w:tr>
-      <w:tr>
-        <w:tc>
-          <w:tcPr>
-            <w:tcW w:w="3261" w:type="dxa"/>
-          </w:tcPr>
-          <w:p>
-            <w:pPr>
-              <w:spacing w:after="0" w:line="240" w:lineRule="auto"/>
+            </w:pPr>
+            <w:r>
               <w:rPr>
                 <w:rFonts w:eastAsia="Times New Roman" w:cs="Arial"/>
                 <w:color w:val="000000"/>
                 <w:szCs w:val="24"/>
                 <w:lang w:eastAsia="es-VE"/>
               </w:rPr>
-            </w:pPr>
-            <w:r>
+              <w:t>HIS Team</w:t>
+            </w:r>
+          </w:p>
+        </w:tc>
+      </w:tr>
+      <w:tr>
+        <w:tc>
+          <w:tcPr>
+            <w:tcW w:w="3261" w:type="dxa"/>
+          </w:tcPr>
+          <w:p>
+            <w:pPr>
+              <w:spacing w:after="0" w:line="240" w:lineRule="auto"/>
               <w:rPr>
                 <w:rFonts w:eastAsia="Times New Roman" w:cs="Arial"/>
                 <w:color w:val="000000"/>
                 <w:szCs w:val="24"/>
                 <w:lang w:eastAsia="es-VE"/>
               </w:rPr>
-              <w:t>Gerente / Líder de proyecto</w:t>
-            </w:r>
+            </w:pPr>
+            <w:proofErr w:type="spellStart"/>
+            <w:r>
+              <w:rPr>
+                <w:rFonts w:eastAsia="Times New Roman" w:cs="Arial"/>
+                <w:color w:val="000000"/>
+                <w:szCs w:val="24"/>
+                <w:lang w:eastAsia="es-VE"/>
+              </w:rPr>
+              <w:t>Gerente</w:t>
+            </w:r>
+            <w:proofErr w:type="spellEnd"/>
+            <w:r>
+              <w:rPr>
+                <w:rFonts w:eastAsia="Times New Roman" w:cs="Arial"/>
+                <w:color w:val="000000"/>
+                <w:szCs w:val="24"/>
+                <w:lang w:eastAsia="es-VE"/>
+              </w:rPr>
+              <w:t xml:space="preserve"> / </w:t>
+            </w:r>
+            <w:proofErr w:type="spellStart"/>
+            <w:r>
+              <w:rPr>
+                <w:rFonts w:eastAsia="Times New Roman" w:cs="Arial"/>
+                <w:color w:val="000000"/>
+                <w:szCs w:val="24"/>
+                <w:lang w:eastAsia="es-VE"/>
+              </w:rPr>
+              <w:t>Líder</w:t>
+            </w:r>
+            <w:proofErr w:type="spellEnd"/>
+            <w:r>
+              <w:rPr>
+                <w:rFonts w:eastAsia="Times New Roman" w:cs="Arial"/>
+                <w:color w:val="000000"/>
+                <w:szCs w:val="24"/>
+                <w:lang w:eastAsia="es-VE"/>
+              </w:rPr>
+              <w:t xml:space="preserve"> de </w:t>
+            </w:r>
+            <w:proofErr w:type="spellStart"/>
+            <w:r>
+              <w:rPr>
+                <w:rFonts w:eastAsia="Times New Roman" w:cs="Arial"/>
+                <w:color w:val="000000"/>
+                <w:szCs w:val="24"/>
+                <w:lang w:eastAsia="es-VE"/>
+              </w:rPr>
+              <w:t>proyecto</w:t>
+            </w:r>
+            <w:proofErr w:type="spellEnd"/>
           </w:p>
         </w:tc>
         <w:tc>
@@ -1596,8 +1706,21 @@
                 <w:szCs w:val="20"/>
                 <w:lang w:eastAsia="es-VE"/>
               </w:rPr>
-              <w:t>Nombre y Apellido</w:t>
-            </w:r>
+              <w:t xml:space="preserve">Nombre y </w:t>
+            </w:r>
+            <w:proofErr w:type="spellStart"/>
+            <w:r>
+              <w:rPr>
+                <w:rFonts w:eastAsia="Times New Roman" w:cs="Arial"/>
+                <w:b/>
+                <w:color w:val="000000"/>
+                <w:sz w:val="20"/>
+                <w:szCs w:val="20"/>
+                <w:lang w:eastAsia="es-VE"/>
+              </w:rPr>
+              <w:t>Apellido</w:t>
+            </w:r>
+            <w:proofErr w:type="spellEnd"/>
           </w:p>
         </w:tc>
         <w:tc>
@@ -1658,8 +1781,21 @@
                 <w:szCs w:val="20"/>
                 <w:lang w:eastAsia="es-VE"/>
               </w:rPr>
-              <w:t>Departamento u organización</w:t>
-            </w:r>
+              <w:t xml:space="preserve">Departamento u </w:t>
+            </w:r>
+            <w:proofErr w:type="spellStart"/>
+            <w:r>
+              <w:rPr>
+                <w:rFonts w:eastAsia="Times New Roman" w:cs="Arial"/>
+                <w:b/>
+                <w:color w:val="000000"/>
+                <w:sz w:val="20"/>
+                <w:szCs w:val="20"/>
+                <w:lang w:eastAsia="es-VE"/>
+              </w:rPr>
+              <w:t>organización</w:t>
+            </w:r>
+            <w:proofErr w:type="spellEnd"/>
           </w:p>
         </w:tc>
         <w:tc>
@@ -1680,6 +1816,7 @@
                 <w:lang w:eastAsia="es-VE"/>
               </w:rPr>
             </w:pPr>
+            <w:proofErr w:type="spellStart"/>
             <w:r>
               <w:rPr>
                 <w:rFonts w:eastAsia="Times New Roman" w:cs="Arial"/>
@@ -1691,6 +1828,7 @@
               </w:rPr>
               <w:t>Fecha</w:t>
             </w:r>
+            <w:proofErr w:type="spellEnd"/>
           </w:p>
         </w:tc>
         <w:tc>
@@ -1711,6 +1849,7 @@
                 <w:lang w:eastAsia="es-VE"/>
               </w:rPr>
             </w:pPr>
+            <w:proofErr w:type="spellStart"/>
             <w:r>
               <w:rPr>
                 <w:rFonts w:eastAsia="Times New Roman" w:cs="Arial"/>
@@ -1722,6 +1861,7 @@
               </w:rPr>
               <w:t>Firma</w:t>
             </w:r>
+            <w:proofErr w:type="spellEnd"/>
           </w:p>
         </w:tc>
       </w:tr>
@@ -1787,6 +1927,7 @@
                 <w:lang w:eastAsia="es-VE"/>
               </w:rPr>
             </w:pPr>
+            <w:proofErr w:type="spellStart"/>
             <w:r>
               <w:rPr>
                 <w:rFonts w:eastAsia="Times New Roman" w:cs="Arial"/>
@@ -1798,6 +1939,7 @@
               </w:rPr>
               <w:t>Catedrático</w:t>
             </w:r>
+            <w:proofErr w:type="spellEnd"/>
           </w:p>
         </w:tc>
         <w:tc>
@@ -2318,7 +2460,27 @@
           <w:szCs w:val="24"/>
           <w:lang w:val="es-GT" w:eastAsia="es-VE"/>
         </w:rPr>
-        <w:t xml:space="preserve">El presente documento constituye el Plan de Pruebas de Software detallado para el módulo de Registro de Pacientes y Clasificación de Urgencia (Triaje). </w:t>
+        <w:t>El presente documento constituye el Plan de Pruebas de Software detallado para el módulo de Registro de Pacientes y Clasificación de Urgencia (</w:t>
+      </w:r>
+      <w:proofErr w:type="spellStart"/>
+      <w:r>
+        <w:rPr>
+          <w:rFonts w:eastAsia="Times New Roman" w:cs="Arial"/>
+          <w:color w:val="00B050"/>
+          <w:szCs w:val="24"/>
+          <w:lang w:val="es-GT" w:eastAsia="es-VE"/>
+        </w:rPr>
+        <w:t>Triaje</w:t>
+      </w:r>
+      <w:proofErr w:type="spellEnd"/>
+      <w:r>
+        <w:rPr>
+          <w:rFonts w:eastAsia="Times New Roman" w:cs="Arial"/>
+          <w:color w:val="00B050"/>
+          <w:szCs w:val="24"/>
+          <w:lang w:val="es-GT" w:eastAsia="es-VE"/>
+        </w:rPr>
+        <w:t xml:space="preserve">). </w:t>
       </w:r>
       <w:r>
         <w:rPr>
@@ -2433,7 +2595,23 @@
           <w:color w:val="00B050"/>
           <w:lang w:val="es-GT" w:eastAsia="en-US"/>
         </w:rPr>
-        <w:t xml:space="preserve">a triaje de pacientes que cuentan con una cita programada previamente y aquellos que ya cuenten con expediente clínico registrado en base a la atención médica histórica </w:t>
+        <w:t xml:space="preserve">a </w:t>
+      </w:r>
+      <w:proofErr w:type="spellStart"/>
+      <w:r>
+        <w:rPr>
+          <w:color w:val="00B050"/>
+          <w:lang w:val="es-GT" w:eastAsia="en-US"/>
+        </w:rPr>
+        <w:t>triaje</w:t>
+      </w:r>
+      <w:proofErr w:type="spellEnd"/>
+      <w:r>
+        <w:rPr>
+          <w:color w:val="00B050"/>
+          <w:lang w:val="es-GT" w:eastAsia="en-US"/>
+        </w:rPr>
+        <w:t xml:space="preserve"> de pacientes que cuentan con una cita programada previamente y aquellos que ya cuenten con expediente clínico registrado en base a la atención médica histórica </w:t>
       </w:r>
     </w:p>
     <w:p>
@@ -2501,7 +2679,27 @@
           <w:color w:val="00B050"/>
           <w:sz w:val="22"/>
         </w:rPr>
-        <w:t xml:space="preserve">Módulo de Admisión y Triaje </w:t>
+        <w:t xml:space="preserve">Módulo de Admisión y </w:t>
+      </w:r>
+      <w:proofErr w:type="spellStart"/>
+      <w:r>
+        <w:rPr>
+          <w:b w:val="0"/>
+          <w:bCs w:val="0"/>
+          <w:color w:val="00B050"/>
+          <w:sz w:val="22"/>
+        </w:rPr>
+        <w:t>Triaje</w:t>
+      </w:r>
+      <w:proofErr w:type="spellEnd"/>
+      <w:r>
+        <w:rPr>
+          <w:b w:val="0"/>
+          <w:bCs w:val="0"/>
+          <w:color w:val="00B050"/>
+          <w:sz w:val="22"/>
+        </w:rPr>
+        <w:t xml:space="preserve"> </w:t>
       </w:r>
     </w:p>
     <w:p>
@@ -2607,6 +2805,7 @@
           <w:lang w:eastAsia="es-VE"/>
         </w:rPr>
       </w:pPr>
+      <w:proofErr w:type="gramStart"/>
       <w:r>
         <w:t xml:space="preserve">Nuevas funcionalidades a </w:t>
       </w:r>
@@ -2620,6 +2819,7 @@
         <w:t>robar</w:t>
       </w:r>
       <w:bookmarkEnd w:id="6"/>
+      <w:proofErr w:type="gramEnd"/>
       <w:r>
         <w:rPr>
           <w:rFonts w:cs="Arial"/>
@@ -3098,15 +3298,37 @@
                 <w:sz w:val="20"/>
               </w:rPr>
             </w:pPr>
-            <w:r>
-              <w:rPr>
-                <w:rFonts w:cs="Arial"/>
-                <w:b/>
-                <w:bCs/>
-                <w:sz w:val="20"/>
-              </w:rPr>
-              <w:t>Flujos Alternos</w:t>
-            </w:r>
+            <w:proofErr w:type="spellStart"/>
+            <w:r>
+              <w:rPr>
+                <w:rFonts w:cs="Arial"/>
+                <w:b/>
+                <w:bCs/>
+                <w:sz w:val="20"/>
+              </w:rPr>
+              <w:t>Flujos</w:t>
+            </w:r>
+            <w:proofErr w:type="spellEnd"/>
+            <w:r>
+              <w:rPr>
+                <w:rFonts w:cs="Arial"/>
+                <w:b/>
+                <w:bCs/>
+                <w:sz w:val="20"/>
+              </w:rPr>
+              <w:t xml:space="preserve"> </w:t>
+            </w:r>
+            <w:proofErr w:type="spellStart"/>
+            <w:r>
+              <w:rPr>
+                <w:rFonts w:cs="Arial"/>
+                <w:b/>
+                <w:bCs/>
+                <w:sz w:val="20"/>
+              </w:rPr>
+              <w:t>Alternos</w:t>
+            </w:r>
+            <w:proofErr w:type="spellEnd"/>
           </w:p>
         </w:tc>
         <w:tc>
@@ -3232,12 +3454,21 @@
                 <w:sz w:val="20"/>
               </w:rPr>
             </w:pPr>
-            <w:r>
-              <w:rPr>
-                <w:rFonts w:cs="Arial"/>
-                <w:sz w:val="20"/>
-              </w:rPr>
-              <w:t>Fewqwf DXZ</w:t>
+            <w:proofErr w:type="spellStart"/>
+            <w:r>
+              <w:rPr>
+                <w:rFonts w:cs="Arial"/>
+                <w:sz w:val="20"/>
+              </w:rPr>
+              <w:t>Fewqwf</w:t>
+            </w:r>
+            <w:proofErr w:type="spellEnd"/>
+            <w:r>
+              <w:rPr>
+                <w:rFonts w:cs="Arial"/>
+                <w:sz w:val="20"/>
+              </w:rPr>
+              <w:t xml:space="preserve"> DXZ</w:t>
             </w:r>
             <w:r>
               <w:rPr>
@@ -3273,6 +3504,7 @@
                 <w:sz w:val="20"/>
               </w:rPr>
             </w:pPr>
+            <w:proofErr w:type="spellStart"/>
             <w:r>
               <w:rPr>
                 <w:rFonts w:cs="Arial"/>
@@ -3281,8 +3513,29 @@
                 <w:sz w:val="20"/>
               </w:rPr>
               <w:lastRenderedPageBreak/>
-              <w:t>Flujos de Excepción</w:t>
-            </w:r>
+              <w:t>Flujos</w:t>
+            </w:r>
+            <w:proofErr w:type="spellEnd"/>
+            <w:r>
+              <w:rPr>
+                <w:rFonts w:cs="Arial"/>
+                <w:b/>
+                <w:bCs/>
+                <w:sz w:val="20"/>
+              </w:rPr>
+              <w:t xml:space="preserve"> de </w:t>
+            </w:r>
+            <w:proofErr w:type="spellStart"/>
+            <w:r>
+              <w:rPr>
+                <w:rFonts w:cs="Arial"/>
+                <w:b/>
+                <w:bCs/>
+                <w:sz w:val="20"/>
+              </w:rPr>
+              <w:t>Excepción</w:t>
+            </w:r>
+            <w:proofErr w:type="spellEnd"/>
           </w:p>
         </w:tc>
         <w:tc>
@@ -3329,15 +3582,37 @@
                 <w:sz w:val="20"/>
               </w:rPr>
             </w:pPr>
-            <w:r>
-              <w:rPr>
-                <w:rFonts w:cs="Arial"/>
-                <w:b/>
-                <w:bCs/>
-                <w:sz w:val="20"/>
-              </w:rPr>
-              <w:t>Flujo Básico</w:t>
-            </w:r>
+            <w:proofErr w:type="spellStart"/>
+            <w:r>
+              <w:rPr>
+                <w:rFonts w:cs="Arial"/>
+                <w:b/>
+                <w:bCs/>
+                <w:sz w:val="20"/>
+              </w:rPr>
+              <w:t>Flujo</w:t>
+            </w:r>
+            <w:proofErr w:type="spellEnd"/>
+            <w:r>
+              <w:rPr>
+                <w:rFonts w:cs="Arial"/>
+                <w:b/>
+                <w:bCs/>
+                <w:sz w:val="20"/>
+              </w:rPr>
+              <w:t xml:space="preserve"> </w:t>
+            </w:r>
+            <w:proofErr w:type="spellStart"/>
+            <w:r>
+              <w:rPr>
+                <w:rFonts w:cs="Arial"/>
+                <w:b/>
+                <w:bCs/>
+                <w:sz w:val="20"/>
+              </w:rPr>
+              <w:t>Básico</w:t>
+            </w:r>
+            <w:proofErr w:type="spellEnd"/>
           </w:p>
         </w:tc>
         <w:tc>
@@ -3364,8 +3639,18 @@
                 <w:sz w:val="20"/>
                 <w:lang w:val="es-GT"/>
               </w:rPr>
-              <w:t>Normal Básico 2.0 CU Registro de Pacientes y Triaje</w:t>
-            </w:r>
+              <w:t xml:space="preserve">Normal Básico 2.0 CU Registro de Pacientes y </w:t>
+            </w:r>
+            <w:proofErr w:type="spellStart"/>
+            <w:r>
+              <w:rPr>
+                <w:rFonts w:cs="Arial"/>
+                <w:sz w:val="20"/>
+                <w:lang w:val="es-GT"/>
+              </w:rPr>
+              <w:t>Triaje</w:t>
+            </w:r>
+            <w:proofErr w:type="spellEnd"/>
           </w:p>
         </w:tc>
       </w:tr>
@@ -3393,14 +3678,25 @@
                 <w:sz w:val="20"/>
               </w:rPr>
             </w:pPr>
-            <w:r>
-              <w:rPr>
-                <w:rFonts w:cs="Arial"/>
-                <w:b/>
-                <w:bCs/>
-                <w:sz w:val="20"/>
-              </w:rPr>
-              <w:t>Generalidades:</w:t>
+            <w:proofErr w:type="spellStart"/>
+            <w:r>
+              <w:rPr>
+                <w:rFonts w:cs="Arial"/>
+                <w:b/>
+                <w:bCs/>
+                <w:sz w:val="20"/>
+              </w:rPr>
+              <w:t>Generalidades</w:t>
+            </w:r>
+            <w:proofErr w:type="spellEnd"/>
+            <w:r>
+              <w:rPr>
+                <w:rFonts w:cs="Arial"/>
+                <w:b/>
+                <w:bCs/>
+                <w:sz w:val="20"/>
+              </w:rPr>
+              <w:t>:</w:t>
             </w:r>
           </w:p>
         </w:tc>
@@ -4092,8 +4388,21 @@
                 <w:szCs w:val="20"/>
                 <w:lang w:val="es-GT"/>
               </w:rPr>
-              <w:t>Registro y Triaje</w:t>
-            </w:r>
+              <w:t xml:space="preserve">Registro y </w:t>
+            </w:r>
+            <w:proofErr w:type="spellStart"/>
+            <w:r>
+              <w:rPr>
+                <w:rFonts w:cs="Arial"/>
+                <w:i/>
+                <w:color w:val="0000FF"/>
+                <w:sz w:val="20"/>
+                <w:szCs w:val="20"/>
+                <w:lang w:val="es-GT"/>
+              </w:rPr>
+              <w:t>Triaje</w:t>
+            </w:r>
+            <w:proofErr w:type="spellEnd"/>
           </w:p>
         </w:tc>
       </w:tr>
@@ -4192,7 +4501,31 @@
                 <w:szCs w:val="20"/>
                 <w:lang w:val="es-GT"/>
               </w:rPr>
-              <w:t>Validar que se cree de forma correcta un registro de paciente por medio de triaje el cual no cuente con registros médicos históricos en el hospital</w:t>
+              <w:t xml:space="preserve">Validar que se cree de forma correcta un registro de paciente por medio de </w:t>
+            </w:r>
+            <w:proofErr w:type="spellStart"/>
+            <w:r>
+              <w:rPr>
+                <w:rFonts w:cs="Arial"/>
+                <w:i/>
+                <w:color w:val="0000FF"/>
+                <w:sz w:val="20"/>
+                <w:szCs w:val="20"/>
+                <w:lang w:val="es-GT"/>
+              </w:rPr>
+              <w:t>triaje</w:t>
+            </w:r>
+            <w:proofErr w:type="spellEnd"/>
+            <w:r>
+              <w:rPr>
+                <w:rFonts w:cs="Arial"/>
+                <w:i/>
+                <w:color w:val="0000FF"/>
+                <w:sz w:val="20"/>
+                <w:szCs w:val="20"/>
+                <w:lang w:val="es-GT"/>
+              </w:rPr>
+              <w:t xml:space="preserve"> el cual no cuente con registros médicos históricos en el hospital</w:t>
             </w:r>
           </w:p>
         </w:tc>
@@ -4379,31 +4712,68 @@
                 <w:szCs w:val="20"/>
                 <w:lang w:val="es-GT"/>
               </w:rPr>
-              <w:t>2.Debe de haber ingresado un Paciente a recepción al área de triaje</w:t>
-            </w:r>
-          </w:p>
-          <w:p>
-            <w:pPr>
-              <w:spacing w:line="256" w:lineRule="auto"/>
-              <w:rPr>
-                <w:rFonts w:cs="Arial"/>
-                <w:i/>
-                <w:color w:val="0000FF"/>
-                <w:sz w:val="20"/>
-                <w:szCs w:val="20"/>
-                <w:lang w:val="es-GT"/>
-              </w:rPr>
-            </w:pPr>
-            <w:r>
-              <w:rPr>
-                <w:rFonts w:cs="Arial"/>
-                <w:i/>
-                <w:color w:val="0000FF"/>
-                <w:sz w:val="20"/>
-                <w:szCs w:val="20"/>
-                <w:lang w:val="es-GT"/>
-              </w:rPr>
-              <w:t>3 El paciente no debe de contar con registros médicos previos</w:t>
+              <w:t xml:space="preserve">2.Debe de haber ingresado un Paciente a recepción al área de </w:t>
+            </w:r>
+            <w:proofErr w:type="spellStart"/>
+            <w:r>
+              <w:rPr>
+                <w:rFonts w:cs="Arial"/>
+                <w:i/>
+                <w:color w:val="0000FF"/>
+                <w:sz w:val="20"/>
+                <w:szCs w:val="20"/>
+                <w:lang w:val="es-GT"/>
+              </w:rPr>
+              <w:t>triaje</w:t>
+            </w:r>
+            <w:proofErr w:type="spellEnd"/>
+          </w:p>
+          <w:p>
+            <w:pPr>
+              <w:spacing w:line="256" w:lineRule="auto"/>
+              <w:rPr>
+                <w:rFonts w:cs="Arial"/>
+                <w:i/>
+                <w:color w:val="0000FF"/>
+                <w:sz w:val="20"/>
+                <w:szCs w:val="20"/>
+                <w:lang w:val="es-GT"/>
+              </w:rPr>
+            </w:pPr>
+            <w:r>
+              <w:rPr>
+                <w:rFonts w:cs="Arial"/>
+                <w:i/>
+                <w:color w:val="0000FF"/>
+                <w:sz w:val="20"/>
+                <w:szCs w:val="20"/>
+                <w:lang w:val="es-GT"/>
+              </w:rPr>
+              <w:t xml:space="preserve">3 </w:t>
+            </w:r>
+            <w:proofErr w:type="gramStart"/>
+            <w:r>
+              <w:rPr>
+                <w:rFonts w:cs="Arial"/>
+                <w:i/>
+                <w:color w:val="0000FF"/>
+                <w:sz w:val="20"/>
+                <w:szCs w:val="20"/>
+                <w:lang w:val="es-GT"/>
+              </w:rPr>
+              <w:t>El</w:t>
+            </w:r>
+            <w:proofErr w:type="gramEnd"/>
+            <w:r>
+              <w:rPr>
+                <w:rFonts w:cs="Arial"/>
+                <w:i/>
+                <w:color w:val="0000FF"/>
+                <w:sz w:val="20"/>
+                <w:szCs w:val="20"/>
+                <w:lang w:val="es-GT"/>
+              </w:rPr>
+              <w:t xml:space="preserve"> paciente no debe de contar con registros médicos previos</w:t>
             </w:r>
           </w:p>
         </w:tc>
@@ -4505,8 +4875,34 @@
                 <w:szCs w:val="20"/>
                 <w:lang w:val="es-GT"/>
               </w:rPr>
-              <w:t>1. El personal médico presiona la opción de Registro y triaje .</w:t>
-            </w:r>
+              <w:t xml:space="preserve">1. El personal médico presiona la opción de Registro y </w:t>
+            </w:r>
+            <w:proofErr w:type="spellStart"/>
+            <w:proofErr w:type="gramStart"/>
+            <w:r>
+              <w:rPr>
+                <w:rFonts w:cs="Arial"/>
+                <w:i/>
+                <w:color w:val="0000FF"/>
+                <w:sz w:val="20"/>
+                <w:szCs w:val="20"/>
+                <w:lang w:val="es-GT"/>
+              </w:rPr>
+              <w:t>triaje</w:t>
+            </w:r>
+            <w:proofErr w:type="spellEnd"/>
+            <w:r>
+              <w:rPr>
+                <w:rFonts w:cs="Arial"/>
+                <w:i/>
+                <w:color w:val="0000FF"/>
+                <w:sz w:val="20"/>
+                <w:szCs w:val="20"/>
+                <w:lang w:val="es-GT"/>
+              </w:rPr>
+              <w:t xml:space="preserve"> .</w:t>
+            </w:r>
+            <w:proofErr w:type="gramEnd"/>
           </w:p>
           <w:p>
             <w:pPr>
@@ -4624,7 +5020,7 @@
                 </mc:Choice>
                 <mc:Fallback>
                   <w:pict>
-                    <v:rect w14:anchorId="7B42ECF7" id="Rectángulo 1" o:spid="_x0000_s1026" style="position:absolute;margin-left:5.55pt;margin-top:43.5pt;width:81pt;height:75.75pt;z-index:251659264;visibility:visible;mso-wrap-style:square;mso-wrap-distance-left:9pt;mso-wrap-distance-top:0;mso-wrap-distance-right:9pt;mso-wrap-distance-bottom:0;mso-position-horizontal:absolute;mso-position-horizontal-relative:text;mso-position-vertical:absolute;mso-position-vertical-relative:text;v-text-anchor:middle" o:gfxdata="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" filled="f" strokecolor="#e00" strokeweight="4.5pt">
+                    <v:rect w14:anchorId="72F4B547" id="Rectángulo 1" o:spid="_x0000_s1026" style="position:absolute;margin-left:5.55pt;margin-top:43.5pt;width:81pt;height:75.75pt;z-index:251659264;visibility:visible;mso-wrap-style:square;mso-wrap-distance-left:9pt;mso-wrap-distance-top:0;mso-wrap-distance-right:9pt;mso-wrap-distance-bottom:0;mso-position-horizontal:absolute;mso-position-horizontal-relative:text;mso-position-vertical:absolute;mso-position-vertical-relative:text;v-text-anchor:middle" o:gfxdata="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" filled="f" strokecolor="#e00" strokeweight="4.5pt">
                       <v:stroke joinstyle="round"/>
                     </v:rect>
                   </w:pict>
@@ -4700,16 +5096,53 @@
               </w:rPr>
               <w:t xml:space="preserve">2 </w:t>
             </w:r>
-            <w:r>
-              <w:rPr>
-                <w:rFonts w:cs="Arial"/>
-                <w:i/>
-                <w:color w:val="0000FF"/>
-                <w:sz w:val="20"/>
-                <w:szCs w:val="20"/>
-                <w:lang w:val="es-GT"/>
-              </w:rPr>
-              <w:t>Seleccionar Opción Ingreso por Triaje (sin cita)</w:t>
+            <w:proofErr w:type="gramStart"/>
+            <w:r>
+              <w:rPr>
+                <w:rFonts w:cs="Arial"/>
+                <w:i/>
+                <w:color w:val="0000FF"/>
+                <w:sz w:val="20"/>
+                <w:szCs w:val="20"/>
+                <w:lang w:val="es-GT"/>
+              </w:rPr>
+              <w:t>Seleccionar</w:t>
+            </w:r>
+            <w:proofErr w:type="gramEnd"/>
+            <w:r>
+              <w:rPr>
+                <w:rFonts w:cs="Arial"/>
+                <w:i/>
+                <w:color w:val="0000FF"/>
+                <w:sz w:val="20"/>
+                <w:szCs w:val="20"/>
+                <w:lang w:val="es-GT"/>
+              </w:rPr>
+              <w:t xml:space="preserve"> Opción Ingreso por </w:t>
+            </w:r>
+            <w:proofErr w:type="spellStart"/>
+            <w:r>
+              <w:rPr>
+                <w:rFonts w:cs="Arial"/>
+                <w:i/>
+                <w:color w:val="0000FF"/>
+                <w:sz w:val="20"/>
+                <w:szCs w:val="20"/>
+                <w:lang w:val="es-GT"/>
+              </w:rPr>
+              <w:t>Triaje</w:t>
+            </w:r>
+            <w:proofErr w:type="spellEnd"/>
+            <w:r>
+              <w:rPr>
+                <w:rFonts w:cs="Arial"/>
+                <w:i/>
+                <w:color w:val="0000FF"/>
+                <w:sz w:val="20"/>
+                <w:szCs w:val="20"/>
+                <w:lang w:val="es-GT"/>
+              </w:rPr>
+              <w:t xml:space="preserve"> (sin cita)</w:t>
             </w:r>
           </w:p>
           <w:p>
@@ -4819,16 +5252,29 @@
               </w:rPr>
               <w:t xml:space="preserve">3 </w:t>
             </w:r>
-            <w:r>
-              <w:rPr>
-                <w:rFonts w:cs="Arial"/>
-                <w:i/>
-                <w:color w:val="0000FF"/>
-                <w:sz w:val="20"/>
-                <w:szCs w:val="20"/>
-                <w:lang w:val="es-GT"/>
-              </w:rPr>
-              <w:t>Previo al registro se consulta la información del paciente por medio de DPI para validar si cuenta con expediente.</w:t>
+            <w:proofErr w:type="gramStart"/>
+            <w:r>
+              <w:rPr>
+                <w:rFonts w:cs="Arial"/>
+                <w:i/>
+                <w:color w:val="0000FF"/>
+                <w:sz w:val="20"/>
+                <w:szCs w:val="20"/>
+                <w:lang w:val="es-GT"/>
+              </w:rPr>
+              <w:t>Previo</w:t>
+            </w:r>
+            <w:proofErr w:type="gramEnd"/>
+            <w:r>
+              <w:rPr>
+                <w:rFonts w:cs="Arial"/>
+                <w:i/>
+                <w:color w:val="0000FF"/>
+                <w:sz w:val="20"/>
+                <w:szCs w:val="20"/>
+                <w:lang w:val="es-GT"/>
+              </w:rPr>
+              <w:t xml:space="preserve"> al registro se consulta la información del paciente por medio de DPI para validar si cuenta con expediente.</w:t>
             </w:r>
           </w:p>
           <w:p>
@@ -4913,16 +5359,29 @@
               </w:rPr>
               <w:t xml:space="preserve">4 </w:t>
             </w:r>
-            <w:r>
-              <w:rPr>
-                <w:rFonts w:cs="Arial"/>
-                <w:i/>
-                <w:color w:val="0000FF"/>
-                <w:sz w:val="20"/>
-                <w:szCs w:val="20"/>
-                <w:lang w:val="es-GT"/>
-              </w:rPr>
-              <w:t>Al no encontrarse registro previo del paciente se selecciona la opción de “Crear registro Nuevo”</w:t>
+            <w:proofErr w:type="gramStart"/>
+            <w:r>
+              <w:rPr>
+                <w:rFonts w:cs="Arial"/>
+                <w:i/>
+                <w:color w:val="0000FF"/>
+                <w:sz w:val="20"/>
+                <w:szCs w:val="20"/>
+                <w:lang w:val="es-GT"/>
+              </w:rPr>
+              <w:t>Al</w:t>
+            </w:r>
+            <w:proofErr w:type="gramEnd"/>
+            <w:r>
+              <w:rPr>
+                <w:rFonts w:cs="Arial"/>
+                <w:i/>
+                <w:color w:val="0000FF"/>
+                <w:sz w:val="20"/>
+                <w:szCs w:val="20"/>
+                <w:lang w:val="es-GT"/>
+              </w:rPr>
+              <w:t xml:space="preserve"> no encontrarse registro previo del paciente se selecciona la opción de “Crear registro Nuevo”</w:t>
             </w:r>
           </w:p>
           <w:p>
@@ -5020,7 +5479,7 @@
                 </mc:Choice>
                 <mc:Fallback>
                   <w:pict>
-                    <v:rect w14:anchorId="140EE59C" id="Rectángulo 1" o:spid="_x0000_s1026" style="position:absolute;margin-left:128.55pt;margin-top:173.15pt;width:303.75pt;height:43.5pt;z-index:251661312;visibility:visible;mso-wrap-style:square;mso-width-percent:0;mso-height-percent:0;mso-wrap-distance-left:9pt;mso-wrap-distance-top:0;mso-wrap-distance-right:9pt;mso-wrap-distance-bottom:0;mso-position-horizontal:absolute;mso-position-horizontal-relative:text;mso-position-vertical:absolute;mso-position-vertical-relative:text;mso-width-percent:0;mso-height-percent:0;mso-width-relative:margin;mso-height-relative:margin;v-text-anchor:middle" o:gfxdata="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" filled="f" strokecolor="#e00" strokeweight="4.5pt">
+                    <v:rect w14:anchorId="66C97FD4" id="Rectángulo 1" o:spid="_x0000_s1026" style="position:absolute;margin-left:128.55pt;margin-top:173.15pt;width:303.75pt;height:43.5pt;z-index:251661312;visibility:visible;mso-wrap-style:square;mso-width-percent:0;mso-height-percent:0;mso-wrap-distance-left:9pt;mso-wrap-distance-top:0;mso-wrap-distance-right:9pt;mso-wrap-distance-bottom:0;mso-position-horizontal:absolute;mso-position-horizontal-relative:text;mso-position-vertical:absolute;mso-position-vertical-relative:text;mso-width-percent:0;mso-height-percent:0;mso-width-relative:margin;mso-height-relative:margin;v-text-anchor:middle" o:gfxdata="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" filled="f" strokecolor="#e00" strokeweight="4.5pt">
                       <v:stroke joinstyle="round"/>
                     </v:rect>
                   </w:pict>
@@ -5096,16 +5555,29 @@
               </w:rPr>
               <w:t xml:space="preserve">5 </w:t>
             </w:r>
-            <w:r>
-              <w:rPr>
-                <w:rFonts w:cs="Arial"/>
-                <w:i/>
-                <w:color w:val="0000FF"/>
-                <w:sz w:val="20"/>
-                <w:szCs w:val="20"/>
-                <w:lang w:val="es-GT"/>
-              </w:rPr>
-              <w:t xml:space="preserve">Ingresar al formulario de admisión y capturar Fase 1 (Datos personales con DPI único) </w:t>
+            <w:proofErr w:type="gramStart"/>
+            <w:r>
+              <w:rPr>
+                <w:rFonts w:cs="Arial"/>
+                <w:i/>
+                <w:color w:val="0000FF"/>
+                <w:sz w:val="20"/>
+                <w:szCs w:val="20"/>
+                <w:lang w:val="es-GT"/>
+              </w:rPr>
+              <w:t>Ingresar</w:t>
+            </w:r>
+            <w:proofErr w:type="gramEnd"/>
+            <w:r>
+              <w:rPr>
+                <w:rFonts w:cs="Arial"/>
+                <w:i/>
+                <w:color w:val="0000FF"/>
+                <w:sz w:val="20"/>
+                <w:szCs w:val="20"/>
+                <w:lang w:val="es-GT"/>
+              </w:rPr>
+              <w:t xml:space="preserve"> al formulario de admisión y capturar Fase 1 (Datos personales con DPI único) </w:t>
             </w:r>
           </w:p>
           <w:p>
@@ -5283,16 +5755,29 @@
               </w:rPr>
               <w:t xml:space="preserve">6 </w:t>
             </w:r>
-            <w:r>
-              <w:rPr>
-                <w:rFonts w:cs="Arial"/>
-                <w:i/>
-                <w:color w:val="0000FF"/>
-                <w:sz w:val="20"/>
-                <w:szCs w:val="20"/>
-                <w:lang w:val="es-GT"/>
-              </w:rPr>
-              <w:t xml:space="preserve">Ingresar datos </w:t>
+            <w:proofErr w:type="gramStart"/>
+            <w:r>
+              <w:rPr>
+                <w:rFonts w:cs="Arial"/>
+                <w:i/>
+                <w:color w:val="0000FF"/>
+                <w:sz w:val="20"/>
+                <w:szCs w:val="20"/>
+                <w:lang w:val="es-GT"/>
+              </w:rPr>
+              <w:t>Ingresar</w:t>
+            </w:r>
+            <w:proofErr w:type="gramEnd"/>
+            <w:r>
+              <w:rPr>
+                <w:rFonts w:cs="Arial"/>
+                <w:i/>
+                <w:color w:val="0000FF"/>
+                <w:sz w:val="20"/>
+                <w:szCs w:val="20"/>
+                <w:lang w:val="es-GT"/>
+              </w:rPr>
+              <w:t xml:space="preserve"> datos </w:t>
             </w:r>
             <w:r>
               <w:rPr>
@@ -5652,8 +6137,45 @@
                 <w:szCs w:val="20"/>
                 <w:lang w:val="es-GT"/>
               </w:rPr>
-              <w:t>9 Muestra los datos del expediente creado del Paciente con Alerta de emergencia en caso exista</w:t>
-            </w:r>
+              <w:t xml:space="preserve">9 </w:t>
+            </w:r>
+            <w:proofErr w:type="gramStart"/>
+            <w:r>
+              <w:rPr>
+                <w:rFonts w:cs="Arial"/>
+                <w:i/>
+                <w:color w:val="0000FF"/>
+                <w:sz w:val="20"/>
+                <w:szCs w:val="20"/>
+                <w:lang w:val="es-GT"/>
+              </w:rPr>
+              <w:t>Muestra</w:t>
+            </w:r>
+            <w:proofErr w:type="gramEnd"/>
+            <w:r>
+              <w:rPr>
+                <w:rFonts w:cs="Arial"/>
+                <w:i/>
+                <w:color w:val="0000FF"/>
+                <w:sz w:val="20"/>
+                <w:szCs w:val="20"/>
+                <w:lang w:val="es-GT"/>
+              </w:rPr>
+              <w:t xml:space="preserve"> </w:t>
+            </w:r>
+            <w:proofErr w:type="gramStart"/>
+            <w:r>
+              <w:rPr>
+                <w:rFonts w:cs="Arial"/>
+                <w:i/>
+                <w:color w:val="0000FF"/>
+                <w:sz w:val="20"/>
+                <w:szCs w:val="20"/>
+                <w:lang w:val="es-GT"/>
+              </w:rPr>
+              <w:t>los datos del expediente creado del Paciente con Alerta de emergencia en caso exista</w:t>
+            </w:r>
+            <w:proofErr w:type="gramEnd"/>
           </w:p>
           <w:p>
             <w:pPr>
@@ -5735,7 +6257,55 @@
                 <w:szCs w:val="20"/>
                 <w:lang w:val="es-GT"/>
               </w:rPr>
-              <w:t>10 Triaje ingresado satisfactoriamente, Seleccionar opción, “Regresar al Dashboard”</w:t>
+              <w:t xml:space="preserve">10 </w:t>
+            </w:r>
+            <w:proofErr w:type="spellStart"/>
+            <w:r>
+              <w:rPr>
+                <w:rFonts w:cs="Arial"/>
+                <w:i/>
+                <w:color w:val="0000FF"/>
+                <w:sz w:val="20"/>
+                <w:szCs w:val="20"/>
+                <w:lang w:val="es-GT"/>
+              </w:rPr>
+              <w:t>Triaje</w:t>
+            </w:r>
+            <w:proofErr w:type="spellEnd"/>
+            <w:r>
+              <w:rPr>
+                <w:rFonts w:cs="Arial"/>
+                <w:i/>
+                <w:color w:val="0000FF"/>
+                <w:sz w:val="20"/>
+                <w:szCs w:val="20"/>
+                <w:lang w:val="es-GT"/>
+              </w:rPr>
+              <w:t xml:space="preserve"> ingresado satisfactoriamente, Seleccionar opción, “Regresar al </w:t>
+            </w:r>
+            <w:proofErr w:type="spellStart"/>
+            <w:r>
+              <w:rPr>
+                <w:rFonts w:cs="Arial"/>
+                <w:i/>
+                <w:color w:val="0000FF"/>
+                <w:sz w:val="20"/>
+                <w:szCs w:val="20"/>
+                <w:lang w:val="es-GT"/>
+              </w:rPr>
+              <w:t>Dashboard</w:t>
+            </w:r>
+            <w:proofErr w:type="spellEnd"/>
+            <w:r>
+              <w:rPr>
+                <w:rFonts w:cs="Arial"/>
+                <w:i/>
+                <w:color w:val="0000FF"/>
+                <w:sz w:val="20"/>
+                <w:szCs w:val="20"/>
+                <w:lang w:val="es-GT"/>
+              </w:rPr>
+              <w:t>”</w:t>
             </w:r>
           </w:p>
           <w:p>
@@ -5817,7 +6387,55 @@
                 <w:szCs w:val="20"/>
                 <w:lang w:val="es-GT"/>
               </w:rPr>
-              <w:t>11 Seleccionar Opción “Listar Triajes”</w:t>
+              <w:t xml:space="preserve">11 </w:t>
+            </w:r>
+            <w:proofErr w:type="gramStart"/>
+            <w:r>
+              <w:rPr>
+                <w:rFonts w:cs="Arial"/>
+                <w:i/>
+                <w:color w:val="0000FF"/>
+                <w:sz w:val="20"/>
+                <w:szCs w:val="20"/>
+                <w:lang w:val="es-GT"/>
+              </w:rPr>
+              <w:t>Seleccionar</w:t>
+            </w:r>
+            <w:proofErr w:type="gramEnd"/>
+            <w:r>
+              <w:rPr>
+                <w:rFonts w:cs="Arial"/>
+                <w:i/>
+                <w:color w:val="0000FF"/>
+                <w:sz w:val="20"/>
+                <w:szCs w:val="20"/>
+                <w:lang w:val="es-GT"/>
+              </w:rPr>
+              <w:t xml:space="preserve"> Opción “Listar </w:t>
+            </w:r>
+            <w:proofErr w:type="spellStart"/>
+            <w:r>
+              <w:rPr>
+                <w:rFonts w:cs="Arial"/>
+                <w:i/>
+                <w:color w:val="0000FF"/>
+                <w:sz w:val="20"/>
+                <w:szCs w:val="20"/>
+                <w:lang w:val="es-GT"/>
+              </w:rPr>
+              <w:t>Triajes</w:t>
+            </w:r>
+            <w:proofErr w:type="spellEnd"/>
+            <w:r>
+              <w:rPr>
+                <w:rFonts w:cs="Arial"/>
+                <w:i/>
+                <w:color w:val="0000FF"/>
+                <w:sz w:val="20"/>
+                <w:szCs w:val="20"/>
+                <w:lang w:val="es-GT"/>
+              </w:rPr>
+              <w:t>”</w:t>
             </w:r>
           </w:p>
           <w:p>
@@ -5976,7 +6594,7 @@
                 </mc:Choice>
                 <mc:Fallback>
                   <w:pict>
-                    <v:rect w14:anchorId="3A430D69" id="Rectángulo 1" o:spid="_x0000_s1026" style="position:absolute;margin-left:.6pt;margin-top:96.3pt;width:79.5pt;height:43.5pt;z-index:251667456;visibility:visible;mso-wrap-style:square;mso-width-percent:0;mso-height-percent:0;mso-wrap-distance-left:9pt;mso-wrap-distance-top:0;mso-wrap-distance-right:9pt;mso-wrap-distance-bottom:0;mso-position-horizontal:absolute;mso-position-horizontal-relative:margin;mso-position-vertical:absolute;mso-position-vertical-relative:text;mso-width-percent:0;mso-height-percent:0;mso-width-relative:margin;mso-height-relative:margin;v-text-anchor:middle" o:gfxdata="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" filled="f" strokecolor="#e00" strokeweight="4.5pt">
+                    <v:rect w14:anchorId="10B48057" id="Rectángulo 1" o:spid="_x0000_s1026" style="position:absolute;margin-left:.6pt;margin-top:96.3pt;width:79.5pt;height:43.5pt;z-index:251667456;visibility:visible;mso-wrap-style:square;mso-width-percent:0;mso-height-percent:0;mso-wrap-distance-left:9pt;mso-wrap-distance-top:0;mso-wrap-distance-right:9pt;mso-wrap-distance-bottom:0;mso-position-horizontal:absolute;mso-position-horizontal-relative:margin;mso-position-vertical:absolute;mso-position-vertical-relative:text;mso-width-percent:0;mso-height-percent:0;mso-width-relative:margin;mso-height-relative:margin;v-text-anchor:middle" o:gfxdata="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" filled="f" strokecolor="#e00" strokeweight="4.5pt">
                       <v:stroke joinstyle="round"/>
                       <w10:wrap anchorx="margin"/>
                     </v:rect>
@@ -6067,7 +6685,7 @@
                 </mc:Choice>
                 <mc:Fallback>
                   <w:pict>
-                    <v:rect w14:anchorId="0EADD6B6" id="Rectángulo 1" o:spid="_x0000_s1026" style="position:absolute;margin-left:93.75pt;margin-top:84.35pt;width:392.25pt;height:43.5pt;z-index:251665408;visibility:visible;mso-wrap-style:square;mso-width-percent:0;mso-height-percent:0;mso-wrap-distance-left:9pt;mso-wrap-distance-top:0;mso-wrap-distance-right:9pt;mso-wrap-distance-bottom:0;mso-position-horizontal:absolute;mso-position-horizontal-relative:margin;mso-position-vertical:absolute;mso-position-vertical-relative:text;mso-width-percent:0;mso-height-percent:0;mso-width-relative:margin;mso-height-relative:margin;v-text-anchor:middle" o:gfxdata="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" filled="f" strokecolor="#e00" strokeweight="4.5pt">
+                    <v:rect w14:anchorId="30B7E75E" id="Rectángulo 1" o:spid="_x0000_s1026" style="position:absolute;margin-left:93.75pt;margin-top:84.35pt;width:392.25pt;height:43.5pt;z-index:251665408;visibility:visible;mso-wrap-style:square;mso-width-percent:0;mso-height-percent:0;mso-wrap-distance-left:9pt;mso-wrap-distance-top:0;mso-wrap-distance-right:9pt;mso-wrap-distance-bottom:0;mso-position-horizontal:absolute;mso-position-horizontal-relative:margin;mso-position-vertical:absolute;mso-position-vertical-relative:text;mso-width-percent:0;mso-height-percent:0;mso-width-relative:margin;mso-height-relative:margin;v-text-anchor:middle" o:gfxdata="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" filled="f" strokecolor="#e00" strokeweight="4.5pt">
                       <v:stroke joinstyle="round"/>
                       <w10:wrap anchorx="margin"/>
                     </v:rect>
@@ -6218,6 +6836,7 @@
                 <w:szCs w:val="20"/>
               </w:rPr>
             </w:pPr>
+            <w:proofErr w:type="spellStart"/>
             <w:r>
               <w:rPr>
                 <w:rFonts w:cs="Arial"/>
@@ -6228,6 +6847,7 @@
               </w:rPr>
               <w:t>Hallazgos</w:t>
             </w:r>
+            <w:proofErr w:type="spellEnd"/>
           </w:p>
         </w:tc>
         <w:tc>
@@ -6261,6 +6881,7 @@
                 <w:szCs w:val="20"/>
               </w:rPr>
             </w:pPr>
+            <w:proofErr w:type="spellStart"/>
             <w:r>
               <w:rPr>
                 <w:rFonts w:cs="Arial"/>
@@ -6271,6 +6892,7 @@
               </w:rPr>
               <w:t>Veredicto</w:t>
             </w:r>
+            <w:proofErr w:type="spellEnd"/>
           </w:p>
         </w:tc>
       </w:tr>
@@ -6391,6 +7013,7 @@
                 <w:szCs w:val="20"/>
               </w:rPr>
             </w:pPr>
+            <w:proofErr w:type="spellStart"/>
             <w:r>
               <w:rPr>
                 <w:rFonts w:cs="Arial"/>
@@ -6401,6 +7024,7 @@
               </w:rPr>
               <w:t>Observaciones</w:t>
             </w:r>
+            <w:proofErr w:type="spellEnd"/>
           </w:p>
         </w:tc>
         <w:tc>
@@ -6434,15 +7058,27 @@
                 <w:szCs w:val="20"/>
               </w:rPr>
             </w:pPr>
-            <w:r>
-              <w:rPr>
-                <w:rFonts w:cs="Arial"/>
-                <w:b/>
-                <w:bCs/>
-                <w:sz w:val="20"/>
-                <w:szCs w:val="20"/>
-              </w:rPr>
-              <w:t>Analista de QA</w:t>
+            <w:proofErr w:type="spellStart"/>
+            <w:r>
+              <w:rPr>
+                <w:rFonts w:cs="Arial"/>
+                <w:b/>
+                <w:bCs/>
+                <w:sz w:val="20"/>
+                <w:szCs w:val="20"/>
+              </w:rPr>
+              <w:t>Analista</w:t>
+            </w:r>
+            <w:proofErr w:type="spellEnd"/>
+            <w:r>
+              <w:rPr>
+                <w:rFonts w:cs="Arial"/>
+                <w:b/>
+                <w:bCs/>
+                <w:sz w:val="20"/>
+                <w:szCs w:val="20"/>
+              </w:rPr>
+              <w:t xml:space="preserve"> de QA</w:t>
             </w:r>
           </w:p>
         </w:tc>
@@ -7342,8 +7978,21 @@
                 <w:szCs w:val="20"/>
                 <w:lang w:val="es-GT"/>
               </w:rPr>
-              <w:t>Registro y Triaje</w:t>
-            </w:r>
+              <w:t xml:space="preserve">Registro y </w:t>
+            </w:r>
+            <w:proofErr w:type="spellStart"/>
+            <w:r>
+              <w:rPr>
+                <w:rFonts w:cs="Arial"/>
+                <w:i/>
+                <w:color w:val="0000FF"/>
+                <w:sz w:val="20"/>
+                <w:szCs w:val="20"/>
+                <w:lang w:val="es-GT"/>
+              </w:rPr>
+              <w:t>Triaje</w:t>
+            </w:r>
+            <w:proofErr w:type="spellEnd"/>
           </w:p>
         </w:tc>
       </w:tr>
@@ -7443,7 +8092,55 @@
                 <w:szCs w:val="20"/>
                 <w:lang w:val="es-GT"/>
               </w:rPr>
-              <w:t>Validar que se cree de forma correcta un registro de paciente por medio de triaje el cual  cuente con registros médicos históricos en el hospital</w:t>
+              <w:t xml:space="preserve">Validar que se cree de forma correcta un registro de paciente por medio de </w:t>
+            </w:r>
+            <w:proofErr w:type="spellStart"/>
+            <w:r>
+              <w:rPr>
+                <w:rFonts w:cs="Arial"/>
+                <w:i/>
+                <w:color w:val="0000FF"/>
+                <w:sz w:val="20"/>
+                <w:szCs w:val="20"/>
+                <w:lang w:val="es-GT"/>
+              </w:rPr>
+              <w:t>triaje</w:t>
+            </w:r>
+            <w:proofErr w:type="spellEnd"/>
+            <w:r>
+              <w:rPr>
+                <w:rFonts w:cs="Arial"/>
+                <w:i/>
+                <w:color w:val="0000FF"/>
+                <w:sz w:val="20"/>
+                <w:szCs w:val="20"/>
+                <w:lang w:val="es-GT"/>
+              </w:rPr>
+              <w:t xml:space="preserve"> el </w:t>
+            </w:r>
+            <w:proofErr w:type="gramStart"/>
+            <w:r>
+              <w:rPr>
+                <w:rFonts w:cs="Arial"/>
+                <w:i/>
+                <w:color w:val="0000FF"/>
+                <w:sz w:val="20"/>
+                <w:szCs w:val="20"/>
+                <w:lang w:val="es-GT"/>
+              </w:rPr>
+              <w:t>cual  cuente</w:t>
+            </w:r>
+            <w:proofErr w:type="gramEnd"/>
+            <w:r>
+              <w:rPr>
+                <w:rFonts w:cs="Arial"/>
+                <w:i/>
+                <w:color w:val="0000FF"/>
+                <w:sz w:val="20"/>
+                <w:szCs w:val="20"/>
+                <w:lang w:val="es-GT"/>
+              </w:rPr>
+              <w:t xml:space="preserve"> con registros médicos históricos en el hospital</w:t>
             </w:r>
           </w:p>
         </w:tc>
@@ -7630,31 +8327,68 @@
                 <w:szCs w:val="20"/>
                 <w:lang w:val="es-GT"/>
               </w:rPr>
-              <w:t>2.Debe de haber ingresado un Paciente a recepción al área de triaje</w:t>
-            </w:r>
-          </w:p>
-          <w:p>
-            <w:pPr>
-              <w:spacing w:line="256" w:lineRule="auto"/>
-              <w:rPr>
-                <w:rFonts w:cs="Arial"/>
-                <w:i/>
-                <w:color w:val="0000FF"/>
-                <w:sz w:val="20"/>
-                <w:szCs w:val="20"/>
-                <w:lang w:val="es-GT"/>
-              </w:rPr>
-            </w:pPr>
-            <w:r>
-              <w:rPr>
-                <w:rFonts w:cs="Arial"/>
-                <w:i/>
-                <w:color w:val="0000FF"/>
-                <w:sz w:val="20"/>
-                <w:szCs w:val="20"/>
-                <w:lang w:val="es-GT"/>
-              </w:rPr>
-              <w:t>3 El paciente debe de contar con registros médicos previos</w:t>
+              <w:t xml:space="preserve">2.Debe de haber ingresado un Paciente a recepción al área de </w:t>
+            </w:r>
+            <w:proofErr w:type="spellStart"/>
+            <w:r>
+              <w:rPr>
+                <w:rFonts w:cs="Arial"/>
+                <w:i/>
+                <w:color w:val="0000FF"/>
+                <w:sz w:val="20"/>
+                <w:szCs w:val="20"/>
+                <w:lang w:val="es-GT"/>
+              </w:rPr>
+              <w:t>triaje</w:t>
+            </w:r>
+            <w:proofErr w:type="spellEnd"/>
+          </w:p>
+          <w:p>
+            <w:pPr>
+              <w:spacing w:line="256" w:lineRule="auto"/>
+              <w:rPr>
+                <w:rFonts w:cs="Arial"/>
+                <w:i/>
+                <w:color w:val="0000FF"/>
+                <w:sz w:val="20"/>
+                <w:szCs w:val="20"/>
+                <w:lang w:val="es-GT"/>
+              </w:rPr>
+            </w:pPr>
+            <w:r>
+              <w:rPr>
+                <w:rFonts w:cs="Arial"/>
+                <w:i/>
+                <w:color w:val="0000FF"/>
+                <w:sz w:val="20"/>
+                <w:szCs w:val="20"/>
+                <w:lang w:val="es-GT"/>
+              </w:rPr>
+              <w:t xml:space="preserve">3 </w:t>
+            </w:r>
+            <w:proofErr w:type="gramStart"/>
+            <w:r>
+              <w:rPr>
+                <w:rFonts w:cs="Arial"/>
+                <w:i/>
+                <w:color w:val="0000FF"/>
+                <w:sz w:val="20"/>
+                <w:szCs w:val="20"/>
+                <w:lang w:val="es-GT"/>
+              </w:rPr>
+              <w:t>El</w:t>
+            </w:r>
+            <w:proofErr w:type="gramEnd"/>
+            <w:r>
+              <w:rPr>
+                <w:rFonts w:cs="Arial"/>
+                <w:i/>
+                <w:color w:val="0000FF"/>
+                <w:sz w:val="20"/>
+                <w:szCs w:val="20"/>
+                <w:lang w:val="es-GT"/>
+              </w:rPr>
+              <w:t xml:space="preserve"> paciente debe de contar con registros médicos previos</w:t>
             </w:r>
           </w:p>
         </w:tc>
@@ -7756,8 +8490,34 @@
                 <w:szCs w:val="20"/>
                 <w:lang w:val="es-GT"/>
               </w:rPr>
-              <w:t>1. El personal médico presiona la opción de Registro y triaje .</w:t>
-            </w:r>
+              <w:t xml:space="preserve">1. El personal médico presiona la opción de Registro y </w:t>
+            </w:r>
+            <w:proofErr w:type="spellStart"/>
+            <w:proofErr w:type="gramStart"/>
+            <w:r>
+              <w:rPr>
+                <w:rFonts w:cs="Arial"/>
+                <w:i/>
+                <w:color w:val="0000FF"/>
+                <w:sz w:val="20"/>
+                <w:szCs w:val="20"/>
+                <w:lang w:val="es-GT"/>
+              </w:rPr>
+              <w:t>triaje</w:t>
+            </w:r>
+            <w:proofErr w:type="spellEnd"/>
+            <w:r>
+              <w:rPr>
+                <w:rFonts w:cs="Arial"/>
+                <w:i/>
+                <w:color w:val="0000FF"/>
+                <w:sz w:val="20"/>
+                <w:szCs w:val="20"/>
+                <w:lang w:val="es-GT"/>
+              </w:rPr>
+              <w:t xml:space="preserve"> .</w:t>
+            </w:r>
+            <w:proofErr w:type="gramEnd"/>
           </w:p>
           <w:p>
             <w:pPr>
@@ -7874,7 +8634,7 @@
                 </mc:Choice>
                 <mc:Fallback>
                   <w:pict>
-                    <v:rect w14:anchorId="65DB865A" id="Rectángulo 1" o:spid="_x0000_s1026" style="position:absolute;margin-left:5.55pt;margin-top:43.5pt;width:81pt;height:75.75pt;z-index:251669504;visibility:visible;mso-wrap-style:square;mso-wrap-distance-left:9pt;mso-wrap-distance-top:0;mso-wrap-distance-right:9pt;mso-wrap-distance-bottom:0;mso-position-horizontal:absolute;mso-position-horizontal-relative:text;mso-position-vertical:absolute;mso-position-vertical-relative:text;v-text-anchor:middle" o:gfxdata="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" filled="f" strokecolor="#e00" strokeweight="4.5pt">
+                    <v:rect w14:anchorId="50F1E7D6" id="Rectángulo 1" o:spid="_x0000_s1026" style="position:absolute;margin-left:5.55pt;margin-top:43.5pt;width:81pt;height:75.75pt;z-index:251669504;visibility:visible;mso-wrap-style:square;mso-wrap-distance-left:9pt;mso-wrap-distance-top:0;mso-wrap-distance-right:9pt;mso-wrap-distance-bottom:0;mso-position-horizontal:absolute;mso-position-horizontal-relative:text;mso-position-vertical:absolute;mso-position-vertical-relative:text;v-text-anchor:middle" o:gfxdata="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" filled="f" strokecolor="#e00" strokeweight="4.5pt">
                       <v:stroke joinstyle="round"/>
                     </v:rect>
                   </w:pict>
@@ -7948,7 +8708,55 @@
                 <w:szCs w:val="20"/>
                 <w:lang w:val="es-GT"/>
               </w:rPr>
-              <w:t>2 Seleccionar Opción Ingreso por Triaje (sin cita)</w:t>
+              <w:t xml:space="preserve">2 </w:t>
+            </w:r>
+            <w:proofErr w:type="gramStart"/>
+            <w:r>
+              <w:rPr>
+                <w:rFonts w:cs="Arial"/>
+                <w:i/>
+                <w:color w:val="0000FF"/>
+                <w:sz w:val="20"/>
+                <w:szCs w:val="20"/>
+                <w:lang w:val="es-GT"/>
+              </w:rPr>
+              <w:t>Seleccionar</w:t>
+            </w:r>
+            <w:proofErr w:type="gramEnd"/>
+            <w:r>
+              <w:rPr>
+                <w:rFonts w:cs="Arial"/>
+                <w:i/>
+                <w:color w:val="0000FF"/>
+                <w:sz w:val="20"/>
+                <w:szCs w:val="20"/>
+                <w:lang w:val="es-GT"/>
+              </w:rPr>
+              <w:t xml:space="preserve"> Opción Ingreso por </w:t>
+            </w:r>
+            <w:proofErr w:type="spellStart"/>
+            <w:r>
+              <w:rPr>
+                <w:rFonts w:cs="Arial"/>
+                <w:i/>
+                <w:color w:val="0000FF"/>
+                <w:sz w:val="20"/>
+                <w:szCs w:val="20"/>
+                <w:lang w:val="es-GT"/>
+              </w:rPr>
+              <w:t>Triaje</w:t>
+            </w:r>
+            <w:proofErr w:type="spellEnd"/>
+            <w:r>
+              <w:rPr>
+                <w:rFonts w:cs="Arial"/>
+                <w:i/>
+                <w:color w:val="0000FF"/>
+                <w:sz w:val="20"/>
+                <w:szCs w:val="20"/>
+                <w:lang w:val="es-GT"/>
+              </w:rPr>
+              <w:t xml:space="preserve"> (sin cita)</w:t>
             </w:r>
           </w:p>
           <w:p>
@@ -8057,7 +8865,31 @@
                 <w:szCs w:val="20"/>
                 <w:lang w:val="es-GT"/>
               </w:rPr>
-              <w:t>3 Previo al registro se consulta la información del paciente por medio de DPI para validar si cuenta con expediente.</w:t>
+              <w:t xml:space="preserve">3 </w:t>
+            </w:r>
+            <w:proofErr w:type="gramStart"/>
+            <w:r>
+              <w:rPr>
+                <w:rFonts w:cs="Arial"/>
+                <w:i/>
+                <w:color w:val="0000FF"/>
+                <w:sz w:val="20"/>
+                <w:szCs w:val="20"/>
+                <w:lang w:val="es-GT"/>
+              </w:rPr>
+              <w:t>Previo</w:t>
+            </w:r>
+            <w:proofErr w:type="gramEnd"/>
+            <w:r>
+              <w:rPr>
+                <w:rFonts w:cs="Arial"/>
+                <w:i/>
+                <w:color w:val="0000FF"/>
+                <w:sz w:val="20"/>
+                <w:szCs w:val="20"/>
+                <w:lang w:val="es-GT"/>
+              </w:rPr>
+              <w:t xml:space="preserve"> al registro se consulta la información del paciente por medio de DPI para validar si cuenta con expediente.</w:t>
             </w:r>
           </w:p>
           <w:p>
@@ -8139,7 +8971,31 @@
                 <w:szCs w:val="20"/>
                 <w:lang w:val="es-GT"/>
               </w:rPr>
-              <w:t>4 Al encontrarse registro previo del paciente se selecciona la opción de “</w:t>
+              <w:t xml:space="preserve">4 </w:t>
+            </w:r>
+            <w:proofErr w:type="gramStart"/>
+            <w:r>
+              <w:rPr>
+                <w:rFonts w:cs="Arial"/>
+                <w:i/>
+                <w:color w:val="0000FF"/>
+                <w:sz w:val="20"/>
+                <w:szCs w:val="20"/>
+                <w:lang w:val="es-GT"/>
+              </w:rPr>
+              <w:t>Al</w:t>
+            </w:r>
+            <w:proofErr w:type="gramEnd"/>
+            <w:r>
+              <w:rPr>
+                <w:rFonts w:cs="Arial"/>
+                <w:i/>
+                <w:color w:val="0000FF"/>
+                <w:sz w:val="20"/>
+                <w:szCs w:val="20"/>
+                <w:lang w:val="es-GT"/>
+              </w:rPr>
+              <w:t xml:space="preserve"> encontrarse registro previo del paciente se selecciona la opción de “</w:t>
             </w:r>
             <w:r>
               <w:rPr>
@@ -8260,7 +9116,7 @@
                 </mc:Choice>
                 <mc:Fallback>
                   <w:pict>
-                    <v:rect w14:anchorId="4E9B2FA1" id="Rectángulo 1" o:spid="_x0000_s1026" style="position:absolute;margin-left:163.8pt;margin-top:186.65pt;width:303.75pt;height:43.5pt;z-index:251670528;visibility:visible;mso-wrap-style:square;mso-width-percent:0;mso-height-percent:0;mso-wrap-distance-left:9pt;mso-wrap-distance-top:0;mso-wrap-distance-right:9pt;mso-wrap-distance-bottom:0;mso-position-horizontal:absolute;mso-position-horizontal-relative:text;mso-position-vertical:absolute;mso-position-vertical-relative:text;mso-width-percent:0;mso-height-percent:0;mso-width-relative:margin;mso-height-relative:margin;v-text-anchor:middle" o:gfxdata="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" filled="f" strokecolor="#e00" strokeweight="4.5pt">
+                    <v:rect w14:anchorId="5FDD5619" id="Rectángulo 1" o:spid="_x0000_s1026" style="position:absolute;margin-left:163.8pt;margin-top:186.65pt;width:303.75pt;height:43.5pt;z-index:251670528;visibility:visible;mso-wrap-style:square;mso-width-percent:0;mso-height-percent:0;mso-wrap-distance-left:9pt;mso-wrap-distance-top:0;mso-wrap-distance-right:9pt;mso-wrap-distance-bottom:0;mso-position-horizontal:absolute;mso-position-horizontal-relative:text;mso-position-vertical:absolute;mso-position-vertical-relative:text;mso-width-percent:0;mso-height-percent:0;mso-width-relative:margin;mso-height-relative:margin;v-text-anchor:middle" o:gfxdata="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" filled="f" strokecolor="#e00" strokeweight="4.5pt">
                       <v:stroke joinstyle="round"/>
                     </v:rect>
                   </w:pict>
@@ -8714,8 +9570,45 @@
                 <w:szCs w:val="20"/>
                 <w:lang w:val="es-GT"/>
               </w:rPr>
-              <w:t xml:space="preserve"> Muestra los datos del expediente creado del Paciente con Alerta de emergencia en caso exista</w:t>
-            </w:r>
+              <w:t xml:space="preserve"> </w:t>
+            </w:r>
+            <w:proofErr w:type="gramStart"/>
+            <w:r>
+              <w:rPr>
+                <w:rFonts w:cs="Arial"/>
+                <w:i/>
+                <w:color w:val="0000FF"/>
+                <w:sz w:val="20"/>
+                <w:szCs w:val="20"/>
+                <w:lang w:val="es-GT"/>
+              </w:rPr>
+              <w:t>Muestra</w:t>
+            </w:r>
+            <w:proofErr w:type="gramEnd"/>
+            <w:r>
+              <w:rPr>
+                <w:rFonts w:cs="Arial"/>
+                <w:i/>
+                <w:color w:val="0000FF"/>
+                <w:sz w:val="20"/>
+                <w:szCs w:val="20"/>
+                <w:lang w:val="es-GT"/>
+              </w:rPr>
+              <w:t xml:space="preserve"> </w:t>
+            </w:r>
+            <w:proofErr w:type="gramStart"/>
+            <w:r>
+              <w:rPr>
+                <w:rFonts w:cs="Arial"/>
+                <w:i/>
+                <w:color w:val="0000FF"/>
+                <w:sz w:val="20"/>
+                <w:szCs w:val="20"/>
+                <w:lang w:val="es-GT"/>
+              </w:rPr>
+              <w:t>los datos del expediente creado del Paciente con Alerta de emergencia en caso exista</w:t>
+            </w:r>
+            <w:proofErr w:type="gramEnd"/>
           </w:p>
           <w:p>
             <w:pPr>
@@ -8807,7 +9700,55 @@
                 <w:szCs w:val="20"/>
                 <w:lang w:val="es-GT"/>
               </w:rPr>
-              <w:t xml:space="preserve"> Triaje ingresado satisfactoriamente, Seleccionar opción, “Regresar al Dashboard”</w:t>
+              <w:t xml:space="preserve"> </w:t>
+            </w:r>
+            <w:proofErr w:type="spellStart"/>
+            <w:r>
+              <w:rPr>
+                <w:rFonts w:cs="Arial"/>
+                <w:i/>
+                <w:color w:val="0000FF"/>
+                <w:sz w:val="20"/>
+                <w:szCs w:val="20"/>
+                <w:lang w:val="es-GT"/>
+              </w:rPr>
+              <w:t>Triaje</w:t>
+            </w:r>
+            <w:proofErr w:type="spellEnd"/>
+            <w:r>
+              <w:rPr>
+                <w:rFonts w:cs="Arial"/>
+                <w:i/>
+                <w:color w:val="0000FF"/>
+                <w:sz w:val="20"/>
+                <w:szCs w:val="20"/>
+                <w:lang w:val="es-GT"/>
+              </w:rPr>
+              <w:t xml:space="preserve"> ingresado satisfactoriamente, Seleccionar opción, “Regresar al </w:t>
+            </w:r>
+            <w:proofErr w:type="spellStart"/>
+            <w:r>
+              <w:rPr>
+                <w:rFonts w:cs="Arial"/>
+                <w:i/>
+                <w:color w:val="0000FF"/>
+                <w:sz w:val="20"/>
+                <w:szCs w:val="20"/>
+                <w:lang w:val="es-GT"/>
+              </w:rPr>
+              <w:t>Dashboard</w:t>
+            </w:r>
+            <w:proofErr w:type="spellEnd"/>
+            <w:r>
+              <w:rPr>
+                <w:rFonts w:cs="Arial"/>
+                <w:i/>
+                <w:color w:val="0000FF"/>
+                <w:sz w:val="20"/>
+                <w:szCs w:val="20"/>
+                <w:lang w:val="es-GT"/>
+              </w:rPr>
+              <w:t>”</w:t>
             </w:r>
           </w:p>
           <w:p>
@@ -8901,7 +9842,55 @@
                 <w:szCs w:val="20"/>
                 <w:lang w:val="es-GT"/>
               </w:rPr>
-              <w:t xml:space="preserve"> Seleccionar Opción “Listar Triajes”</w:t>
+              <w:t xml:space="preserve"> </w:t>
+            </w:r>
+            <w:proofErr w:type="gramStart"/>
+            <w:r>
+              <w:rPr>
+                <w:rFonts w:cs="Arial"/>
+                <w:i/>
+                <w:color w:val="0000FF"/>
+                <w:sz w:val="20"/>
+                <w:szCs w:val="20"/>
+                <w:lang w:val="es-GT"/>
+              </w:rPr>
+              <w:t>Seleccionar</w:t>
+            </w:r>
+            <w:proofErr w:type="gramEnd"/>
+            <w:r>
+              <w:rPr>
+                <w:rFonts w:cs="Arial"/>
+                <w:i/>
+                <w:color w:val="0000FF"/>
+                <w:sz w:val="20"/>
+                <w:szCs w:val="20"/>
+                <w:lang w:val="es-GT"/>
+              </w:rPr>
+              <w:t xml:space="preserve"> Opción “Listar </w:t>
+            </w:r>
+            <w:proofErr w:type="spellStart"/>
+            <w:r>
+              <w:rPr>
+                <w:rFonts w:cs="Arial"/>
+                <w:i/>
+                <w:color w:val="0000FF"/>
+                <w:sz w:val="20"/>
+                <w:szCs w:val="20"/>
+                <w:lang w:val="es-GT"/>
+              </w:rPr>
+              <w:t>Triajes</w:t>
+            </w:r>
+            <w:proofErr w:type="spellEnd"/>
+            <w:r>
+              <w:rPr>
+                <w:rFonts w:cs="Arial"/>
+                <w:i/>
+                <w:color w:val="0000FF"/>
+                <w:sz w:val="20"/>
+                <w:szCs w:val="20"/>
+                <w:lang w:val="es-GT"/>
+              </w:rPr>
+              <w:t>”</w:t>
             </w:r>
           </w:p>
           <w:p>
@@ -9059,7 +10048,7 @@
                 </mc:Choice>
                 <mc:Fallback>
                   <w:pict>
-                    <v:rect w14:anchorId="20328F56" id="Rectángulo 1" o:spid="_x0000_s1026" style="position:absolute;margin-left:.6pt;margin-top:96.3pt;width:79.5pt;height:43.5pt;z-index:251672576;visibility:visible;mso-wrap-style:square;mso-width-percent:0;mso-height-percent:0;mso-wrap-distance-left:9pt;mso-wrap-distance-top:0;mso-wrap-distance-right:9pt;mso-wrap-distance-bottom:0;mso-position-horizontal:absolute;mso-position-horizontal-relative:margin;mso-position-vertical:absolute;mso-position-vertical-relative:text;mso-width-percent:0;mso-height-percent:0;mso-width-relative:margin;mso-height-relative:margin;v-text-anchor:middle" o:gfxdata="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" filled="f" strokecolor="#e00" strokeweight="4.5pt">
+                    <v:rect w14:anchorId="50AAFDDC" id="Rectángulo 1" o:spid="_x0000_s1026" style="position:absolute;margin-left:.6pt;margin-top:96.3pt;width:79.5pt;height:43.5pt;z-index:251672576;visibility:visible;mso-wrap-style:square;mso-width-percent:0;mso-height-percent:0;mso-wrap-distance-left:9pt;mso-wrap-distance-top:0;mso-wrap-distance-right:9pt;mso-wrap-distance-bottom:0;mso-position-horizontal:absolute;mso-position-horizontal-relative:margin;mso-position-vertical:absolute;mso-position-vertical-relative:text;mso-width-percent:0;mso-height-percent:0;mso-width-relative:margin;mso-height-relative:margin;v-text-anchor:middle" o:gfxdata="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" filled="f" strokecolor="#e00" strokeweight="4.5pt">
                       <v:stroke joinstyle="round"/>
                       <w10:wrap anchorx="margin"/>
                     </v:rect>
@@ -9150,7 +10139,7 @@
                 </mc:Choice>
                 <mc:Fallback>
                   <w:pict>
-                    <v:rect w14:anchorId="3FDC3909" id="Rectángulo 1" o:spid="_x0000_s1026" style="position:absolute;margin-left:93.75pt;margin-top:84.35pt;width:392.25pt;height:43.5pt;z-index:251671552;visibility:visible;mso-wrap-style:square;mso-width-percent:0;mso-height-percent:0;mso-wrap-distance-left:9pt;mso-wrap-distance-top:0;mso-wrap-distance-right:9pt;mso-wrap-distance-bottom:0;mso-position-horizontal:absolute;mso-position-horizontal-relative:margin;mso-position-vertical:absolute;mso-position-vertical-relative:text;mso-width-percent:0;mso-height-percent:0;mso-width-relative:margin;mso-height-relative:margin;v-text-anchor:middle" o:gfxdata="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" filled="f" strokecolor="#e00" strokeweight="4.5pt">
+                    <v:rect w14:anchorId="18B5615C" id="Rectángulo 1" o:spid="_x0000_s1026" style="position:absolute;margin-left:93.75pt;margin-top:84.35pt;width:392.25pt;height:43.5pt;z-index:251671552;visibility:visible;mso-wrap-style:square;mso-width-percent:0;mso-height-percent:0;mso-wrap-distance-left:9pt;mso-wrap-distance-top:0;mso-wrap-distance-right:9pt;mso-wrap-distance-bottom:0;mso-position-horizontal:absolute;mso-position-horizontal-relative:margin;mso-position-vertical:absolute;mso-position-vertical-relative:text;mso-width-percent:0;mso-height-percent:0;mso-width-relative:margin;mso-height-relative:margin;v-text-anchor:middle" o:gfxdata="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" filled="f" strokecolor="#e00" strokeweight="4.5pt">
                       <v:stroke joinstyle="round"/>
                       <w10:wrap anchorx="margin"/>
                     </v:rect>
@@ -9301,6 +10290,7 @@
                 <w:szCs w:val="20"/>
               </w:rPr>
             </w:pPr>
+            <w:proofErr w:type="spellStart"/>
             <w:r>
               <w:rPr>
                 <w:rFonts w:cs="Arial"/>
@@ -9311,6 +10301,7 @@
               </w:rPr>
               <w:t>Hallazgos</w:t>
             </w:r>
+            <w:proofErr w:type="spellEnd"/>
           </w:p>
         </w:tc>
         <w:tc>
@@ -9344,6 +10335,7 @@
                 <w:szCs w:val="20"/>
               </w:rPr>
             </w:pPr>
+            <w:proofErr w:type="spellStart"/>
             <w:r>
               <w:rPr>
                 <w:rFonts w:cs="Arial"/>
@@ -9354,6 +10346,7 @@
               </w:rPr>
               <w:t>Veredicto</w:t>
             </w:r>
+            <w:proofErr w:type="spellEnd"/>
           </w:p>
         </w:tc>
       </w:tr>
@@ -9474,6 +10467,7 @@
                 <w:szCs w:val="20"/>
               </w:rPr>
             </w:pPr>
+            <w:proofErr w:type="spellStart"/>
             <w:r>
               <w:rPr>
                 <w:rFonts w:cs="Arial"/>
@@ -9484,6 +10478,7 @@
               </w:rPr>
               <w:t>Observaciones</w:t>
             </w:r>
+            <w:proofErr w:type="spellEnd"/>
           </w:p>
         </w:tc>
         <w:tc>
@@ -9517,15 +10512,27 @@
                 <w:szCs w:val="20"/>
               </w:rPr>
             </w:pPr>
-            <w:r>
-              <w:rPr>
-                <w:rFonts w:cs="Arial"/>
-                <w:b/>
-                <w:bCs/>
-                <w:sz w:val="20"/>
-                <w:szCs w:val="20"/>
-              </w:rPr>
-              <w:t>Analista de QA</w:t>
+            <w:proofErr w:type="spellStart"/>
+            <w:r>
+              <w:rPr>
+                <w:rFonts w:cs="Arial"/>
+                <w:b/>
+                <w:bCs/>
+                <w:sz w:val="20"/>
+                <w:szCs w:val="20"/>
+              </w:rPr>
+              <w:t>Analista</w:t>
+            </w:r>
+            <w:proofErr w:type="spellEnd"/>
+            <w:r>
+              <w:rPr>
+                <w:rFonts w:cs="Arial"/>
+                <w:b/>
+                <w:bCs/>
+                <w:sz w:val="20"/>
+                <w:szCs w:val="20"/>
+              </w:rPr>
+              <w:t xml:space="preserve"> de QA</w:t>
             </w:r>
           </w:p>
         </w:tc>
@@ -10436,8 +11443,21 @@
                 <w:szCs w:val="20"/>
                 <w:lang w:val="es-GT"/>
               </w:rPr>
-              <w:t>Registro y Triaje</w:t>
-            </w:r>
+              <w:t xml:space="preserve">Registro y </w:t>
+            </w:r>
+            <w:proofErr w:type="spellStart"/>
+            <w:r>
+              <w:rPr>
+                <w:rFonts w:cs="Arial"/>
+                <w:i/>
+                <w:color w:val="0000FF"/>
+                <w:sz w:val="20"/>
+                <w:szCs w:val="20"/>
+                <w:lang w:val="es-GT"/>
+              </w:rPr>
+              <w:t>Triaje</w:t>
+            </w:r>
+            <w:proofErr w:type="spellEnd"/>
           </w:p>
         </w:tc>
       </w:tr>
@@ -10536,18 +11556,66 @@
                 <w:szCs w:val="20"/>
                 <w:lang w:val="es-GT"/>
               </w:rPr>
-              <w:t xml:space="preserve">Validar que se cree de forma correcta un registro de paciente por medio de triaje el cual  </w:t>
-            </w:r>
-            <w:r>
-              <w:rPr>
-                <w:rFonts w:cs="Arial"/>
-                <w:i/>
-                <w:color w:val="0000FF"/>
-                <w:sz w:val="20"/>
-                <w:szCs w:val="20"/>
-                <w:lang w:val="es-GT"/>
-              </w:rPr>
-              <w:t>con una cita previamente asignada</w:t>
+              <w:t xml:space="preserve">Validar que se cree de forma correcta un registro de paciente por medio de </w:t>
+            </w:r>
+            <w:proofErr w:type="spellStart"/>
+            <w:r>
+              <w:rPr>
+                <w:rFonts w:cs="Arial"/>
+                <w:i/>
+                <w:color w:val="0000FF"/>
+                <w:sz w:val="20"/>
+                <w:szCs w:val="20"/>
+                <w:lang w:val="es-GT"/>
+              </w:rPr>
+              <w:t>triaje</w:t>
+            </w:r>
+            <w:proofErr w:type="spellEnd"/>
+            <w:r>
+              <w:rPr>
+                <w:rFonts w:cs="Arial"/>
+                <w:i/>
+                <w:color w:val="0000FF"/>
+                <w:sz w:val="20"/>
+                <w:szCs w:val="20"/>
+                <w:lang w:val="es-GT"/>
+              </w:rPr>
+              <w:t xml:space="preserve"> el </w:t>
+            </w:r>
+            <w:proofErr w:type="gramStart"/>
+            <w:r>
+              <w:rPr>
+                <w:rFonts w:cs="Arial"/>
+                <w:i/>
+                <w:color w:val="0000FF"/>
+                <w:sz w:val="20"/>
+                <w:szCs w:val="20"/>
+                <w:lang w:val="es-GT"/>
+              </w:rPr>
+              <w:t xml:space="preserve">cual  </w:t>
+            </w:r>
+            <w:r>
+              <w:rPr>
+                <w:rFonts w:cs="Arial"/>
+                <w:i/>
+                <w:color w:val="0000FF"/>
+                <w:sz w:val="20"/>
+                <w:szCs w:val="20"/>
+                <w:lang w:val="es-GT"/>
+              </w:rPr>
+              <w:t>con</w:t>
+            </w:r>
+            <w:proofErr w:type="gramEnd"/>
+            <w:r>
+              <w:rPr>
+                <w:rFonts w:cs="Arial"/>
+                <w:i/>
+                <w:color w:val="0000FF"/>
+                <w:sz w:val="20"/>
+                <w:szCs w:val="20"/>
+                <w:lang w:val="es-GT"/>
+              </w:rPr>
+              <w:t xml:space="preserve"> una cita previamente asignada</w:t>
             </w:r>
           </w:p>
         </w:tc>
@@ -10734,31 +11802,68 @@
                 <w:szCs w:val="20"/>
                 <w:lang w:val="es-GT"/>
               </w:rPr>
-              <w:t>2.Debe de haber ingresado un Paciente a recepción al área de triaje</w:t>
-            </w:r>
-          </w:p>
-          <w:p>
-            <w:pPr>
-              <w:spacing w:line="256" w:lineRule="auto"/>
-              <w:rPr>
-                <w:rFonts w:cs="Arial"/>
-                <w:i/>
-                <w:color w:val="0000FF"/>
-                <w:sz w:val="20"/>
-                <w:szCs w:val="20"/>
-                <w:lang w:val="es-GT"/>
-              </w:rPr>
-            </w:pPr>
-            <w:r>
-              <w:rPr>
-                <w:rFonts w:cs="Arial"/>
-                <w:i/>
-                <w:color w:val="0000FF"/>
-                <w:sz w:val="20"/>
-                <w:szCs w:val="20"/>
-                <w:lang w:val="es-GT"/>
-              </w:rPr>
-              <w:t xml:space="preserve">3 El paciente debe de contar con </w:t>
+              <w:t xml:space="preserve">2.Debe de haber ingresado un Paciente a recepción al área de </w:t>
+            </w:r>
+            <w:proofErr w:type="spellStart"/>
+            <w:r>
+              <w:rPr>
+                <w:rFonts w:cs="Arial"/>
+                <w:i/>
+                <w:color w:val="0000FF"/>
+                <w:sz w:val="20"/>
+                <w:szCs w:val="20"/>
+                <w:lang w:val="es-GT"/>
+              </w:rPr>
+              <w:t>triaje</w:t>
+            </w:r>
+            <w:proofErr w:type="spellEnd"/>
+          </w:p>
+          <w:p>
+            <w:pPr>
+              <w:spacing w:line="256" w:lineRule="auto"/>
+              <w:rPr>
+                <w:rFonts w:cs="Arial"/>
+                <w:i/>
+                <w:color w:val="0000FF"/>
+                <w:sz w:val="20"/>
+                <w:szCs w:val="20"/>
+                <w:lang w:val="es-GT"/>
+              </w:rPr>
+            </w:pPr>
+            <w:r>
+              <w:rPr>
+                <w:rFonts w:cs="Arial"/>
+                <w:i/>
+                <w:color w:val="0000FF"/>
+                <w:sz w:val="20"/>
+                <w:szCs w:val="20"/>
+                <w:lang w:val="es-GT"/>
+              </w:rPr>
+              <w:t xml:space="preserve">3 </w:t>
+            </w:r>
+            <w:proofErr w:type="gramStart"/>
+            <w:r>
+              <w:rPr>
+                <w:rFonts w:cs="Arial"/>
+                <w:i/>
+                <w:color w:val="0000FF"/>
+                <w:sz w:val="20"/>
+                <w:szCs w:val="20"/>
+                <w:lang w:val="es-GT"/>
+              </w:rPr>
+              <w:t>El</w:t>
+            </w:r>
+            <w:proofErr w:type="gramEnd"/>
+            <w:r>
+              <w:rPr>
+                <w:rFonts w:cs="Arial"/>
+                <w:i/>
+                <w:color w:val="0000FF"/>
+                <w:sz w:val="20"/>
+                <w:szCs w:val="20"/>
+                <w:lang w:val="es-GT"/>
+              </w:rPr>
+              <w:t xml:space="preserve"> paciente debe de contar con </w:t>
             </w:r>
             <w:r>
               <w:rPr>
@@ -10871,8 +11976,34 @@
                 <w:szCs w:val="20"/>
                 <w:lang w:val="es-GT"/>
               </w:rPr>
-              <w:t>1. El personal médico presiona la opción de Registro y triaje .</w:t>
-            </w:r>
+              <w:t xml:space="preserve">1. El personal médico presiona la opción de Registro y </w:t>
+            </w:r>
+            <w:proofErr w:type="spellStart"/>
+            <w:proofErr w:type="gramStart"/>
+            <w:r>
+              <w:rPr>
+                <w:rFonts w:cs="Arial"/>
+                <w:i/>
+                <w:color w:val="0000FF"/>
+                <w:sz w:val="20"/>
+                <w:szCs w:val="20"/>
+                <w:lang w:val="es-GT"/>
+              </w:rPr>
+              <w:t>triaje</w:t>
+            </w:r>
+            <w:proofErr w:type="spellEnd"/>
+            <w:r>
+              <w:rPr>
+                <w:rFonts w:cs="Arial"/>
+                <w:i/>
+                <w:color w:val="0000FF"/>
+                <w:sz w:val="20"/>
+                <w:szCs w:val="20"/>
+                <w:lang w:val="es-GT"/>
+              </w:rPr>
+              <w:t xml:space="preserve"> .</w:t>
+            </w:r>
+            <w:proofErr w:type="gramEnd"/>
           </w:p>
           <w:p>
             <w:pPr>
@@ -10990,7 +12121,7 @@
                 </mc:Choice>
                 <mc:Fallback>
                   <w:pict>
-                    <v:rect w14:anchorId="303735D5" id="Rectángulo 1" o:spid="_x0000_s1026" style="position:absolute;margin-left:5.55pt;margin-top:43.5pt;width:81pt;height:75.75pt;z-index:251674624;visibility:visible;mso-wrap-style:square;mso-wrap-distance-left:9pt;mso-wrap-distance-top:0;mso-wrap-distance-right:9pt;mso-wrap-distance-bottom:0;mso-position-horizontal:absolute;mso-position-horizontal-relative:text;mso-position-vertical:absolute;mso-position-vertical-relative:text;v-text-anchor:middle" o:gfxdata="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" filled="f" strokecolor="#e00" strokeweight="4.5pt">
+                    <v:rect w14:anchorId="65670817" id="Rectángulo 1" o:spid="_x0000_s1026" style="position:absolute;margin-left:5.55pt;margin-top:43.5pt;width:81pt;height:75.75pt;z-index:251674624;visibility:visible;mso-wrap-style:square;mso-wrap-distance-left:9pt;mso-wrap-distance-top:0;mso-wrap-distance-right:9pt;mso-wrap-distance-bottom:0;mso-position-horizontal:absolute;mso-position-horizontal-relative:text;mso-position-vertical:absolute;mso-position-vertical-relative:text;v-text-anchor:middle" o:gfxdata="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" filled="f" strokecolor="#e00" strokeweight="4.5pt">
                       <v:stroke joinstyle="round"/>
                     </v:rect>
                   </w:pict>
@@ -11064,7 +12195,31 @@
                 <w:szCs w:val="20"/>
                 <w:lang w:val="es-GT"/>
               </w:rPr>
-              <w:t xml:space="preserve">2 Seleccionar Opción </w:t>
+              <w:t xml:space="preserve">2 </w:t>
+            </w:r>
+            <w:proofErr w:type="gramStart"/>
+            <w:r>
+              <w:rPr>
+                <w:rFonts w:cs="Arial"/>
+                <w:i/>
+                <w:color w:val="0000FF"/>
+                <w:sz w:val="20"/>
+                <w:szCs w:val="20"/>
+                <w:lang w:val="es-GT"/>
+              </w:rPr>
+              <w:t>Seleccionar</w:t>
+            </w:r>
+            <w:proofErr w:type="gramEnd"/>
+            <w:r>
+              <w:rPr>
+                <w:rFonts w:cs="Arial"/>
+                <w:i/>
+                <w:color w:val="0000FF"/>
+                <w:sz w:val="20"/>
+                <w:szCs w:val="20"/>
+                <w:lang w:val="es-GT"/>
+              </w:rPr>
+              <w:t xml:space="preserve"> Opción </w:t>
             </w:r>
             <w:r>
               <w:rPr>
@@ -11183,7 +12338,31 @@
                 <w:szCs w:val="20"/>
                 <w:lang w:val="es-GT"/>
               </w:rPr>
-              <w:t>3 Previo a</w:t>
+              <w:t xml:space="preserve">3 </w:t>
+            </w:r>
+            <w:proofErr w:type="gramStart"/>
+            <w:r>
+              <w:rPr>
+                <w:rFonts w:cs="Arial"/>
+                <w:i/>
+                <w:color w:val="0000FF"/>
+                <w:sz w:val="20"/>
+                <w:szCs w:val="20"/>
+                <w:lang w:val="es-GT"/>
+              </w:rPr>
+              <w:t>Previo</w:t>
+            </w:r>
+            <w:proofErr w:type="gramEnd"/>
+            <w:r>
+              <w:rPr>
+                <w:rFonts w:cs="Arial"/>
+                <w:i/>
+                <w:color w:val="0000FF"/>
+                <w:sz w:val="20"/>
+                <w:szCs w:val="20"/>
+                <w:lang w:val="es-GT"/>
+              </w:rPr>
+              <w:t xml:space="preserve"> a</w:t>
             </w:r>
             <w:r>
               <w:rPr>
@@ -11269,66 +12448,333 @@
           </w:p>
           <w:p>
             <w:pPr>
-              <w:spacing w:line="256" w:lineRule="auto"/>
-              <w:rPr>
-                <w:rFonts w:cs="Arial"/>
-                <w:i/>
-                <w:color w:val="0000FF"/>
-                <w:sz w:val="20"/>
-                <w:szCs w:val="20"/>
-                <w:lang w:val="es-GT"/>
-              </w:rPr>
-            </w:pPr>
-            <w:r>
-              <w:rPr>
-                <w:rFonts w:cs="Arial"/>
-                <w:i/>
-                <w:color w:val="0000FF"/>
-                <w:sz w:val="20"/>
-                <w:szCs w:val="20"/>
-                <w:lang w:val="es-GT"/>
-              </w:rPr>
-              <w:t>4 Al encontrarse registro previo del paciente se selecciona la opción de “Continuar”</w:t>
-            </w:r>
-          </w:p>
-          <w:p>
-            <w:pPr>
-              <w:spacing w:line="256" w:lineRule="auto"/>
-              <w:ind w:left="708" w:hanging="708"/>
-              <w:rPr>
-                <w:rFonts w:cs="Arial"/>
-                <w:i/>
-                <w:color w:val="0000FF"/>
-                <w:sz w:val="20"/>
-                <w:szCs w:val="20"/>
-                <w:lang w:val="es-GT"/>
-              </w:rPr>
-            </w:pPr>
-            <w:r>
-              <w:rPr>
-                <w:rFonts w:cs="Arial"/>
-                <w:i/>
+              <w:pStyle w:val="Prrafodelista"/>
+              <w:numPr>
+                <w:ilvl w:val="0"/>
+                <w:numId w:val="10"/>
+              </w:numPr>
+              <w:spacing w:line="256" w:lineRule="auto"/>
+              <w:rPr>
+                <w:rFonts w:cs="Arial"/>
+                <w:i/>
+                <w:color w:val="0000FF"/>
+                <w:sz w:val="20"/>
+                <w:szCs w:val="20"/>
+              </w:rPr>
+            </w:pPr>
+            <w:r>
+              <w:rPr>
+                <w:rFonts w:cs="Arial"/>
+                <w:i/>
+                <w:color w:val="0000FF"/>
+                <w:sz w:val="20"/>
+                <w:szCs w:val="20"/>
+              </w:rPr>
+              <w:t>Paciente proporciona a personal hospitalario el ID de su cita programada.</w:t>
+            </w:r>
+          </w:p>
+          <w:p>
+            <w:pPr>
+              <w:spacing w:line="256" w:lineRule="auto"/>
+              <w:rPr>
+                <w:rFonts w:cs="Arial"/>
+                <w:i/>
+                <w:color w:val="0000FF"/>
+                <w:sz w:val="20"/>
+                <w:szCs w:val="20"/>
+                <w:lang w:val="es-GT"/>
+              </w:rPr>
+            </w:pPr>
+            <w:r>
+              <w:rPr>
+                <w:rFonts w:cs="Arial"/>
+                <w:i/>
+                <w:color w:val="0000FF"/>
+                <w:sz w:val="20"/>
+                <w:szCs w:val="20"/>
+                <w:lang w:val="es-GT"/>
+              </w:rPr>
+              <w:drawing>
+                <wp:inline distT="0" distB="0" distL="0" distR="0" wp14:anchorId="6FA6C5ED" wp14:editId="6C03F84D">
+                  <wp:extent cx="6473825" cy="2914650"/>
+                  <wp:effectExtent l="0" t="0" r="3175" b="0"/>
+                  <wp:docPr id="1880636627" name="Imagen 1"/>
+                  <wp:cNvGraphicFramePr>
+                    <a:graphicFrameLocks xmlns:a="http://schemas.openxmlformats.org/drawingml/2006/main" noChangeAspect="1"/>
+                  </wp:cNvGraphicFramePr>
+                  <a:graphic xmlns:a="http://schemas.openxmlformats.org/drawingml/2006/main">
+                    <a:graphicData uri="http://schemas.openxmlformats.org/drawingml/2006/picture">
+                      <pic:pic xmlns:pic="http://schemas.openxmlformats.org/drawingml/2006/picture">
+                        <pic:nvPicPr>
+                          <pic:cNvPr id="1880636627" name=""/>
+                          <pic:cNvPicPr/>
+                        </pic:nvPicPr>
+                        <pic:blipFill>
+                          <a:blip r:embed="rId28"/>
+                          <a:stretch>
+                            <a:fillRect/>
+                          </a:stretch>
+                        </pic:blipFill>
+                        <pic:spPr>
+                          <a:xfrm>
+                            <a:off x="0" y="0"/>
+                            <a:ext cx="6473825" cy="2914650"/>
+                          </a:xfrm>
+                          <a:prstGeom prst="rect">
+                            <a:avLst/>
+                          </a:prstGeom>
+                        </pic:spPr>
+                      </pic:pic>
+                    </a:graphicData>
+                  </a:graphic>
+                </wp:inline>
+              </w:drawing>
+            </w:r>
+          </w:p>
+          <w:p>
+            <w:pPr>
+              <w:spacing w:line="256" w:lineRule="auto"/>
+              <w:rPr>
+                <w:rFonts w:cs="Arial"/>
+                <w:i/>
+                <w:color w:val="0000FF"/>
+                <w:sz w:val="20"/>
+                <w:szCs w:val="20"/>
+                <w:lang w:val="es-GT"/>
+              </w:rPr>
+            </w:pPr>
+            <w:r>
+              <w:rPr>
+                <w:rFonts w:cs="Arial"/>
+                <w:i/>
+                <w:color w:val="0000FF"/>
+                <w:sz w:val="20"/>
+                <w:szCs w:val="20"/>
+                <w:lang w:val="es-GT"/>
+              </w:rPr>
+              <w:t>5.Selección opción “Siguiente fase”, el sistema valida la existencia de la cita relacionada a ese ID_CITA</w:t>
+            </w:r>
+          </w:p>
+          <w:p>
+            <w:pPr>
+              <w:spacing w:line="256" w:lineRule="auto"/>
+              <w:rPr>
+                <w:rFonts w:cs="Arial"/>
+                <w:i/>
+                <w:color w:val="0000FF"/>
+                <w:sz w:val="20"/>
+                <w:szCs w:val="20"/>
+                <w:lang w:val="es-GT"/>
+              </w:rPr>
+            </w:pPr>
+          </w:p>
+          <w:p>
+            <w:pPr>
+              <w:spacing w:line="256" w:lineRule="auto"/>
+              <w:rPr>
+                <w:rFonts w:cs="Arial"/>
+                <w:i/>
+                <w:color w:val="0000FF"/>
+                <w:sz w:val="20"/>
+                <w:szCs w:val="20"/>
+                <w:lang w:val="es-GT"/>
+              </w:rPr>
+            </w:pPr>
+            <w:r>
+              <w:rPr>
+                <w:rFonts w:cs="Arial"/>
+                <w:i/>
+                <w:color w:val="0000FF"/>
+                <w:sz w:val="20"/>
+                <w:szCs w:val="20"/>
+                <w:lang w:val="es-GT"/>
+              </w:rPr>
+              <w:t>6.</w:t>
+            </w:r>
+          </w:p>
+          <w:p>
+            <w:pPr>
+              <w:spacing w:line="256" w:lineRule="auto"/>
+              <w:rPr>
+                <w:rFonts w:cs="Arial"/>
+                <w:i/>
+                <w:color w:val="0000FF"/>
+                <w:sz w:val="20"/>
+                <w:szCs w:val="20"/>
+                <w:lang w:val="es-GT"/>
+              </w:rPr>
+            </w:pPr>
+            <w:r>
+              <w:rPr>
+                <w:rFonts w:cs="Arial"/>
+                <w:i/>
+                <w:color w:val="0000FF"/>
+                <w:sz w:val="20"/>
+                <w:szCs w:val="20"/>
+                <w:lang w:val="es-GT"/>
+              </w:rPr>
+              <w:t xml:space="preserve">5 ingresar datos </w:t>
+            </w:r>
+            <w:r>
+              <w:rPr>
+                <w:rFonts w:cs="Arial"/>
+                <w:i/>
+                <w:color w:val="0000FF"/>
+                <w:sz w:val="20"/>
+                <w:szCs w:val="20"/>
+                <w:lang w:val="es-GT"/>
+              </w:rPr>
+              <w:t>Fase 3 (Validación de pago), seleccionar "</w:t>
+            </w:r>
+            <w:r>
+              <w:rPr>
+                <w:rFonts w:cs="Arial"/>
+                <w:i/>
+                <w:color w:val="0000FF"/>
+                <w:sz w:val="20"/>
+                <w:szCs w:val="20"/>
+                <w:lang w:val="es-GT"/>
+              </w:rPr>
+              <w:t>Con seguro</w:t>
+            </w:r>
+            <w:r>
+              <w:rPr>
+                <w:rFonts w:cs="Arial"/>
+                <w:i/>
+                <w:color w:val="0000FF"/>
+                <w:sz w:val="20"/>
+                <w:szCs w:val="20"/>
+                <w:lang w:val="es-GT"/>
+              </w:rPr>
+              <w:t xml:space="preserve">" </w:t>
+            </w:r>
+            <w:r>
+              <w:rPr>
+                <w:rFonts w:cs="Arial"/>
+                <w:i/>
+                <w:color w:val="0000FF"/>
+                <w:sz w:val="20"/>
+                <w:szCs w:val="20"/>
+                <w:lang w:val="es-GT"/>
+              </w:rPr>
+              <w:t xml:space="preserve">y selecciona su aseguradora dentro del catálogo del hospital, luego ingresa el número de póliza </w:t>
+            </w:r>
+            <w:r>
+              <w:rPr>
+                <w:rFonts w:cs="Arial"/>
+                <w:i/>
+                <w:color w:val="0000FF"/>
+                <w:sz w:val="20"/>
+                <w:szCs w:val="20"/>
+                <w:lang w:val="es-GT"/>
+              </w:rPr>
+              <w:t>(</w:t>
+            </w:r>
+            <w:r>
+              <w:rPr>
+                <w:rFonts w:cs="Arial"/>
+                <w:b/>
+                <w:bCs/>
+                <w:i/>
+                <w:color w:val="0000FF"/>
+                <w:sz w:val="20"/>
+                <w:szCs w:val="20"/>
+                <w:lang w:val="es-GT"/>
+              </w:rPr>
+              <w:t>RN03</w:t>
+            </w:r>
+            <w:r>
+              <w:rPr>
+                <w:rFonts w:cs="Arial"/>
+                <w:i/>
+                <w:color w:val="0000FF"/>
+                <w:sz w:val="20"/>
+                <w:szCs w:val="20"/>
+                <w:lang w:val="es-GT"/>
+              </w:rPr>
+              <w:t>).</w:t>
+            </w:r>
+          </w:p>
+          <w:p>
+            <w:pPr>
+              <w:spacing w:line="256" w:lineRule="auto"/>
+              <w:rPr>
+                <w:rFonts w:cs="Arial"/>
+                <w:i/>
+                <w:color w:val="0000FF"/>
+                <w:sz w:val="20"/>
+                <w:szCs w:val="20"/>
+                <w:lang w:val="es-GT"/>
+              </w:rPr>
+            </w:pPr>
+          </w:p>
+          <w:p>
+            <w:pPr>
+              <w:spacing w:line="256" w:lineRule="auto"/>
+              <w:rPr>
+                <w:rFonts w:cs="Arial"/>
+                <w:i/>
+                <w:color w:val="0000FF"/>
+                <w:sz w:val="20"/>
+                <w:szCs w:val="20"/>
+                <w:lang w:val="es-GT"/>
+              </w:rPr>
+            </w:pPr>
+            <w:r>
+              <w:rPr>
+                <w:rFonts w:cs="Arial"/>
+                <w:i/>
+                <w:color w:val="0000FF"/>
+                <w:sz w:val="20"/>
+                <w:szCs w:val="20"/>
+                <w:lang w:val="es-GT"/>
+              </w:rPr>
+              <w:lastRenderedPageBreak/>
+              <w:t xml:space="preserve">6 </w:t>
+            </w:r>
+            <w:r>
+              <w:rPr>
+                <w:rFonts w:cs="Arial"/>
+                <w:i/>
+                <w:color w:val="0000FF"/>
+                <w:sz w:val="20"/>
+                <w:szCs w:val="20"/>
+                <w:lang w:val="es-GT"/>
+              </w:rPr>
+              <w:t>continuar a Fase 4 (Evaluación clínica), digitar signos vitales estables y Escala Glasgow 15.</w:t>
+            </w:r>
+          </w:p>
+          <w:p>
+            <w:pPr>
+              <w:spacing w:line="256" w:lineRule="auto"/>
+              <w:rPr>
+                <w:rFonts w:cs="Arial"/>
+                <w:i/>
+                <w:color w:val="0000FF"/>
+                <w:sz w:val="20"/>
+                <w:szCs w:val="20"/>
+                <w:lang w:val="es-GT"/>
+              </w:rPr>
+            </w:pPr>
+            <w:r>
+              <w:rPr>
                 <w:noProof/>
-                <w:color w:val="0000FF"/>
-                <w:sz w:val="20"/>
-                <w:szCs w:val="20"/>
-                <w:lang w:val="es-GT"/>
               </w:rPr>
               <mc:AlternateContent>
                 <mc:Choice Requires="wps">
                   <w:drawing>
-                    <wp:anchor distT="0" distB="0" distL="114300" distR="114300" simplePos="0" relativeHeight="251675648" behindDoc="0" locked="0" layoutInCell="1" allowOverlap="1" wp14:anchorId="118E5C9A" wp14:editId="1D8343AF">
+                    <wp:anchor distT="0" distB="0" distL="114300" distR="114300" simplePos="0" relativeHeight="251683840" behindDoc="0" locked="0" layoutInCell="1" allowOverlap="1" wp14:anchorId="5504E66F" wp14:editId="098F9613">
                       <wp:simplePos x="0" y="0"/>
                       <wp:positionH relativeFrom="column">
-                        <wp:posOffset>2080260</wp:posOffset>
+                        <wp:posOffset>4905375</wp:posOffset>
                       </wp:positionH>
                       <wp:positionV relativeFrom="paragraph">
-                        <wp:posOffset>2370455</wp:posOffset>
+                        <wp:posOffset>1723390</wp:posOffset>
                       </wp:positionV>
-                      <wp:extent cx="3857625" cy="552450"/>
-                      <wp:effectExtent l="19050" t="19050" r="47625" b="38100"/>
+                      <wp:extent cx="819150" cy="552450"/>
+                      <wp:effectExtent l="19050" t="19050" r="38100" b="38100"/>
                       <wp:wrapNone/>
-                      <wp:docPr id="814449259" name="Rectángulo 1"/>
+                      <wp:docPr id="410191390" name="Rectángulo 1"/>
                       <wp:cNvGraphicFramePr/>
                       <a:graphic xmlns:a="http://schemas.openxmlformats.org/drawingml/2006/main">
                         <a:graphicData uri="http://schemas.microsoft.com/office/word/2010/wordprocessingShape">
@@ -11337,7 +12783,7 @@
                             <wps:spPr>
                               <a:xfrm>
                                 <a:off x="0" y="0"/>
-                                <a:ext cx="3857625" cy="552450"/>
+                                <a:ext cx="819150" cy="552450"/>
                               </a:xfrm>
                               <a:prstGeom prst="rect">
                                 <a:avLst/>
@@ -11387,7 +12833,7 @@
                 </mc:Choice>
                 <mc:Fallback>
                   <w:pict>
-                    <v:rect w14:anchorId="1C1519E6" id="Rectángulo 1" o:spid="_x0000_s1026" style="position:absolute;margin-left:163.8pt;margin-top:186.65pt;width:303.75pt;height:43.5pt;z-index:251675648;visibility:visible;mso-wrap-style:square;mso-width-percent:0;mso-height-percent:0;mso-wrap-distance-left:9pt;mso-wrap-distance-top:0;mso-wrap-distance-right:9pt;mso-wrap-distance-bottom:0;mso-position-horizontal:absolute;mso-position-horizontal-relative:text;mso-position-vertical:absolute;mso-position-vertical-relative:text;mso-width-percent:0;mso-height-percent:0;mso-width-relative:margin;mso-height-relative:margin;v-text-anchor:middle" o:gfxdata="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" filled="f" strokecolor="#e00" strokeweight="4.5pt">
+                    <v:rect w14:anchorId="3220B2AF" id="Rectángulo 1" o:spid="_x0000_s1026" style="position:absolute;margin-left:386.25pt;margin-top:135.7pt;width:64.5pt;height:43.5pt;z-index:251683840;visibility:visible;mso-wrap-style:square;mso-width-percent:0;mso-height-percent:0;mso-wrap-distance-left:9pt;mso-wrap-distance-top:0;mso-wrap-distance-right:9pt;mso-wrap-distance-bottom:0;mso-position-horizontal:absolute;mso-position-horizontal-relative:text;mso-position-vertical:absolute;mso-position-vertical-relative:text;mso-width-percent:0;mso-height-percent:0;mso-width-relative:margin;mso-height-relative:margin;v-text-anchor:middle" o:gfxdata="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" filled="f" strokecolor="#e00" strokeweight="4.5pt">
                       <v:stroke joinstyle="round"/>
                     </v:rect>
                   </w:pict>
@@ -11404,262 +12850,7 @@
                 <w:lang w:val="es-GT"/>
               </w:rPr>
               <w:drawing>
-                <wp:inline distT="0" distB="0" distL="0" distR="0" wp14:anchorId="4FC84BD8" wp14:editId="52126AF2">
-                  <wp:extent cx="6473825" cy="2949575"/>
-                  <wp:effectExtent l="0" t="0" r="3175" b="3175"/>
-                  <wp:docPr id="487763427" name="Imagen 1"/>
-                  <wp:cNvGraphicFramePr>
-                    <a:graphicFrameLocks xmlns:a="http://schemas.openxmlformats.org/drawingml/2006/main" noChangeAspect="1"/>
-                  </wp:cNvGraphicFramePr>
-                  <a:graphic xmlns:a="http://schemas.openxmlformats.org/drawingml/2006/main">
-                    <a:graphicData uri="http://schemas.openxmlformats.org/drawingml/2006/picture">
-                      <pic:pic xmlns:pic="http://schemas.openxmlformats.org/drawingml/2006/picture">
-                        <pic:nvPicPr>
-                          <pic:cNvPr id="1458031351" name=""/>
-                          <pic:cNvPicPr/>
-                        </pic:nvPicPr>
-                        <pic:blipFill>
-                          <a:blip r:embed="rId22"/>
-                          <a:stretch>
-                            <a:fillRect/>
-                          </a:stretch>
-                        </pic:blipFill>
-                        <pic:spPr>
-                          <a:xfrm>
-                            <a:off x="0" y="0"/>
-                            <a:ext cx="6473825" cy="2949575"/>
-                          </a:xfrm>
-                          <a:prstGeom prst="rect">
-                            <a:avLst/>
-                          </a:prstGeom>
-                        </pic:spPr>
-                      </pic:pic>
-                    </a:graphicData>
-                  </a:graphic>
-                </wp:inline>
-              </w:drawing>
-            </w:r>
-          </w:p>
-          <w:p>
-            <w:pPr>
-              <w:spacing w:line="256" w:lineRule="auto"/>
-              <w:rPr>
-                <w:rFonts w:cs="Arial"/>
-                <w:i/>
-                <w:color w:val="0000FF"/>
-                <w:sz w:val="20"/>
-                <w:szCs w:val="20"/>
-                <w:lang w:val="es-GT"/>
-              </w:rPr>
-            </w:pPr>
-            <w:r>
-              <w:rPr>
-                <w:rFonts w:cs="Arial"/>
-                <w:i/>
-                <w:color w:val="0000FF"/>
-                <w:sz w:val="20"/>
-                <w:szCs w:val="20"/>
-                <w:lang w:val="es-GT"/>
-              </w:rPr>
-              <w:t xml:space="preserve">5 ingresar datos </w:t>
-            </w:r>
-            <w:r>
-              <w:rPr>
-                <w:rFonts w:cs="Arial"/>
-                <w:i/>
-                <w:color w:val="0000FF"/>
-                <w:sz w:val="20"/>
-                <w:szCs w:val="20"/>
-                <w:lang w:val="es-GT"/>
-              </w:rPr>
-              <w:t>Fase 3 (Validación de pago), seleccionar "</w:t>
-            </w:r>
-            <w:r>
-              <w:rPr>
-                <w:rFonts w:cs="Arial"/>
-                <w:i/>
-                <w:color w:val="0000FF"/>
-                <w:sz w:val="20"/>
-                <w:szCs w:val="20"/>
-                <w:lang w:val="es-GT"/>
-              </w:rPr>
-              <w:t>Con seguro</w:t>
-            </w:r>
-            <w:r>
-              <w:rPr>
-                <w:rFonts w:cs="Arial"/>
-                <w:i/>
-                <w:color w:val="0000FF"/>
-                <w:sz w:val="20"/>
-                <w:szCs w:val="20"/>
-                <w:lang w:val="es-GT"/>
-              </w:rPr>
-              <w:t xml:space="preserve">" </w:t>
-            </w:r>
-            <w:r>
-              <w:rPr>
-                <w:rFonts w:cs="Arial"/>
-                <w:i/>
-                <w:color w:val="0000FF"/>
-                <w:sz w:val="20"/>
-                <w:szCs w:val="20"/>
-                <w:lang w:val="es-GT"/>
-              </w:rPr>
-              <w:t xml:space="preserve">y selecciona su aseguradora dentro del catálogo del hospital, luego ingresa el número de póliza </w:t>
-            </w:r>
-            <w:r>
-              <w:rPr>
-                <w:rFonts w:cs="Arial"/>
-                <w:i/>
-                <w:color w:val="0000FF"/>
-                <w:sz w:val="20"/>
-                <w:szCs w:val="20"/>
-                <w:lang w:val="es-GT"/>
-              </w:rPr>
-              <w:t>(</w:t>
-            </w:r>
-            <w:r>
-              <w:rPr>
-                <w:rFonts w:cs="Arial"/>
-                <w:b/>
-                <w:bCs/>
-                <w:i/>
-                <w:color w:val="0000FF"/>
-                <w:sz w:val="20"/>
-                <w:szCs w:val="20"/>
-                <w:lang w:val="es-GT"/>
-              </w:rPr>
-              <w:t>RN03</w:t>
-            </w:r>
-            <w:r>
-              <w:rPr>
-                <w:rFonts w:cs="Arial"/>
-                <w:i/>
-                <w:color w:val="0000FF"/>
-                <w:sz w:val="20"/>
-                <w:szCs w:val="20"/>
-                <w:lang w:val="es-GT"/>
-              </w:rPr>
-              <w:t>).</w:t>
-            </w:r>
-          </w:p>
-          <w:p>
-            <w:pPr>
-              <w:spacing w:line="256" w:lineRule="auto"/>
-              <w:rPr>
-                <w:rFonts w:cs="Arial"/>
-                <w:i/>
-                <w:color w:val="0000FF"/>
-                <w:sz w:val="20"/>
-                <w:szCs w:val="20"/>
-                <w:lang w:val="es-GT"/>
-              </w:rPr>
-            </w:pPr>
-            <w:r>
-              <w:rPr>
-                <w:rFonts w:cs="Arial"/>
-                <w:i/>
-                <w:color w:val="0000FF"/>
-                <w:sz w:val="20"/>
-                <w:szCs w:val="20"/>
-                <w:lang w:val="es-GT"/>
-              </w:rPr>
-              <w:lastRenderedPageBreak/>
-              <w:drawing>
-                <wp:inline distT="0" distB="0" distL="0" distR="0" wp14:anchorId="279D98B6" wp14:editId="63F84CF1">
-                  <wp:extent cx="6473825" cy="2875280"/>
-                  <wp:effectExtent l="0" t="0" r="3175" b="1270"/>
-                  <wp:docPr id="1960335596" name="Imagen 1"/>
-                  <wp:cNvGraphicFramePr>
-                    <a:graphicFrameLocks xmlns:a="http://schemas.openxmlformats.org/drawingml/2006/main" noChangeAspect="1"/>
-                  </wp:cNvGraphicFramePr>
-                  <a:graphic xmlns:a="http://schemas.openxmlformats.org/drawingml/2006/main">
-                    <a:graphicData uri="http://schemas.openxmlformats.org/drawingml/2006/picture">
-                      <pic:pic xmlns:pic="http://schemas.openxmlformats.org/drawingml/2006/picture">
-                        <pic:nvPicPr>
-                          <pic:cNvPr id="289274157" name=""/>
-                          <pic:cNvPicPr/>
-                        </pic:nvPicPr>
-                        <pic:blipFill>
-                          <a:blip r:embed="rId23"/>
-                          <a:stretch>
-                            <a:fillRect/>
-                          </a:stretch>
-                        </pic:blipFill>
-                        <pic:spPr>
-                          <a:xfrm>
-                            <a:off x="0" y="0"/>
-                            <a:ext cx="6473825" cy="2875280"/>
-                          </a:xfrm>
-                          <a:prstGeom prst="rect">
-                            <a:avLst/>
-                          </a:prstGeom>
-                        </pic:spPr>
-                      </pic:pic>
-                    </a:graphicData>
-                  </a:graphic>
-                </wp:inline>
-              </w:drawing>
-            </w:r>
-          </w:p>
-          <w:p>
-            <w:pPr>
-              <w:spacing w:line="256" w:lineRule="auto"/>
-              <w:rPr>
-                <w:rFonts w:cs="Arial"/>
-                <w:i/>
-                <w:color w:val="0000FF"/>
-                <w:sz w:val="20"/>
-                <w:szCs w:val="20"/>
-                <w:lang w:val="es-GT"/>
-              </w:rPr>
-            </w:pPr>
-            <w:r>
-              <w:rPr>
-                <w:rFonts w:cs="Arial"/>
-                <w:i/>
-                <w:color w:val="0000FF"/>
-                <w:sz w:val="20"/>
-                <w:szCs w:val="20"/>
-                <w:lang w:val="es-GT"/>
-              </w:rPr>
-              <w:t xml:space="preserve">6 </w:t>
-            </w:r>
-            <w:r>
-              <w:rPr>
-                <w:rFonts w:cs="Arial"/>
-                <w:i/>
-                <w:color w:val="0000FF"/>
-                <w:sz w:val="20"/>
-                <w:szCs w:val="20"/>
-                <w:lang w:val="es-GT"/>
-              </w:rPr>
-              <w:t>continuar a Fase 4 (Evaluación clínica), digitar signos vitales estables y Escala Glasgow 15.</w:t>
-            </w:r>
-          </w:p>
-          <w:p>
-            <w:pPr>
-              <w:spacing w:line="256" w:lineRule="auto"/>
-              <w:rPr>
-                <w:rFonts w:cs="Arial"/>
-                <w:i/>
-                <w:color w:val="0000FF"/>
-                <w:sz w:val="20"/>
-                <w:szCs w:val="20"/>
-                <w:lang w:val="es-GT"/>
-              </w:rPr>
-            </w:pPr>
-            <w:r>
-              <w:rPr>
-                <w:rFonts w:cs="Arial"/>
-                <w:i/>
-                <w:color w:val="0000FF"/>
-                <w:sz w:val="20"/>
-                <w:szCs w:val="20"/>
-                <w:lang w:val="es-GT"/>
-              </w:rPr>
-              <w:drawing>
-                <wp:inline distT="0" distB="0" distL="0" distR="0" wp14:anchorId="47AC96B0" wp14:editId="431DAF4F">
+                <wp:inline distT="0" distB="0" distL="0" distR="0" wp14:anchorId="47AC96B0" wp14:editId="707500BD">
                   <wp:extent cx="6473825" cy="2924810"/>
                   <wp:effectExtent l="0" t="0" r="3175" b="8890"/>
                   <wp:docPr id="38011164" name="Imagen 1"/>
@@ -11718,65 +12909,257 @@
               </w:rPr>
               <w:t xml:space="preserve">7 </w:t>
             </w:r>
-            <w:r>
-              <w:rPr>
-                <w:rFonts w:cs="Arial"/>
-                <w:i/>
-                <w:color w:val="0000FF"/>
-                <w:sz w:val="20"/>
-                <w:szCs w:val="20"/>
-                <w:lang w:val="es-GT"/>
-              </w:rPr>
-              <w:t>hacer clic en "Finalizar Registro" (</w:t>
-            </w:r>
-            <w:r>
-              <w:rPr>
-                <w:rFonts w:cs="Arial"/>
-                <w:b/>
-                <w:bCs/>
-                <w:i/>
-                <w:color w:val="0000FF"/>
-                <w:sz w:val="20"/>
-                <w:szCs w:val="20"/>
-                <w:lang w:val="es-GT"/>
-              </w:rPr>
-              <w:t>RN10</w:t>
-            </w:r>
-            <w:r>
-              <w:rPr>
-                <w:rFonts w:cs="Arial"/>
-                <w:i/>
-                <w:color w:val="0000FF"/>
-                <w:sz w:val="20"/>
-                <w:szCs w:val="20"/>
-                <w:lang w:val="es-GT"/>
-              </w:rPr>
-              <w:t>).</w:t>
-            </w:r>
-          </w:p>
-          <w:p>
-            <w:pPr>
-              <w:spacing w:line="256" w:lineRule="auto"/>
-              <w:rPr>
-                <w:rFonts w:cs="Arial"/>
-                <w:i/>
-                <w:color w:val="0000FF"/>
-                <w:sz w:val="20"/>
-                <w:szCs w:val="20"/>
-                <w:lang w:val="es-GT"/>
-              </w:rPr>
-            </w:pPr>
-            <w:r>
-              <w:rPr>
-                <w:rFonts w:cs="Arial"/>
-                <w:i/>
-                <w:color w:val="0000FF"/>
-                <w:sz w:val="20"/>
-                <w:szCs w:val="20"/>
-                <w:lang w:val="es-GT"/>
-              </w:rPr>
-              <w:t>8 Muestra los datos del expediente creado del Paciente con Alerta de emergencia en caso exista</w:t>
-            </w:r>
+            <w:proofErr w:type="gramStart"/>
+            <w:r>
+              <w:rPr>
+                <w:rFonts w:cs="Arial"/>
+                <w:i/>
+                <w:color w:val="0000FF"/>
+                <w:sz w:val="20"/>
+                <w:szCs w:val="20"/>
+                <w:lang w:val="es-GT"/>
+              </w:rPr>
+              <w:t>Se</w:t>
+            </w:r>
+            <w:proofErr w:type="gramEnd"/>
+            <w:r>
+              <w:rPr>
+                <w:rFonts w:cs="Arial"/>
+                <w:i/>
+                <w:color w:val="0000FF"/>
+                <w:sz w:val="20"/>
+                <w:szCs w:val="20"/>
+                <w:lang w:val="es-GT"/>
+              </w:rPr>
+              <w:t xml:space="preserve"> habilita fase 4. Signos Vitales, se ingresan los campos solicitados y de selecciona la opción “Guardar </w:t>
+            </w:r>
+            <w:proofErr w:type="spellStart"/>
+            <w:r>
+              <w:rPr>
+                <w:rFonts w:cs="Arial"/>
+                <w:i/>
+                <w:color w:val="0000FF"/>
+                <w:sz w:val="20"/>
+                <w:szCs w:val="20"/>
+                <w:lang w:val="es-GT"/>
+              </w:rPr>
+              <w:t>Triaje</w:t>
+            </w:r>
+            <w:proofErr w:type="spellEnd"/>
+            <w:r>
+              <w:rPr>
+                <w:rFonts w:cs="Arial"/>
+                <w:i/>
+                <w:color w:val="0000FF"/>
+                <w:sz w:val="20"/>
+                <w:szCs w:val="20"/>
+                <w:lang w:val="es-GT"/>
+              </w:rPr>
+              <w:t>”</w:t>
+            </w:r>
+          </w:p>
+          <w:p>
+            <w:pPr>
+              <w:spacing w:line="256" w:lineRule="auto"/>
+              <w:rPr>
+                <w:rFonts w:cs="Arial"/>
+                <w:i/>
+                <w:color w:val="0000FF"/>
+                <w:sz w:val="20"/>
+                <w:szCs w:val="20"/>
+                <w:lang w:val="es-GT"/>
+              </w:rPr>
+            </w:pPr>
+            <w:r>
+              <w:rPr>
+                <w:noProof/>
+              </w:rPr>
+              <mc:AlternateContent>
+                <mc:Choice Requires="wps">
+                  <w:drawing>
+                    <wp:anchor distT="0" distB="0" distL="114300" distR="114300" simplePos="0" relativeHeight="251681792" behindDoc="0" locked="0" layoutInCell="1" allowOverlap="1" wp14:anchorId="17B40D57" wp14:editId="340A6FFB">
+                      <wp:simplePos x="0" y="0"/>
+                      <wp:positionH relativeFrom="column">
+                        <wp:posOffset>4897755</wp:posOffset>
+                      </wp:positionH>
+                      <wp:positionV relativeFrom="paragraph">
+                        <wp:posOffset>1709420</wp:posOffset>
+                      </wp:positionV>
+                      <wp:extent cx="819150" cy="552450"/>
+                      <wp:effectExtent l="19050" t="19050" r="38100" b="38100"/>
+                      <wp:wrapNone/>
+                      <wp:docPr id="814449259" name="Rectángulo 1"/>
+                      <wp:cNvGraphicFramePr/>
+                      <a:graphic xmlns:a="http://schemas.openxmlformats.org/drawingml/2006/main">
+                        <a:graphicData uri="http://schemas.microsoft.com/office/word/2010/wordprocessingShape">
+                          <wps:wsp>
+                            <wps:cNvSpPr/>
+                            <wps:spPr>
+                              <a:xfrm>
+                                <a:off x="0" y="0"/>
+                                <a:ext cx="819150" cy="552450"/>
+                              </a:xfrm>
+                              <a:prstGeom prst="rect">
+                                <a:avLst/>
+                              </a:prstGeom>
+                              <a:noFill/>
+                              <a:ln w="57150" cap="flat" cmpd="sng" algn="ctr">
+                                <a:solidFill>
+                                  <a:srgbClr val="EE0000"/>
+                                </a:solidFill>
+                                <a:prstDash val="solid"/>
+                                <a:round/>
+                                <a:headEnd type="none" w="med" len="med"/>
+                                <a:tailEnd type="none" w="med" len="med"/>
+                              </a:ln>
+                            </wps:spPr>
+                            <wps:style>
+                              <a:lnRef idx="0">
+                                <a:scrgbClr r="0" g="0" b="0"/>
+                              </a:lnRef>
+                              <a:fillRef idx="0">
+                                <a:scrgbClr r="0" g="0" b="0"/>
+                              </a:fillRef>
+                              <a:effectRef idx="0">
+                                <a:scrgbClr r="0" g="0" b="0"/>
+                              </a:effectRef>
+                              <a:fontRef idx="minor">
+                                <a:schemeClr val="accent2"/>
+                              </a:fontRef>
+                            </wps:style>
+                            <wps:bodyPr rot="0" spcFirstLastPara="0" vertOverflow="overflow" horzOverflow="overflow" vert="horz" wrap="square" lIns="91440" tIns="45720" rIns="91440" bIns="45720" numCol="1" spcCol="0" rtlCol="0" fromWordArt="0" anchor="ctr" anchorCtr="0" forceAA="0" compatLnSpc="1">
+                              <a:prstTxWarp prst="textNoShape">
+                                <a:avLst/>
+                              </a:prstTxWarp>
+                              <a:noAutofit/>
+                            </wps:bodyPr>
+                          </wps:wsp>
+                        </a:graphicData>
+                      </a:graphic>
+                      <wp14:sizeRelH relativeFrom="margin">
+                        <wp14:pctWidth>0</wp14:pctWidth>
+                      </wp14:sizeRelH>
+                      <wp14:sizeRelV relativeFrom="margin">
+                        <wp14:pctHeight>0</wp14:pctHeight>
+                      </wp14:sizeRelV>
+                    </wp:anchor>
+                  </w:drawing>
+                </mc:Choice>
+                <mc:Fallback>
+                  <w:pict>
+                    <v:rect w14:anchorId="5D5E4D5B" id="Rectángulo 1" o:spid="_x0000_s1026" style="position:absolute;margin-left:385.65pt;margin-top:134.6pt;width:64.5pt;height:43.5pt;z-index:251681792;visibility:visible;mso-wrap-style:square;mso-width-percent:0;mso-height-percent:0;mso-wrap-distance-left:9pt;mso-wrap-distance-top:0;mso-wrap-distance-right:9pt;mso-wrap-distance-bottom:0;mso-position-horizontal:absolute;mso-position-horizontal-relative:text;mso-position-vertical:absolute;mso-position-vertical-relative:text;mso-width-percent:0;mso-height-percent:0;mso-width-relative:margin;mso-height-relative:margin;v-text-anchor:middle" o:gfxdata="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" filled="f" strokecolor="#e00" strokeweight="4.5pt">
+                      <v:stroke joinstyle="round"/>
+                    </v:rect>
+                  </w:pict>
+                </mc:Fallback>
+              </mc:AlternateContent>
+            </w:r>
+            <w:r>
+              <w:rPr>
+                <w:rFonts w:cs="Arial"/>
+                <w:i/>
+                <w:color w:val="0000FF"/>
+                <w:sz w:val="20"/>
+                <w:szCs w:val="20"/>
+                <w:lang w:val="es-GT"/>
+              </w:rPr>
+              <w:drawing>
+                <wp:inline distT="0" distB="0" distL="0" distR="0" wp14:anchorId="0B998AC7" wp14:editId="1C6DA227">
+                  <wp:extent cx="6473825" cy="2918460"/>
+                  <wp:effectExtent l="0" t="0" r="3175" b="0"/>
+                  <wp:docPr id="2097899144" name="Imagen 1"/>
+                  <wp:cNvGraphicFramePr>
+                    <a:graphicFrameLocks xmlns:a="http://schemas.openxmlformats.org/drawingml/2006/main" noChangeAspect="1"/>
+                  </wp:cNvGraphicFramePr>
+                  <a:graphic xmlns:a="http://schemas.openxmlformats.org/drawingml/2006/main">
+                    <a:graphicData uri="http://schemas.openxmlformats.org/drawingml/2006/picture">
+                      <pic:pic xmlns:pic="http://schemas.openxmlformats.org/drawingml/2006/picture">
+                        <pic:nvPicPr>
+                          <pic:cNvPr id="2097899144" name=""/>
+                          <pic:cNvPicPr/>
+                        </pic:nvPicPr>
+                        <pic:blipFill>
+                          <a:blip r:embed="rId29"/>
+                          <a:stretch>
+                            <a:fillRect/>
+                          </a:stretch>
+                        </pic:blipFill>
+                        <pic:spPr>
+                          <a:xfrm>
+                            <a:off x="0" y="0"/>
+                            <a:ext cx="6473825" cy="2918460"/>
+                          </a:xfrm>
+                          <a:prstGeom prst="rect">
+                            <a:avLst/>
+                          </a:prstGeom>
+                        </pic:spPr>
+                      </pic:pic>
+                    </a:graphicData>
+                  </a:graphic>
+                </wp:inline>
+              </w:drawing>
+            </w:r>
+          </w:p>
+          <w:p>
+            <w:pPr>
+              <w:spacing w:line="256" w:lineRule="auto"/>
+              <w:rPr>
+                <w:rFonts w:cs="Arial"/>
+                <w:i/>
+                <w:color w:val="0000FF"/>
+                <w:sz w:val="20"/>
+                <w:szCs w:val="20"/>
+                <w:lang w:val="es-GT"/>
+              </w:rPr>
+            </w:pPr>
+            <w:r>
+              <w:rPr>
+                <w:rFonts w:cs="Arial"/>
+                <w:i/>
+                <w:color w:val="0000FF"/>
+                <w:sz w:val="20"/>
+                <w:szCs w:val="20"/>
+                <w:lang w:val="es-GT"/>
+              </w:rPr>
+              <w:t xml:space="preserve">8 </w:t>
+            </w:r>
+            <w:proofErr w:type="gramStart"/>
+            <w:r>
+              <w:rPr>
+                <w:rFonts w:cs="Arial"/>
+                <w:i/>
+                <w:color w:val="0000FF"/>
+                <w:sz w:val="20"/>
+                <w:szCs w:val="20"/>
+                <w:lang w:val="es-GT"/>
+              </w:rPr>
+              <w:t>Muestra</w:t>
+            </w:r>
+            <w:proofErr w:type="gramEnd"/>
+            <w:r>
+              <w:rPr>
+                <w:rFonts w:cs="Arial"/>
+                <w:i/>
+                <w:color w:val="0000FF"/>
+                <w:sz w:val="20"/>
+                <w:szCs w:val="20"/>
+                <w:lang w:val="es-GT"/>
+              </w:rPr>
+              <w:t xml:space="preserve"> </w:t>
+            </w:r>
+            <w:proofErr w:type="gramStart"/>
+            <w:r>
+              <w:rPr>
+                <w:rFonts w:cs="Arial"/>
+                <w:i/>
+                <w:color w:val="0000FF"/>
+                <w:sz w:val="20"/>
+                <w:szCs w:val="20"/>
+                <w:lang w:val="es-GT"/>
+              </w:rPr>
+              <w:t>los datos del expediente creado del Paciente con Alerta de emergencia en caso exista</w:t>
+            </w:r>
+            <w:proofErr w:type="gramEnd"/>
           </w:p>
           <w:p>
             <w:pPr>
@@ -11858,7 +13241,18 @@
                 <w:szCs w:val="20"/>
                 <w:lang w:val="es-GT"/>
               </w:rPr>
-              <w:t>9 Triaje ingresado satisfactoriamente, Seleccionar opción, “Regresar al Dashboard”</w:t>
+              <w:t xml:space="preserve">9 </w:t>
+            </w:r>
+            <w:r>
+              <w:rPr>
+                <w:rFonts w:cs="Arial"/>
+                <w:i/>
+                <w:color w:val="0000FF"/>
+                <w:sz w:val="20"/>
+                <w:szCs w:val="20"/>
+                <w:lang w:val="es-GT"/>
+              </w:rPr>
+              <w:t>8 Muestra los datos del expediente creado del Paciente con Alerta de emergencia en caso exista</w:t>
             </w:r>
           </w:p>
           <w:p>
@@ -11940,7 +13334,55 @@
                 <w:szCs w:val="20"/>
                 <w:lang w:val="es-GT"/>
               </w:rPr>
-              <w:t>10 Seleccionar Opción “Listar Triajes”</w:t>
+              <w:t xml:space="preserve">10 </w:t>
+            </w:r>
+            <w:proofErr w:type="gramStart"/>
+            <w:r>
+              <w:rPr>
+                <w:rFonts w:cs="Arial"/>
+                <w:i/>
+                <w:color w:val="0000FF"/>
+                <w:sz w:val="20"/>
+                <w:szCs w:val="20"/>
+                <w:lang w:val="es-GT"/>
+              </w:rPr>
+              <w:t>Seleccionar</w:t>
+            </w:r>
+            <w:proofErr w:type="gramEnd"/>
+            <w:r>
+              <w:rPr>
+                <w:rFonts w:cs="Arial"/>
+                <w:i/>
+                <w:color w:val="0000FF"/>
+                <w:sz w:val="20"/>
+                <w:szCs w:val="20"/>
+                <w:lang w:val="es-GT"/>
+              </w:rPr>
+              <w:t xml:space="preserve"> Opción “Listar </w:t>
+            </w:r>
+            <w:proofErr w:type="spellStart"/>
+            <w:r>
+              <w:rPr>
+                <w:rFonts w:cs="Arial"/>
+                <w:i/>
+                <w:color w:val="0000FF"/>
+                <w:sz w:val="20"/>
+                <w:szCs w:val="20"/>
+                <w:lang w:val="es-GT"/>
+              </w:rPr>
+              <w:t>Triajes</w:t>
+            </w:r>
+            <w:proofErr w:type="spellEnd"/>
+            <w:r>
+              <w:rPr>
+                <w:rFonts w:cs="Arial"/>
+                <w:i/>
+                <w:color w:val="0000FF"/>
+                <w:sz w:val="20"/>
+                <w:szCs w:val="20"/>
+                <w:lang w:val="es-GT"/>
+              </w:rPr>
+              <w:t>”</w:t>
             </w:r>
           </w:p>
           <w:p>
@@ -12029,7 +13471,98 @@
               <mc:AlternateContent>
                 <mc:Choice Requires="wps">
                   <w:drawing>
-                    <wp:anchor distT="0" distB="0" distL="114300" distR="114300" simplePos="0" relativeHeight="251677696" behindDoc="0" locked="0" layoutInCell="1" allowOverlap="1" wp14:anchorId="4DF3B3CF" wp14:editId="1945D94E">
+                    <wp:anchor distT="0" distB="0" distL="114300" distR="114300" simplePos="0" relativeHeight="251676672" behindDoc="0" locked="0" layoutInCell="1" allowOverlap="1" wp14:anchorId="27AE354B" wp14:editId="2D3EFCAE">
+                      <wp:simplePos x="0" y="0"/>
+                      <wp:positionH relativeFrom="margin">
+                        <wp:posOffset>1183005</wp:posOffset>
+                      </wp:positionH>
+                      <wp:positionV relativeFrom="paragraph">
+                        <wp:posOffset>1871345</wp:posOffset>
+                      </wp:positionV>
+                      <wp:extent cx="4981575" cy="552450"/>
+                      <wp:effectExtent l="19050" t="19050" r="47625" b="38100"/>
+                      <wp:wrapNone/>
+                      <wp:docPr id="1471031079" name="Rectángulo 1"/>
+                      <wp:cNvGraphicFramePr/>
+                      <a:graphic xmlns:a="http://schemas.openxmlformats.org/drawingml/2006/main">
+                        <a:graphicData uri="http://schemas.microsoft.com/office/word/2010/wordprocessingShape">
+                          <wps:wsp>
+                            <wps:cNvSpPr/>
+                            <wps:spPr>
+                              <a:xfrm>
+                                <a:off x="0" y="0"/>
+                                <a:ext cx="4981575" cy="552450"/>
+                              </a:xfrm>
+                              <a:prstGeom prst="rect">
+                                <a:avLst/>
+                              </a:prstGeom>
+                              <a:noFill/>
+                              <a:ln w="57150" cap="flat" cmpd="sng" algn="ctr">
+                                <a:solidFill>
+                                  <a:srgbClr val="EE0000"/>
+                                </a:solidFill>
+                                <a:prstDash val="solid"/>
+                                <a:round/>
+                                <a:headEnd type="none" w="med" len="med"/>
+                                <a:tailEnd type="none" w="med" len="med"/>
+                              </a:ln>
+                            </wps:spPr>
+                            <wps:style>
+                              <a:lnRef idx="0">
+                                <a:scrgbClr r="0" g="0" b="0"/>
+                              </a:lnRef>
+                              <a:fillRef idx="0">
+                                <a:scrgbClr r="0" g="0" b="0"/>
+                              </a:fillRef>
+                              <a:effectRef idx="0">
+                                <a:scrgbClr r="0" g="0" b="0"/>
+                              </a:effectRef>
+                              <a:fontRef idx="minor">
+                                <a:schemeClr val="accent2"/>
+                              </a:fontRef>
+                            </wps:style>
+                            <wps:bodyPr rot="0" spcFirstLastPara="0" vertOverflow="overflow" horzOverflow="overflow" vert="horz" wrap="square" lIns="91440" tIns="45720" rIns="91440" bIns="45720" numCol="1" spcCol="0" rtlCol="0" fromWordArt="0" anchor="ctr" anchorCtr="0" forceAA="0" compatLnSpc="1">
+                              <a:prstTxWarp prst="textNoShape">
+                                <a:avLst/>
+                              </a:prstTxWarp>
+                              <a:noAutofit/>
+                            </wps:bodyPr>
+                          </wps:wsp>
+                        </a:graphicData>
+                      </a:graphic>
+                      <wp14:sizeRelH relativeFrom="margin">
+                        <wp14:pctWidth>0</wp14:pctWidth>
+                      </wp14:sizeRelH>
+                      <wp14:sizeRelV relativeFrom="margin">
+                        <wp14:pctHeight>0</wp14:pctHeight>
+                      </wp14:sizeRelV>
+                    </wp:anchor>
+                  </w:drawing>
+                </mc:Choice>
+                <mc:Fallback>
+                  <w:pict>
+                    <v:rect w14:anchorId="41E570B9" id="Rectángulo 1" o:spid="_x0000_s1026" style="position:absolute;margin-left:93.15pt;margin-top:147.35pt;width:392.25pt;height:43.5pt;z-index:251676672;visibility:visible;mso-wrap-style:square;mso-width-percent:0;mso-height-percent:0;mso-wrap-distance-left:9pt;mso-wrap-distance-top:0;mso-wrap-distance-right:9pt;mso-wrap-distance-bottom:0;mso-position-horizontal:absolute;mso-position-horizontal-relative:margin;mso-position-vertical:absolute;mso-position-vertical-relative:text;mso-width-percent:0;mso-height-percent:0;mso-width-relative:margin;mso-height-relative:margin;v-text-anchor:middle" o:gfxdata="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" filled="f" strokecolor="#e00" strokeweight="4.5pt">
+                      <v:stroke joinstyle="round"/>
+                      <w10:wrap anchorx="margin"/>
+                    </v:rect>
+                  </w:pict>
+                </mc:Fallback>
+              </mc:AlternateContent>
+            </w:r>
+            <w:r>
+              <w:rPr>
+                <w:rFonts w:cs="Arial"/>
+                <w:i/>
+                <w:noProof/>
+                <w:color w:val="0000FF"/>
+                <w:sz w:val="20"/>
+                <w:szCs w:val="20"/>
+                <w:lang w:val="es-GT"/>
+              </w:rPr>
+              <mc:AlternateContent>
+                <mc:Choice Requires="wps">
+                  <w:drawing>
+                    <wp:anchor distT="0" distB="0" distL="114300" distR="114300" simplePos="0" relativeHeight="251677696" behindDoc="0" locked="0" layoutInCell="1" allowOverlap="1" wp14:anchorId="4DF3B3CF" wp14:editId="725457CC">
                       <wp:simplePos x="0" y="0"/>
                       <wp:positionH relativeFrom="margin">
                         <wp:posOffset>7620</wp:posOffset>
@@ -12099,7 +13632,7 @@
                 </mc:Choice>
                 <mc:Fallback>
                   <w:pict>
-                    <v:rect w14:anchorId="5CAA79F5" id="Rectángulo 1" o:spid="_x0000_s1026" style="position:absolute;margin-left:.6pt;margin-top:96.3pt;width:79.5pt;height:43.5pt;z-index:251677696;visibility:visible;mso-wrap-style:square;mso-width-percent:0;mso-height-percent:0;mso-wrap-distance-left:9pt;mso-wrap-distance-top:0;mso-wrap-distance-right:9pt;mso-wrap-distance-bottom:0;mso-position-horizontal:absolute;mso-position-horizontal-relative:margin;mso-position-vertical:absolute;mso-position-vertical-relative:text;mso-width-percent:0;mso-height-percent:0;mso-width-relative:margin;mso-height-relative:margin;v-text-anchor:middle" o:gfxdata="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" filled="f" strokecolor="#e00" strokeweight="4.5pt">
+                    <v:rect w14:anchorId="39A3E182" id="Rectángulo 1" o:spid="_x0000_s1026" style="position:absolute;margin-left:.6pt;margin-top:96.3pt;width:79.5pt;height:43.5pt;z-index:251677696;visibility:visible;mso-wrap-style:square;mso-width-percent:0;mso-height-percent:0;mso-wrap-distance-left:9pt;mso-wrap-distance-top:0;mso-wrap-distance-right:9pt;mso-wrap-distance-bottom:0;mso-position-horizontal:absolute;mso-position-horizontal-relative:margin;mso-position-vertical:absolute;mso-position-vertical-relative:text;mso-width-percent:0;mso-height-percent:0;mso-width-relative:margin;mso-height-relative:margin;v-text-anchor:middle" o:gfxdata="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" filled="f" strokecolor="#e00" strokeweight="4.5pt">
                       <v:stroke joinstyle="round"/>
                       <w10:wrap anchorx="margin"/>
                     </v:rect>
@@ -12111,107 +13644,16 @@
               <w:rPr>
                 <w:rFonts w:cs="Arial"/>
                 <w:i/>
-                <w:noProof/>
-                <w:color w:val="0000FF"/>
-                <w:sz w:val="20"/>
-                <w:szCs w:val="20"/>
-                <w:lang w:val="es-GT"/>
-              </w:rPr>
-              <mc:AlternateContent>
-                <mc:Choice Requires="wps">
-                  <w:drawing>
-                    <wp:anchor distT="0" distB="0" distL="114300" distR="114300" simplePos="0" relativeHeight="251676672" behindDoc="0" locked="0" layoutInCell="1" allowOverlap="1" wp14:anchorId="27AE354B" wp14:editId="613F3B50">
-                      <wp:simplePos x="0" y="0"/>
-                      <wp:positionH relativeFrom="margin">
-                        <wp:posOffset>1190625</wp:posOffset>
-                      </wp:positionH>
-                      <wp:positionV relativeFrom="paragraph">
-                        <wp:posOffset>1071245</wp:posOffset>
-                      </wp:positionV>
-                      <wp:extent cx="4981575" cy="552450"/>
-                      <wp:effectExtent l="19050" t="19050" r="47625" b="38100"/>
-                      <wp:wrapNone/>
-                      <wp:docPr id="1471031079" name="Rectángulo 1"/>
-                      <wp:cNvGraphicFramePr/>
-                      <a:graphic xmlns:a="http://schemas.openxmlformats.org/drawingml/2006/main">
-                        <a:graphicData uri="http://schemas.microsoft.com/office/word/2010/wordprocessingShape">
-                          <wps:wsp>
-                            <wps:cNvSpPr/>
-                            <wps:spPr>
-                              <a:xfrm>
-                                <a:off x="0" y="0"/>
-                                <a:ext cx="4981575" cy="552450"/>
-                              </a:xfrm>
-                              <a:prstGeom prst="rect">
-                                <a:avLst/>
-                              </a:prstGeom>
-                              <a:noFill/>
-                              <a:ln w="57150" cap="flat" cmpd="sng" algn="ctr">
-                                <a:solidFill>
-                                  <a:srgbClr val="EE0000"/>
-                                </a:solidFill>
-                                <a:prstDash val="solid"/>
-                                <a:round/>
-                                <a:headEnd type="none" w="med" len="med"/>
-                                <a:tailEnd type="none" w="med" len="med"/>
-                              </a:ln>
-                            </wps:spPr>
-                            <wps:style>
-                              <a:lnRef idx="0">
-                                <a:scrgbClr r="0" g="0" b="0"/>
-                              </a:lnRef>
-                              <a:fillRef idx="0">
-                                <a:scrgbClr r="0" g="0" b="0"/>
-                              </a:fillRef>
-                              <a:effectRef idx="0">
-                                <a:scrgbClr r="0" g="0" b="0"/>
-                              </a:effectRef>
-                              <a:fontRef idx="minor">
-                                <a:schemeClr val="accent2"/>
-                              </a:fontRef>
-                            </wps:style>
-                            <wps:bodyPr rot="0" spcFirstLastPara="0" vertOverflow="overflow" horzOverflow="overflow" vert="horz" wrap="square" lIns="91440" tIns="45720" rIns="91440" bIns="45720" numCol="1" spcCol="0" rtlCol="0" fromWordArt="0" anchor="ctr" anchorCtr="0" forceAA="0" compatLnSpc="1">
-                              <a:prstTxWarp prst="textNoShape">
-                                <a:avLst/>
-                              </a:prstTxWarp>
-                              <a:noAutofit/>
-                            </wps:bodyPr>
-                          </wps:wsp>
-                        </a:graphicData>
-                      </a:graphic>
-                      <wp14:sizeRelH relativeFrom="margin">
-                        <wp14:pctWidth>0</wp14:pctWidth>
-                      </wp14:sizeRelH>
-                      <wp14:sizeRelV relativeFrom="margin">
-                        <wp14:pctHeight>0</wp14:pctHeight>
-                      </wp14:sizeRelV>
-                    </wp:anchor>
-                  </w:drawing>
-                </mc:Choice>
-                <mc:Fallback>
-                  <w:pict>
-                    <v:rect w14:anchorId="1C4D1367" id="Rectángulo 1" o:spid="_x0000_s1026" style="position:absolute;margin-left:93.75pt;margin-top:84.35pt;width:392.25pt;height:43.5pt;z-index:251676672;visibility:visible;mso-wrap-style:square;mso-width-percent:0;mso-height-percent:0;mso-wrap-distance-left:9pt;mso-wrap-distance-top:0;mso-wrap-distance-right:9pt;mso-wrap-distance-bottom:0;mso-position-horizontal:absolute;mso-position-horizontal-relative:margin;mso-position-vertical:absolute;mso-position-vertical-relative:text;mso-width-percent:0;mso-height-percent:0;mso-width-relative:margin;mso-height-relative:margin;v-text-anchor:middle" o:gfxdata="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" filled="f" strokecolor="#e00" strokeweight="4.5pt">
-                      <v:stroke joinstyle="round"/>
-                      <w10:wrap anchorx="margin"/>
-                    </v:rect>
-                  </w:pict>
-                </mc:Fallback>
-              </mc:AlternateContent>
-            </w:r>
-            <w:r>
-              <w:rPr>
-                <w:rFonts w:cs="Arial"/>
-                <w:i/>
                 <w:color w:val="0000FF"/>
                 <w:sz w:val="20"/>
                 <w:szCs w:val="20"/>
                 <w:lang w:val="es-GT"/>
               </w:rPr>
               <w:drawing>
-                <wp:inline distT="0" distB="0" distL="0" distR="0" wp14:anchorId="51D34753" wp14:editId="31641E22">
-                  <wp:extent cx="6473825" cy="2938145"/>
+                <wp:inline distT="0" distB="0" distL="0" distR="0" wp14:anchorId="16B3311A" wp14:editId="736F616C">
+                  <wp:extent cx="6473825" cy="2902585"/>
                   <wp:effectExtent l="0" t="0" r="3175" b="0"/>
-                  <wp:docPr id="1748822507" name="Imagen 1"/>
+                  <wp:docPr id="322064554" name="Imagen 1"/>
                   <wp:cNvGraphicFramePr>
                     <a:graphicFrameLocks xmlns:a="http://schemas.openxmlformats.org/drawingml/2006/main" noChangeAspect="1"/>
                   </wp:cNvGraphicFramePr>
@@ -12219,11 +13661,11 @@
                     <a:graphicData uri="http://schemas.openxmlformats.org/drawingml/2006/picture">
                       <pic:pic xmlns:pic="http://schemas.openxmlformats.org/drawingml/2006/picture">
                         <pic:nvPicPr>
-                          <pic:cNvPr id="1526529433" name=""/>
+                          <pic:cNvPr id="322064554" name=""/>
                           <pic:cNvPicPr/>
                         </pic:nvPicPr>
                         <pic:blipFill>
-                          <a:blip r:embed="rId19"/>
+                          <a:blip r:embed="rId30"/>
                           <a:stretch>
                             <a:fillRect/>
                           </a:stretch>
@@ -12231,7 +13673,7 @@
                         <pic:spPr>
                           <a:xfrm>
                             <a:off x="0" y="0"/>
-                            <a:ext cx="6473825" cy="2938145"/>
+                            <a:ext cx="6473825" cy="2902585"/>
                           </a:xfrm>
                           <a:prstGeom prst="rect">
                             <a:avLst/>
@@ -12341,6 +13783,7 @@
                 <w:szCs w:val="20"/>
               </w:rPr>
             </w:pPr>
+            <w:proofErr w:type="spellStart"/>
             <w:r>
               <w:rPr>
                 <w:rFonts w:cs="Arial"/>
@@ -12351,6 +13794,7 @@
               </w:rPr>
               <w:t>Hallazgos</w:t>
             </w:r>
+            <w:proofErr w:type="spellEnd"/>
           </w:p>
         </w:tc>
         <w:tc>
@@ -12384,6 +13828,7 @@
                 <w:szCs w:val="20"/>
               </w:rPr>
             </w:pPr>
+            <w:proofErr w:type="spellStart"/>
             <w:r>
               <w:rPr>
                 <w:rFonts w:cs="Arial"/>
@@ -12394,6 +13839,7 @@
               </w:rPr>
               <w:t>Veredicto</w:t>
             </w:r>
+            <w:proofErr w:type="spellEnd"/>
           </w:p>
         </w:tc>
       </w:tr>
@@ -12514,6 +13960,7 @@
                 <w:szCs w:val="20"/>
               </w:rPr>
             </w:pPr>
+            <w:proofErr w:type="spellStart"/>
             <w:r>
               <w:rPr>
                 <w:rFonts w:cs="Arial"/>
@@ -12524,6 +13971,7 @@
               </w:rPr>
               <w:t>Observaciones</w:t>
             </w:r>
+            <w:proofErr w:type="spellEnd"/>
           </w:p>
         </w:tc>
         <w:tc>
@@ -12557,15 +14005,27 @@
                 <w:szCs w:val="20"/>
               </w:rPr>
             </w:pPr>
-            <w:r>
-              <w:rPr>
-                <w:rFonts w:cs="Arial"/>
-                <w:b/>
-                <w:bCs/>
-                <w:sz w:val="20"/>
-                <w:szCs w:val="20"/>
-              </w:rPr>
-              <w:t>Analista de QA</w:t>
+            <w:proofErr w:type="spellStart"/>
+            <w:r>
+              <w:rPr>
+                <w:rFonts w:cs="Arial"/>
+                <w:b/>
+                <w:bCs/>
+                <w:sz w:val="20"/>
+                <w:szCs w:val="20"/>
+              </w:rPr>
+              <w:t>Analista</w:t>
+            </w:r>
+            <w:proofErr w:type="spellEnd"/>
+            <w:r>
+              <w:rPr>
+                <w:rFonts w:cs="Arial"/>
+                <w:b/>
+                <w:bCs/>
+                <w:sz w:val="20"/>
+                <w:szCs w:val="20"/>
+              </w:rPr>
+              <w:t xml:space="preserve"> de QA</w:t>
             </w:r>
           </w:p>
         </w:tc>
@@ -12822,7 +14282,7 @@
       </w:pPr>
     </w:p>
     <w:sectPr>
-      <w:footerReference w:type="default" r:id="rId28"/>
+      <w:footerReference w:type="default" r:id="rId31"/>
       <w:type w:val="continuous"/>
       <w:pgSz w:w="12281" w:h="15882"/>
       <w:pgMar w:top="1440" w:right="1440" w:bottom="1440" w:left="1440" w:header="0" w:footer="0" w:gutter="0"/>
@@ -13636,6 +15096,95 @@
     </w:lvl>
   </w:abstractNum>
   <w:abstractNum w:abstractNumId="7" w15:restartNumberingAfterBreak="0">
+    <w:nsid w:val="4A7C2BB3"/>
+    <w:multiLevelType w:val="hybridMultilevel"/>
+    <w:tmpl w:val="BB4842CC"/>
+    <w:lvl w:ilvl="0" w:tplc="E99CC40C">
+      <w:start w:val="4"/>
+      <w:numFmt w:val="decimal"/>
+      <w:lvlText w:val="%1"/>
+      <w:lvlJc w:val="left"/>
+      <w:pPr>
+        <w:ind w:left="720" w:hanging="360"/>
+      </w:pPr>
+      <w:rPr>
+        <w:rFonts w:hint="default"/>
+      </w:rPr>
+    </w:lvl>
+    <w:lvl w:ilvl="1" w:tplc="100A0019" w:tentative="1">
+      <w:start w:val="1"/>
+      <w:numFmt w:val="lowerLetter"/>
+      <w:lvlText w:val="%2."/>
+      <w:lvlJc w:val="left"/>
+      <w:pPr>
+        <w:ind w:left="1440" w:hanging="360"/>
+      </w:pPr>
+    </w:lvl>
+    <w:lvl w:ilvl="2" w:tplc="100A001B" w:tentative="1">
+      <w:start w:val="1"/>
+      <w:numFmt w:val="lowerRoman"/>
+      <w:lvlText w:val="%3."/>
+      <w:lvlJc w:val="right"/>
+      <w:pPr>
+        <w:ind w:left="2160" w:hanging="180"/>
+      </w:pPr>
+    </w:lvl>
+    <w:lvl w:ilvl="3" w:tplc="100A000F" w:tentative="1">
+      <w:start w:val="1"/>
+      <w:numFmt w:val="decimal"/>
+      <w:lvlText w:val="%4."/>
+      <w:lvlJc w:val="left"/>
+      <w:pPr>
+        <w:ind w:left="2880" w:hanging="360"/>
+      </w:pPr>
+    </w:lvl>
+    <w:lvl w:ilvl="4" w:tplc="100A0019" w:tentative="1">
+      <w:start w:val="1"/>
+      <w:numFmt w:val="lowerLetter"/>
+      <w:lvlText w:val="%5."/>
+      <w:lvlJc w:val="left"/>
+      <w:pPr>
+        <w:ind w:left="3600" w:hanging="360"/>
+      </w:pPr>
+    </w:lvl>
+    <w:lvl w:ilvl="5" w:tplc="100A001B" w:tentative="1">
+      <w:start w:val="1"/>
+      <w:numFmt w:val="lowerRoman"/>
+      <w:lvlText w:val="%6."/>
+      <w:lvlJc w:val="right"/>
+      <w:pPr>
+        <w:ind w:left="4320" w:hanging="180"/>
+      </w:pPr>
+    </w:lvl>
+    <w:lvl w:ilvl="6" w:tplc="100A000F" w:tentative="1">
+      <w:start w:val="1"/>
+      <w:numFmt w:val="decimal"/>
+      <w:lvlText w:val="%7."/>
+      <w:lvlJc w:val="left"/>
+      <w:pPr>
+        <w:ind w:left="5040" w:hanging="360"/>
+      </w:pPr>
+    </w:lvl>
+    <w:lvl w:ilvl="7" w:tplc="100A0019" w:tentative="1">
+      <w:start w:val="1"/>
+      <w:numFmt w:val="lowerLetter"/>
+      <w:lvlText w:val="%8."/>
+      <w:lvlJc w:val="left"/>
+      <w:pPr>
+        <w:ind w:left="5760" w:hanging="360"/>
+      </w:pPr>
+    </w:lvl>
+    <w:lvl w:ilvl="8" w:tplc="100A001B" w:tentative="1">
+      <w:start w:val="1"/>
+      <w:numFmt w:val="lowerRoman"/>
+      <w:lvlText w:val="%9."/>
+      <w:lvlJc w:val="right"/>
+      <w:pPr>
+        <w:ind w:left="6480" w:hanging="180"/>
+      </w:pPr>
+    </w:lvl>
+  </w:abstractNum>
+  <w:abstractNum w:abstractNumId="8" w15:restartNumberingAfterBreak="0">
     <w:nsid w:val="515E443C"/>
     <w:multiLevelType w:val="hybridMultilevel"/>
     <w:tmpl w:val="EFBEE4C2"/>
@@ -13748,7 +15297,7 @@
       </w:rPr>
     </w:lvl>
   </w:abstractNum>
-  <w:abstractNum w:abstractNumId="8" w15:restartNumberingAfterBreak="0">
+  <w:abstractNum w:abstractNumId="9" w15:restartNumberingAfterBreak="0">
     <w:nsid w:val="54CD0EDB"/>
     <w:multiLevelType w:val="hybridMultilevel"/>
     <w:tmpl w:val="2BDCE1BA"/>
@@ -13931,16 +15480,19 @@
     <w:abstractNumId w:val="1"/>
   </w:num>
   <w:num w:numId="6" w16cid:durableId="1187207852">
-    <w:abstractNumId w:val="7"/>
+    <w:abstractNumId w:val="8"/>
   </w:num>
   <w:num w:numId="7" w16cid:durableId="393360729">
-    <w:abstractNumId w:val="8"/>
+    <w:abstractNumId w:val="9"/>
   </w:num>
   <w:num w:numId="8" w16cid:durableId="465316536">
     <w:abstractNumId w:val="5"/>
   </w:num>
   <w:num w:numId="9" w16cid:durableId="221526823">
     <w:abstractNumId w:val="3"/>
+  </w:num>
+  <w:num w:numId="10" w16cid:durableId="1314943062">
+    <w:abstractNumId w:val="7"/>
   </w:num>
   <w:numIdMacAtCleanup w:val="8"/>
 </w:numbering>
